--- a/1st_document/기획서.docx
+++ b/1st_document/기획서.docx
@@ -8233,137 +8233,7 @@
           <w:rFonts w:ascii="Arial" w:eastAsia="Arial" w:hAnsi="Arial" w:cs="Arial"/>
           <w:lang w:eastAsia="ko-KR"/>
         </w:rPr>
-        <w:t xml:space="preserve">데이터들의 여러 공공기관들의 open</w:t>
-      </w:r>
-      <w:r>
-        <w:rPr>
-          <w:i w:val="0"/>
-          <w:b w:val="0"/>
-          <w:color w:val="000000"/>
-          <w:sz w:val="22"/>
-          <w:szCs w:val="22"/>
-          <w:shd w:val="clear" w:color="auto" w:fill="auto"/>
-          <w:rFonts w:ascii="Arial" w:eastAsia="Arial" w:hAnsi="Arial" w:cs="Arial"/>
-          <w:lang w:eastAsia="ko-KR"/>
-        </w:rPr>
-        <w:t>a</w:t>
-      </w:r>
-      <w:r>
-        <w:rPr>
-          <w:i w:val="0"/>
-          <w:b w:val="0"/>
-          <w:color w:val="000000"/>
-          <w:sz w:val="22"/>
-          <w:szCs w:val="22"/>
-          <w:shd w:val="clear" w:color="auto" w:fill="auto"/>
-          <w:rFonts w:ascii="Arial" w:eastAsia="Arial" w:hAnsi="Arial" w:cs="Arial"/>
-          <w:lang w:eastAsia="ko-KR"/>
-        </w:rPr>
-        <w:t>pi</w:t>
-      </w:r>
-      <w:r>
-        <w:rPr>
-          <w:i w:val="0"/>
-          <w:b w:val="0"/>
-          <w:color w:val="000000"/>
-          <w:sz w:val="22"/>
-          <w:szCs w:val="22"/>
-          <w:shd w:val="clear" w:color="auto" w:fill="auto"/>
-          <w:rFonts w:ascii="Arial" w:eastAsia="Arial" w:hAnsi="Arial" w:cs="Arial"/>
-          <w:lang w:eastAsia="ko-KR"/>
-        </w:rPr>
-        <w:t>k</w:t>
-      </w:r>
-      <w:r>
-        <w:rPr>
-          <w:i w:val="0"/>
-          <w:b w:val="0"/>
-          <w:color w:val="000000"/>
-          <w:sz w:val="22"/>
-          <w:szCs w:val="22"/>
-          <w:shd w:val="clear" w:color="auto" w:fill="auto"/>
-          <w:rFonts w:ascii="Arial" w:eastAsia="Arial" w:hAnsi="Arial" w:cs="Arial"/>
-          <w:lang w:eastAsia="ko-KR"/>
-        </w:rPr>
-        <w:t xml:space="preserve">ey나 </w:t>
-      </w:r>
-      <w:r>
-        <w:rPr>
-          <w:i w:val="0"/>
-          <w:b w:val="0"/>
-          <w:color w:val="000000"/>
-          <w:sz w:val="22"/>
-          <w:szCs w:val="22"/>
-          <w:shd w:val="clear" w:color="auto" w:fill="auto"/>
-          <w:rFonts w:ascii="Arial" w:eastAsia="Arial" w:hAnsi="Arial" w:cs="Arial"/>
-          <w:lang w:eastAsia="ko-KR"/>
-        </w:rPr>
-        <w:t>u</w:t>
-      </w:r>
-      <w:r>
-        <w:rPr>
-          <w:i w:val="0"/>
-          <w:b w:val="0"/>
-          <w:color w:val="000000"/>
-          <w:sz w:val="22"/>
-          <w:szCs w:val="22"/>
-          <w:shd w:val="clear" w:color="auto" w:fill="auto"/>
-          <w:rFonts w:ascii="Arial" w:eastAsia="Arial" w:hAnsi="Arial" w:cs="Arial"/>
-          <w:lang w:eastAsia="ko-KR"/>
-        </w:rPr>
-        <w:t>rl사이트들</w:t>
-      </w:r>
-      <w:r>
-        <w:rPr>
-          <w:i w:val="0"/>
-          <w:b w:val="0"/>
-          <w:color w:val="000000"/>
-          <w:sz w:val="22"/>
-          <w:szCs w:val="22"/>
-          <w:shd w:val="clear" w:color="auto" w:fill="auto"/>
-          <w:rFonts w:ascii="Arial" w:eastAsia="Arial" w:hAnsi="Arial" w:cs="Arial"/>
-          <w:lang w:eastAsia="ko-KR"/>
-        </w:rPr>
-        <w:t xml:space="preserve">에서 </w:t>
-      </w:r>
-      <w:r>
-        <w:rPr>
-          <w:i w:val="0"/>
-          <w:b w:val="0"/>
-          <w:color w:val="000000"/>
-          <w:sz w:val="22"/>
-          <w:szCs w:val="22"/>
-          <w:shd w:val="clear" w:color="auto" w:fill="auto"/>
-          <w:rFonts w:ascii="Arial" w:eastAsia="Arial" w:hAnsi="Arial" w:cs="Arial"/>
-          <w:lang w:eastAsia="ko-KR"/>
-        </w:rPr>
-        <w:t xml:space="preserve">모은 자료</w:t>
-      </w:r>
-      <w:r>
-        <w:rPr>
-          <w:i w:val="0"/>
-          <w:b w:val="0"/>
-          <w:color w:val="000000"/>
-          <w:sz w:val="22"/>
-          <w:szCs w:val="22"/>
-          <w:shd w:val="clear" w:color="auto" w:fill="auto"/>
-          <w:rFonts w:ascii="Arial" w:eastAsia="Arial" w:hAnsi="Arial" w:cs="Arial"/>
-          <w:lang w:eastAsia="ko-KR"/>
-        </w:rPr>
-        <w:t xml:space="preserve">로 많은 </w:t>
-      </w:r>
-      <w:r>
-        <w:rPr>
-          <w:i w:val="0"/>
-          <w:b w:val="0"/>
-          <w:color w:val="000000"/>
-          <w:sz w:val="22"/>
-          <w:szCs w:val="22"/>
-          <w:shd w:val="clear" w:color="auto" w:fill="auto"/>
-          <w:rFonts w:ascii="Arial" w:eastAsia="Arial" w:hAnsi="Arial" w:cs="Arial"/>
-          <w:lang w:eastAsia="ko-KR"/>
-        </w:rPr>
-        <w:t xml:space="preserve">분석이 </w:t>
+        <w:t xml:space="preserve">데이터들의 여러 공공기관들의 openapikey나 url사이트들에서 모은 자료로 많은 분석이 </w:t>
       </w:r>
       <w:r>
         <w:rPr>
@@ -10913,7 +10783,7 @@
           <wp:inline distT="0" distB="0" distL="0" distR="0">
             <wp:extent cx="5731510" cy="2783205"/>
             <wp:effectExtent l="0" t="0" r="0" b="0"/>
-            <wp:docPr id="13" name="그림 2"/>
+            <wp:docPr id="9" name="그림 2"/>
             <wp:cNvGraphicFramePr>
               <a:graphicFrameLocks xmlns:a="http://schemas.openxmlformats.org/drawingml/2006/main" noChangeAspect="1"/>
             </wp:cNvGraphicFramePr>
@@ -10921,7 +10791,7 @@
               <a:graphicData uri="http://schemas.openxmlformats.org/drawingml/2006/picture">
                 <pic:pic xmlns:pic="http://schemas.openxmlformats.org/drawingml/2006/picture">
                   <pic:nvPicPr>
-                    <pic:cNvPr id="1" name="Picture 1" descr="C:/Users/sky88/AppData/Roaming/PolarisOffice/ETemp/8496_16981632/fImage1204191341.png"/>
+                    <pic:cNvPr id="1" name="Picture 1" descr="C:/Users/sky88/AppData/Roaming/PolarisOffice/ETemp/1312_18577992/fImage1204191341.png"/>
                     <pic:cNvPicPr>
                       <a:picLocks noChangeAspect="1" noChangeArrowheads="1"/>
                     </pic:cNvPicPr>
@@ -10962,46 +10832,8 @@
           <w:rFonts w:ascii="맑은 고딕" w:eastAsia="맑은 고딕" w:hAnsi="맑은 고딕" w:cs="맑은 고딕"/>
           <w:lang w:eastAsia="ko-KR"/>
         </w:rPr>
-        <w:t>-딸기,</w:t>
-      </w:r>
-      <w:r>
-        <w:rPr>
-          <w:b w:val="0"/>
-          <w:color w:val="auto"/>
-          <w:sz w:val="22"/>
-          <w:szCs w:val="22"/>
-          <w:shd w:val="clear" w:color="auto" w:fill="auto"/>
-          <w:rFonts w:ascii="맑은 고딕" w:eastAsia="맑은 고딕" w:hAnsi="맑은 고딕" w:cs="맑은 고딕"/>
-          <w:lang w:eastAsia="ko-KR"/>
-        </w:rPr>
-        <w:t xml:space="preserve"> 토마토, 파프리카</w:t>
-      </w:r>
-      <w:r>
-        <w:rPr>
-          <w:b w:val="0"/>
-          <w:color w:val="auto"/>
-          <w:sz w:val="22"/>
-          <w:szCs w:val="22"/>
-          <w:shd w:val="clear" w:color="auto" w:fill="auto"/>
-          <w:rFonts w:ascii="맑은 고딕" w:eastAsia="맑은 고딕" w:hAnsi="맑은 고딕" w:cs="맑은 고딕"/>
-          <w:lang w:eastAsia="ko-KR"/>
-        </w:rPr>
-        <w:t xml:space="preserve"> 적정온도맞춤데이터들!</w:t>
-      </w:r>
-    </w:p>
-    <w:p>
-      <w:pPr>
-        <w:spacing w:lineRule="auto" w:line="235" w:before="0" w:after="0"/>
-        <w:rPr>
-          <w:b w:val="0"/>
-          <w:color w:val="auto"/>
-          <w:sz w:val="22"/>
-          <w:szCs w:val="22"/>
-          <w:shd w:val="clear" w:color="auto" w:fill="auto"/>
-          <w:rFonts w:ascii="맑은 고딕" w:eastAsia="맑은 고딕" w:hAnsi="맑은 고딕" w:cs="맑은 고딕"/>
-          <w:lang w:eastAsia="ko-KR"/>
-        </w:rPr>
-      </w:pPr>
+        <w:t xml:space="preserve">-딸기, 토마토, 파프리카 적정온도맞춤데이터들!</w:t>
+      </w:r>
     </w:p>
     <w:p>
       <w:pPr>
@@ -11045,7 +10877,7 @@
   <w:abstractNum w:abstractNumId="0">
     <w:multiLevelType w:val="hybridMultilevel"/>
     <w:nsid w:val="2F000000"/>
-    <w:tmpl w:val="1F002411"/>
+    <w:tmpl w:val="1F000014"/>
     <w:lvl w:ilvl="0">
       <w:lvlJc w:val="left"/>
       <w:numFmt w:val="decimalHalfWidth"/>
@@ -11176,7 +11008,7 @@
   <w:abstractNum w:abstractNumId="1">
     <w:multiLevelType w:val="hybridMultilevel"/>
     <w:nsid w:val="2F000001"/>
-    <w:tmpl w:val="1F000C5F"/>
+    <w:tmpl w:val="1F002411"/>
     <w:lvl w:ilvl="0">
       <w:lvlJc w:val="left"/>
       <w:numFmt w:val="decimalHalfWidth"/>
@@ -11307,7 +11139,7 @@
   <w:abstractNum w:abstractNumId="2">
     <w:multiLevelType w:val="hybridMultilevel"/>
     <w:nsid w:val="2F000002"/>
-    <w:tmpl w:val="1F0033C2"/>
+    <w:tmpl w:val="1F000C5F"/>
     <w:lvl w:ilvl="0">
       <w:lvlJc w:val="left"/>
       <w:numFmt w:val="lowerLetter"/>
@@ -11438,7 +11270,7 @@
   <w:abstractNum w:abstractNumId="3">
     <w:multiLevelType w:val="hybridMultilevel"/>
     <w:nsid w:val="2F000003"/>
-    <w:tmpl w:val="1F002570"/>
+    <w:tmpl w:val="1F0033C2"/>
     <w:lvl w:ilvl="0">
       <w:lvlJc w:val="left"/>
       <w:numFmt w:val="lowerLetter"/>
@@ -11569,7 +11401,7 @@
   <w:abstractNum w:abstractNumId="4">
     <w:multiLevelType w:val="hybridMultilevel"/>
     <w:nsid w:val="2F000004"/>
-    <w:tmpl w:val="1F001EB6"/>
+    <w:tmpl w:val="1F002570"/>
     <w:lvl w:ilvl="0">
       <w:lvlJc w:val="left"/>
       <w:numFmt w:val="decimalHalfWidth"/>
@@ -11700,7 +11532,7 @@
   <w:abstractNum w:abstractNumId="5">
     <w:multiLevelType w:val="hybridMultilevel"/>
     <w:nsid w:val="2F000005"/>
-    <w:tmpl w:val="1F00166B"/>
+    <w:tmpl w:val="1F001EB6"/>
     <w:lvl w:ilvl="0">
       <w:lvlJc w:val="left"/>
       <w:numFmt w:val="decimalHalfWidth"/>
@@ -11831,7 +11663,7 @@
   <w:abstractNum w:abstractNumId="6">
     <w:multiLevelType w:val="hybridMultilevel"/>
     <w:nsid w:val="2F000006"/>
-    <w:tmpl w:val="1F003957"/>
+    <w:tmpl w:val="1F00166B"/>
     <w:lvl w:ilvl="0">
       <w:lvlJc w:val="left"/>
       <w:numFmt w:val="decimalHalfWidth"/>
@@ -11962,7 +11794,7 @@
   <w:abstractNum w:abstractNumId="7">
     <w:multiLevelType w:val="hybridMultilevel"/>
     <w:nsid w:val="2F000007"/>
-    <w:tmpl w:val="1F0034A9"/>
+    <w:tmpl w:val="1F003957"/>
     <w:lvl w:ilvl="0">
       <w:lvlJc w:val="left"/>
       <w:numFmt w:val="decimalHalfWidth"/>
@@ -12093,7 +11925,7 @@
   <w:abstractNum w:abstractNumId="8">
     <w:multiLevelType w:val="hybridMultilevel"/>
     <w:nsid w:val="2F000008"/>
-    <w:tmpl w:val="1F002FC8"/>
+    <w:tmpl w:val="1F0034A9"/>
     <w:lvl w:ilvl="0">
       <w:lvlJc w:val="left"/>
       <w:numFmt w:val="decimalHalfWidth"/>
@@ -12224,7 +12056,7 @@
   <w:abstractNum w:abstractNumId="9">
     <w:multiLevelType w:val="hybridMultilevel"/>
     <w:nsid w:val="2F000009"/>
-    <w:tmpl w:val="1F000B24"/>
+    <w:tmpl w:val="1F002FC8"/>
     <w:lvl w:ilvl="0">
       <w:lvlJc w:val="left"/>
       <w:numFmt w:val="decimalHalfWidth"/>

--- a/1st_document/기획서.docx
+++ b/1st_document/기획서.docx
@@ -83,7 +83,7 @@
     </w:p>
     <w:p>
       <w:pPr>
-        <w:spacing w:lineRule="auto" w:line="211" w:before="0" w:after="0"/>
+        <w:spacing w:lineRule="auto" w:line="379" w:before="0" w:after="0"/>
         <w:ind w:left="283" w:firstLine="0"/>
         <w:rPr>
           <w:i w:val="0"/>
@@ -134,7 +134,7 @@
     </w:p>
     <w:p>
       <w:pPr>
-        <w:spacing w:lineRule="auto" w:line="211" w:before="0" w:after="0"/>
+        <w:spacing w:lineRule="auto" w:line="379" w:before="0" w:after="0"/>
         <w:ind w:left="283" w:firstLine="0"/>
         <w:rPr>
           <w:i w:val="0"/>
@@ -880,6 +880,7 @@
           <w:szCs w:val="22"/>
           <w:shd w:val="clear" w:color="auto" w:fill="auto"/>
           <w:rFonts w:ascii="Arial" w:eastAsia="Arial" w:hAnsi="Arial" w:cs="Arial"/>
+          <w:lang w:eastAsia="ko-KR"/>
         </w:rPr>
       </w:pPr>
       <w:r>
@@ -889,6 +890,20 @@
         </w:rPr>
         <w:br/>
       </w:r>
+    </w:p>
+    <w:p>
+      <w:pPr>
+        <w:spacing w:lineRule="auto" w:line="139"/>
+        <w:rPr>
+          <w:i w:val="0"/>
+          <w:b w:val="0"/>
+          <w:color w:val="000000"/>
+          <w:sz w:val="22"/>
+          <w:szCs w:val="22"/>
+          <w:shd w:val="clear" w:color="auto" w:fill="auto"/>
+          <w:rFonts w:ascii="Arial" w:eastAsia="Arial" w:hAnsi="Arial" w:cs="Arial"/>
+        </w:rPr>
+      </w:pPr>
       <w:r>
         <w:rPr>
           <w:b w:val="0"/>
@@ -1347,6 +1362,7 @@
           <w:szCs w:val="22"/>
           <w:shd w:val="clear" w:color="auto" w:fill="auto"/>
           <w:rFonts w:ascii="Arial" w:eastAsia="Arial" w:hAnsi="Arial" w:cs="Arial"/>
+          <w:lang w:eastAsia="ko-KR"/>
         </w:rPr>
       </w:pPr>
       <w:r>
@@ -1378,6 +1394,789 @@
     </w:p>
     <w:p>
       <w:pPr>
+        <w:spacing w:lineRule="auto" w:line="115"/>
+        <w:rPr>
+          <w:i w:val="0"/>
+          <w:b w:val="0"/>
+          <w:color w:val="000000"/>
+          <w:sz w:val="22"/>
+          <w:szCs w:val="22"/>
+          <w:shd w:val="clear" w:color="auto" w:fill="auto"/>
+          <w:rFonts w:ascii="Arial" w:eastAsia="Arial" w:hAnsi="Arial" w:cs="Arial"/>
+          <w:lang w:eastAsia="ko-KR"/>
+        </w:rPr>
+      </w:pPr>
+    </w:p>
+    <w:p>
+      <w:pPr>
+        <w:spacing w:lineRule="auto" w:line="235" w:before="0" w:after="0"/>
+        <w:rPr>
+          <w:i w:val="0"/>
+          <w:b w:val="0"/>
+          <w:color w:val="000000"/>
+          <w:sz w:val="22"/>
+          <w:szCs w:val="22"/>
+          <w:shd w:val="clear" w:color="auto" w:fill="auto"/>
+          <w:rFonts w:ascii="Arial" w:eastAsia="Arial" w:hAnsi="Arial" w:cs="Arial"/>
+          <w:lang w:eastAsia="ko-KR"/>
+        </w:rPr>
+      </w:pPr>
+      <w:r>
+        <w:rPr>
+          <w:i w:val="0"/>
+          <w:b w:val="0"/>
+          <w:color w:val="000000"/>
+          <w:sz w:val="22"/>
+          <w:szCs w:val="22"/>
+          <w:shd w:val="clear" w:color="auto" w:fill="auto"/>
+          <w:rFonts w:ascii="Arial" w:eastAsia="Arial" w:hAnsi="Arial" w:cs="Arial"/>
+          <w:lang w:eastAsia="ko-KR"/>
+        </w:rPr>
+        <w:t xml:space="preserve">생산량을 </w:t>
+      </w:r>
+      <w:r>
+        <w:rPr>
+          <w:i w:val="0"/>
+          <w:b w:val="0"/>
+          <w:color w:val="000000"/>
+          <w:sz w:val="22"/>
+          <w:szCs w:val="22"/>
+          <w:shd w:val="clear" w:color="auto" w:fill="auto"/>
+          <w:rFonts w:ascii="Arial" w:eastAsia="Arial" w:hAnsi="Arial" w:cs="Arial"/>
+          <w:lang w:eastAsia="ko-KR"/>
+        </w:rPr>
+        <w:t xml:space="preserve">늘려서 수</w:t>
+      </w:r>
+      <w:r>
+        <w:rPr>
+          <w:i w:val="0"/>
+          <w:b w:val="0"/>
+          <w:color w:val="000000"/>
+          <w:sz w:val="22"/>
+          <w:szCs w:val="22"/>
+          <w:shd w:val="clear" w:color="auto" w:fill="auto"/>
+          <w:rFonts w:ascii="Arial" w:eastAsia="Arial" w:hAnsi="Arial" w:cs="Arial"/>
+          <w:lang w:eastAsia="ko-KR"/>
+        </w:rPr>
+        <w:t xml:space="preserve">출하는게 초점!</w:t>
+      </w:r>
+    </w:p>
+    <w:p>
+      <w:pPr>
+        <w:spacing w:lineRule="auto" w:line="235" w:before="0" w:after="0"/>
+        <w:rPr>
+          <w:i w:val="0"/>
+          <w:b w:val="0"/>
+          <w:color w:val="000000"/>
+          <w:sz w:val="22"/>
+          <w:szCs w:val="22"/>
+          <w:shd w:val="clear" w:color="auto" w:fill="auto"/>
+          <w:rFonts w:ascii="Arial" w:eastAsia="Arial" w:hAnsi="Arial" w:cs="Arial"/>
+          <w:lang w:eastAsia="ko-KR"/>
+        </w:rPr>
+      </w:pPr>
+    </w:p>
+    <w:p>
+      <w:pPr>
+        <w:spacing w:lineRule="auto" w:line="235" w:before="0" w:after="0"/>
+        <w:rPr>
+          <w:i w:val="0"/>
+          <w:b w:val="0"/>
+          <w:color w:val="000000"/>
+          <w:sz w:val="22"/>
+          <w:szCs w:val="22"/>
+          <w:shd w:val="clear" w:color="auto" w:fill="auto"/>
+          <w:rFonts w:ascii="Arial" w:eastAsia="Arial" w:hAnsi="Arial" w:cs="Arial"/>
+        </w:rPr>
+      </w:pPr>
+      <w:r>
+        <w:rPr>
+          <w:shd w:val="clear"/>
+        </w:rPr>
+        <w:t xml:space="preserve">스마트팜에서는 센서를 통해 데이터를 수집하지만 센서 고장 시 대응이 어려우므로, 이미지 </w:t>
+      </w:r>
+      <w:r>
+        <w:rPr>
+          <w:shd w:val="clear"/>
+        </w:rPr>
+        <w:t xml:space="preserve">분석을 활용해 센서 이상을 감지하고 대처할 수 있는 방향으로 프로젝트를 발전시킬 수 있</w:t>
+      </w:r>
+      <w:r>
+        <w:rPr>
+          <w:shd w:val="clear"/>
+          <w:lang w:eastAsia="ko-KR"/>
+        </w:rPr>
+        <w:t xml:space="preserve">게끔 </w:t>
+      </w:r>
+      <w:r>
+        <w:rPr>
+          <w:shd w:val="clear"/>
+          <w:lang w:eastAsia="ko-KR"/>
+        </w:rPr>
+        <w:t>개발</w:t>
+      </w:r>
+      <w:r>
+        <w:rPr>
+          <w:shd w:val="clear"/>
+          <w:lang w:eastAsia="ko-KR"/>
+        </w:rPr>
+        <w:t>해야함!</w:t>
+      </w:r>
+    </w:p>
+    <w:p>
+      <w:pPr>
+        <w:spacing w:lineRule="auto" w:line="139"/>
+        <w:rPr>
+          <w:b w:val="0"/>
+          <w:color w:val="auto"/>
+          <w:sz w:val="22"/>
+          <w:szCs w:val="22"/>
+          <w:shd w:val="clear" w:color="auto" w:fill="auto"/>
+          <w:rFonts w:ascii="맑은 고딕" w:eastAsia="맑은 고딕" w:hAnsi="맑은 고딕" w:cs="맑은 고딕"/>
+          <w:lang w:eastAsia="ko-KR"/>
+        </w:rPr>
+      </w:pPr>
+      <w:r>
+        <w:rPr>
+          <w:b w:val="0"/>
+          <w:shd w:val="clear" w:color="auto" w:fill="auto"/>
+        </w:rPr>
+        <w:br/>
+      </w:r>
+      <w:r>
+        <w:rPr>
+          <w:b w:val="0"/>
+          <w:color w:val="auto"/>
+          <w:sz w:val="22"/>
+          <w:szCs w:val="22"/>
+          <w:shd w:val="clear" w:color="auto" w:fill="auto"/>
+          <w:rFonts w:ascii="맑은 고딕" w:eastAsia="맑은 고딕" w:hAnsi="맑은 고딕" w:cs="맑은 고딕"/>
+          <w:lang w:eastAsia="ko-KR"/>
+        </w:rPr>
+        <w:t>----------------------------------------------------------------------------------------------------</w:t>
+      </w:r>
+    </w:p>
+    <w:p>
+      <w:pPr>
+        <w:spacing w:lineRule="auto" w:line="235" w:before="0" w:after="0"/>
+        <w:rPr>
+          <w:i w:val="0"/>
+          <w:b w:val="1"/>
+          <w:color w:val="000000"/>
+          <w:sz w:val="24"/>
+          <w:szCs w:val="24"/>
+          <w:shd w:val="clear" w:color="auto" w:fill="auto"/>
+          <w:rFonts w:ascii="Arial" w:eastAsia="Arial" w:hAnsi="Arial" w:cs="Arial"/>
+          <w:lang w:eastAsia="ko-KR"/>
+        </w:rPr>
+      </w:pPr>
+    </w:p>
+    <w:p>
+      <w:pPr>
+        <w:spacing w:lineRule="auto" w:line="235" w:before="0" w:after="0"/>
+        <w:rPr>
+          <w:i w:val="0"/>
+          <w:b w:val="1"/>
+          <w:color w:val="000000"/>
+          <w:sz w:val="24"/>
+          <w:szCs w:val="24"/>
+          <w:shd w:val="clear" w:color="auto" w:fill="auto"/>
+          <w:rFonts w:ascii="Arial" w:eastAsia="Arial" w:hAnsi="Arial" w:cs="Arial"/>
+          <w:lang w:eastAsia="ko-KR"/>
+        </w:rPr>
+      </w:pPr>
+      <w:r>
+        <w:rPr>
+          <w:i w:val="0"/>
+          <w:b w:val="1"/>
+          <w:color w:val="000000"/>
+          <w:sz w:val="24"/>
+          <w:szCs w:val="24"/>
+          <w:shd w:val="clear" w:color="auto" w:fill="auto"/>
+          <w:rFonts w:ascii="Arial" w:eastAsia="Arial" w:hAnsi="Arial" w:cs="Arial"/>
+          <w:lang w:eastAsia="ko-KR"/>
+        </w:rPr>
+        <w:t>*추가목표사항</w:t>
+      </w:r>
+    </w:p>
+    <w:p>
+      <w:pPr>
+        <w:spacing w:lineRule="auto" w:line="235" w:before="0" w:after="0"/>
+        <w:rPr>
+          <w:i w:val="0"/>
+          <w:b w:val="1"/>
+          <w:color w:val="000000"/>
+          <w:sz w:val="24"/>
+          <w:szCs w:val="24"/>
+          <w:shd w:val="clear" w:color="auto" w:fill="auto"/>
+          <w:rFonts w:ascii="Arial" w:eastAsia="Arial" w:hAnsi="Arial" w:cs="Arial"/>
+          <w:lang w:eastAsia="ko-KR"/>
+        </w:rPr>
+      </w:pPr>
+    </w:p>
+    <w:p>
+      <w:pPr>
+        <w:spacing w:lineRule="auto" w:line="331" w:before="0" w:after="0"/>
+        <w:rPr>
+          <w:i w:val="0"/>
+          <w:b w:val="0"/>
+          <w:color w:val="000000"/>
+          <w:sz w:val="22"/>
+          <w:szCs w:val="22"/>
+          <w:shd w:val="clear" w:color="auto" w:fill="auto"/>
+          <w:rFonts w:ascii="Arial" w:eastAsia="Arial" w:hAnsi="Arial" w:cs="Arial"/>
+        </w:rPr>
+      </w:pPr>
+      <w:r>
+        <w:rPr>
+          <w:i w:val="0"/>
+          <w:b w:val="0"/>
+          <w:color w:val="000000"/>
+          <w:sz w:val="22"/>
+          <w:szCs w:val="22"/>
+          <w:shd w:val="clear" w:color="auto" w:fill="auto"/>
+          <w:rFonts w:ascii="Arial" w:eastAsia="Arial" w:hAnsi="Arial" w:cs="Arial"/>
+        </w:rPr>
+        <w:t xml:space="preserve">해당지역의 날씨가 </w:t>
+      </w:r>
+      <w:r>
+        <w:rPr>
+          <w:i w:val="0"/>
+          <w:b w:val="0"/>
+          <w:color w:val="000000"/>
+          <w:sz w:val="22"/>
+          <w:szCs w:val="22"/>
+          <w:shd w:val="clear" w:color="auto" w:fill="auto"/>
+          <w:rFonts w:ascii="Arial" w:eastAsia="Arial" w:hAnsi="Arial" w:cs="Arial"/>
+          <w:lang w:eastAsia="ko-KR"/>
+        </w:rPr>
+        <w:t xml:space="preserve">영향을 줄 것이고,</w:t>
+      </w:r>
+    </w:p>
+    <w:p>
+      <w:pPr>
+        <w:spacing w:lineRule="auto" w:line="331" w:before="0" w:after="0"/>
+        <w:rPr>
+          <w:i w:val="0"/>
+          <w:b w:val="0"/>
+          <w:color w:val="000000"/>
+          <w:sz w:val="22"/>
+          <w:szCs w:val="22"/>
+          <w:shd w:val="clear" w:color="auto" w:fill="auto"/>
+          <w:rFonts w:ascii="Arial" w:eastAsia="Arial" w:hAnsi="Arial" w:cs="Arial"/>
+          <w:lang w:eastAsia="ko-KR"/>
+        </w:rPr>
+      </w:pPr>
+      <w:r>
+        <w:rPr>
+          <w:i w:val="0"/>
+          <w:b w:val="0"/>
+          <w:color w:val="000000"/>
+          <w:sz w:val="22"/>
+          <w:szCs w:val="22"/>
+          <w:shd w:val="clear" w:color="auto" w:fill="auto"/>
+          <w:rFonts w:ascii="Arial" w:eastAsia="Arial" w:hAnsi="Arial" w:cs="Arial"/>
+        </w:rPr>
+        <w:t>환경</w:t>
+      </w:r>
+      <w:r>
+        <w:rPr>
+          <w:i w:val="0"/>
+          <w:b w:val="0"/>
+          <w:color w:val="000000"/>
+          <w:sz w:val="22"/>
+          <w:szCs w:val="22"/>
+          <w:shd w:val="clear" w:color="auto" w:fill="auto"/>
+          <w:rFonts w:ascii="Arial" w:eastAsia="Arial" w:hAnsi="Arial" w:cs="Arial"/>
+          <w:lang w:eastAsia="ko-KR"/>
+        </w:rPr>
+        <w:t>/생산/생육/재배정보</w:t>
+      </w:r>
+      <w:r>
+        <w:rPr>
+          <w:i w:val="0"/>
+          <w:b w:val="0"/>
+          <w:color w:val="000000"/>
+          <w:sz w:val="22"/>
+          <w:szCs w:val="22"/>
+          <w:shd w:val="clear" w:color="auto" w:fill="auto"/>
+          <w:rFonts w:ascii="Arial" w:eastAsia="Arial" w:hAnsi="Arial" w:cs="Arial"/>
+        </w:rPr>
+        <w:t>값</w:t>
+      </w:r>
+      <w:r>
+        <w:rPr>
+          <w:i w:val="0"/>
+          <w:b w:val="0"/>
+          <w:color w:val="000000"/>
+          <w:sz w:val="22"/>
+          <w:szCs w:val="22"/>
+          <w:shd w:val="clear" w:color="auto" w:fill="auto"/>
+          <w:rFonts w:ascii="Arial" w:eastAsia="Arial" w:hAnsi="Arial" w:cs="Arial"/>
+          <w:lang w:eastAsia="ko-KR"/>
+        </w:rPr>
+        <w:t>들의</w:t>
+      </w:r>
+      <w:r>
+        <w:rPr>
+          <w:i w:val="0"/>
+          <w:b w:val="0"/>
+          <w:color w:val="000000"/>
+          <w:sz w:val="22"/>
+          <w:szCs w:val="22"/>
+          <w:shd w:val="clear" w:color="auto" w:fill="auto"/>
+          <w:rFonts w:ascii="Arial" w:eastAsia="Arial" w:hAnsi="Arial" w:cs="Arial"/>
+        </w:rPr>
+        <w:t xml:space="preserve"> 분</w:t>
+      </w:r>
+      <w:r>
+        <w:rPr>
+          <w:i w:val="0"/>
+          <w:b w:val="0"/>
+          <w:color w:val="000000"/>
+          <w:sz w:val="22"/>
+          <w:szCs w:val="22"/>
+          <w:shd w:val="clear" w:color="auto" w:fill="auto"/>
+          <w:rFonts w:ascii="Arial" w:eastAsia="Arial" w:hAnsi="Arial" w:cs="Arial"/>
+          <w:lang w:eastAsia="ko-KR"/>
+        </w:rPr>
+        <w:t xml:space="preserve">석이 잘 되야하며</w:t>
+      </w:r>
+      <w:r>
+        <w:rPr>
+          <w:i w:val="0"/>
+          <w:b w:val="0"/>
+          <w:color w:val="000000"/>
+          <w:sz w:val="22"/>
+          <w:szCs w:val="22"/>
+          <w:shd w:val="clear" w:color="auto" w:fill="auto"/>
+          <w:rFonts w:ascii="Arial" w:eastAsia="Arial" w:hAnsi="Arial" w:cs="Arial"/>
+        </w:rPr>
+        <w:t xml:space="preserve"> 정형데이터가 </w:t>
+      </w:r>
+      <w:r>
+        <w:rPr>
+          <w:i w:val="0"/>
+          <w:b w:val="0"/>
+          <w:color w:val="000000"/>
+          <w:sz w:val="22"/>
+          <w:szCs w:val="22"/>
+          <w:shd w:val="clear" w:color="auto" w:fill="auto"/>
+          <w:rFonts w:ascii="Arial" w:eastAsia="Arial" w:hAnsi="Arial" w:cs="Arial"/>
+          <w:lang w:eastAsia="ko-KR"/>
+        </w:rPr>
+        <w:t xml:space="preserve">나오게끔 하는게 </w:t>
+      </w:r>
+    </w:p>
+    <w:p>
+      <w:pPr>
+        <w:spacing w:lineRule="auto" w:line="331" w:before="0" w:after="0"/>
+        <w:rPr>
+          <w:i w:val="0"/>
+          <w:b w:val="0"/>
+          <w:color w:val="000000"/>
+          <w:sz w:val="22"/>
+          <w:szCs w:val="22"/>
+          <w:shd w:val="clear" w:color="auto" w:fill="auto"/>
+          <w:rFonts w:ascii="Arial" w:eastAsia="Arial" w:hAnsi="Arial" w:cs="Arial"/>
+          <w:lang w:eastAsia="ko-KR"/>
+        </w:rPr>
+      </w:pPr>
+      <w:r>
+        <w:rPr>
+          <w:i w:val="0"/>
+          <w:b w:val="0"/>
+          <w:color w:val="000000"/>
+          <w:sz w:val="22"/>
+          <w:szCs w:val="22"/>
+          <w:shd w:val="clear" w:color="auto" w:fill="auto"/>
+          <w:rFonts w:ascii="Arial" w:eastAsia="Arial" w:hAnsi="Arial" w:cs="Arial"/>
+          <w:lang w:eastAsia="ko-KR"/>
+        </w:rPr>
+        <w:t>중요함!</w:t>
+      </w:r>
+    </w:p>
+    <w:p>
+      <w:pPr>
+        <w:spacing w:lineRule="auto" w:line="331" w:before="0" w:after="0"/>
+        <w:rPr>
+          <w:i w:val="0"/>
+          <w:b w:val="0"/>
+          <w:color w:val="000000"/>
+          <w:sz w:val="22"/>
+          <w:szCs w:val="22"/>
+          <w:shd w:val="clear" w:color="auto" w:fill="auto"/>
+          <w:rFonts w:ascii="Arial" w:eastAsia="Arial" w:hAnsi="Arial" w:cs="Arial"/>
+        </w:rPr>
+      </w:pPr>
+      <w:r>
+        <w:rPr>
+          <w:i w:val="0"/>
+          <w:b w:val="0"/>
+          <w:color w:val="000000"/>
+          <w:sz w:val="22"/>
+          <w:szCs w:val="22"/>
+          <w:shd w:val="clear" w:color="auto" w:fill="auto"/>
+          <w:rFonts w:ascii="Arial" w:eastAsia="Arial" w:hAnsi="Arial" w:cs="Arial"/>
+          <w:lang w:eastAsia="ko-KR"/>
+        </w:rPr>
+        <w:t xml:space="preserve">데이터들의 여러 공공기관들의 openapikey나 url사이트들에서 모은 자료로 많은 분석이 </w:t>
+      </w:r>
+      <w:r>
+        <w:rPr>
+          <w:i w:val="0"/>
+          <w:b w:val="0"/>
+          <w:color w:val="000000"/>
+          <w:sz w:val="22"/>
+          <w:szCs w:val="22"/>
+          <w:shd w:val="clear" w:color="auto" w:fill="auto"/>
+          <w:rFonts w:ascii="Arial" w:eastAsia="Arial" w:hAnsi="Arial" w:cs="Arial"/>
+          <w:lang w:eastAsia="ko-KR"/>
+        </w:rPr>
+        <w:t>필요할듯함!</w:t>
+      </w:r>
+    </w:p>
+    <w:p>
+      <w:pPr>
+        <w:spacing w:lineRule="auto" w:line="331" w:before="0" w:after="0"/>
+        <w:rPr>
+          <w:i w:val="0"/>
+          <w:b w:val="0"/>
+          <w:color w:val="000000"/>
+          <w:sz w:val="22"/>
+          <w:szCs w:val="22"/>
+          <w:shd w:val="clear" w:color="auto" w:fill="auto"/>
+          <w:rFonts w:ascii="Arial" w:eastAsia="Arial" w:hAnsi="Arial" w:cs="Arial"/>
+        </w:rPr>
+      </w:pPr>
+      <w:r>
+        <w:rPr>
+          <w:i w:val="0"/>
+          <w:b w:val="0"/>
+          <w:color w:val="000000"/>
+          <w:sz w:val="22"/>
+          <w:szCs w:val="22"/>
+          <w:shd w:val="clear" w:color="auto" w:fill="auto"/>
+          <w:rFonts w:ascii="Arial" w:eastAsia="Arial" w:hAnsi="Arial" w:cs="Arial"/>
+          <w:lang w:eastAsia="ko-KR"/>
+        </w:rPr>
+        <w:t xml:space="preserve">그러기위해선 </w:t>
+      </w:r>
+      <w:r>
+        <w:rPr>
+          <w:i w:val="0"/>
+          <w:b w:val="0"/>
+          <w:color w:val="000000"/>
+          <w:sz w:val="22"/>
+          <w:szCs w:val="22"/>
+          <w:shd w:val="clear" w:color="auto" w:fill="auto"/>
+          <w:rFonts w:ascii="Arial" w:eastAsia="Arial" w:hAnsi="Arial" w:cs="Arial"/>
+        </w:rPr>
+        <w:t>생산량</w:t>
+      </w:r>
+      <w:r>
+        <w:rPr>
+          <w:i w:val="0"/>
+          <w:b w:val="0"/>
+          <w:color w:val="000000"/>
+          <w:sz w:val="22"/>
+          <w:szCs w:val="22"/>
+          <w:shd w:val="clear" w:color="auto" w:fill="auto"/>
+          <w:rFonts w:ascii="Arial" w:eastAsia="Arial" w:hAnsi="Arial" w:cs="Arial"/>
+          <w:lang w:eastAsia="ko-KR"/>
+        </w:rPr>
+        <w:t xml:space="preserve">이 일정하거나 잘 맞게끔 해야할 것 같고</w:t>
+      </w:r>
+      <w:r>
+        <w:rPr>
+          <w:i w:val="0"/>
+          <w:b w:val="0"/>
+          <w:color w:val="000000"/>
+          <w:sz w:val="22"/>
+          <w:szCs w:val="22"/>
+          <w:shd w:val="clear" w:color="auto" w:fill="auto"/>
+          <w:rFonts w:ascii="Arial" w:eastAsia="Arial" w:hAnsi="Arial" w:cs="Arial"/>
+        </w:rPr>
+        <w:t xml:space="preserve"> 다른쪽에</w:t>
+      </w:r>
+      <w:r>
+        <w:rPr>
+          <w:i w:val="0"/>
+          <w:b w:val="0"/>
+          <w:color w:val="000000"/>
+          <w:sz w:val="22"/>
+          <w:szCs w:val="22"/>
+          <w:shd w:val="clear" w:color="auto" w:fill="auto"/>
+          <w:rFonts w:ascii="Arial" w:eastAsia="Arial" w:hAnsi="Arial" w:cs="Arial"/>
+          <w:lang w:eastAsia="ko-KR"/>
+        </w:rPr>
+        <w:t xml:space="preserve"> </w:t>
+      </w:r>
+      <w:r>
+        <w:rPr>
+          <w:i w:val="0"/>
+          <w:b w:val="0"/>
+          <w:color w:val="000000"/>
+          <w:sz w:val="22"/>
+          <w:szCs w:val="22"/>
+          <w:shd w:val="clear" w:color="auto" w:fill="auto"/>
+          <w:rFonts w:ascii="Arial" w:eastAsia="Arial" w:hAnsi="Arial" w:cs="Arial"/>
+        </w:rPr>
+        <w:t xml:space="preserve">있는 토향도</w:t>
+      </w:r>
+      <w:r>
+        <w:rPr>
+          <w:i w:val="0"/>
+          <w:b w:val="0"/>
+          <w:color w:val="000000"/>
+          <w:sz w:val="22"/>
+          <w:szCs w:val="22"/>
+          <w:shd w:val="clear" w:color="auto" w:fill="auto"/>
+          <w:rFonts w:ascii="Arial" w:eastAsia="Arial" w:hAnsi="Arial" w:cs="Arial"/>
+          <w:lang w:eastAsia="ko-KR"/>
+        </w:rPr>
+        <w:t xml:space="preserve"> </w:t>
+      </w:r>
+      <w:r>
+        <w:rPr>
+          <w:i w:val="0"/>
+          <w:b w:val="0"/>
+          <w:color w:val="000000"/>
+          <w:sz w:val="22"/>
+          <w:szCs w:val="22"/>
+          <w:shd w:val="clear" w:color="auto" w:fill="auto"/>
+          <w:rFonts w:ascii="Arial" w:eastAsia="Arial" w:hAnsi="Arial" w:cs="Arial"/>
+          <w:lang w:eastAsia="ko-KR"/>
+        </w:rPr>
+        <w:t>고려해봐야한다.</w:t>
+      </w:r>
+    </w:p>
+    <w:p>
+      <w:pPr>
+        <w:spacing w:lineRule="auto" w:line="331" w:before="0" w:after="0"/>
+        <w:rPr>
+          <w:i w:val="0"/>
+          <w:b w:val="0"/>
+          <w:color w:val="000000"/>
+          <w:sz w:val="22"/>
+          <w:szCs w:val="22"/>
+          <w:shd w:val="clear" w:color="auto" w:fill="auto"/>
+          <w:rFonts w:ascii="Arial" w:eastAsia="Arial" w:hAnsi="Arial" w:cs="Arial"/>
+        </w:rPr>
+      </w:pPr>
+      <w:r>
+        <w:rPr>
+          <w:i w:val="0"/>
+          <w:b w:val="0"/>
+          <w:color w:val="000000"/>
+          <w:sz w:val="22"/>
+          <w:szCs w:val="22"/>
+          <w:shd w:val="clear" w:color="auto" w:fill="auto"/>
+          <w:rFonts w:ascii="Arial" w:eastAsia="Arial" w:hAnsi="Arial" w:cs="Arial"/>
+          <w:lang w:eastAsia="ko-KR"/>
+        </w:rPr>
+        <w:t xml:space="preserve">비정형데이터식으로 이미지나 영상쪽 데이터가 일단은 안나오게 하는게 중요함!</w:t>
+      </w:r>
+    </w:p>
+    <w:p>
+      <w:pPr>
+        <w:spacing w:lineRule="auto" w:line="331" w:before="0" w:after="0"/>
+        <w:rPr>
+          <w:i w:val="0"/>
+          <w:b w:val="0"/>
+          <w:color w:val="000000"/>
+          <w:sz w:val="22"/>
+          <w:szCs w:val="22"/>
+          <w:shd w:val="clear" w:color="auto" w:fill="auto"/>
+          <w:rFonts w:ascii="Arial" w:eastAsia="Arial" w:hAnsi="Arial" w:cs="Arial"/>
+        </w:rPr>
+      </w:pPr>
+      <w:r>
+        <w:rPr>
+          <w:i w:val="0"/>
+          <w:b w:val="0"/>
+          <w:color w:val="000000"/>
+          <w:sz w:val="22"/>
+          <w:szCs w:val="22"/>
+          <w:shd w:val="clear" w:color="auto" w:fill="auto"/>
+          <w:rFonts w:ascii="Arial" w:eastAsia="Arial" w:hAnsi="Arial" w:cs="Arial"/>
+        </w:rPr>
+        <w:t xml:space="preserve">→ 모델링</w:t>
+      </w:r>
+      <w:r>
+        <w:rPr>
+          <w:i w:val="0"/>
+          <w:b w:val="0"/>
+          <w:color w:val="000000"/>
+          <w:sz w:val="22"/>
+          <w:szCs w:val="22"/>
+          <w:shd w:val="clear" w:color="auto" w:fill="auto"/>
+          <w:rFonts w:ascii="Arial" w:eastAsia="Arial" w:hAnsi="Arial" w:cs="Arial"/>
+          <w:lang w:eastAsia="ko-KR"/>
+        </w:rPr>
+        <w:t xml:space="preserve">을 만들어주는데 중요한 요소!</w:t>
+      </w:r>
+    </w:p>
+    <w:p>
+      <w:pPr>
+        <w:spacing w:lineRule="auto" w:line="331" w:before="0" w:after="0"/>
+        <w:rPr>
+          <w:i w:val="0"/>
+          <w:b w:val="0"/>
+          <w:color w:val="000000"/>
+          <w:sz w:val="22"/>
+          <w:szCs w:val="22"/>
+          <w:shd w:val="clear" w:color="auto" w:fill="auto"/>
+          <w:rFonts w:ascii="Arial" w:eastAsia="Arial" w:hAnsi="Arial" w:cs="Arial"/>
+          <w:lang w:eastAsia="ko-KR"/>
+        </w:rPr>
+      </w:pPr>
+      <w:r>
+        <w:rPr>
+          <w:i w:val="0"/>
+          <w:b w:val="0"/>
+          <w:color w:val="000000"/>
+          <w:sz w:val="22"/>
+          <w:szCs w:val="22"/>
+          <w:shd w:val="clear" w:color="auto" w:fill="auto"/>
+          <w:rFonts w:ascii="Arial" w:eastAsia="Arial" w:hAnsi="Arial" w:cs="Arial"/>
+        </w:rPr>
+        <w:t xml:space="preserve">날씨가 선형귀수</w:t>
+      </w:r>
+      <w:r>
+        <w:rPr>
+          <w:i w:val="0"/>
+          <w:b w:val="0"/>
+          <w:color w:val="000000"/>
+          <w:sz w:val="22"/>
+          <w:szCs w:val="22"/>
+          <w:shd w:val="clear" w:color="auto" w:fill="auto"/>
+          <w:rFonts w:ascii="Arial" w:eastAsia="Arial" w:hAnsi="Arial" w:cs="Arial"/>
+          <w:lang w:eastAsia="ko-KR"/>
+        </w:rPr>
+        <w:t>(분류/회귀)</w:t>
+      </w:r>
+      <w:r>
+        <w:rPr>
+          <w:i w:val="0"/>
+          <w:b w:val="0"/>
+          <w:color w:val="000000"/>
+          <w:sz w:val="22"/>
+          <w:szCs w:val="22"/>
+          <w:shd w:val="clear" w:color="auto" w:fill="auto"/>
+          <w:rFonts w:ascii="Arial" w:eastAsia="Arial" w:hAnsi="Arial" w:cs="Arial"/>
+        </w:rPr>
+        <w:t xml:space="preserve">를 사용하게끔 만</w:t>
+      </w:r>
+      <w:r>
+        <w:rPr>
+          <w:i w:val="0"/>
+          <w:b w:val="0"/>
+          <w:color w:val="000000"/>
+          <w:sz w:val="22"/>
+          <w:szCs w:val="22"/>
+          <w:shd w:val="clear" w:color="auto" w:fill="auto"/>
+          <w:rFonts w:ascii="Arial" w:eastAsia="Arial" w:hAnsi="Arial" w:cs="Arial"/>
+          <w:lang w:eastAsia="ko-KR"/>
+        </w:rPr>
+        <w:t xml:space="preserve">들고 </w:t>
+      </w:r>
+      <w:r>
+        <w:rPr>
+          <w:i w:val="0"/>
+          <w:b w:val="0"/>
+          <w:color w:val="000000"/>
+          <w:sz w:val="22"/>
+          <w:szCs w:val="22"/>
+          <w:shd w:val="clear" w:color="auto" w:fill="auto"/>
+          <w:rFonts w:ascii="Arial" w:eastAsia="Arial" w:hAnsi="Arial" w:cs="Arial"/>
+        </w:rPr>
+        <w:t>생육속도</w:t>
+      </w:r>
+      <w:r>
+        <w:rPr>
+          <w:i w:val="0"/>
+          <w:b w:val="0"/>
+          <w:color w:val="000000"/>
+          <w:sz w:val="22"/>
+          <w:szCs w:val="22"/>
+          <w:shd w:val="clear" w:color="auto" w:fill="auto"/>
+          <w:rFonts w:ascii="Arial" w:eastAsia="Arial" w:hAnsi="Arial" w:cs="Arial"/>
+          <w:lang w:eastAsia="ko-KR"/>
+        </w:rPr>
+        <w:t xml:space="preserve">가 빨라지는 것도</w:t>
+      </w:r>
+    </w:p>
+    <w:p>
+      <w:pPr>
+        <w:spacing w:lineRule="auto" w:line="331" w:before="0" w:after="0"/>
+        <w:rPr>
+          <w:i w:val="0"/>
+          <w:b w:val="0"/>
+          <w:color w:val="000000"/>
+          <w:sz w:val="22"/>
+          <w:szCs w:val="22"/>
+          <w:shd w:val="clear" w:color="auto" w:fill="auto"/>
+          <w:rFonts w:ascii="Arial" w:eastAsia="Arial" w:hAnsi="Arial" w:cs="Arial"/>
+          <w:lang w:eastAsia="ko-KR"/>
+        </w:rPr>
+      </w:pPr>
+      <w:r>
+        <w:rPr>
+          <w:i w:val="0"/>
+          <w:b w:val="0"/>
+          <w:color w:val="000000"/>
+          <w:sz w:val="22"/>
+          <w:szCs w:val="22"/>
+          <w:shd w:val="clear" w:color="auto" w:fill="auto"/>
+          <w:rFonts w:ascii="Arial" w:eastAsia="Arial" w:hAnsi="Arial" w:cs="Arial"/>
+          <w:lang w:eastAsia="ko-KR"/>
+        </w:rPr>
+        <w:t xml:space="preserve">생각하는게 중요! 그리고 </w:t>
+      </w:r>
+      <w:r>
+        <w:rPr>
+          <w:i w:val="0"/>
+          <w:b w:val="0"/>
+          <w:color w:val="000000"/>
+          <w:sz w:val="22"/>
+          <w:szCs w:val="22"/>
+          <w:shd w:val="clear" w:color="auto" w:fill="auto"/>
+          <w:rFonts w:ascii="Arial" w:eastAsia="Arial" w:hAnsi="Arial" w:cs="Arial"/>
+        </w:rPr>
+        <w:t xml:space="preserve">정확한 출하시기를 맞추게끔</w:t>
+      </w:r>
+      <w:r>
+        <w:rPr>
+          <w:i w:val="0"/>
+          <w:b w:val="0"/>
+          <w:color w:val="000000"/>
+          <w:sz w:val="22"/>
+          <w:szCs w:val="22"/>
+          <w:shd w:val="clear" w:color="auto" w:fill="auto"/>
+          <w:rFonts w:ascii="Arial" w:eastAsia="Arial" w:hAnsi="Arial" w:cs="Arial"/>
+          <w:lang w:eastAsia="ko-KR"/>
+        </w:rPr>
+        <w:t xml:space="preserve"> ai개발해야할듯함!</w:t>
+      </w:r>
+    </w:p>
+    <w:p>
+      <w:pPr>
+        <w:spacing w:lineRule="auto" w:line="235" w:before="0" w:after="0"/>
+        <w:rPr>
+          <w:i w:val="0"/>
+          <w:b w:val="0"/>
+          <w:color w:val="000000"/>
+          <w:sz w:val="22"/>
+          <w:szCs w:val="22"/>
+          <w:shd w:val="clear" w:color="auto" w:fill="auto"/>
+          <w:rFonts w:ascii="Arial" w:eastAsia="Arial" w:hAnsi="Arial" w:cs="Arial"/>
+          <w:lang w:eastAsia="ko-KR"/>
+        </w:rPr>
+      </w:pPr>
+    </w:p>
+    <w:p>
+      <w:pPr>
         <w:spacing w:lineRule="auto" w:line="139"/>
         <w:rPr>
           <w:i w:val="0"/>
@@ -1389,21 +2188,10 @@
           <w:rFonts w:ascii="Arial" w:eastAsia="Arial" w:hAnsi="Arial" w:cs="Arial"/>
         </w:rPr>
       </w:pPr>
-      <w:r>
-        <w:rPr>
-          <w:b w:val="0"/>
-          <w:shd w:val="clear" w:color="auto" w:fill="auto"/>
-        </w:rPr>
-        <w:br/>
-      </w:r>
-      <w:r>
-        <w:rPr>
-          <w:b w:val="0"/>
-          <w:shd w:val="clear" w:color="auto" w:fill="auto"/>
-        </w:rPr>
-        <w:br/>
-      </w:r>
-      <w:r>
+    </w:p>
+    <w:p>
+      <w:pPr>
+        <w:spacing w:lineRule="auto" w:line="139"/>
         <w:rPr>
           <w:i w:val="0"/>
           <w:b w:val="0"/>
@@ -1413,8 +2201,76 @@
           <w:shd w:val="clear" w:color="auto" w:fill="auto"/>
           <w:rFonts w:ascii="Arial" w:eastAsia="Arial" w:hAnsi="Arial" w:cs="Arial"/>
         </w:rPr>
+      </w:pPr>
+    </w:p>
+    <w:p>
+      <w:pPr>
+        <w:spacing w:lineRule="auto" w:line="139"/>
+        <w:rPr>
+          <w:i w:val="0"/>
+          <w:b w:val="0"/>
+          <w:color w:val="000000"/>
+          <w:sz w:val="32"/>
+          <w:szCs w:val="32"/>
+          <w:shd w:val="clear" w:color="auto" w:fill="auto"/>
+          <w:rFonts w:ascii="Arial" w:eastAsia="Arial" w:hAnsi="Arial" w:cs="Arial"/>
+        </w:rPr>
+      </w:pPr>
+    </w:p>
+    <w:p>
+      <w:pPr>
+        <w:spacing w:lineRule="auto" w:line="139"/>
+        <w:rPr>
+          <w:i w:val="0"/>
+          <w:b w:val="0"/>
+          <w:color w:val="000000"/>
+          <w:sz w:val="32"/>
+          <w:szCs w:val="32"/>
+          <w:shd w:val="clear" w:color="auto" w:fill="auto"/>
+          <w:rFonts w:ascii="Arial" w:eastAsia="Arial" w:hAnsi="Arial" w:cs="Arial"/>
+        </w:rPr>
+      </w:pPr>
+    </w:p>
+    <w:p>
+      <w:pPr>
+        <w:spacing w:lineRule="auto" w:line="139"/>
+        <w:rPr>
+          <w:i w:val="0"/>
+          <w:b w:val="0"/>
+          <w:color w:val="000000"/>
+          <w:sz w:val="32"/>
+          <w:szCs w:val="32"/>
+          <w:shd w:val="clear" w:color="auto" w:fill="auto"/>
+          <w:rFonts w:ascii="Arial" w:eastAsia="Arial" w:hAnsi="Arial" w:cs="Arial"/>
+          <w:lang w:eastAsia="ko-KR"/>
+        </w:rPr>
+      </w:pPr>
+      <w:r>
+        <w:rPr>
+          <w:i w:val="0"/>
+          <w:b w:val="0"/>
+          <w:color w:val="000000"/>
+          <w:sz w:val="32"/>
+          <w:szCs w:val="32"/>
+          <w:shd w:val="clear" w:color="auto" w:fill="auto"/>
+          <w:rFonts w:ascii="Arial" w:eastAsia="Arial" w:hAnsi="Arial" w:cs="Arial"/>
+        </w:rPr>
         <w:t xml:space="preserve">Data 출처</w:t>
       </w:r>
+    </w:p>
+    <w:p>
+      <w:pPr>
+        <w:spacing w:lineRule="auto" w:line="139"/>
+        <w:rPr>
+          <w:i w:val="0"/>
+          <w:b w:val="0"/>
+          <w:color w:val="000000"/>
+          <w:sz w:val="32"/>
+          <w:szCs w:val="32"/>
+          <w:shd w:val="clear" w:color="auto" w:fill="auto"/>
+          <w:rFonts w:ascii="Arial" w:eastAsia="Arial" w:hAnsi="Arial" w:cs="Arial"/>
+        </w:rPr>
+      </w:pPr>
     </w:p>
     <w:p>
       <w:pPr>
@@ -5394,6 +6250,7 @@
           <w:szCs w:val="22"/>
           <w:shd w:val="clear" w:color="auto" w:fill="auto"/>
           <w:rFonts w:ascii="Arial" w:eastAsia="Arial" w:hAnsi="Arial" w:cs="Arial"/>
+          <w:lang w:eastAsia="ko-KR"/>
         </w:rPr>
       </w:pPr>
       <w:r>
@@ -5583,91 +6440,859 @@
     </w:p>
     <w:p>
       <w:pPr>
-        <w:spacing w:lineRule="auto" w:line="163"/>
-        <w:rPr>
-          <w:b w:val="0"/>
-          <w:color w:val="auto"/>
-          <w:sz w:val="22"/>
-          <w:szCs w:val="22"/>
-          <w:shd w:val="clear" w:color="auto" w:fill="auto"/>
-          <w:rFonts w:ascii="맑은 고딕" w:eastAsia="맑은 고딕" w:hAnsi="맑은 고딕" w:cs="맑은 고딕"/>
+        <w:spacing w:lineRule="auto" w:line="235" w:before="0" w:after="0"/>
+        <w:rPr>
+          <w:i w:val="0"/>
+          <w:b w:val="0"/>
+          <w:color w:val="000000"/>
+          <w:sz w:val="22"/>
+          <w:szCs w:val="22"/>
+          <w:shd w:val="clear" w:color="auto" w:fill="auto"/>
+          <w:rFonts w:ascii="Arial" w:eastAsia="Arial" w:hAnsi="Arial" w:cs="Arial"/>
           <w:lang w:eastAsia="ko-KR"/>
         </w:rPr>
       </w:pPr>
-      <w:r>
-        <w:rPr>
-          <w:b w:val="0"/>
-          <w:color w:val="auto"/>
-          <w:sz w:val="22"/>
-          <w:szCs w:val="22"/>
-          <w:shd w:val="clear" w:color="auto" w:fill="auto"/>
-          <w:rFonts w:ascii="맑은 고딕" w:eastAsia="맑은 고딕" w:hAnsi="맑은 고딕" w:cs="맑은 고딕"/>
-          <w:lang w:eastAsia="ko-KR"/>
-        </w:rPr>
-        <w:t>----------------------------------------------------------------------------------------------------</w:t>
-      </w:r>
     </w:p>
     <w:p>
       <w:pPr>
-        <w:spacing w:lineRule="auto" w:line="235" w:before="240" w:after="240"/>
-        <w:rPr>
-          <w:i w:val="0"/>
-          <w:b w:val="0"/>
-          <w:color w:val="auto"/>
-          <w:sz w:val="22"/>
-          <w:szCs w:val="22"/>
-          <w:shd w:val="clear" w:color="auto" w:fill="auto"/>
-          <w:rFonts w:ascii="Arial" w:eastAsia="Arial" w:hAnsi="Arial" w:cs="Arial"/>
-          <w:lang w:eastAsia="ko-KR"/>
-        </w:rPr>
-      </w:pPr>
-      <w:r>
-        <w:rPr>
-          <w:i w:val="0"/>
-          <w:b w:val="0"/>
-          <w:color w:val="auto"/>
-          <w:sz w:val="22"/>
-          <w:szCs w:val="22"/>
-          <w:shd w:val="clear" w:color="auto" w:fill="auto"/>
-          <w:rFonts w:ascii="Arial" w:eastAsia="Arial" w:hAnsi="Arial" w:cs="Arial"/>
-          <w:lang w:eastAsia="ko-KR"/>
-        </w:rPr>
-        <w:t xml:space="preserve">다른 재배식물의 관한 데이터들</w:t>
+        <w:spacing w:lineRule="auto" w:line="235" w:before="0" w:after="0"/>
+        <w:rPr>
+          <w:shd w:val="clear" w:color="auto" w:fill="auto"/>
+        </w:rPr>
+      </w:pPr>
+      <w:r>
+        <w:rPr>
+          <w:shd w:val="clear" w:color="auto" w:fill="auto"/>
+        </w:rPr>
+        <w:t xml:space="preserve">오늘의 날씨</w:t>
       </w:r>
     </w:p>
     <w:p>
       <w:pPr>
-        <w:spacing w:lineRule="auto" w:line="163"/>
-        <w:rPr>
-          <w:i w:val="0"/>
-          <w:b w:val="0"/>
-          <w:color w:val="0563C1" w:themeColor="hyperlink"/>
-          <w:sz w:val="22"/>
-          <w:szCs w:val="22"/>
-          <w:u w:val="single"/>
+        <w:spacing w:lineRule="auto" w:line="235" w:before="0" w:after="0"/>
+        <w:rPr>
+          <w:i w:val="0"/>
+          <w:b w:val="0"/>
+          <w:color w:val="auto"/>
+          <w:sz w:val="22"/>
+          <w:szCs w:val="22"/>
           <w:shd w:val="clear" w:color="auto" w:fill="auto"/>
           <w:rFonts w:ascii="Arial" w:eastAsia="Arial" w:hAnsi="Arial" w:cs="Arial"/>
           <w:lang w:eastAsia="ko-KR"/>
         </w:rPr>
       </w:pPr>
       <w:r>
-        <w:rPr>
-          <w:i w:val="0"/>
-          <w:b w:val="0"/>
-          <w:color w:val="0563C1" w:themeColor="hyperlink"/>
-          <w:sz w:val="22"/>
-          <w:szCs w:val="22"/>
-          <w:u w:val="single"/>
-          <w:shd w:val="clear" w:color="auto" w:fill="auto"/>
-          <w:rFonts w:ascii="Arial" w:eastAsia="Arial" w:hAnsi="Arial" w:cs="Arial"/>
-          <w:lang w:eastAsia="ko-KR"/>
-        </w:rPr>
-        <w:t>https://www.data.go.kr/data/95623648/linkedData.do</w:t>
+        <w:fldChar w:fldCharType="begin"/>
+      </w:r>
+      <w:r>
+        <w:instrText xml:space="preserve">HYPERLINK "https://data.kma.go.kr/data/rmt/rmtList.do?code=420&amp;pgmNo=572"</w:instrText>
+      </w:r>
+      <w:r>
+        <w:fldChar w:fldCharType="separate"/>
+      </w:r>
+      <w:r>
+        <w:rPr>
+          <w:i w:val="0"/>
+          <w:b w:val="0"/>
+          <w:color w:val="1155CC"/>
+          <w:sz w:val="22"/>
+          <w:szCs w:val="22"/>
+          <w:u w:val="single" w:color="1155CC"/>
+          <w:shd w:val="clear" w:color="auto" w:fill="auto"/>
+          <w:rFonts w:ascii="Arial" w:eastAsia="Arial" w:hAnsi="Arial" w:cs="Arial"/>
+        </w:rPr>
+        <w:t>h</w:t>
+      </w:r>
+      <w:r>
+        <w:rPr>
+          <w:i w:val="0"/>
+          <w:b w:val="0"/>
+          <w:color w:val="1155CC"/>
+          <w:sz w:val="22"/>
+          <w:szCs w:val="22"/>
+          <w:u w:val="single" w:color="1155CC"/>
+          <w:shd w:val="clear" w:color="auto" w:fill="auto"/>
+          <w:rFonts w:ascii="Arial" w:eastAsia="Arial" w:hAnsi="Arial" w:cs="Arial"/>
+        </w:rPr>
+        <w:t>t</w:t>
+      </w:r>
+      <w:r>
+        <w:rPr>
+          <w:i w:val="0"/>
+          <w:b w:val="0"/>
+          <w:color w:val="1155CC"/>
+          <w:sz w:val="22"/>
+          <w:szCs w:val="22"/>
+          <w:u w:val="single" w:color="1155CC"/>
+          <w:shd w:val="clear" w:color="auto" w:fill="auto"/>
+          <w:rFonts w:ascii="Arial" w:eastAsia="Arial" w:hAnsi="Arial" w:cs="Arial"/>
+        </w:rPr>
+        <w:t>t</w:t>
+      </w:r>
+      <w:r>
+        <w:rPr>
+          <w:i w:val="0"/>
+          <w:b w:val="0"/>
+          <w:color w:val="1155CC"/>
+          <w:sz w:val="22"/>
+          <w:szCs w:val="22"/>
+          <w:u w:val="single" w:color="1155CC"/>
+          <w:shd w:val="clear" w:color="auto" w:fill="auto"/>
+          <w:rFonts w:ascii="Arial" w:eastAsia="Arial" w:hAnsi="Arial" w:cs="Arial"/>
+        </w:rPr>
+        <w:t>p</w:t>
+      </w:r>
+      <w:r>
+        <w:rPr>
+          <w:i w:val="0"/>
+          <w:b w:val="0"/>
+          <w:color w:val="1155CC"/>
+          <w:sz w:val="22"/>
+          <w:szCs w:val="22"/>
+          <w:u w:val="single" w:color="1155CC"/>
+          <w:shd w:val="clear" w:color="auto" w:fill="auto"/>
+          <w:rFonts w:ascii="Arial" w:eastAsia="Arial" w:hAnsi="Arial" w:cs="Arial"/>
+        </w:rPr>
+        <w:t>s</w:t>
+      </w:r>
+      <w:r>
+        <w:rPr>
+          <w:i w:val="0"/>
+          <w:b w:val="0"/>
+          <w:color w:val="1155CC"/>
+          <w:sz w:val="22"/>
+          <w:szCs w:val="22"/>
+          <w:u w:val="single" w:color="1155CC"/>
+          <w:shd w:val="clear" w:color="auto" w:fill="auto"/>
+          <w:rFonts w:ascii="Arial" w:eastAsia="Arial" w:hAnsi="Arial" w:cs="Arial"/>
+        </w:rPr>
+        <w:t>:</w:t>
+      </w:r>
+      <w:r>
+        <w:rPr>
+          <w:i w:val="0"/>
+          <w:b w:val="0"/>
+          <w:color w:val="1155CC"/>
+          <w:sz w:val="22"/>
+          <w:szCs w:val="22"/>
+          <w:u w:val="single" w:color="1155CC"/>
+          <w:shd w:val="clear" w:color="auto" w:fill="auto"/>
+          <w:rFonts w:ascii="Arial" w:eastAsia="Arial" w:hAnsi="Arial" w:cs="Arial"/>
+        </w:rPr>
+        <w:t>/</w:t>
+      </w:r>
+      <w:r>
+        <w:rPr>
+          <w:i w:val="0"/>
+          <w:b w:val="0"/>
+          <w:color w:val="1155CC"/>
+          <w:sz w:val="22"/>
+          <w:szCs w:val="22"/>
+          <w:u w:val="single" w:color="1155CC"/>
+          <w:shd w:val="clear" w:color="auto" w:fill="auto"/>
+          <w:rFonts w:ascii="Arial" w:eastAsia="Arial" w:hAnsi="Arial" w:cs="Arial"/>
+        </w:rPr>
+        <w:t>/</w:t>
+      </w:r>
+      <w:r>
+        <w:rPr>
+          <w:i w:val="0"/>
+          <w:b w:val="0"/>
+          <w:color w:val="1155CC"/>
+          <w:sz w:val="22"/>
+          <w:szCs w:val="22"/>
+          <w:u w:val="single" w:color="1155CC"/>
+          <w:shd w:val="clear" w:color="auto" w:fill="auto"/>
+          <w:rFonts w:ascii="Arial" w:eastAsia="Arial" w:hAnsi="Arial" w:cs="Arial"/>
+        </w:rPr>
+        <w:t>d</w:t>
+      </w:r>
+      <w:r>
+        <w:rPr>
+          <w:i w:val="0"/>
+          <w:b w:val="0"/>
+          <w:color w:val="1155CC"/>
+          <w:sz w:val="22"/>
+          <w:szCs w:val="22"/>
+          <w:u w:val="single" w:color="1155CC"/>
+          <w:shd w:val="clear" w:color="auto" w:fill="auto"/>
+          <w:rFonts w:ascii="Arial" w:eastAsia="Arial" w:hAnsi="Arial" w:cs="Arial"/>
+        </w:rPr>
+        <w:t>a</w:t>
+      </w:r>
+      <w:r>
+        <w:rPr>
+          <w:i w:val="0"/>
+          <w:b w:val="0"/>
+          <w:color w:val="1155CC"/>
+          <w:sz w:val="22"/>
+          <w:szCs w:val="22"/>
+          <w:u w:val="single" w:color="1155CC"/>
+          <w:shd w:val="clear" w:color="auto" w:fill="auto"/>
+          <w:rFonts w:ascii="Arial" w:eastAsia="Arial" w:hAnsi="Arial" w:cs="Arial"/>
+        </w:rPr>
+        <w:t>t</w:t>
+      </w:r>
+      <w:r>
+        <w:rPr>
+          <w:i w:val="0"/>
+          <w:b w:val="0"/>
+          <w:color w:val="1155CC"/>
+          <w:sz w:val="22"/>
+          <w:szCs w:val="22"/>
+          <w:u w:val="single" w:color="1155CC"/>
+          <w:shd w:val="clear" w:color="auto" w:fill="auto"/>
+          <w:rFonts w:ascii="Arial" w:eastAsia="Arial" w:hAnsi="Arial" w:cs="Arial"/>
+        </w:rPr>
+        <w:t>a</w:t>
+      </w:r>
+      <w:r>
+        <w:rPr>
+          <w:i w:val="0"/>
+          <w:b w:val="0"/>
+          <w:color w:val="1155CC"/>
+          <w:sz w:val="22"/>
+          <w:szCs w:val="22"/>
+          <w:u w:val="single" w:color="1155CC"/>
+          <w:shd w:val="clear" w:color="auto" w:fill="auto"/>
+          <w:rFonts w:ascii="Arial" w:eastAsia="Arial" w:hAnsi="Arial" w:cs="Arial"/>
+        </w:rPr>
+        <w:t>.</w:t>
+      </w:r>
+      <w:r>
+        <w:rPr>
+          <w:i w:val="0"/>
+          <w:b w:val="0"/>
+          <w:color w:val="1155CC"/>
+          <w:sz w:val="22"/>
+          <w:szCs w:val="22"/>
+          <w:u w:val="single" w:color="1155CC"/>
+          <w:shd w:val="clear" w:color="auto" w:fill="auto"/>
+          <w:rFonts w:ascii="Arial" w:eastAsia="Arial" w:hAnsi="Arial" w:cs="Arial"/>
+        </w:rPr>
+        <w:t>k</w:t>
+      </w:r>
+      <w:r>
+        <w:rPr>
+          <w:i w:val="0"/>
+          <w:b w:val="0"/>
+          <w:color w:val="1155CC"/>
+          <w:sz w:val="22"/>
+          <w:szCs w:val="22"/>
+          <w:u w:val="single" w:color="1155CC"/>
+          <w:shd w:val="clear" w:color="auto" w:fill="auto"/>
+          <w:rFonts w:ascii="Arial" w:eastAsia="Arial" w:hAnsi="Arial" w:cs="Arial"/>
+        </w:rPr>
+        <w:t>m</w:t>
+      </w:r>
+      <w:r>
+        <w:rPr>
+          <w:i w:val="0"/>
+          <w:b w:val="0"/>
+          <w:color w:val="1155CC"/>
+          <w:sz w:val="22"/>
+          <w:szCs w:val="22"/>
+          <w:u w:val="single" w:color="1155CC"/>
+          <w:shd w:val="clear" w:color="auto" w:fill="auto"/>
+          <w:rFonts w:ascii="Arial" w:eastAsia="Arial" w:hAnsi="Arial" w:cs="Arial"/>
+        </w:rPr>
+        <w:t>a</w:t>
+      </w:r>
+      <w:r>
+        <w:rPr>
+          <w:i w:val="0"/>
+          <w:b w:val="0"/>
+          <w:color w:val="1155CC"/>
+          <w:sz w:val="22"/>
+          <w:szCs w:val="22"/>
+          <w:u w:val="single" w:color="1155CC"/>
+          <w:shd w:val="clear" w:color="auto" w:fill="auto"/>
+          <w:rFonts w:ascii="Arial" w:eastAsia="Arial" w:hAnsi="Arial" w:cs="Arial"/>
+        </w:rPr>
+        <w:t>.</w:t>
+      </w:r>
+      <w:r>
+        <w:rPr>
+          <w:i w:val="0"/>
+          <w:b w:val="0"/>
+          <w:color w:val="1155CC"/>
+          <w:sz w:val="22"/>
+          <w:szCs w:val="22"/>
+          <w:u w:val="single" w:color="1155CC"/>
+          <w:shd w:val="clear" w:color="auto" w:fill="auto"/>
+          <w:rFonts w:ascii="Arial" w:eastAsia="Arial" w:hAnsi="Arial" w:cs="Arial"/>
+        </w:rPr>
+        <w:t>g</w:t>
+      </w:r>
+      <w:r>
+        <w:rPr>
+          <w:i w:val="0"/>
+          <w:b w:val="0"/>
+          <w:color w:val="1155CC"/>
+          <w:sz w:val="22"/>
+          <w:szCs w:val="22"/>
+          <w:u w:val="single" w:color="1155CC"/>
+          <w:shd w:val="clear" w:color="auto" w:fill="auto"/>
+          <w:rFonts w:ascii="Arial" w:eastAsia="Arial" w:hAnsi="Arial" w:cs="Arial"/>
+        </w:rPr>
+        <w:t>o</w:t>
+      </w:r>
+      <w:r>
+        <w:rPr>
+          <w:i w:val="0"/>
+          <w:b w:val="0"/>
+          <w:color w:val="1155CC"/>
+          <w:sz w:val="22"/>
+          <w:szCs w:val="22"/>
+          <w:u w:val="single" w:color="1155CC"/>
+          <w:shd w:val="clear" w:color="auto" w:fill="auto"/>
+          <w:rFonts w:ascii="Arial" w:eastAsia="Arial" w:hAnsi="Arial" w:cs="Arial"/>
+        </w:rPr>
+        <w:t>.</w:t>
+      </w:r>
+      <w:r>
+        <w:rPr>
+          <w:i w:val="0"/>
+          <w:b w:val="0"/>
+          <w:color w:val="1155CC"/>
+          <w:sz w:val="22"/>
+          <w:szCs w:val="22"/>
+          <w:u w:val="single" w:color="1155CC"/>
+          <w:shd w:val="clear" w:color="auto" w:fill="auto"/>
+          <w:rFonts w:ascii="Arial" w:eastAsia="Arial" w:hAnsi="Arial" w:cs="Arial"/>
+        </w:rPr>
+        <w:t>k</w:t>
+      </w:r>
+      <w:r>
+        <w:rPr>
+          <w:i w:val="0"/>
+          <w:b w:val="0"/>
+          <w:color w:val="1155CC"/>
+          <w:sz w:val="22"/>
+          <w:szCs w:val="22"/>
+          <w:u w:val="single" w:color="1155CC"/>
+          <w:shd w:val="clear" w:color="auto" w:fill="auto"/>
+          <w:rFonts w:ascii="Arial" w:eastAsia="Arial" w:hAnsi="Arial" w:cs="Arial"/>
+        </w:rPr>
+        <w:t>r</w:t>
+      </w:r>
+      <w:r>
+        <w:rPr>
+          <w:i w:val="0"/>
+          <w:b w:val="0"/>
+          <w:color w:val="1155CC"/>
+          <w:sz w:val="22"/>
+          <w:szCs w:val="22"/>
+          <w:u w:val="single" w:color="1155CC"/>
+          <w:shd w:val="clear" w:color="auto" w:fill="auto"/>
+          <w:rFonts w:ascii="Arial" w:eastAsia="Arial" w:hAnsi="Arial" w:cs="Arial"/>
+        </w:rPr>
+        <w:t>/</w:t>
+      </w:r>
+      <w:r>
+        <w:rPr>
+          <w:i w:val="0"/>
+          <w:b w:val="0"/>
+          <w:color w:val="1155CC"/>
+          <w:sz w:val="22"/>
+          <w:szCs w:val="22"/>
+          <w:u w:val="single" w:color="1155CC"/>
+          <w:shd w:val="clear" w:color="auto" w:fill="auto"/>
+          <w:rFonts w:ascii="Arial" w:eastAsia="Arial" w:hAnsi="Arial" w:cs="Arial"/>
+        </w:rPr>
+        <w:t>d</w:t>
+      </w:r>
+      <w:r>
+        <w:rPr>
+          <w:i w:val="0"/>
+          <w:b w:val="0"/>
+          <w:color w:val="1155CC"/>
+          <w:sz w:val="22"/>
+          <w:szCs w:val="22"/>
+          <w:u w:val="single" w:color="1155CC"/>
+          <w:shd w:val="clear" w:color="auto" w:fill="auto"/>
+          <w:rFonts w:ascii="Arial" w:eastAsia="Arial" w:hAnsi="Arial" w:cs="Arial"/>
+        </w:rPr>
+        <w:t>a</w:t>
+      </w:r>
+      <w:r>
+        <w:rPr>
+          <w:i w:val="0"/>
+          <w:b w:val="0"/>
+          <w:color w:val="1155CC"/>
+          <w:sz w:val="22"/>
+          <w:szCs w:val="22"/>
+          <w:u w:val="single" w:color="1155CC"/>
+          <w:shd w:val="clear" w:color="auto" w:fill="auto"/>
+          <w:rFonts w:ascii="Arial" w:eastAsia="Arial" w:hAnsi="Arial" w:cs="Arial"/>
+        </w:rPr>
+        <w:t>t</w:t>
+      </w:r>
+      <w:r>
+        <w:rPr>
+          <w:i w:val="0"/>
+          <w:b w:val="0"/>
+          <w:color w:val="1155CC"/>
+          <w:sz w:val="22"/>
+          <w:szCs w:val="22"/>
+          <w:u w:val="single" w:color="1155CC"/>
+          <w:shd w:val="clear" w:color="auto" w:fill="auto"/>
+          <w:rFonts w:ascii="Arial" w:eastAsia="Arial" w:hAnsi="Arial" w:cs="Arial"/>
+        </w:rPr>
+        <w:t>a</w:t>
+      </w:r>
+      <w:r>
+        <w:rPr>
+          <w:i w:val="0"/>
+          <w:b w:val="0"/>
+          <w:color w:val="1155CC"/>
+          <w:sz w:val="22"/>
+          <w:szCs w:val="22"/>
+          <w:u w:val="single" w:color="1155CC"/>
+          <w:shd w:val="clear" w:color="auto" w:fill="auto"/>
+          <w:rFonts w:ascii="Arial" w:eastAsia="Arial" w:hAnsi="Arial" w:cs="Arial"/>
+        </w:rPr>
+        <w:t>/</w:t>
+      </w:r>
+      <w:r>
+        <w:rPr>
+          <w:i w:val="0"/>
+          <w:b w:val="0"/>
+          <w:color w:val="1155CC"/>
+          <w:sz w:val="22"/>
+          <w:szCs w:val="22"/>
+          <w:u w:val="single" w:color="1155CC"/>
+          <w:shd w:val="clear" w:color="auto" w:fill="auto"/>
+          <w:rFonts w:ascii="Arial" w:eastAsia="Arial" w:hAnsi="Arial" w:cs="Arial"/>
+        </w:rPr>
+        <w:t>r</w:t>
+      </w:r>
+      <w:r>
+        <w:rPr>
+          <w:i w:val="0"/>
+          <w:b w:val="0"/>
+          <w:color w:val="1155CC"/>
+          <w:sz w:val="22"/>
+          <w:szCs w:val="22"/>
+          <w:u w:val="single" w:color="1155CC"/>
+          <w:shd w:val="clear" w:color="auto" w:fill="auto"/>
+          <w:rFonts w:ascii="Arial" w:eastAsia="Arial" w:hAnsi="Arial" w:cs="Arial"/>
+        </w:rPr>
+        <w:t>m</w:t>
+      </w:r>
+      <w:r>
+        <w:rPr>
+          <w:i w:val="0"/>
+          <w:b w:val="0"/>
+          <w:color w:val="1155CC"/>
+          <w:sz w:val="22"/>
+          <w:szCs w:val="22"/>
+          <w:u w:val="single" w:color="1155CC"/>
+          <w:shd w:val="clear" w:color="auto" w:fill="auto"/>
+          <w:rFonts w:ascii="Arial" w:eastAsia="Arial" w:hAnsi="Arial" w:cs="Arial"/>
+        </w:rPr>
+        <w:t>t</w:t>
+      </w:r>
+      <w:r>
+        <w:rPr>
+          <w:i w:val="0"/>
+          <w:b w:val="0"/>
+          <w:color w:val="1155CC"/>
+          <w:sz w:val="22"/>
+          <w:szCs w:val="22"/>
+          <w:u w:val="single" w:color="1155CC"/>
+          <w:shd w:val="clear" w:color="auto" w:fill="auto"/>
+          <w:rFonts w:ascii="Arial" w:eastAsia="Arial" w:hAnsi="Arial" w:cs="Arial"/>
+        </w:rPr>
+        <w:t>/</w:t>
+      </w:r>
+      <w:r>
+        <w:rPr>
+          <w:i w:val="0"/>
+          <w:b w:val="0"/>
+          <w:color w:val="1155CC"/>
+          <w:sz w:val="22"/>
+          <w:szCs w:val="22"/>
+          <w:u w:val="single" w:color="1155CC"/>
+          <w:shd w:val="clear" w:color="auto" w:fill="auto"/>
+          <w:rFonts w:ascii="Arial" w:eastAsia="Arial" w:hAnsi="Arial" w:cs="Arial"/>
+        </w:rPr>
+        <w:t>r</w:t>
+      </w:r>
+      <w:r>
+        <w:rPr>
+          <w:i w:val="0"/>
+          <w:b w:val="0"/>
+          <w:color w:val="1155CC"/>
+          <w:sz w:val="22"/>
+          <w:szCs w:val="22"/>
+          <w:u w:val="single" w:color="1155CC"/>
+          <w:shd w:val="clear" w:color="auto" w:fill="auto"/>
+          <w:rFonts w:ascii="Arial" w:eastAsia="Arial" w:hAnsi="Arial" w:cs="Arial"/>
+        </w:rPr>
+        <w:t>m</w:t>
+      </w:r>
+      <w:r>
+        <w:rPr>
+          <w:i w:val="0"/>
+          <w:b w:val="0"/>
+          <w:color w:val="1155CC"/>
+          <w:sz w:val="22"/>
+          <w:szCs w:val="22"/>
+          <w:u w:val="single" w:color="1155CC"/>
+          <w:shd w:val="clear" w:color="auto" w:fill="auto"/>
+          <w:rFonts w:ascii="Arial" w:eastAsia="Arial" w:hAnsi="Arial" w:cs="Arial"/>
+        </w:rPr>
+        <w:t>t</w:t>
+      </w:r>
+      <w:r>
+        <w:rPr>
+          <w:i w:val="0"/>
+          <w:b w:val="0"/>
+          <w:color w:val="1155CC"/>
+          <w:sz w:val="22"/>
+          <w:szCs w:val="22"/>
+          <w:u w:val="single" w:color="1155CC"/>
+          <w:shd w:val="clear" w:color="auto" w:fill="auto"/>
+          <w:rFonts w:ascii="Arial" w:eastAsia="Arial" w:hAnsi="Arial" w:cs="Arial"/>
+        </w:rPr>
+        <w:t>L</w:t>
+      </w:r>
+      <w:r>
+        <w:rPr>
+          <w:i w:val="0"/>
+          <w:b w:val="0"/>
+          <w:color w:val="1155CC"/>
+          <w:sz w:val="22"/>
+          <w:szCs w:val="22"/>
+          <w:u w:val="single" w:color="1155CC"/>
+          <w:shd w:val="clear" w:color="auto" w:fill="auto"/>
+          <w:rFonts w:ascii="Arial" w:eastAsia="Arial" w:hAnsi="Arial" w:cs="Arial"/>
+        </w:rPr>
+        <w:t>i</w:t>
+      </w:r>
+      <w:r>
+        <w:rPr>
+          <w:i w:val="0"/>
+          <w:b w:val="0"/>
+          <w:color w:val="1155CC"/>
+          <w:sz w:val="22"/>
+          <w:szCs w:val="22"/>
+          <w:u w:val="single" w:color="1155CC"/>
+          <w:shd w:val="clear" w:color="auto" w:fill="auto"/>
+          <w:rFonts w:ascii="Arial" w:eastAsia="Arial" w:hAnsi="Arial" w:cs="Arial"/>
+        </w:rPr>
+        <w:t>s</w:t>
+      </w:r>
+      <w:r>
+        <w:rPr>
+          <w:i w:val="0"/>
+          <w:b w:val="0"/>
+          <w:color w:val="1155CC"/>
+          <w:sz w:val="22"/>
+          <w:szCs w:val="22"/>
+          <w:u w:val="single" w:color="1155CC"/>
+          <w:shd w:val="clear" w:color="auto" w:fill="auto"/>
+          <w:rFonts w:ascii="Arial" w:eastAsia="Arial" w:hAnsi="Arial" w:cs="Arial"/>
+        </w:rPr>
+        <w:t>t</w:t>
+      </w:r>
+      <w:r>
+        <w:rPr>
+          <w:i w:val="0"/>
+          <w:b w:val="0"/>
+          <w:color w:val="1155CC"/>
+          <w:sz w:val="22"/>
+          <w:szCs w:val="22"/>
+          <w:u w:val="single" w:color="1155CC"/>
+          <w:shd w:val="clear" w:color="auto" w:fill="auto"/>
+          <w:rFonts w:ascii="Arial" w:eastAsia="Arial" w:hAnsi="Arial" w:cs="Arial"/>
+        </w:rPr>
+        <w:t>.</w:t>
+      </w:r>
+      <w:r>
+        <w:rPr>
+          <w:i w:val="0"/>
+          <w:b w:val="0"/>
+          <w:color w:val="1155CC"/>
+          <w:sz w:val="22"/>
+          <w:szCs w:val="22"/>
+          <w:u w:val="single" w:color="1155CC"/>
+          <w:shd w:val="clear" w:color="auto" w:fill="auto"/>
+          <w:rFonts w:ascii="Arial" w:eastAsia="Arial" w:hAnsi="Arial" w:cs="Arial"/>
+        </w:rPr>
+        <w:t>d</w:t>
+      </w:r>
+      <w:r>
+        <w:rPr>
+          <w:i w:val="0"/>
+          <w:b w:val="0"/>
+          <w:color w:val="1155CC"/>
+          <w:sz w:val="22"/>
+          <w:szCs w:val="22"/>
+          <w:u w:val="single" w:color="1155CC"/>
+          <w:shd w:val="clear" w:color="auto" w:fill="auto"/>
+          <w:rFonts w:ascii="Arial" w:eastAsia="Arial" w:hAnsi="Arial" w:cs="Arial"/>
+        </w:rPr>
+        <w:t>o</w:t>
+      </w:r>
+      <w:r>
+        <w:rPr>
+          <w:i w:val="0"/>
+          <w:b w:val="0"/>
+          <w:color w:val="1155CC"/>
+          <w:sz w:val="22"/>
+          <w:szCs w:val="22"/>
+          <w:u w:val="single" w:color="1155CC"/>
+          <w:shd w:val="clear" w:color="auto" w:fill="auto"/>
+          <w:rFonts w:ascii="Arial" w:eastAsia="Arial" w:hAnsi="Arial" w:cs="Arial"/>
+        </w:rPr>
+        <w:t>?</w:t>
+      </w:r>
+      <w:r>
+        <w:rPr>
+          <w:i w:val="0"/>
+          <w:b w:val="0"/>
+          <w:color w:val="1155CC"/>
+          <w:sz w:val="22"/>
+          <w:szCs w:val="22"/>
+          <w:u w:val="single" w:color="1155CC"/>
+          <w:shd w:val="clear" w:color="auto" w:fill="auto"/>
+          <w:rFonts w:ascii="Arial" w:eastAsia="Arial" w:hAnsi="Arial" w:cs="Arial"/>
+        </w:rPr>
+        <w:t>c</w:t>
+      </w:r>
+      <w:r>
+        <w:rPr>
+          <w:i w:val="0"/>
+          <w:b w:val="0"/>
+          <w:color w:val="1155CC"/>
+          <w:sz w:val="22"/>
+          <w:szCs w:val="22"/>
+          <w:u w:val="single" w:color="1155CC"/>
+          <w:shd w:val="clear" w:color="auto" w:fill="auto"/>
+          <w:rFonts w:ascii="Arial" w:eastAsia="Arial" w:hAnsi="Arial" w:cs="Arial"/>
+        </w:rPr>
+        <w:t>o</w:t>
+      </w:r>
+      <w:r>
+        <w:rPr>
+          <w:i w:val="0"/>
+          <w:b w:val="0"/>
+          <w:color w:val="1155CC"/>
+          <w:sz w:val="22"/>
+          <w:szCs w:val="22"/>
+          <w:u w:val="single" w:color="1155CC"/>
+          <w:shd w:val="clear" w:color="auto" w:fill="auto"/>
+          <w:rFonts w:ascii="Arial" w:eastAsia="Arial" w:hAnsi="Arial" w:cs="Arial"/>
+        </w:rPr>
+        <w:t>d</w:t>
+      </w:r>
+      <w:r>
+        <w:rPr>
+          <w:i w:val="0"/>
+          <w:b w:val="0"/>
+          <w:color w:val="1155CC"/>
+          <w:sz w:val="22"/>
+          <w:szCs w:val="22"/>
+          <w:u w:val="single" w:color="1155CC"/>
+          <w:shd w:val="clear" w:color="auto" w:fill="auto"/>
+          <w:rFonts w:ascii="Arial" w:eastAsia="Arial" w:hAnsi="Arial" w:cs="Arial"/>
+        </w:rPr>
+        <w:t>e</w:t>
+      </w:r>
+      <w:r>
+        <w:rPr>
+          <w:i w:val="0"/>
+          <w:b w:val="0"/>
+          <w:color w:val="1155CC"/>
+          <w:sz w:val="22"/>
+          <w:szCs w:val="22"/>
+          <w:u w:val="single" w:color="1155CC"/>
+          <w:shd w:val="clear" w:color="auto" w:fill="auto"/>
+          <w:rFonts w:ascii="Arial" w:eastAsia="Arial" w:hAnsi="Arial" w:cs="Arial"/>
+        </w:rPr>
+        <w:t>=</w:t>
+      </w:r>
+      <w:r>
+        <w:rPr>
+          <w:i w:val="0"/>
+          <w:b w:val="0"/>
+          <w:color w:val="1155CC"/>
+          <w:sz w:val="22"/>
+          <w:szCs w:val="22"/>
+          <w:u w:val="single" w:color="1155CC"/>
+          <w:shd w:val="clear" w:color="auto" w:fill="auto"/>
+          <w:rFonts w:ascii="Arial" w:eastAsia="Arial" w:hAnsi="Arial" w:cs="Arial"/>
+        </w:rPr>
+        <w:t>4</w:t>
+      </w:r>
+      <w:r>
+        <w:rPr>
+          <w:i w:val="0"/>
+          <w:b w:val="0"/>
+          <w:color w:val="1155CC"/>
+          <w:sz w:val="22"/>
+          <w:szCs w:val="22"/>
+          <w:u w:val="single" w:color="1155CC"/>
+          <w:shd w:val="clear" w:color="auto" w:fill="auto"/>
+          <w:rFonts w:ascii="Arial" w:eastAsia="Arial" w:hAnsi="Arial" w:cs="Arial"/>
+        </w:rPr>
+        <w:t>2</w:t>
+      </w:r>
+      <w:r>
+        <w:rPr>
+          <w:i w:val="0"/>
+          <w:b w:val="0"/>
+          <w:color w:val="1155CC"/>
+          <w:sz w:val="22"/>
+          <w:szCs w:val="22"/>
+          <w:u w:val="single" w:color="1155CC"/>
+          <w:shd w:val="clear" w:color="auto" w:fill="auto"/>
+          <w:rFonts w:ascii="Arial" w:eastAsia="Arial" w:hAnsi="Arial" w:cs="Arial"/>
+        </w:rPr>
+        <w:t>0</w:t>
+      </w:r>
+      <w:r>
+        <w:rPr>
+          <w:i w:val="0"/>
+          <w:b w:val="0"/>
+          <w:color w:val="1155CC"/>
+          <w:sz w:val="22"/>
+          <w:szCs w:val="22"/>
+          <w:u w:val="single" w:color="1155CC"/>
+          <w:shd w:val="clear" w:color="auto" w:fill="auto"/>
+          <w:rFonts w:ascii="Arial" w:eastAsia="Arial" w:hAnsi="Arial" w:cs="Arial"/>
+        </w:rPr>
+        <w:t>&amp;</w:t>
+      </w:r>
+      <w:r>
+        <w:rPr>
+          <w:i w:val="0"/>
+          <w:b w:val="0"/>
+          <w:color w:val="1155CC"/>
+          <w:sz w:val="22"/>
+          <w:szCs w:val="22"/>
+          <w:u w:val="single" w:color="1155CC"/>
+          <w:shd w:val="clear" w:color="auto" w:fill="auto"/>
+          <w:rFonts w:ascii="Arial" w:eastAsia="Arial" w:hAnsi="Arial" w:cs="Arial"/>
+        </w:rPr>
+        <w:t>p</w:t>
+      </w:r>
+      <w:r>
+        <w:rPr>
+          <w:i w:val="0"/>
+          <w:b w:val="0"/>
+          <w:color w:val="1155CC"/>
+          <w:sz w:val="22"/>
+          <w:szCs w:val="22"/>
+          <w:u w:val="single" w:color="1155CC"/>
+          <w:shd w:val="clear" w:color="auto" w:fill="auto"/>
+          <w:rFonts w:ascii="Arial" w:eastAsia="Arial" w:hAnsi="Arial" w:cs="Arial"/>
+        </w:rPr>
+        <w:t>g</w:t>
+      </w:r>
+      <w:r>
+        <w:rPr>
+          <w:i w:val="0"/>
+          <w:b w:val="0"/>
+          <w:color w:val="1155CC"/>
+          <w:sz w:val="22"/>
+          <w:szCs w:val="22"/>
+          <w:u w:val="single" w:color="1155CC"/>
+          <w:shd w:val="clear" w:color="auto" w:fill="auto"/>
+          <w:rFonts w:ascii="Arial" w:eastAsia="Arial" w:hAnsi="Arial" w:cs="Arial"/>
+        </w:rPr>
+        <w:t>m</w:t>
+      </w:r>
+      <w:r>
+        <w:rPr>
+          <w:i w:val="0"/>
+          <w:b w:val="0"/>
+          <w:color w:val="1155CC"/>
+          <w:sz w:val="22"/>
+          <w:szCs w:val="22"/>
+          <w:u w:val="single" w:color="1155CC"/>
+          <w:shd w:val="clear" w:color="auto" w:fill="auto"/>
+          <w:rFonts w:ascii="Arial" w:eastAsia="Arial" w:hAnsi="Arial" w:cs="Arial"/>
+        </w:rPr>
+        <w:t>N</w:t>
+      </w:r>
+      <w:r>
+        <w:rPr>
+          <w:i w:val="0"/>
+          <w:b w:val="0"/>
+          <w:color w:val="1155CC"/>
+          <w:sz w:val="22"/>
+          <w:szCs w:val="22"/>
+          <w:u w:val="single" w:color="1155CC"/>
+          <w:shd w:val="clear" w:color="auto" w:fill="auto"/>
+          <w:rFonts w:ascii="Arial" w:eastAsia="Arial" w:hAnsi="Arial" w:cs="Arial"/>
+        </w:rPr>
+        <w:t>o</w:t>
+      </w:r>
+      <w:r>
+        <w:rPr>
+          <w:i w:val="0"/>
+          <w:b w:val="0"/>
+          <w:color w:val="1155CC"/>
+          <w:sz w:val="22"/>
+          <w:szCs w:val="22"/>
+          <w:u w:val="single" w:color="1155CC"/>
+          <w:shd w:val="clear" w:color="auto" w:fill="auto"/>
+          <w:rFonts w:ascii="Arial" w:eastAsia="Arial" w:hAnsi="Arial" w:cs="Arial"/>
+        </w:rPr>
+        <w:t>=</w:t>
+      </w:r>
+      <w:r>
+        <w:rPr>
+          <w:i w:val="0"/>
+          <w:b w:val="0"/>
+          <w:color w:val="1155CC"/>
+          <w:sz w:val="22"/>
+          <w:szCs w:val="22"/>
+          <w:u w:val="single" w:color="1155CC"/>
+          <w:shd w:val="clear" w:color="auto" w:fill="auto"/>
+          <w:rFonts w:ascii="Arial" w:eastAsia="Arial" w:hAnsi="Arial" w:cs="Arial"/>
+        </w:rPr>
+        <w:t>5</w:t>
+      </w:r>
+      <w:r>
+        <w:rPr>
+          <w:i w:val="0"/>
+          <w:b w:val="0"/>
+          <w:color w:val="1155CC"/>
+          <w:sz w:val="22"/>
+          <w:szCs w:val="22"/>
+          <w:u w:val="single" w:color="1155CC"/>
+          <w:shd w:val="clear" w:color="auto" w:fill="auto"/>
+          <w:rFonts w:ascii="Arial" w:eastAsia="Arial" w:hAnsi="Arial" w:cs="Arial"/>
+        </w:rPr>
+        <w:t>7</w:t>
+      </w:r>
+      <w:r>
+        <w:rPr>
+          <w:i w:val="0"/>
+          <w:b w:val="0"/>
+          <w:color w:val="1155CC"/>
+          <w:sz w:val="22"/>
+          <w:szCs w:val="22"/>
+          <w:u w:val="single" w:color="1155CC"/>
+          <w:shd w:val="clear" w:color="auto" w:fill="auto"/>
+          <w:rFonts w:ascii="Arial" w:eastAsia="Arial" w:hAnsi="Arial" w:cs="Arial"/>
+        </w:rPr>
+        <w:t>2</w:t>
+      </w:r>
+      <w:r>
+        <w:rPr>
+          <w:shd w:val="clear" w:color="auto" w:fill="auto"/>
+        </w:rPr>
+        <w:fldChar w:fldCharType="end"/>
       </w:r>
     </w:p>
     <w:p>
       <w:pPr>
-        <w:spacing w:lineRule="auto" w:line="163"/>
+        <w:spacing w:lineRule="auto" w:line="235" w:before="0" w:after="0"/>
         <w:rPr>
           <w:i w:val="0"/>
           <w:b w:val="0"/>
@@ -5679,675 +7304,10 @@
           <w:lang w:eastAsia="ko-KR"/>
         </w:rPr>
       </w:pPr>
-      <w:r>
-        <w:fldChar w:fldCharType="begin"/>
-      </w:r>
-      <w:r>
-        <w:instrText xml:space="preserve">HYPERLINK "https://www.data.go.kr/data/56262092/linkedData.do"</w:instrText>
-      </w:r>
-      <w:r>
-        <w:fldChar w:fldCharType="separate"/>
-      </w:r>
-      <w:r>
-        <w:rPr>
-          <w:i w:val="0"/>
-          <w:b w:val="0"/>
-          <w:color w:val="1155CC"/>
-          <w:sz w:val="22"/>
-          <w:szCs w:val="22"/>
-          <w:u w:val="single" w:color="1155CC"/>
-          <w:shd w:val="clear" w:color="auto" w:fill="auto"/>
-          <w:rFonts w:ascii="Arial" w:eastAsia="Arial" w:hAnsi="Arial" w:cs="Arial"/>
-        </w:rPr>
-        <w:t>h</w:t>
-      </w:r>
-      <w:r>
-        <w:rPr>
-          <w:i w:val="0"/>
-          <w:b w:val="0"/>
-          <w:color w:val="1155CC"/>
-          <w:sz w:val="22"/>
-          <w:szCs w:val="22"/>
-          <w:u w:val="single" w:color="1155CC"/>
-          <w:shd w:val="clear" w:color="auto" w:fill="auto"/>
-          <w:rFonts w:ascii="Arial" w:eastAsia="Arial" w:hAnsi="Arial" w:cs="Arial"/>
-        </w:rPr>
-        <w:t>t</w:t>
-      </w:r>
-      <w:r>
-        <w:rPr>
-          <w:i w:val="0"/>
-          <w:b w:val="0"/>
-          <w:color w:val="1155CC"/>
-          <w:sz w:val="22"/>
-          <w:szCs w:val="22"/>
-          <w:u w:val="single" w:color="1155CC"/>
-          <w:shd w:val="clear" w:color="auto" w:fill="auto"/>
-          <w:rFonts w:ascii="Arial" w:eastAsia="Arial" w:hAnsi="Arial" w:cs="Arial"/>
-        </w:rPr>
-        <w:t>t</w:t>
-      </w:r>
-      <w:r>
-        <w:rPr>
-          <w:i w:val="0"/>
-          <w:b w:val="0"/>
-          <w:color w:val="1155CC"/>
-          <w:sz w:val="22"/>
-          <w:szCs w:val="22"/>
-          <w:u w:val="single" w:color="1155CC"/>
-          <w:shd w:val="clear" w:color="auto" w:fill="auto"/>
-          <w:rFonts w:ascii="Arial" w:eastAsia="Arial" w:hAnsi="Arial" w:cs="Arial"/>
-        </w:rPr>
-        <w:t>p</w:t>
-      </w:r>
-      <w:r>
-        <w:rPr>
-          <w:i w:val="0"/>
-          <w:b w:val="0"/>
-          <w:color w:val="1155CC"/>
-          <w:sz w:val="22"/>
-          <w:szCs w:val="22"/>
-          <w:u w:val="single" w:color="1155CC"/>
-          <w:shd w:val="clear" w:color="auto" w:fill="auto"/>
-          <w:rFonts w:ascii="Arial" w:eastAsia="Arial" w:hAnsi="Arial" w:cs="Arial"/>
-        </w:rPr>
-        <w:t>s</w:t>
-      </w:r>
-      <w:r>
-        <w:rPr>
-          <w:i w:val="0"/>
-          <w:b w:val="0"/>
-          <w:color w:val="1155CC"/>
-          <w:sz w:val="22"/>
-          <w:szCs w:val="22"/>
-          <w:u w:val="single" w:color="1155CC"/>
-          <w:shd w:val="clear" w:color="auto" w:fill="auto"/>
-          <w:rFonts w:ascii="Arial" w:eastAsia="Arial" w:hAnsi="Arial" w:cs="Arial"/>
-        </w:rPr>
-        <w:t>:</w:t>
-      </w:r>
-      <w:r>
-        <w:rPr>
-          <w:i w:val="0"/>
-          <w:b w:val="0"/>
-          <w:color w:val="1155CC"/>
-          <w:sz w:val="22"/>
-          <w:szCs w:val="22"/>
-          <w:u w:val="single" w:color="1155CC"/>
-          <w:shd w:val="clear" w:color="auto" w:fill="auto"/>
-          <w:rFonts w:ascii="Arial" w:eastAsia="Arial" w:hAnsi="Arial" w:cs="Arial"/>
-        </w:rPr>
-        <w:t>/</w:t>
-      </w:r>
-      <w:r>
-        <w:rPr>
-          <w:i w:val="0"/>
-          <w:b w:val="0"/>
-          <w:color w:val="1155CC"/>
-          <w:sz w:val="22"/>
-          <w:szCs w:val="22"/>
-          <w:u w:val="single" w:color="1155CC"/>
-          <w:shd w:val="clear" w:color="auto" w:fill="auto"/>
-          <w:rFonts w:ascii="Arial" w:eastAsia="Arial" w:hAnsi="Arial" w:cs="Arial"/>
-        </w:rPr>
-        <w:t>/</w:t>
-      </w:r>
-      <w:r>
-        <w:rPr>
-          <w:i w:val="0"/>
-          <w:b w:val="0"/>
-          <w:color w:val="1155CC"/>
-          <w:sz w:val="22"/>
-          <w:szCs w:val="22"/>
-          <w:u w:val="single" w:color="1155CC"/>
-          <w:shd w:val="clear" w:color="auto" w:fill="auto"/>
-          <w:rFonts w:ascii="Arial" w:eastAsia="Arial" w:hAnsi="Arial" w:cs="Arial"/>
-        </w:rPr>
-        <w:t>w</w:t>
-      </w:r>
-      <w:r>
-        <w:rPr>
-          <w:i w:val="0"/>
-          <w:b w:val="0"/>
-          <w:color w:val="1155CC"/>
-          <w:sz w:val="22"/>
-          <w:szCs w:val="22"/>
-          <w:u w:val="single" w:color="1155CC"/>
-          <w:shd w:val="clear" w:color="auto" w:fill="auto"/>
-          <w:rFonts w:ascii="Arial" w:eastAsia="Arial" w:hAnsi="Arial" w:cs="Arial"/>
-        </w:rPr>
-        <w:t>w</w:t>
-      </w:r>
-      <w:r>
-        <w:rPr>
-          <w:i w:val="0"/>
-          <w:b w:val="0"/>
-          <w:color w:val="1155CC"/>
-          <w:sz w:val="22"/>
-          <w:szCs w:val="22"/>
-          <w:u w:val="single" w:color="1155CC"/>
-          <w:shd w:val="clear" w:color="auto" w:fill="auto"/>
-          <w:rFonts w:ascii="Arial" w:eastAsia="Arial" w:hAnsi="Arial" w:cs="Arial"/>
-        </w:rPr>
-        <w:t>w</w:t>
-      </w:r>
-      <w:r>
-        <w:rPr>
-          <w:i w:val="0"/>
-          <w:b w:val="0"/>
-          <w:color w:val="1155CC"/>
-          <w:sz w:val="22"/>
-          <w:szCs w:val="22"/>
-          <w:u w:val="single" w:color="1155CC"/>
-          <w:shd w:val="clear" w:color="auto" w:fill="auto"/>
-          <w:rFonts w:ascii="Arial" w:eastAsia="Arial" w:hAnsi="Arial" w:cs="Arial"/>
-        </w:rPr>
-        <w:t>.</w:t>
-      </w:r>
-      <w:r>
-        <w:rPr>
-          <w:i w:val="0"/>
-          <w:b w:val="0"/>
-          <w:color w:val="1155CC"/>
-          <w:sz w:val="22"/>
-          <w:szCs w:val="22"/>
-          <w:u w:val="single" w:color="1155CC"/>
-          <w:shd w:val="clear" w:color="auto" w:fill="auto"/>
-          <w:rFonts w:ascii="Arial" w:eastAsia="Arial" w:hAnsi="Arial" w:cs="Arial"/>
-        </w:rPr>
-        <w:t>d</w:t>
-      </w:r>
-      <w:r>
-        <w:rPr>
-          <w:i w:val="0"/>
-          <w:b w:val="0"/>
-          <w:color w:val="1155CC"/>
-          <w:sz w:val="22"/>
-          <w:szCs w:val="22"/>
-          <w:u w:val="single" w:color="1155CC"/>
-          <w:shd w:val="clear" w:color="auto" w:fill="auto"/>
-          <w:rFonts w:ascii="Arial" w:eastAsia="Arial" w:hAnsi="Arial" w:cs="Arial"/>
-        </w:rPr>
-        <w:t>a</w:t>
-      </w:r>
-      <w:r>
-        <w:rPr>
-          <w:i w:val="0"/>
-          <w:b w:val="0"/>
-          <w:color w:val="1155CC"/>
-          <w:sz w:val="22"/>
-          <w:szCs w:val="22"/>
-          <w:u w:val="single" w:color="1155CC"/>
-          <w:shd w:val="clear" w:color="auto" w:fill="auto"/>
-          <w:rFonts w:ascii="Arial" w:eastAsia="Arial" w:hAnsi="Arial" w:cs="Arial"/>
-        </w:rPr>
-        <w:t>t</w:t>
-      </w:r>
-      <w:r>
-        <w:rPr>
-          <w:i w:val="0"/>
-          <w:b w:val="0"/>
-          <w:color w:val="1155CC"/>
-          <w:sz w:val="22"/>
-          <w:szCs w:val="22"/>
-          <w:u w:val="single" w:color="1155CC"/>
-          <w:shd w:val="clear" w:color="auto" w:fill="auto"/>
-          <w:rFonts w:ascii="Arial" w:eastAsia="Arial" w:hAnsi="Arial" w:cs="Arial"/>
-        </w:rPr>
-        <w:t>a</w:t>
-      </w:r>
-      <w:r>
-        <w:rPr>
-          <w:i w:val="0"/>
-          <w:b w:val="0"/>
-          <w:color w:val="1155CC"/>
-          <w:sz w:val="22"/>
-          <w:szCs w:val="22"/>
-          <w:u w:val="single" w:color="1155CC"/>
-          <w:shd w:val="clear" w:color="auto" w:fill="auto"/>
-          <w:rFonts w:ascii="Arial" w:eastAsia="Arial" w:hAnsi="Arial" w:cs="Arial"/>
-        </w:rPr>
-        <w:t>.</w:t>
-      </w:r>
-      <w:r>
-        <w:rPr>
-          <w:i w:val="0"/>
-          <w:b w:val="0"/>
-          <w:color w:val="1155CC"/>
-          <w:sz w:val="22"/>
-          <w:szCs w:val="22"/>
-          <w:u w:val="single" w:color="1155CC"/>
-          <w:shd w:val="clear" w:color="auto" w:fill="auto"/>
-          <w:rFonts w:ascii="Arial" w:eastAsia="Arial" w:hAnsi="Arial" w:cs="Arial"/>
-        </w:rPr>
-        <w:t>g</w:t>
-      </w:r>
-      <w:r>
-        <w:rPr>
-          <w:i w:val="0"/>
-          <w:b w:val="0"/>
-          <w:color w:val="1155CC"/>
-          <w:sz w:val="22"/>
-          <w:szCs w:val="22"/>
-          <w:u w:val="single" w:color="1155CC"/>
-          <w:shd w:val="clear" w:color="auto" w:fill="auto"/>
-          <w:rFonts w:ascii="Arial" w:eastAsia="Arial" w:hAnsi="Arial" w:cs="Arial"/>
-        </w:rPr>
-        <w:t>o</w:t>
-      </w:r>
-      <w:r>
-        <w:rPr>
-          <w:i w:val="0"/>
-          <w:b w:val="0"/>
-          <w:color w:val="1155CC"/>
-          <w:sz w:val="22"/>
-          <w:szCs w:val="22"/>
-          <w:u w:val="single" w:color="1155CC"/>
-          <w:shd w:val="clear" w:color="auto" w:fill="auto"/>
-          <w:rFonts w:ascii="Arial" w:eastAsia="Arial" w:hAnsi="Arial" w:cs="Arial"/>
-        </w:rPr>
-        <w:t>.</w:t>
-      </w:r>
-      <w:r>
-        <w:rPr>
-          <w:i w:val="0"/>
-          <w:b w:val="0"/>
-          <w:color w:val="1155CC"/>
-          <w:sz w:val="22"/>
-          <w:szCs w:val="22"/>
-          <w:u w:val="single" w:color="1155CC"/>
-          <w:shd w:val="clear" w:color="auto" w:fill="auto"/>
-          <w:rFonts w:ascii="Arial" w:eastAsia="Arial" w:hAnsi="Arial" w:cs="Arial"/>
-        </w:rPr>
-        <w:t>k</w:t>
-      </w:r>
-      <w:r>
-        <w:rPr>
-          <w:i w:val="0"/>
-          <w:b w:val="0"/>
-          <w:color w:val="1155CC"/>
-          <w:sz w:val="22"/>
-          <w:szCs w:val="22"/>
-          <w:u w:val="single" w:color="1155CC"/>
-          <w:shd w:val="clear" w:color="auto" w:fill="auto"/>
-          <w:rFonts w:ascii="Arial" w:eastAsia="Arial" w:hAnsi="Arial" w:cs="Arial"/>
-        </w:rPr>
-        <w:t>r</w:t>
-      </w:r>
-      <w:r>
-        <w:rPr>
-          <w:i w:val="0"/>
-          <w:b w:val="0"/>
-          <w:color w:val="1155CC"/>
-          <w:sz w:val="22"/>
-          <w:szCs w:val="22"/>
-          <w:u w:val="single" w:color="1155CC"/>
-          <w:shd w:val="clear" w:color="auto" w:fill="auto"/>
-          <w:rFonts w:ascii="Arial" w:eastAsia="Arial" w:hAnsi="Arial" w:cs="Arial"/>
-        </w:rPr>
-        <w:t>/</w:t>
-      </w:r>
-      <w:r>
-        <w:rPr>
-          <w:i w:val="0"/>
-          <w:b w:val="0"/>
-          <w:color w:val="1155CC"/>
-          <w:sz w:val="22"/>
-          <w:szCs w:val="22"/>
-          <w:u w:val="single" w:color="1155CC"/>
-          <w:shd w:val="clear" w:color="auto" w:fill="auto"/>
-          <w:rFonts w:ascii="Arial" w:eastAsia="Arial" w:hAnsi="Arial" w:cs="Arial"/>
-        </w:rPr>
-        <w:t>d</w:t>
-      </w:r>
-      <w:r>
-        <w:rPr>
-          <w:i w:val="0"/>
-          <w:b w:val="0"/>
-          <w:color w:val="1155CC"/>
-          <w:sz w:val="22"/>
-          <w:szCs w:val="22"/>
-          <w:u w:val="single" w:color="1155CC"/>
-          <w:shd w:val="clear" w:color="auto" w:fill="auto"/>
-          <w:rFonts w:ascii="Arial" w:eastAsia="Arial" w:hAnsi="Arial" w:cs="Arial"/>
-        </w:rPr>
-        <w:t>a</w:t>
-      </w:r>
-      <w:r>
-        <w:rPr>
-          <w:i w:val="0"/>
-          <w:b w:val="0"/>
-          <w:color w:val="1155CC"/>
-          <w:sz w:val="22"/>
-          <w:szCs w:val="22"/>
-          <w:u w:val="single" w:color="1155CC"/>
-          <w:shd w:val="clear" w:color="auto" w:fill="auto"/>
-          <w:rFonts w:ascii="Arial" w:eastAsia="Arial" w:hAnsi="Arial" w:cs="Arial"/>
-        </w:rPr>
-        <w:t>t</w:t>
-      </w:r>
-      <w:r>
-        <w:rPr>
-          <w:i w:val="0"/>
-          <w:b w:val="0"/>
-          <w:color w:val="1155CC"/>
-          <w:sz w:val="22"/>
-          <w:szCs w:val="22"/>
-          <w:u w:val="single" w:color="1155CC"/>
-          <w:shd w:val="clear" w:color="auto" w:fill="auto"/>
-          <w:rFonts w:ascii="Arial" w:eastAsia="Arial" w:hAnsi="Arial" w:cs="Arial"/>
-        </w:rPr>
-        <w:t>a</w:t>
-      </w:r>
-      <w:r>
-        <w:rPr>
-          <w:i w:val="0"/>
-          <w:b w:val="0"/>
-          <w:color w:val="1155CC"/>
-          <w:sz w:val="22"/>
-          <w:szCs w:val="22"/>
-          <w:u w:val="single" w:color="1155CC"/>
-          <w:shd w:val="clear" w:color="auto" w:fill="auto"/>
-          <w:rFonts w:ascii="Arial" w:eastAsia="Arial" w:hAnsi="Arial" w:cs="Arial"/>
-        </w:rPr>
-        <w:t>/</w:t>
-      </w:r>
-      <w:r>
-        <w:rPr>
-          <w:i w:val="0"/>
-          <w:b w:val="0"/>
-          <w:color w:val="1155CC"/>
-          <w:sz w:val="22"/>
-          <w:szCs w:val="22"/>
-          <w:u w:val="single" w:color="1155CC"/>
-          <w:shd w:val="clear" w:color="auto" w:fill="auto"/>
-          <w:rFonts w:ascii="Arial" w:eastAsia="Arial" w:hAnsi="Arial" w:cs="Arial"/>
-        </w:rPr>
-        <w:t>5</w:t>
-      </w:r>
-      <w:r>
-        <w:rPr>
-          <w:i w:val="0"/>
-          <w:b w:val="0"/>
-          <w:color w:val="1155CC"/>
-          <w:sz w:val="22"/>
-          <w:szCs w:val="22"/>
-          <w:u w:val="single" w:color="1155CC"/>
-          <w:shd w:val="clear" w:color="auto" w:fill="auto"/>
-          <w:rFonts w:ascii="Arial" w:eastAsia="Arial" w:hAnsi="Arial" w:cs="Arial"/>
-        </w:rPr>
-        <w:t>6</w:t>
-      </w:r>
-      <w:r>
-        <w:rPr>
-          <w:i w:val="0"/>
-          <w:b w:val="0"/>
-          <w:color w:val="1155CC"/>
-          <w:sz w:val="22"/>
-          <w:szCs w:val="22"/>
-          <w:u w:val="single" w:color="1155CC"/>
-          <w:shd w:val="clear" w:color="auto" w:fill="auto"/>
-          <w:rFonts w:ascii="Arial" w:eastAsia="Arial" w:hAnsi="Arial" w:cs="Arial"/>
-        </w:rPr>
-        <w:t>2</w:t>
-      </w:r>
-      <w:r>
-        <w:rPr>
-          <w:i w:val="0"/>
-          <w:b w:val="0"/>
-          <w:color w:val="1155CC"/>
-          <w:sz w:val="22"/>
-          <w:szCs w:val="22"/>
-          <w:u w:val="single" w:color="1155CC"/>
-          <w:shd w:val="clear" w:color="auto" w:fill="auto"/>
-          <w:rFonts w:ascii="Arial" w:eastAsia="Arial" w:hAnsi="Arial" w:cs="Arial"/>
-        </w:rPr>
-        <w:t>6</w:t>
-      </w:r>
-      <w:r>
-        <w:rPr>
-          <w:i w:val="0"/>
-          <w:b w:val="0"/>
-          <w:color w:val="1155CC"/>
-          <w:sz w:val="22"/>
-          <w:szCs w:val="22"/>
-          <w:u w:val="single" w:color="1155CC"/>
-          <w:shd w:val="clear" w:color="auto" w:fill="auto"/>
-          <w:rFonts w:ascii="Arial" w:eastAsia="Arial" w:hAnsi="Arial" w:cs="Arial"/>
-        </w:rPr>
-        <w:t>2</w:t>
-      </w:r>
-      <w:r>
-        <w:rPr>
-          <w:i w:val="0"/>
-          <w:b w:val="0"/>
-          <w:color w:val="1155CC"/>
-          <w:sz w:val="22"/>
-          <w:szCs w:val="22"/>
-          <w:u w:val="single" w:color="1155CC"/>
-          <w:shd w:val="clear" w:color="auto" w:fill="auto"/>
-          <w:rFonts w:ascii="Arial" w:eastAsia="Arial" w:hAnsi="Arial" w:cs="Arial"/>
-        </w:rPr>
-        <w:t>0</w:t>
-      </w:r>
-      <w:r>
-        <w:rPr>
-          <w:i w:val="0"/>
-          <w:b w:val="0"/>
-          <w:color w:val="1155CC"/>
-          <w:sz w:val="22"/>
-          <w:szCs w:val="22"/>
-          <w:u w:val="single" w:color="1155CC"/>
-          <w:shd w:val="clear" w:color="auto" w:fill="auto"/>
-          <w:rFonts w:ascii="Arial" w:eastAsia="Arial" w:hAnsi="Arial" w:cs="Arial"/>
-        </w:rPr>
-        <w:t>9</w:t>
-      </w:r>
-      <w:r>
-        <w:rPr>
-          <w:i w:val="0"/>
-          <w:b w:val="0"/>
-          <w:color w:val="1155CC"/>
-          <w:sz w:val="22"/>
-          <w:szCs w:val="22"/>
-          <w:u w:val="single" w:color="1155CC"/>
-          <w:shd w:val="clear" w:color="auto" w:fill="auto"/>
-          <w:rFonts w:ascii="Arial" w:eastAsia="Arial" w:hAnsi="Arial" w:cs="Arial"/>
-        </w:rPr>
-        <w:t>2</w:t>
-      </w:r>
-      <w:r>
-        <w:rPr>
-          <w:i w:val="0"/>
-          <w:b w:val="0"/>
-          <w:color w:val="1155CC"/>
-          <w:sz w:val="22"/>
-          <w:szCs w:val="22"/>
-          <w:u w:val="single" w:color="1155CC"/>
-          <w:shd w:val="clear" w:color="auto" w:fill="auto"/>
-          <w:rFonts w:ascii="Arial" w:eastAsia="Arial" w:hAnsi="Arial" w:cs="Arial"/>
-        </w:rPr>
-        <w:t>/</w:t>
-      </w:r>
-      <w:r>
-        <w:rPr>
-          <w:i w:val="0"/>
-          <w:b w:val="0"/>
-          <w:color w:val="1155CC"/>
-          <w:sz w:val="22"/>
-          <w:szCs w:val="22"/>
-          <w:u w:val="single" w:color="1155CC"/>
-          <w:shd w:val="clear" w:color="auto" w:fill="auto"/>
-          <w:rFonts w:ascii="Arial" w:eastAsia="Arial" w:hAnsi="Arial" w:cs="Arial"/>
-        </w:rPr>
-        <w:t>l</w:t>
-      </w:r>
-      <w:r>
-        <w:rPr>
-          <w:i w:val="0"/>
-          <w:b w:val="0"/>
-          <w:color w:val="1155CC"/>
-          <w:sz w:val="22"/>
-          <w:szCs w:val="22"/>
-          <w:u w:val="single" w:color="1155CC"/>
-          <w:shd w:val="clear" w:color="auto" w:fill="auto"/>
-          <w:rFonts w:ascii="Arial" w:eastAsia="Arial" w:hAnsi="Arial" w:cs="Arial"/>
-        </w:rPr>
-        <w:t>i</w:t>
-      </w:r>
-      <w:r>
-        <w:rPr>
-          <w:i w:val="0"/>
-          <w:b w:val="0"/>
-          <w:color w:val="1155CC"/>
-          <w:sz w:val="22"/>
-          <w:szCs w:val="22"/>
-          <w:u w:val="single" w:color="1155CC"/>
-          <w:shd w:val="clear" w:color="auto" w:fill="auto"/>
-          <w:rFonts w:ascii="Arial" w:eastAsia="Arial" w:hAnsi="Arial" w:cs="Arial"/>
-        </w:rPr>
-        <w:t>n</w:t>
-      </w:r>
-      <w:r>
-        <w:rPr>
-          <w:i w:val="0"/>
-          <w:b w:val="0"/>
-          <w:color w:val="1155CC"/>
-          <w:sz w:val="22"/>
-          <w:szCs w:val="22"/>
-          <w:u w:val="single" w:color="1155CC"/>
-          <w:shd w:val="clear" w:color="auto" w:fill="auto"/>
-          <w:rFonts w:ascii="Arial" w:eastAsia="Arial" w:hAnsi="Arial" w:cs="Arial"/>
-        </w:rPr>
-        <w:t>k</w:t>
-      </w:r>
-      <w:r>
-        <w:rPr>
-          <w:i w:val="0"/>
-          <w:b w:val="0"/>
-          <w:color w:val="1155CC"/>
-          <w:sz w:val="22"/>
-          <w:szCs w:val="22"/>
-          <w:u w:val="single" w:color="1155CC"/>
-          <w:shd w:val="clear" w:color="auto" w:fill="auto"/>
-          <w:rFonts w:ascii="Arial" w:eastAsia="Arial" w:hAnsi="Arial" w:cs="Arial"/>
-        </w:rPr>
-        <w:t>e</w:t>
-      </w:r>
-      <w:r>
-        <w:rPr>
-          <w:i w:val="0"/>
-          <w:b w:val="0"/>
-          <w:color w:val="1155CC"/>
-          <w:sz w:val="22"/>
-          <w:szCs w:val="22"/>
-          <w:u w:val="single" w:color="1155CC"/>
-          <w:shd w:val="clear" w:color="auto" w:fill="auto"/>
-          <w:rFonts w:ascii="Arial" w:eastAsia="Arial" w:hAnsi="Arial" w:cs="Arial"/>
-        </w:rPr>
-        <w:t>d</w:t>
-      </w:r>
-      <w:r>
-        <w:rPr>
-          <w:i w:val="0"/>
-          <w:b w:val="0"/>
-          <w:color w:val="1155CC"/>
-          <w:sz w:val="22"/>
-          <w:szCs w:val="22"/>
-          <w:u w:val="single" w:color="1155CC"/>
-          <w:shd w:val="clear" w:color="auto" w:fill="auto"/>
-          <w:rFonts w:ascii="Arial" w:eastAsia="Arial" w:hAnsi="Arial" w:cs="Arial"/>
-        </w:rPr>
-        <w:t>D</w:t>
-      </w:r>
-      <w:r>
-        <w:rPr>
-          <w:i w:val="0"/>
-          <w:b w:val="0"/>
-          <w:color w:val="1155CC"/>
-          <w:sz w:val="22"/>
-          <w:szCs w:val="22"/>
-          <w:u w:val="single" w:color="1155CC"/>
-          <w:shd w:val="clear" w:color="auto" w:fill="auto"/>
-          <w:rFonts w:ascii="Arial" w:eastAsia="Arial" w:hAnsi="Arial" w:cs="Arial"/>
-        </w:rPr>
-        <w:t>a</w:t>
-      </w:r>
-      <w:r>
-        <w:rPr>
-          <w:i w:val="0"/>
-          <w:b w:val="0"/>
-          <w:color w:val="1155CC"/>
-          <w:sz w:val="22"/>
-          <w:szCs w:val="22"/>
-          <w:u w:val="single" w:color="1155CC"/>
-          <w:shd w:val="clear" w:color="auto" w:fill="auto"/>
-          <w:rFonts w:ascii="Arial" w:eastAsia="Arial" w:hAnsi="Arial" w:cs="Arial"/>
-        </w:rPr>
-        <w:t>t</w:t>
-      </w:r>
-      <w:r>
-        <w:rPr>
-          <w:i w:val="0"/>
-          <w:b w:val="0"/>
-          <w:color w:val="1155CC"/>
-          <w:sz w:val="22"/>
-          <w:szCs w:val="22"/>
-          <w:u w:val="single" w:color="1155CC"/>
-          <w:shd w:val="clear" w:color="auto" w:fill="auto"/>
-          <w:rFonts w:ascii="Arial" w:eastAsia="Arial" w:hAnsi="Arial" w:cs="Arial"/>
-        </w:rPr>
-        <w:t>a</w:t>
-      </w:r>
-      <w:r>
-        <w:rPr>
-          <w:i w:val="0"/>
-          <w:b w:val="0"/>
-          <w:color w:val="1155CC"/>
-          <w:sz w:val="22"/>
-          <w:szCs w:val="22"/>
-          <w:u w:val="single" w:color="1155CC"/>
-          <w:shd w:val="clear" w:color="auto" w:fill="auto"/>
-          <w:rFonts w:ascii="Arial" w:eastAsia="Arial" w:hAnsi="Arial" w:cs="Arial"/>
-        </w:rPr>
-        <w:t>.</w:t>
-      </w:r>
-      <w:r>
-        <w:rPr>
-          <w:i w:val="0"/>
-          <w:b w:val="0"/>
-          <w:color w:val="1155CC"/>
-          <w:sz w:val="22"/>
-          <w:szCs w:val="22"/>
-          <w:u w:val="single" w:color="1155CC"/>
-          <w:shd w:val="clear" w:color="auto" w:fill="auto"/>
-          <w:rFonts w:ascii="Arial" w:eastAsia="Arial" w:hAnsi="Arial" w:cs="Arial"/>
-        </w:rPr>
-        <w:t>d</w:t>
-      </w:r>
-      <w:r>
-        <w:rPr>
-          <w:i w:val="0"/>
-          <w:b w:val="0"/>
-          <w:color w:val="1155CC"/>
-          <w:sz w:val="22"/>
-          <w:szCs w:val="22"/>
-          <w:u w:val="single" w:color="1155CC"/>
-          <w:shd w:val="clear" w:color="auto" w:fill="auto"/>
-          <w:rFonts w:ascii="Arial" w:eastAsia="Arial" w:hAnsi="Arial" w:cs="Arial"/>
-        </w:rPr>
-        <w:t>o</w:t>
-      </w:r>
-      <w:r>
-        <w:rPr>
-          <w:shd w:val="clear" w:color="auto" w:fill="auto"/>
-        </w:rPr>
-        <w:fldChar w:fldCharType="end"/>
-      </w:r>
     </w:p>
     <w:p>
       <w:pPr>
-        <w:spacing w:lineRule="auto" w:line="163"/>
+        <w:spacing w:lineRule="auto" w:line="235" w:before="0" w:after="0"/>
         <w:rPr>
           <w:i w:val="0"/>
           <w:b w:val="0"/>
@@ -6360,711 +7320,28 @@
         </w:rPr>
       </w:pPr>
       <w:r>
-        <w:fldChar w:fldCharType="begin"/>
-      </w:r>
-      <w:r>
-        <w:instrText xml:space="preserve">HYPERLINK "https://www.data.go.kr/data/15090553/fileData.do"</w:instrText>
-      </w:r>
-      <w:r>
-        <w:fldChar w:fldCharType="separate"/>
-      </w:r>
-      <w:r>
-        <w:rPr>
-          <w:i w:val="0"/>
-          <w:b w:val="0"/>
-          <w:color w:val="0563C1" w:themeColor="hyperlink"/>
-          <w:sz w:val="22"/>
-          <w:szCs w:val="22"/>
-          <w:u w:val="single"/>
+        <w:rPr>
+          <w:i w:val="0"/>
+          <w:b w:val="0"/>
+          <w:color w:val="auto"/>
+          <w:sz w:val="22"/>
+          <w:szCs w:val="22"/>
           <w:shd w:val="clear" w:color="auto" w:fill="auto"/>
           <w:rFonts w:ascii="Arial" w:eastAsia="Arial" w:hAnsi="Arial" w:cs="Arial"/>
           <w:lang w:eastAsia="ko-KR"/>
         </w:rPr>
-        <w:t>h</w:t>
-      </w:r>
-      <w:r>
-        <w:rPr>
-          <w:i w:val="0"/>
-          <w:b w:val="0"/>
-          <w:color w:val="0563C1" w:themeColor="hyperlink"/>
-          <w:sz w:val="22"/>
-          <w:szCs w:val="22"/>
-          <w:u w:val="single"/>
-          <w:shd w:val="clear" w:color="auto" w:fill="auto"/>
-          <w:rFonts w:ascii="Arial" w:eastAsia="Arial" w:hAnsi="Arial" w:cs="Arial"/>
-          <w:lang w:eastAsia="ko-KR"/>
-        </w:rPr>
-        <w:t>t</w:t>
-      </w:r>
-      <w:r>
-        <w:rPr>
-          <w:i w:val="0"/>
-          <w:b w:val="0"/>
-          <w:color w:val="0563C1" w:themeColor="hyperlink"/>
-          <w:sz w:val="22"/>
-          <w:szCs w:val="22"/>
-          <w:u w:val="single"/>
-          <w:shd w:val="clear" w:color="auto" w:fill="auto"/>
-          <w:rFonts w:ascii="Arial" w:eastAsia="Arial" w:hAnsi="Arial" w:cs="Arial"/>
-          <w:lang w:eastAsia="ko-KR"/>
-        </w:rPr>
-        <w:t>t</w:t>
-      </w:r>
-      <w:r>
-        <w:rPr>
-          <w:i w:val="0"/>
-          <w:b w:val="0"/>
-          <w:color w:val="0563C1" w:themeColor="hyperlink"/>
-          <w:sz w:val="22"/>
-          <w:szCs w:val="22"/>
-          <w:u w:val="single"/>
-          <w:shd w:val="clear" w:color="auto" w:fill="auto"/>
-          <w:rFonts w:ascii="Arial" w:eastAsia="Arial" w:hAnsi="Arial" w:cs="Arial"/>
-          <w:lang w:eastAsia="ko-KR"/>
-        </w:rPr>
-        <w:t>p</w:t>
-      </w:r>
-      <w:r>
-        <w:rPr>
-          <w:i w:val="0"/>
-          <w:b w:val="0"/>
-          <w:color w:val="0563C1" w:themeColor="hyperlink"/>
-          <w:sz w:val="22"/>
-          <w:szCs w:val="22"/>
-          <w:u w:val="single"/>
-          <w:shd w:val="clear" w:color="auto" w:fill="auto"/>
-          <w:rFonts w:ascii="Arial" w:eastAsia="Arial" w:hAnsi="Arial" w:cs="Arial"/>
-          <w:lang w:eastAsia="ko-KR"/>
-        </w:rPr>
-        <w:t>s</w:t>
-      </w:r>
-      <w:r>
-        <w:rPr>
-          <w:i w:val="0"/>
-          <w:b w:val="0"/>
-          <w:color w:val="0563C1" w:themeColor="hyperlink"/>
-          <w:sz w:val="22"/>
-          <w:szCs w:val="22"/>
-          <w:u w:val="single"/>
-          <w:shd w:val="clear" w:color="auto" w:fill="auto"/>
-          <w:rFonts w:ascii="Arial" w:eastAsia="Arial" w:hAnsi="Arial" w:cs="Arial"/>
-          <w:lang w:eastAsia="ko-KR"/>
-        </w:rPr>
-        <w:t>:</w:t>
-      </w:r>
-      <w:r>
-        <w:rPr>
-          <w:i w:val="0"/>
-          <w:b w:val="0"/>
-          <w:color w:val="0563C1" w:themeColor="hyperlink"/>
-          <w:sz w:val="22"/>
-          <w:szCs w:val="22"/>
-          <w:u w:val="single"/>
-          <w:shd w:val="clear" w:color="auto" w:fill="auto"/>
-          <w:rFonts w:ascii="Arial" w:eastAsia="Arial" w:hAnsi="Arial" w:cs="Arial"/>
-          <w:lang w:eastAsia="ko-KR"/>
-        </w:rPr>
-        <w:t>/</w:t>
-      </w:r>
-      <w:r>
-        <w:rPr>
-          <w:i w:val="0"/>
-          <w:b w:val="0"/>
-          <w:color w:val="0563C1" w:themeColor="hyperlink"/>
-          <w:sz w:val="22"/>
-          <w:szCs w:val="22"/>
-          <w:u w:val="single"/>
-          <w:shd w:val="clear" w:color="auto" w:fill="auto"/>
-          <w:rFonts w:ascii="Arial" w:eastAsia="Arial" w:hAnsi="Arial" w:cs="Arial"/>
-          <w:lang w:eastAsia="ko-KR"/>
-        </w:rPr>
-        <w:t>/</w:t>
-      </w:r>
-      <w:r>
-        <w:rPr>
-          <w:i w:val="0"/>
-          <w:b w:val="0"/>
-          <w:color w:val="0563C1" w:themeColor="hyperlink"/>
-          <w:sz w:val="22"/>
-          <w:szCs w:val="22"/>
-          <w:u w:val="single"/>
-          <w:shd w:val="clear" w:color="auto" w:fill="auto"/>
-          <w:rFonts w:ascii="Arial" w:eastAsia="Arial" w:hAnsi="Arial" w:cs="Arial"/>
-          <w:lang w:eastAsia="ko-KR"/>
-        </w:rPr>
-        <w:t>w</w:t>
-      </w:r>
-      <w:r>
-        <w:rPr>
-          <w:i w:val="0"/>
-          <w:b w:val="0"/>
-          <w:color w:val="0563C1" w:themeColor="hyperlink"/>
-          <w:sz w:val="22"/>
-          <w:szCs w:val="22"/>
-          <w:u w:val="single"/>
-          <w:shd w:val="clear" w:color="auto" w:fill="auto"/>
-          <w:rFonts w:ascii="Arial" w:eastAsia="Arial" w:hAnsi="Arial" w:cs="Arial"/>
-          <w:lang w:eastAsia="ko-KR"/>
-        </w:rPr>
-        <w:t>w</w:t>
-      </w:r>
-      <w:r>
-        <w:rPr>
-          <w:i w:val="0"/>
-          <w:b w:val="0"/>
-          <w:color w:val="0563C1" w:themeColor="hyperlink"/>
-          <w:sz w:val="22"/>
-          <w:szCs w:val="22"/>
-          <w:u w:val="single"/>
-          <w:shd w:val="clear" w:color="auto" w:fill="auto"/>
-          <w:rFonts w:ascii="Arial" w:eastAsia="Arial" w:hAnsi="Arial" w:cs="Arial"/>
-          <w:lang w:eastAsia="ko-KR"/>
-        </w:rPr>
-        <w:t>w</w:t>
-      </w:r>
-      <w:r>
-        <w:rPr>
-          <w:i w:val="0"/>
-          <w:b w:val="0"/>
-          <w:color w:val="0563C1" w:themeColor="hyperlink"/>
-          <w:sz w:val="22"/>
-          <w:szCs w:val="22"/>
-          <w:u w:val="single"/>
-          <w:shd w:val="clear" w:color="auto" w:fill="auto"/>
-          <w:rFonts w:ascii="Arial" w:eastAsia="Arial" w:hAnsi="Arial" w:cs="Arial"/>
-          <w:lang w:eastAsia="ko-KR"/>
-        </w:rPr>
-        <w:t>.</w:t>
-      </w:r>
-      <w:r>
-        <w:rPr>
-          <w:i w:val="0"/>
-          <w:b w:val="0"/>
-          <w:color w:val="0563C1" w:themeColor="hyperlink"/>
-          <w:sz w:val="22"/>
-          <w:szCs w:val="22"/>
-          <w:u w:val="single"/>
-          <w:shd w:val="clear" w:color="auto" w:fill="auto"/>
-          <w:rFonts w:ascii="Arial" w:eastAsia="Arial" w:hAnsi="Arial" w:cs="Arial"/>
-          <w:lang w:eastAsia="ko-KR"/>
-        </w:rPr>
-        <w:t>d</w:t>
-      </w:r>
-      <w:r>
-        <w:rPr>
-          <w:i w:val="0"/>
-          <w:b w:val="0"/>
-          <w:color w:val="0563C1" w:themeColor="hyperlink"/>
-          <w:sz w:val="22"/>
-          <w:szCs w:val="22"/>
-          <w:u w:val="single"/>
-          <w:shd w:val="clear" w:color="auto" w:fill="auto"/>
-          <w:rFonts w:ascii="Arial" w:eastAsia="Arial" w:hAnsi="Arial" w:cs="Arial"/>
-          <w:lang w:eastAsia="ko-KR"/>
-        </w:rPr>
-        <w:t>a</w:t>
-      </w:r>
-      <w:r>
-        <w:rPr>
-          <w:i w:val="0"/>
-          <w:b w:val="0"/>
-          <w:color w:val="0563C1" w:themeColor="hyperlink"/>
-          <w:sz w:val="22"/>
-          <w:szCs w:val="22"/>
-          <w:u w:val="single"/>
-          <w:shd w:val="clear" w:color="auto" w:fill="auto"/>
-          <w:rFonts w:ascii="Arial" w:eastAsia="Arial" w:hAnsi="Arial" w:cs="Arial"/>
-          <w:lang w:eastAsia="ko-KR"/>
-        </w:rPr>
-        <w:t>t</w:t>
-      </w:r>
-      <w:r>
-        <w:rPr>
-          <w:i w:val="0"/>
-          <w:b w:val="0"/>
-          <w:color w:val="0563C1" w:themeColor="hyperlink"/>
-          <w:sz w:val="22"/>
-          <w:szCs w:val="22"/>
-          <w:u w:val="single"/>
-          <w:shd w:val="clear" w:color="auto" w:fill="auto"/>
-          <w:rFonts w:ascii="Arial" w:eastAsia="Arial" w:hAnsi="Arial" w:cs="Arial"/>
-          <w:lang w:eastAsia="ko-KR"/>
-        </w:rPr>
-        <w:t>a</w:t>
-      </w:r>
-      <w:r>
-        <w:rPr>
-          <w:i w:val="0"/>
-          <w:b w:val="0"/>
-          <w:color w:val="0563C1" w:themeColor="hyperlink"/>
-          <w:sz w:val="22"/>
-          <w:szCs w:val="22"/>
-          <w:u w:val="single"/>
-          <w:shd w:val="clear" w:color="auto" w:fill="auto"/>
-          <w:rFonts w:ascii="Arial" w:eastAsia="Arial" w:hAnsi="Arial" w:cs="Arial"/>
-          <w:lang w:eastAsia="ko-KR"/>
-        </w:rPr>
-        <w:t>.</w:t>
-      </w:r>
-      <w:r>
-        <w:rPr>
-          <w:i w:val="0"/>
-          <w:b w:val="0"/>
-          <w:color w:val="0563C1" w:themeColor="hyperlink"/>
-          <w:sz w:val="22"/>
-          <w:szCs w:val="22"/>
-          <w:u w:val="single"/>
-          <w:shd w:val="clear" w:color="auto" w:fill="auto"/>
-          <w:rFonts w:ascii="Arial" w:eastAsia="Arial" w:hAnsi="Arial" w:cs="Arial"/>
-          <w:lang w:eastAsia="ko-KR"/>
-        </w:rPr>
-        <w:t>g</w:t>
-      </w:r>
-      <w:r>
-        <w:rPr>
-          <w:i w:val="0"/>
-          <w:b w:val="0"/>
-          <w:color w:val="0563C1" w:themeColor="hyperlink"/>
-          <w:sz w:val="22"/>
-          <w:szCs w:val="22"/>
-          <w:u w:val="single"/>
-          <w:shd w:val="clear" w:color="auto" w:fill="auto"/>
-          <w:rFonts w:ascii="Arial" w:eastAsia="Arial" w:hAnsi="Arial" w:cs="Arial"/>
-          <w:lang w:eastAsia="ko-KR"/>
-        </w:rPr>
-        <w:t>o</w:t>
-      </w:r>
-      <w:r>
-        <w:rPr>
-          <w:i w:val="0"/>
-          <w:b w:val="0"/>
-          <w:color w:val="0563C1" w:themeColor="hyperlink"/>
-          <w:sz w:val="22"/>
-          <w:szCs w:val="22"/>
-          <w:u w:val="single"/>
-          <w:shd w:val="clear" w:color="auto" w:fill="auto"/>
-          <w:rFonts w:ascii="Arial" w:eastAsia="Arial" w:hAnsi="Arial" w:cs="Arial"/>
-          <w:lang w:eastAsia="ko-KR"/>
-        </w:rPr>
-        <w:t>.</w:t>
-      </w:r>
-      <w:r>
-        <w:rPr>
-          <w:i w:val="0"/>
-          <w:b w:val="0"/>
-          <w:color w:val="0563C1" w:themeColor="hyperlink"/>
-          <w:sz w:val="22"/>
-          <w:szCs w:val="22"/>
-          <w:u w:val="single"/>
-          <w:shd w:val="clear" w:color="auto" w:fill="auto"/>
-          <w:rFonts w:ascii="Arial" w:eastAsia="Arial" w:hAnsi="Arial" w:cs="Arial"/>
-          <w:lang w:eastAsia="ko-KR"/>
-        </w:rPr>
-        <w:t>k</w:t>
-      </w:r>
-      <w:r>
-        <w:rPr>
-          <w:i w:val="0"/>
-          <w:b w:val="0"/>
-          <w:color w:val="0563C1" w:themeColor="hyperlink"/>
-          <w:sz w:val="22"/>
-          <w:szCs w:val="22"/>
-          <w:u w:val="single"/>
-          <w:shd w:val="clear" w:color="auto" w:fill="auto"/>
-          <w:rFonts w:ascii="Arial" w:eastAsia="Arial" w:hAnsi="Arial" w:cs="Arial"/>
-          <w:lang w:eastAsia="ko-KR"/>
-        </w:rPr>
-        <w:t>r</w:t>
-      </w:r>
-      <w:r>
-        <w:rPr>
-          <w:i w:val="0"/>
-          <w:b w:val="0"/>
-          <w:color w:val="0563C1" w:themeColor="hyperlink"/>
-          <w:sz w:val="22"/>
-          <w:szCs w:val="22"/>
-          <w:u w:val="single"/>
-          <w:shd w:val="clear" w:color="auto" w:fill="auto"/>
-          <w:rFonts w:ascii="Arial" w:eastAsia="Arial" w:hAnsi="Arial" w:cs="Arial"/>
-          <w:lang w:eastAsia="ko-KR"/>
-        </w:rPr>
-        <w:t>/</w:t>
-      </w:r>
-      <w:r>
-        <w:rPr>
-          <w:i w:val="0"/>
-          <w:b w:val="0"/>
-          <w:color w:val="0563C1" w:themeColor="hyperlink"/>
-          <w:sz w:val="22"/>
-          <w:szCs w:val="22"/>
-          <w:u w:val="single"/>
-          <w:shd w:val="clear" w:color="auto" w:fill="auto"/>
-          <w:rFonts w:ascii="Arial" w:eastAsia="Arial" w:hAnsi="Arial" w:cs="Arial"/>
-          <w:lang w:eastAsia="ko-KR"/>
-        </w:rPr>
-        <w:t>d</w:t>
-      </w:r>
-      <w:r>
-        <w:rPr>
-          <w:i w:val="0"/>
-          <w:b w:val="0"/>
-          <w:color w:val="0563C1" w:themeColor="hyperlink"/>
-          <w:sz w:val="22"/>
-          <w:szCs w:val="22"/>
-          <w:u w:val="single"/>
-          <w:shd w:val="clear" w:color="auto" w:fill="auto"/>
-          <w:rFonts w:ascii="Arial" w:eastAsia="Arial" w:hAnsi="Arial" w:cs="Arial"/>
-          <w:lang w:eastAsia="ko-KR"/>
-        </w:rPr>
-        <w:t>a</w:t>
-      </w:r>
-      <w:r>
-        <w:rPr>
-          <w:i w:val="0"/>
-          <w:b w:val="0"/>
-          <w:color w:val="0563C1" w:themeColor="hyperlink"/>
-          <w:sz w:val="22"/>
-          <w:szCs w:val="22"/>
-          <w:u w:val="single"/>
-          <w:shd w:val="clear" w:color="auto" w:fill="auto"/>
-          <w:rFonts w:ascii="Arial" w:eastAsia="Arial" w:hAnsi="Arial" w:cs="Arial"/>
-          <w:lang w:eastAsia="ko-KR"/>
-        </w:rPr>
-        <w:t>t</w:t>
-      </w:r>
-      <w:r>
-        <w:rPr>
-          <w:i w:val="0"/>
-          <w:b w:val="0"/>
-          <w:color w:val="0563C1" w:themeColor="hyperlink"/>
-          <w:sz w:val="22"/>
-          <w:szCs w:val="22"/>
-          <w:u w:val="single"/>
-          <w:shd w:val="clear" w:color="auto" w:fill="auto"/>
-          <w:rFonts w:ascii="Arial" w:eastAsia="Arial" w:hAnsi="Arial" w:cs="Arial"/>
-          <w:lang w:eastAsia="ko-KR"/>
-        </w:rPr>
-        <w:t>a</w:t>
-      </w:r>
-      <w:r>
-        <w:rPr>
-          <w:i w:val="0"/>
-          <w:b w:val="0"/>
-          <w:color w:val="0563C1" w:themeColor="hyperlink"/>
-          <w:sz w:val="22"/>
-          <w:szCs w:val="22"/>
-          <w:u w:val="single"/>
-          <w:shd w:val="clear" w:color="auto" w:fill="auto"/>
-          <w:rFonts w:ascii="Arial" w:eastAsia="Arial" w:hAnsi="Arial" w:cs="Arial"/>
-          <w:lang w:eastAsia="ko-KR"/>
-        </w:rPr>
-        <w:t>/</w:t>
-      </w:r>
-      <w:r>
-        <w:rPr>
-          <w:i w:val="0"/>
-          <w:b w:val="0"/>
-          <w:color w:val="0563C1" w:themeColor="hyperlink"/>
-          <w:sz w:val="22"/>
-          <w:szCs w:val="22"/>
-          <w:u w:val="single"/>
-          <w:shd w:val="clear" w:color="auto" w:fill="auto"/>
-          <w:rFonts w:ascii="Arial" w:eastAsia="Arial" w:hAnsi="Arial" w:cs="Arial"/>
-          <w:lang w:eastAsia="ko-KR"/>
-        </w:rPr>
-        <w:t>1</w:t>
-      </w:r>
-      <w:r>
-        <w:rPr>
-          <w:i w:val="0"/>
-          <w:b w:val="0"/>
-          <w:color w:val="0563C1" w:themeColor="hyperlink"/>
-          <w:sz w:val="22"/>
-          <w:szCs w:val="22"/>
-          <w:u w:val="single"/>
-          <w:shd w:val="clear" w:color="auto" w:fill="auto"/>
-          <w:rFonts w:ascii="Arial" w:eastAsia="Arial" w:hAnsi="Arial" w:cs="Arial"/>
-          <w:lang w:eastAsia="ko-KR"/>
-        </w:rPr>
-        <w:t>5</w:t>
-      </w:r>
-      <w:r>
-        <w:rPr>
-          <w:i w:val="0"/>
-          <w:b w:val="0"/>
-          <w:color w:val="0563C1" w:themeColor="hyperlink"/>
-          <w:sz w:val="22"/>
-          <w:szCs w:val="22"/>
-          <w:u w:val="single"/>
-          <w:shd w:val="clear" w:color="auto" w:fill="auto"/>
-          <w:rFonts w:ascii="Arial" w:eastAsia="Arial" w:hAnsi="Arial" w:cs="Arial"/>
-          <w:lang w:eastAsia="ko-KR"/>
-        </w:rPr>
-        <w:t>0</w:t>
-      </w:r>
-      <w:r>
-        <w:rPr>
-          <w:i w:val="0"/>
-          <w:b w:val="0"/>
-          <w:color w:val="0563C1" w:themeColor="hyperlink"/>
-          <w:sz w:val="22"/>
-          <w:szCs w:val="22"/>
-          <w:u w:val="single"/>
-          <w:shd w:val="clear" w:color="auto" w:fill="auto"/>
-          <w:rFonts w:ascii="Arial" w:eastAsia="Arial" w:hAnsi="Arial" w:cs="Arial"/>
-          <w:lang w:eastAsia="ko-KR"/>
-        </w:rPr>
-        <w:t>9</w:t>
-      </w:r>
-      <w:r>
-        <w:rPr>
-          <w:i w:val="0"/>
-          <w:b w:val="0"/>
-          <w:color w:val="0563C1" w:themeColor="hyperlink"/>
-          <w:sz w:val="22"/>
-          <w:szCs w:val="22"/>
-          <w:u w:val="single"/>
-          <w:shd w:val="clear" w:color="auto" w:fill="auto"/>
-          <w:rFonts w:ascii="Arial" w:eastAsia="Arial" w:hAnsi="Arial" w:cs="Arial"/>
-          <w:lang w:eastAsia="ko-KR"/>
-        </w:rPr>
-        <w:t>0</w:t>
-      </w:r>
-      <w:r>
-        <w:rPr>
-          <w:i w:val="0"/>
-          <w:b w:val="0"/>
-          <w:color w:val="0563C1" w:themeColor="hyperlink"/>
-          <w:sz w:val="22"/>
-          <w:szCs w:val="22"/>
-          <w:u w:val="single"/>
-          <w:shd w:val="clear" w:color="auto" w:fill="auto"/>
-          <w:rFonts w:ascii="Arial" w:eastAsia="Arial" w:hAnsi="Arial" w:cs="Arial"/>
-          <w:lang w:eastAsia="ko-KR"/>
-        </w:rPr>
-        <w:t>5</w:t>
-      </w:r>
-      <w:r>
-        <w:rPr>
-          <w:i w:val="0"/>
-          <w:b w:val="0"/>
-          <w:color w:val="0563C1" w:themeColor="hyperlink"/>
-          <w:sz w:val="22"/>
-          <w:szCs w:val="22"/>
-          <w:u w:val="single"/>
-          <w:shd w:val="clear" w:color="auto" w:fill="auto"/>
-          <w:rFonts w:ascii="Arial" w:eastAsia="Arial" w:hAnsi="Arial" w:cs="Arial"/>
-          <w:lang w:eastAsia="ko-KR"/>
-        </w:rPr>
-        <w:t>5</w:t>
-      </w:r>
-      <w:r>
-        <w:rPr>
-          <w:i w:val="0"/>
-          <w:b w:val="0"/>
-          <w:color w:val="0563C1" w:themeColor="hyperlink"/>
-          <w:sz w:val="22"/>
-          <w:szCs w:val="22"/>
-          <w:u w:val="single"/>
-          <w:shd w:val="clear" w:color="auto" w:fill="auto"/>
-          <w:rFonts w:ascii="Arial" w:eastAsia="Arial" w:hAnsi="Arial" w:cs="Arial"/>
-          <w:lang w:eastAsia="ko-KR"/>
-        </w:rPr>
-        <w:t>3</w:t>
-      </w:r>
-      <w:r>
-        <w:rPr>
-          <w:i w:val="0"/>
-          <w:b w:val="0"/>
-          <w:color w:val="0563C1" w:themeColor="hyperlink"/>
-          <w:sz w:val="22"/>
-          <w:szCs w:val="22"/>
-          <w:u w:val="single"/>
-          <w:shd w:val="clear" w:color="auto" w:fill="auto"/>
-          <w:rFonts w:ascii="Arial" w:eastAsia="Arial" w:hAnsi="Arial" w:cs="Arial"/>
-          <w:lang w:eastAsia="ko-KR"/>
-        </w:rPr>
-        <w:t>/</w:t>
-      </w:r>
-      <w:r>
-        <w:rPr>
-          <w:i w:val="0"/>
-          <w:b w:val="0"/>
-          <w:color w:val="0563C1" w:themeColor="hyperlink"/>
-          <w:sz w:val="22"/>
-          <w:szCs w:val="22"/>
-          <w:u w:val="single"/>
-          <w:shd w:val="clear" w:color="auto" w:fill="auto"/>
-          <w:rFonts w:ascii="Arial" w:eastAsia="Arial" w:hAnsi="Arial" w:cs="Arial"/>
-          <w:lang w:eastAsia="ko-KR"/>
-        </w:rPr>
-        <w:t>f</w:t>
-      </w:r>
-      <w:r>
-        <w:rPr>
-          <w:i w:val="0"/>
-          <w:b w:val="0"/>
-          <w:color w:val="0563C1" w:themeColor="hyperlink"/>
-          <w:sz w:val="22"/>
-          <w:szCs w:val="22"/>
-          <w:u w:val="single"/>
-          <w:shd w:val="clear" w:color="auto" w:fill="auto"/>
-          <w:rFonts w:ascii="Arial" w:eastAsia="Arial" w:hAnsi="Arial" w:cs="Arial"/>
-          <w:lang w:eastAsia="ko-KR"/>
-        </w:rPr>
-        <w:t>i</w:t>
-      </w:r>
-      <w:r>
-        <w:rPr>
-          <w:i w:val="0"/>
-          <w:b w:val="0"/>
-          <w:color w:val="0563C1" w:themeColor="hyperlink"/>
-          <w:sz w:val="22"/>
-          <w:szCs w:val="22"/>
-          <w:u w:val="single"/>
-          <w:shd w:val="clear" w:color="auto" w:fill="auto"/>
-          <w:rFonts w:ascii="Arial" w:eastAsia="Arial" w:hAnsi="Arial" w:cs="Arial"/>
-          <w:lang w:eastAsia="ko-KR"/>
-        </w:rPr>
-        <w:t>l</w:t>
-      </w:r>
-      <w:r>
-        <w:rPr>
-          <w:i w:val="0"/>
-          <w:b w:val="0"/>
-          <w:color w:val="0563C1" w:themeColor="hyperlink"/>
-          <w:sz w:val="22"/>
-          <w:szCs w:val="22"/>
-          <w:u w:val="single"/>
-          <w:shd w:val="clear" w:color="auto" w:fill="auto"/>
-          <w:rFonts w:ascii="Arial" w:eastAsia="Arial" w:hAnsi="Arial" w:cs="Arial"/>
-          <w:lang w:eastAsia="ko-KR"/>
-        </w:rPr>
-        <w:t>e</w:t>
-      </w:r>
-      <w:r>
-        <w:rPr>
-          <w:i w:val="0"/>
-          <w:b w:val="0"/>
-          <w:color w:val="0563C1" w:themeColor="hyperlink"/>
-          <w:sz w:val="22"/>
-          <w:szCs w:val="22"/>
-          <w:u w:val="single"/>
-          <w:shd w:val="clear" w:color="auto" w:fill="auto"/>
-          <w:rFonts w:ascii="Arial" w:eastAsia="Arial" w:hAnsi="Arial" w:cs="Arial"/>
-          <w:lang w:eastAsia="ko-KR"/>
-        </w:rPr>
-        <w:t>D</w:t>
-      </w:r>
-      <w:r>
-        <w:rPr>
-          <w:i w:val="0"/>
-          <w:b w:val="0"/>
-          <w:color w:val="0563C1" w:themeColor="hyperlink"/>
-          <w:sz w:val="22"/>
-          <w:szCs w:val="22"/>
-          <w:u w:val="single"/>
-          <w:shd w:val="clear" w:color="auto" w:fill="auto"/>
-          <w:rFonts w:ascii="Arial" w:eastAsia="Arial" w:hAnsi="Arial" w:cs="Arial"/>
-          <w:lang w:eastAsia="ko-KR"/>
-        </w:rPr>
-        <w:t>a</w:t>
-      </w:r>
-      <w:r>
-        <w:rPr>
-          <w:i w:val="0"/>
-          <w:b w:val="0"/>
-          <w:color w:val="0563C1" w:themeColor="hyperlink"/>
-          <w:sz w:val="22"/>
-          <w:szCs w:val="22"/>
-          <w:u w:val="single"/>
-          <w:shd w:val="clear" w:color="auto" w:fill="auto"/>
-          <w:rFonts w:ascii="Arial" w:eastAsia="Arial" w:hAnsi="Arial" w:cs="Arial"/>
-          <w:lang w:eastAsia="ko-KR"/>
-        </w:rPr>
-        <w:t>t</w:t>
-      </w:r>
-      <w:r>
-        <w:rPr>
-          <w:i w:val="0"/>
-          <w:b w:val="0"/>
-          <w:color w:val="0563C1" w:themeColor="hyperlink"/>
-          <w:sz w:val="22"/>
-          <w:szCs w:val="22"/>
-          <w:u w:val="single"/>
-          <w:shd w:val="clear" w:color="auto" w:fill="auto"/>
-          <w:rFonts w:ascii="Arial" w:eastAsia="Arial" w:hAnsi="Arial" w:cs="Arial"/>
-          <w:lang w:eastAsia="ko-KR"/>
-        </w:rPr>
-        <w:t>a</w:t>
-      </w:r>
-      <w:r>
-        <w:rPr>
-          <w:i w:val="0"/>
-          <w:b w:val="0"/>
-          <w:color w:val="0563C1" w:themeColor="hyperlink"/>
-          <w:sz w:val="22"/>
-          <w:szCs w:val="22"/>
-          <w:u w:val="single"/>
-          <w:shd w:val="clear" w:color="auto" w:fill="auto"/>
-          <w:rFonts w:ascii="Arial" w:eastAsia="Arial" w:hAnsi="Arial" w:cs="Arial"/>
-          <w:lang w:eastAsia="ko-KR"/>
-        </w:rPr>
-        <w:t>.</w:t>
-      </w:r>
-      <w:r>
-        <w:rPr>
-          <w:i w:val="0"/>
-          <w:b w:val="0"/>
-          <w:color w:val="0563C1" w:themeColor="hyperlink"/>
-          <w:sz w:val="22"/>
-          <w:szCs w:val="22"/>
-          <w:u w:val="single"/>
-          <w:shd w:val="clear" w:color="auto" w:fill="auto"/>
-          <w:rFonts w:ascii="Arial" w:eastAsia="Arial" w:hAnsi="Arial" w:cs="Arial"/>
-          <w:lang w:eastAsia="ko-KR"/>
-        </w:rPr>
-        <w:t>d</w:t>
-      </w:r>
-      <w:r>
-        <w:rPr>
-          <w:i w:val="0"/>
-          <w:b w:val="0"/>
-          <w:color w:val="0563C1" w:themeColor="hyperlink"/>
-          <w:sz w:val="22"/>
-          <w:szCs w:val="22"/>
-          <w:u w:val="single"/>
-          <w:shd w:val="clear" w:color="auto" w:fill="auto"/>
-          <w:rFonts w:ascii="Arial" w:eastAsia="Arial" w:hAnsi="Arial" w:cs="Arial"/>
-          <w:lang w:eastAsia="ko-KR"/>
-        </w:rPr>
-        <w:t>o</w:t>
-      </w:r>
-      <w:r>
-        <w:rPr>
-          <w:i w:val="0"/>
-          <w:b w:val="0"/>
-          <w:color w:val="0563C1" w:themeColor="hyperlink"/>
-          <w:sz w:val="22"/>
-          <w:szCs w:val="22"/>
-          <w:u w:val="single"/>
-          <w:shd w:val="clear" w:color="auto" w:fill="auto"/>
-          <w:rFonts w:ascii="Arial" w:eastAsia="Arial" w:hAnsi="Arial" w:cs="Arial"/>
-          <w:lang w:eastAsia="ko-KR"/>
-        </w:rPr>
-        <w:fldChar w:fldCharType="end"/>
+        <w:t xml:space="preserve">가격 데이터 관련 내용출처</w:t>
       </w:r>
     </w:p>
     <w:p>
       <w:pPr>
-        <w:spacing w:lineRule="auto" w:line="163"/>
-        <w:rPr>
-          <w:i w:val="0"/>
-          <w:b w:val="0"/>
-          <w:color w:val="1155CC"/>
-          <w:sz w:val="22"/>
-          <w:szCs w:val="22"/>
-          <w:u w:val="single" w:color="1155CC"/>
+        <w:spacing w:lineRule="auto" w:line="235" w:before="0" w:after="0"/>
+        <w:rPr>
+          <w:i w:val="0"/>
+          <w:b w:val="0"/>
+          <w:color w:val="auto"/>
+          <w:sz w:val="22"/>
+          <w:szCs w:val="22"/>
           <w:shd w:val="clear" w:color="auto" w:fill="auto"/>
           <w:rFonts w:ascii="Arial" w:eastAsia="Arial" w:hAnsi="Arial" w:cs="Arial"/>
           <w:lang w:eastAsia="ko-KR"/>
@@ -7083,10 +7360,10 @@
         <w:rPr>
           <w:i w:val="0"/>
           <w:b w:val="0"/>
-          <w:color w:val="0563C1" w:themeColor="hyperlink"/>
-          <w:sz w:val="22"/>
-          <w:szCs w:val="22"/>
-          <w:u w:val="single"/>
+          <w:color w:val="1155CC"/>
+          <w:sz w:val="22"/>
+          <w:szCs w:val="22"/>
+          <w:u w:val="single" w:color="1155CC"/>
           <w:shd w:val="clear" w:color="auto" w:fill="auto"/>
           <w:rFonts w:ascii="Arial" w:eastAsia="Arial" w:hAnsi="Arial" w:cs="Arial"/>
         </w:rPr>
@@ -7096,10 +7373,10 @@
         <w:rPr>
           <w:i w:val="0"/>
           <w:b w:val="0"/>
-          <w:color w:val="0563C1" w:themeColor="hyperlink"/>
-          <w:sz w:val="22"/>
-          <w:szCs w:val="22"/>
-          <w:u w:val="single"/>
+          <w:color w:val="1155CC"/>
+          <w:sz w:val="22"/>
+          <w:szCs w:val="22"/>
+          <w:u w:val="single" w:color="1155CC"/>
           <w:shd w:val="clear" w:color="auto" w:fill="auto"/>
           <w:rFonts w:ascii="Arial" w:eastAsia="Arial" w:hAnsi="Arial" w:cs="Arial"/>
         </w:rPr>
@@ -7109,10 +7386,10 @@
         <w:rPr>
           <w:i w:val="0"/>
           <w:b w:val="0"/>
-          <w:color w:val="0563C1" w:themeColor="hyperlink"/>
-          <w:sz w:val="22"/>
-          <w:szCs w:val="22"/>
-          <w:u w:val="single"/>
+          <w:color w:val="1155CC"/>
+          <w:sz w:val="22"/>
+          <w:szCs w:val="22"/>
+          <w:u w:val="single" w:color="1155CC"/>
           <w:shd w:val="clear" w:color="auto" w:fill="auto"/>
           <w:rFonts w:ascii="Arial" w:eastAsia="Arial" w:hAnsi="Arial" w:cs="Arial"/>
         </w:rPr>
@@ -7122,10 +7399,10 @@
         <w:rPr>
           <w:i w:val="0"/>
           <w:b w:val="0"/>
-          <w:color w:val="0563C1" w:themeColor="hyperlink"/>
-          <w:sz w:val="22"/>
-          <w:szCs w:val="22"/>
-          <w:u w:val="single"/>
+          <w:color w:val="1155CC"/>
+          <w:sz w:val="22"/>
+          <w:szCs w:val="22"/>
+          <w:u w:val="single" w:color="1155CC"/>
           <w:shd w:val="clear" w:color="auto" w:fill="auto"/>
           <w:rFonts w:ascii="Arial" w:eastAsia="Arial" w:hAnsi="Arial" w:cs="Arial"/>
         </w:rPr>
@@ -7135,10 +7412,10 @@
         <w:rPr>
           <w:i w:val="0"/>
           <w:b w:val="0"/>
-          <w:color w:val="0563C1" w:themeColor="hyperlink"/>
-          <w:sz w:val="22"/>
-          <w:szCs w:val="22"/>
-          <w:u w:val="single"/>
+          <w:color w:val="1155CC"/>
+          <w:sz w:val="22"/>
+          <w:szCs w:val="22"/>
+          <w:u w:val="single" w:color="1155CC"/>
           <w:shd w:val="clear" w:color="auto" w:fill="auto"/>
           <w:rFonts w:ascii="Arial" w:eastAsia="Arial" w:hAnsi="Arial" w:cs="Arial"/>
         </w:rPr>
@@ -7148,10 +7425,10 @@
         <w:rPr>
           <w:i w:val="0"/>
           <w:b w:val="0"/>
-          <w:color w:val="0563C1" w:themeColor="hyperlink"/>
-          <w:sz w:val="22"/>
-          <w:szCs w:val="22"/>
-          <w:u w:val="single"/>
+          <w:color w:val="1155CC"/>
+          <w:sz w:val="22"/>
+          <w:szCs w:val="22"/>
+          <w:u w:val="single" w:color="1155CC"/>
           <w:shd w:val="clear" w:color="auto" w:fill="auto"/>
           <w:rFonts w:ascii="Arial" w:eastAsia="Arial" w:hAnsi="Arial" w:cs="Arial"/>
         </w:rPr>
@@ -7161,10 +7438,10 @@
         <w:rPr>
           <w:i w:val="0"/>
           <w:b w:val="0"/>
-          <w:color w:val="0563C1" w:themeColor="hyperlink"/>
-          <w:sz w:val="22"/>
-          <w:szCs w:val="22"/>
-          <w:u w:val="single"/>
+          <w:color w:val="1155CC"/>
+          <w:sz w:val="22"/>
+          <w:szCs w:val="22"/>
+          <w:u w:val="single" w:color="1155CC"/>
           <w:shd w:val="clear" w:color="auto" w:fill="auto"/>
           <w:rFonts w:ascii="Arial" w:eastAsia="Arial" w:hAnsi="Arial" w:cs="Arial"/>
         </w:rPr>
@@ -7174,10 +7451,10 @@
         <w:rPr>
           <w:i w:val="0"/>
           <w:b w:val="0"/>
-          <w:color w:val="0563C1" w:themeColor="hyperlink"/>
-          <w:sz w:val="22"/>
-          <w:szCs w:val="22"/>
-          <w:u w:val="single"/>
+          <w:color w:val="1155CC"/>
+          <w:sz w:val="22"/>
+          <w:szCs w:val="22"/>
+          <w:u w:val="single" w:color="1155CC"/>
           <w:shd w:val="clear" w:color="auto" w:fill="auto"/>
           <w:rFonts w:ascii="Arial" w:eastAsia="Arial" w:hAnsi="Arial" w:cs="Arial"/>
         </w:rPr>
@@ -7187,10 +7464,10 @@
         <w:rPr>
           <w:i w:val="0"/>
           <w:b w:val="0"/>
-          <w:color w:val="0563C1" w:themeColor="hyperlink"/>
-          <w:sz w:val="22"/>
-          <w:szCs w:val="22"/>
-          <w:u w:val="single"/>
+          <w:color w:val="1155CC"/>
+          <w:sz w:val="22"/>
+          <w:szCs w:val="22"/>
+          <w:u w:val="single" w:color="1155CC"/>
           <w:shd w:val="clear" w:color="auto" w:fill="auto"/>
           <w:rFonts w:ascii="Arial" w:eastAsia="Arial" w:hAnsi="Arial" w:cs="Arial"/>
         </w:rPr>
@@ -7200,10 +7477,10 @@
         <w:rPr>
           <w:i w:val="0"/>
           <w:b w:val="0"/>
-          <w:color w:val="0563C1" w:themeColor="hyperlink"/>
-          <w:sz w:val="22"/>
-          <w:szCs w:val="22"/>
-          <w:u w:val="single"/>
+          <w:color w:val="1155CC"/>
+          <w:sz w:val="22"/>
+          <w:szCs w:val="22"/>
+          <w:u w:val="single" w:color="1155CC"/>
           <w:shd w:val="clear" w:color="auto" w:fill="auto"/>
           <w:rFonts w:ascii="Arial" w:eastAsia="Arial" w:hAnsi="Arial" w:cs="Arial"/>
         </w:rPr>
@@ -7213,10 +7490,10 @@
         <w:rPr>
           <w:i w:val="0"/>
           <w:b w:val="0"/>
-          <w:color w:val="0563C1" w:themeColor="hyperlink"/>
-          <w:sz w:val="22"/>
-          <w:szCs w:val="22"/>
-          <w:u w:val="single"/>
+          <w:color w:val="1155CC"/>
+          <w:sz w:val="22"/>
+          <w:szCs w:val="22"/>
+          <w:u w:val="single" w:color="1155CC"/>
           <w:shd w:val="clear" w:color="auto" w:fill="auto"/>
           <w:rFonts w:ascii="Arial" w:eastAsia="Arial" w:hAnsi="Arial" w:cs="Arial"/>
         </w:rPr>
@@ -7226,10 +7503,10 @@
         <w:rPr>
           <w:i w:val="0"/>
           <w:b w:val="0"/>
-          <w:color w:val="0563C1" w:themeColor="hyperlink"/>
-          <w:sz w:val="22"/>
-          <w:szCs w:val="22"/>
-          <w:u w:val="single"/>
+          <w:color w:val="1155CC"/>
+          <w:sz w:val="22"/>
+          <w:szCs w:val="22"/>
+          <w:u w:val="single" w:color="1155CC"/>
           <w:shd w:val="clear" w:color="auto" w:fill="auto"/>
           <w:rFonts w:ascii="Arial" w:eastAsia="Arial" w:hAnsi="Arial" w:cs="Arial"/>
         </w:rPr>
@@ -7239,10 +7516,10 @@
         <w:rPr>
           <w:i w:val="0"/>
           <w:b w:val="0"/>
-          <w:color w:val="0563C1" w:themeColor="hyperlink"/>
-          <w:sz w:val="22"/>
-          <w:szCs w:val="22"/>
-          <w:u w:val="single"/>
+          <w:color w:val="1155CC"/>
+          <w:sz w:val="22"/>
+          <w:szCs w:val="22"/>
+          <w:u w:val="single" w:color="1155CC"/>
           <w:shd w:val="clear" w:color="auto" w:fill="auto"/>
           <w:rFonts w:ascii="Arial" w:eastAsia="Arial" w:hAnsi="Arial" w:cs="Arial"/>
         </w:rPr>
@@ -7252,10 +7529,10 @@
         <w:rPr>
           <w:i w:val="0"/>
           <w:b w:val="0"/>
-          <w:color w:val="0563C1" w:themeColor="hyperlink"/>
-          <w:sz w:val="22"/>
-          <w:szCs w:val="22"/>
-          <w:u w:val="single"/>
+          <w:color w:val="1155CC"/>
+          <w:sz w:val="22"/>
+          <w:szCs w:val="22"/>
+          <w:u w:val="single" w:color="1155CC"/>
           <w:shd w:val="clear" w:color="auto" w:fill="auto"/>
           <w:rFonts w:ascii="Arial" w:eastAsia="Arial" w:hAnsi="Arial" w:cs="Arial"/>
         </w:rPr>
@@ -7265,10 +7542,10 @@
         <w:rPr>
           <w:i w:val="0"/>
           <w:b w:val="0"/>
-          <w:color w:val="0563C1" w:themeColor="hyperlink"/>
-          <w:sz w:val="22"/>
-          <w:szCs w:val="22"/>
-          <w:u w:val="single"/>
+          <w:color w:val="1155CC"/>
+          <w:sz w:val="22"/>
+          <w:szCs w:val="22"/>
+          <w:u w:val="single" w:color="1155CC"/>
           <w:shd w:val="clear" w:color="auto" w:fill="auto"/>
           <w:rFonts w:ascii="Arial" w:eastAsia="Arial" w:hAnsi="Arial" w:cs="Arial"/>
         </w:rPr>
@@ -7278,10 +7555,10 @@
         <w:rPr>
           <w:i w:val="0"/>
           <w:b w:val="0"/>
-          <w:color w:val="0563C1" w:themeColor="hyperlink"/>
-          <w:sz w:val="22"/>
-          <w:szCs w:val="22"/>
-          <w:u w:val="single"/>
+          <w:color w:val="1155CC"/>
+          <w:sz w:val="22"/>
+          <w:szCs w:val="22"/>
+          <w:u w:val="single" w:color="1155CC"/>
           <w:shd w:val="clear" w:color="auto" w:fill="auto"/>
           <w:rFonts w:ascii="Arial" w:eastAsia="Arial" w:hAnsi="Arial" w:cs="Arial"/>
         </w:rPr>
@@ -7291,10 +7568,10 @@
         <w:rPr>
           <w:i w:val="0"/>
           <w:b w:val="0"/>
-          <w:color w:val="0563C1" w:themeColor="hyperlink"/>
-          <w:sz w:val="22"/>
-          <w:szCs w:val="22"/>
-          <w:u w:val="single"/>
+          <w:color w:val="1155CC"/>
+          <w:sz w:val="22"/>
+          <w:szCs w:val="22"/>
+          <w:u w:val="single" w:color="1155CC"/>
           <w:shd w:val="clear" w:color="auto" w:fill="auto"/>
           <w:rFonts w:ascii="Arial" w:eastAsia="Arial" w:hAnsi="Arial" w:cs="Arial"/>
         </w:rPr>
@@ -7304,10 +7581,10 @@
         <w:rPr>
           <w:i w:val="0"/>
           <w:b w:val="0"/>
-          <w:color w:val="0563C1" w:themeColor="hyperlink"/>
-          <w:sz w:val="22"/>
-          <w:szCs w:val="22"/>
-          <w:u w:val="single"/>
+          <w:color w:val="1155CC"/>
+          <w:sz w:val="22"/>
+          <w:szCs w:val="22"/>
+          <w:u w:val="single" w:color="1155CC"/>
           <w:shd w:val="clear" w:color="auto" w:fill="auto"/>
           <w:rFonts w:ascii="Arial" w:eastAsia="Arial" w:hAnsi="Arial" w:cs="Arial"/>
         </w:rPr>
@@ -7317,10 +7594,10 @@
         <w:rPr>
           <w:i w:val="0"/>
           <w:b w:val="0"/>
-          <w:color w:val="0563C1" w:themeColor="hyperlink"/>
-          <w:sz w:val="22"/>
-          <w:szCs w:val="22"/>
-          <w:u w:val="single"/>
+          <w:color w:val="1155CC"/>
+          <w:sz w:val="22"/>
+          <w:szCs w:val="22"/>
+          <w:u w:val="single" w:color="1155CC"/>
           <w:shd w:val="clear" w:color="auto" w:fill="auto"/>
           <w:rFonts w:ascii="Arial" w:eastAsia="Arial" w:hAnsi="Arial" w:cs="Arial"/>
         </w:rPr>
@@ -7330,10 +7607,10 @@
         <w:rPr>
           <w:i w:val="0"/>
           <w:b w:val="0"/>
-          <w:color w:val="0563C1" w:themeColor="hyperlink"/>
-          <w:sz w:val="22"/>
-          <w:szCs w:val="22"/>
-          <w:u w:val="single"/>
+          <w:color w:val="1155CC"/>
+          <w:sz w:val="22"/>
+          <w:szCs w:val="22"/>
+          <w:u w:val="single" w:color="1155CC"/>
           <w:shd w:val="clear" w:color="auto" w:fill="auto"/>
           <w:rFonts w:ascii="Arial" w:eastAsia="Arial" w:hAnsi="Arial" w:cs="Arial"/>
         </w:rPr>
@@ -7343,10 +7620,10 @@
         <w:rPr>
           <w:i w:val="0"/>
           <w:b w:val="0"/>
-          <w:color w:val="0563C1" w:themeColor="hyperlink"/>
-          <w:sz w:val="22"/>
-          <w:szCs w:val="22"/>
-          <w:u w:val="single"/>
+          <w:color w:val="1155CC"/>
+          <w:sz w:val="22"/>
+          <w:szCs w:val="22"/>
+          <w:u w:val="single" w:color="1155CC"/>
           <w:shd w:val="clear" w:color="auto" w:fill="auto"/>
           <w:rFonts w:ascii="Arial" w:eastAsia="Arial" w:hAnsi="Arial" w:cs="Arial"/>
         </w:rPr>
@@ -7356,10 +7633,10 @@
         <w:rPr>
           <w:i w:val="0"/>
           <w:b w:val="0"/>
-          <w:color w:val="0563C1" w:themeColor="hyperlink"/>
-          <w:sz w:val="22"/>
-          <w:szCs w:val="22"/>
-          <w:u w:val="single"/>
+          <w:color w:val="1155CC"/>
+          <w:sz w:val="22"/>
+          <w:szCs w:val="22"/>
+          <w:u w:val="single" w:color="1155CC"/>
           <w:shd w:val="clear" w:color="auto" w:fill="auto"/>
           <w:rFonts w:ascii="Arial" w:eastAsia="Arial" w:hAnsi="Arial" w:cs="Arial"/>
         </w:rPr>
@@ -7369,10 +7646,10 @@
         <w:rPr>
           <w:i w:val="0"/>
           <w:b w:val="0"/>
-          <w:color w:val="0563C1" w:themeColor="hyperlink"/>
-          <w:sz w:val="22"/>
-          <w:szCs w:val="22"/>
-          <w:u w:val="single"/>
+          <w:color w:val="1155CC"/>
+          <w:sz w:val="22"/>
+          <w:szCs w:val="22"/>
+          <w:u w:val="single" w:color="1155CC"/>
           <w:shd w:val="clear" w:color="auto" w:fill="auto"/>
           <w:rFonts w:ascii="Arial" w:eastAsia="Arial" w:hAnsi="Arial" w:cs="Arial"/>
         </w:rPr>
@@ -7382,10 +7659,10 @@
         <w:rPr>
           <w:i w:val="0"/>
           <w:b w:val="0"/>
-          <w:color w:val="0563C1" w:themeColor="hyperlink"/>
-          <w:sz w:val="22"/>
-          <w:szCs w:val="22"/>
-          <w:u w:val="single"/>
+          <w:color w:val="1155CC"/>
+          <w:sz w:val="22"/>
+          <w:szCs w:val="22"/>
+          <w:u w:val="single" w:color="1155CC"/>
           <w:shd w:val="clear" w:color="auto" w:fill="auto"/>
           <w:rFonts w:ascii="Arial" w:eastAsia="Arial" w:hAnsi="Arial" w:cs="Arial"/>
         </w:rPr>
@@ -7395,10 +7672,10 @@
         <w:rPr>
           <w:i w:val="0"/>
           <w:b w:val="0"/>
-          <w:color w:val="0563C1" w:themeColor="hyperlink"/>
-          <w:sz w:val="22"/>
-          <w:szCs w:val="22"/>
-          <w:u w:val="single"/>
+          <w:color w:val="1155CC"/>
+          <w:sz w:val="22"/>
+          <w:szCs w:val="22"/>
+          <w:u w:val="single" w:color="1155CC"/>
           <w:shd w:val="clear" w:color="auto" w:fill="auto"/>
           <w:rFonts w:ascii="Arial" w:eastAsia="Arial" w:hAnsi="Arial" w:cs="Arial"/>
         </w:rPr>
@@ -7408,10 +7685,10 @@
         <w:rPr>
           <w:i w:val="0"/>
           <w:b w:val="0"/>
-          <w:color w:val="0563C1" w:themeColor="hyperlink"/>
-          <w:sz w:val="22"/>
-          <w:szCs w:val="22"/>
-          <w:u w:val="single"/>
+          <w:color w:val="1155CC"/>
+          <w:sz w:val="22"/>
+          <w:szCs w:val="22"/>
+          <w:u w:val="single" w:color="1155CC"/>
           <w:shd w:val="clear" w:color="auto" w:fill="auto"/>
           <w:rFonts w:ascii="Arial" w:eastAsia="Arial" w:hAnsi="Arial" w:cs="Arial"/>
         </w:rPr>
@@ -7421,10 +7698,10 @@
         <w:rPr>
           <w:i w:val="0"/>
           <w:b w:val="0"/>
-          <w:color w:val="0563C1" w:themeColor="hyperlink"/>
-          <w:sz w:val="22"/>
-          <w:szCs w:val="22"/>
-          <w:u w:val="single"/>
+          <w:color w:val="1155CC"/>
+          <w:sz w:val="22"/>
+          <w:szCs w:val="22"/>
+          <w:u w:val="single" w:color="1155CC"/>
           <w:shd w:val="clear" w:color="auto" w:fill="auto"/>
           <w:rFonts w:ascii="Arial" w:eastAsia="Arial" w:hAnsi="Arial" w:cs="Arial"/>
         </w:rPr>
@@ -7434,10 +7711,10 @@
         <w:rPr>
           <w:i w:val="0"/>
           <w:b w:val="0"/>
-          <w:color w:val="0563C1" w:themeColor="hyperlink"/>
-          <w:sz w:val="22"/>
-          <w:szCs w:val="22"/>
-          <w:u w:val="single"/>
+          <w:color w:val="1155CC"/>
+          <w:sz w:val="22"/>
+          <w:szCs w:val="22"/>
+          <w:u w:val="single" w:color="1155CC"/>
           <w:shd w:val="clear" w:color="auto" w:fill="auto"/>
           <w:rFonts w:ascii="Arial" w:eastAsia="Arial" w:hAnsi="Arial" w:cs="Arial"/>
         </w:rPr>
@@ -7447,10 +7724,10 @@
         <w:rPr>
           <w:i w:val="0"/>
           <w:b w:val="0"/>
-          <w:color w:val="0563C1" w:themeColor="hyperlink"/>
-          <w:sz w:val="22"/>
-          <w:szCs w:val="22"/>
-          <w:u w:val="single"/>
+          <w:color w:val="1155CC"/>
+          <w:sz w:val="22"/>
+          <w:szCs w:val="22"/>
+          <w:u w:val="single" w:color="1155CC"/>
           <w:shd w:val="clear" w:color="auto" w:fill="auto"/>
           <w:rFonts w:ascii="Arial" w:eastAsia="Arial" w:hAnsi="Arial" w:cs="Arial"/>
         </w:rPr>
@@ -7460,10 +7737,10 @@
         <w:rPr>
           <w:i w:val="0"/>
           <w:b w:val="0"/>
-          <w:color w:val="0563C1" w:themeColor="hyperlink"/>
-          <w:sz w:val="22"/>
-          <w:szCs w:val="22"/>
-          <w:u w:val="single"/>
+          <w:color w:val="1155CC"/>
+          <w:sz w:val="22"/>
+          <w:szCs w:val="22"/>
+          <w:u w:val="single" w:color="1155CC"/>
           <w:shd w:val="clear" w:color="auto" w:fill="auto"/>
           <w:rFonts w:ascii="Arial" w:eastAsia="Arial" w:hAnsi="Arial" w:cs="Arial"/>
         </w:rPr>
@@ -7473,10 +7750,10 @@
         <w:rPr>
           <w:i w:val="0"/>
           <w:b w:val="0"/>
-          <w:color w:val="0563C1" w:themeColor="hyperlink"/>
-          <w:sz w:val="22"/>
-          <w:szCs w:val="22"/>
-          <w:u w:val="single"/>
+          <w:color w:val="1155CC"/>
+          <w:sz w:val="22"/>
+          <w:szCs w:val="22"/>
+          <w:u w:val="single" w:color="1155CC"/>
           <w:shd w:val="clear" w:color="auto" w:fill="auto"/>
           <w:rFonts w:ascii="Arial" w:eastAsia="Arial" w:hAnsi="Arial" w:cs="Arial"/>
         </w:rPr>
@@ -7486,10 +7763,10 @@
         <w:rPr>
           <w:i w:val="0"/>
           <w:b w:val="0"/>
-          <w:color w:val="0563C1" w:themeColor="hyperlink"/>
-          <w:sz w:val="22"/>
-          <w:szCs w:val="22"/>
-          <w:u w:val="single"/>
+          <w:color w:val="1155CC"/>
+          <w:sz w:val="22"/>
+          <w:szCs w:val="22"/>
+          <w:u w:val="single" w:color="1155CC"/>
           <w:shd w:val="clear" w:color="auto" w:fill="auto"/>
           <w:rFonts w:ascii="Arial" w:eastAsia="Arial" w:hAnsi="Arial" w:cs="Arial"/>
         </w:rPr>
@@ -7499,10 +7776,10 @@
         <w:rPr>
           <w:i w:val="0"/>
           <w:b w:val="0"/>
-          <w:color w:val="0563C1" w:themeColor="hyperlink"/>
-          <w:sz w:val="22"/>
-          <w:szCs w:val="22"/>
-          <w:u w:val="single"/>
+          <w:color w:val="1155CC"/>
+          <w:sz w:val="22"/>
+          <w:szCs w:val="22"/>
+          <w:u w:val="single" w:color="1155CC"/>
           <w:shd w:val="clear" w:color="auto" w:fill="auto"/>
           <w:rFonts w:ascii="Arial" w:eastAsia="Arial" w:hAnsi="Arial" w:cs="Arial"/>
         </w:rPr>
@@ -7512,10 +7789,10 @@
         <w:rPr>
           <w:i w:val="0"/>
           <w:b w:val="0"/>
-          <w:color w:val="0563C1" w:themeColor="hyperlink"/>
-          <w:sz w:val="22"/>
-          <w:szCs w:val="22"/>
-          <w:u w:val="single"/>
+          <w:color w:val="1155CC"/>
+          <w:sz w:val="22"/>
+          <w:szCs w:val="22"/>
+          <w:u w:val="single" w:color="1155CC"/>
           <w:shd w:val="clear" w:color="auto" w:fill="auto"/>
           <w:rFonts w:ascii="Arial" w:eastAsia="Arial" w:hAnsi="Arial" w:cs="Arial"/>
         </w:rPr>
@@ -7525,10 +7802,10 @@
         <w:rPr>
           <w:i w:val="0"/>
           <w:b w:val="0"/>
-          <w:color w:val="0563C1" w:themeColor="hyperlink"/>
-          <w:sz w:val="22"/>
-          <w:szCs w:val="22"/>
-          <w:u w:val="single"/>
+          <w:color w:val="1155CC"/>
+          <w:sz w:val="22"/>
+          <w:szCs w:val="22"/>
+          <w:u w:val="single" w:color="1155CC"/>
           <w:shd w:val="clear" w:color="auto" w:fill="auto"/>
           <w:rFonts w:ascii="Arial" w:eastAsia="Arial" w:hAnsi="Arial" w:cs="Arial"/>
         </w:rPr>
@@ -7538,10 +7815,10 @@
         <w:rPr>
           <w:i w:val="0"/>
           <w:b w:val="0"/>
-          <w:color w:val="0563C1" w:themeColor="hyperlink"/>
-          <w:sz w:val="22"/>
-          <w:szCs w:val="22"/>
-          <w:u w:val="single"/>
+          <w:color w:val="1155CC"/>
+          <w:sz w:val="22"/>
+          <w:szCs w:val="22"/>
+          <w:u w:val="single" w:color="1155CC"/>
           <w:shd w:val="clear" w:color="auto" w:fill="auto"/>
           <w:rFonts w:ascii="Arial" w:eastAsia="Arial" w:hAnsi="Arial" w:cs="Arial"/>
         </w:rPr>
@@ -7551,10 +7828,10 @@
         <w:rPr>
           <w:i w:val="0"/>
           <w:b w:val="0"/>
-          <w:color w:val="0563C1" w:themeColor="hyperlink"/>
-          <w:sz w:val="22"/>
-          <w:szCs w:val="22"/>
-          <w:u w:val="single"/>
+          <w:color w:val="1155CC"/>
+          <w:sz w:val="22"/>
+          <w:szCs w:val="22"/>
+          <w:u w:val="single" w:color="1155CC"/>
           <w:shd w:val="clear" w:color="auto" w:fill="auto"/>
           <w:rFonts w:ascii="Arial" w:eastAsia="Arial" w:hAnsi="Arial" w:cs="Arial"/>
         </w:rPr>
@@ -7564,10 +7841,10 @@
         <w:rPr>
           <w:i w:val="0"/>
           <w:b w:val="0"/>
-          <w:color w:val="0563C1" w:themeColor="hyperlink"/>
-          <w:sz w:val="22"/>
-          <w:szCs w:val="22"/>
-          <w:u w:val="single"/>
+          <w:color w:val="1155CC"/>
+          <w:sz w:val="22"/>
+          <w:szCs w:val="22"/>
+          <w:u w:val="single" w:color="1155CC"/>
           <w:shd w:val="clear" w:color="auto" w:fill="auto"/>
           <w:rFonts w:ascii="Arial" w:eastAsia="Arial" w:hAnsi="Arial" w:cs="Arial"/>
         </w:rPr>
@@ -7577,10 +7854,10 @@
         <w:rPr>
           <w:i w:val="0"/>
           <w:b w:val="0"/>
-          <w:color w:val="0563C1" w:themeColor="hyperlink"/>
-          <w:sz w:val="22"/>
-          <w:szCs w:val="22"/>
-          <w:u w:val="single"/>
+          <w:color w:val="1155CC"/>
+          <w:sz w:val="22"/>
+          <w:szCs w:val="22"/>
+          <w:u w:val="single" w:color="1155CC"/>
           <w:shd w:val="clear" w:color="auto" w:fill="auto"/>
           <w:rFonts w:ascii="Arial" w:eastAsia="Arial" w:hAnsi="Arial" w:cs="Arial"/>
         </w:rPr>
@@ -7590,10 +7867,10 @@
         <w:rPr>
           <w:i w:val="0"/>
           <w:b w:val="0"/>
-          <w:color w:val="0563C1" w:themeColor="hyperlink"/>
-          <w:sz w:val="22"/>
-          <w:szCs w:val="22"/>
-          <w:u w:val="single"/>
+          <w:color w:val="1155CC"/>
+          <w:sz w:val="22"/>
+          <w:szCs w:val="22"/>
+          <w:u w:val="single" w:color="1155CC"/>
           <w:shd w:val="clear" w:color="auto" w:fill="auto"/>
           <w:rFonts w:ascii="Arial" w:eastAsia="Arial" w:hAnsi="Arial" w:cs="Arial"/>
         </w:rPr>
@@ -7603,10 +7880,10 @@
         <w:rPr>
           <w:i w:val="0"/>
           <w:b w:val="0"/>
-          <w:color w:val="0563C1" w:themeColor="hyperlink"/>
-          <w:sz w:val="22"/>
-          <w:szCs w:val="22"/>
-          <w:u w:val="single"/>
+          <w:color w:val="1155CC"/>
+          <w:sz w:val="22"/>
+          <w:szCs w:val="22"/>
+          <w:u w:val="single" w:color="1155CC"/>
           <w:shd w:val="clear" w:color="auto" w:fill="auto"/>
           <w:rFonts w:ascii="Arial" w:eastAsia="Arial" w:hAnsi="Arial" w:cs="Arial"/>
         </w:rPr>
@@ -7616,10 +7893,10 @@
         <w:rPr>
           <w:i w:val="0"/>
           <w:b w:val="0"/>
-          <w:color w:val="0563C1" w:themeColor="hyperlink"/>
-          <w:sz w:val="22"/>
-          <w:szCs w:val="22"/>
-          <w:u w:val="single"/>
+          <w:color w:val="1155CC"/>
+          <w:sz w:val="22"/>
+          <w:szCs w:val="22"/>
+          <w:u w:val="single" w:color="1155CC"/>
           <w:shd w:val="clear" w:color="auto" w:fill="auto"/>
           <w:rFonts w:ascii="Arial" w:eastAsia="Arial" w:hAnsi="Arial" w:cs="Arial"/>
         </w:rPr>
@@ -7629,10 +7906,10 @@
         <w:rPr>
           <w:i w:val="0"/>
           <w:b w:val="0"/>
-          <w:color w:val="0563C1" w:themeColor="hyperlink"/>
-          <w:sz w:val="22"/>
-          <w:szCs w:val="22"/>
-          <w:u w:val="single"/>
+          <w:color w:val="1155CC"/>
+          <w:sz w:val="22"/>
+          <w:szCs w:val="22"/>
+          <w:u w:val="single" w:color="1155CC"/>
           <w:shd w:val="clear" w:color="auto" w:fill="auto"/>
           <w:rFonts w:ascii="Arial" w:eastAsia="Arial" w:hAnsi="Arial" w:cs="Arial"/>
         </w:rPr>
@@ -7642,10 +7919,10 @@
         <w:rPr>
           <w:i w:val="0"/>
           <w:b w:val="0"/>
-          <w:color w:val="0563C1" w:themeColor="hyperlink"/>
-          <w:sz w:val="22"/>
-          <w:szCs w:val="22"/>
-          <w:u w:val="single"/>
+          <w:color w:val="1155CC"/>
+          <w:sz w:val="22"/>
+          <w:szCs w:val="22"/>
+          <w:u w:val="single" w:color="1155CC"/>
           <w:shd w:val="clear" w:color="auto" w:fill="auto"/>
           <w:rFonts w:ascii="Arial" w:eastAsia="Arial" w:hAnsi="Arial" w:cs="Arial"/>
         </w:rPr>
@@ -7655,10 +7932,10 @@
         <w:rPr>
           <w:i w:val="0"/>
           <w:b w:val="0"/>
-          <w:color w:val="0563C1" w:themeColor="hyperlink"/>
-          <w:sz w:val="22"/>
-          <w:szCs w:val="22"/>
-          <w:u w:val="single"/>
+          <w:color w:val="1155CC"/>
+          <w:sz w:val="22"/>
+          <w:szCs w:val="22"/>
+          <w:u w:val="single" w:color="1155CC"/>
           <w:shd w:val="clear" w:color="auto" w:fill="auto"/>
           <w:rFonts w:ascii="Arial" w:eastAsia="Arial" w:hAnsi="Arial" w:cs="Arial"/>
         </w:rPr>
@@ -7666,25 +7943,18 @@
       </w:r>
       <w:r>
         <w:rPr>
-          <w:i w:val="0"/>
-          <w:b w:val="0"/>
-          <w:color w:val="1155CC"/>
-          <w:sz w:val="22"/>
-          <w:szCs w:val="22"/>
-          <w:u w:val="single" w:color="1155CC"/>
-          <w:shd w:val="clear" w:color="auto" w:fill="auto"/>
-          <w:rFonts w:ascii="Arial" w:eastAsia="Arial" w:hAnsi="Arial" w:cs="Arial"/>
+          <w:shd w:val="clear" w:color="auto" w:fill="auto"/>
         </w:rPr>
         <w:fldChar w:fldCharType="end"/>
       </w:r>
     </w:p>
     <w:p>
       <w:pPr>
-        <w:spacing w:lineRule="auto" w:line="163"/>
-        <w:rPr>
-          <w:i w:val="0"/>
-          <w:b w:val="0"/>
-          <w:color w:val="000000"/>
+        <w:spacing w:lineRule="auto" w:line="235" w:before="0" w:after="0"/>
+        <w:rPr>
+          <w:i w:val="0"/>
+          <w:b w:val="0"/>
+          <w:color w:val="auto"/>
           <w:sz w:val="22"/>
           <w:szCs w:val="22"/>
           <w:shd w:val="clear" w:color="auto" w:fill="auto"/>
@@ -7692,38 +7962,646 @@
           <w:lang w:eastAsia="ko-KR"/>
         </w:rPr>
       </w:pPr>
-      <w:r>
-        <w:rPr>
-          <w:b w:val="0"/>
-          <w:shd w:val="clear" w:color="auto" w:fill="auto"/>
-        </w:rPr>
-        <w:br/>
-      </w:r>
     </w:p>
     <w:p>
       <w:pPr>
-        <w:spacing w:lineRule="auto" w:line="163"/>
-        <w:rPr>
-          <w:i w:val="0"/>
-          <w:b w:val="0"/>
-          <w:color w:val="000000"/>
-          <w:sz w:val="22"/>
-          <w:szCs w:val="22"/>
-          <w:shd w:val="clear" w:color="auto" w:fill="auto"/>
-          <w:rFonts w:ascii="Arial" w:eastAsia="Arial" w:hAnsi="Arial" w:cs="Arial"/>
-        </w:rPr>
-      </w:pPr>
-      <w:r>
-        <w:rPr>
-          <w:i w:val="0"/>
-          <w:b w:val="0"/>
-          <w:color w:val="000000"/>
-          <w:sz w:val="22"/>
-          <w:szCs w:val="22"/>
-          <w:shd w:val="clear" w:color="auto" w:fill="auto"/>
-          <w:rFonts w:ascii="Arial" w:eastAsia="Arial" w:hAnsi="Arial" w:cs="Arial"/>
-        </w:rPr>
-        <w:t xml:space="preserve">생산과다 -&gt; 수출하는 방법도 있다.</w:t>
+        <w:spacing w:lineRule="auto" w:line="235" w:before="0" w:after="0"/>
+        <w:rPr>
+          <w:i w:val="0"/>
+          <w:b w:val="0"/>
+          <w:color w:val="auto"/>
+          <w:sz w:val="22"/>
+          <w:szCs w:val="22"/>
+          <w:shd w:val="clear" w:color="auto" w:fill="auto"/>
+          <w:rFonts w:ascii="Arial" w:eastAsia="Arial" w:hAnsi="Arial" w:cs="Arial"/>
+          <w:lang w:eastAsia="ko-KR"/>
+        </w:rPr>
+      </w:pPr>
+      <w:r>
+        <w:fldChar w:fldCharType="begin"/>
+      </w:r>
+      <w:r>
+        <w:instrText xml:space="preserve">HYPERLINK "https://www.data.go.kr/data/15121324/openapi.do"</w:instrText>
+      </w:r>
+      <w:r>
+        <w:fldChar w:fldCharType="separate"/>
+      </w:r>
+      <w:r>
+        <w:rPr>
+          <w:i w:val="0"/>
+          <w:b w:val="0"/>
+          <w:color w:val="1155CC"/>
+          <w:sz w:val="22"/>
+          <w:szCs w:val="22"/>
+          <w:u w:val="single" w:color="1155CC"/>
+          <w:shd w:val="clear" w:color="auto" w:fill="auto"/>
+          <w:rFonts w:ascii="Arial" w:eastAsia="Arial" w:hAnsi="Arial" w:cs="Arial"/>
+        </w:rPr>
+        <w:t>h</w:t>
+      </w:r>
+      <w:r>
+        <w:rPr>
+          <w:i w:val="0"/>
+          <w:b w:val="0"/>
+          <w:color w:val="1155CC"/>
+          <w:sz w:val="22"/>
+          <w:szCs w:val="22"/>
+          <w:u w:val="single" w:color="1155CC"/>
+          <w:shd w:val="clear" w:color="auto" w:fill="auto"/>
+          <w:rFonts w:ascii="Arial" w:eastAsia="Arial" w:hAnsi="Arial" w:cs="Arial"/>
+        </w:rPr>
+        <w:t>t</w:t>
+      </w:r>
+      <w:r>
+        <w:rPr>
+          <w:i w:val="0"/>
+          <w:b w:val="0"/>
+          <w:color w:val="1155CC"/>
+          <w:sz w:val="22"/>
+          <w:szCs w:val="22"/>
+          <w:u w:val="single" w:color="1155CC"/>
+          <w:shd w:val="clear" w:color="auto" w:fill="auto"/>
+          <w:rFonts w:ascii="Arial" w:eastAsia="Arial" w:hAnsi="Arial" w:cs="Arial"/>
+        </w:rPr>
+        <w:t>t</w:t>
+      </w:r>
+      <w:r>
+        <w:rPr>
+          <w:i w:val="0"/>
+          <w:b w:val="0"/>
+          <w:color w:val="1155CC"/>
+          <w:sz w:val="22"/>
+          <w:szCs w:val="22"/>
+          <w:u w:val="single" w:color="1155CC"/>
+          <w:shd w:val="clear" w:color="auto" w:fill="auto"/>
+          <w:rFonts w:ascii="Arial" w:eastAsia="Arial" w:hAnsi="Arial" w:cs="Arial"/>
+        </w:rPr>
+        <w:t>p</w:t>
+      </w:r>
+      <w:r>
+        <w:rPr>
+          <w:i w:val="0"/>
+          <w:b w:val="0"/>
+          <w:color w:val="1155CC"/>
+          <w:sz w:val="22"/>
+          <w:szCs w:val="22"/>
+          <w:u w:val="single" w:color="1155CC"/>
+          <w:shd w:val="clear" w:color="auto" w:fill="auto"/>
+          <w:rFonts w:ascii="Arial" w:eastAsia="Arial" w:hAnsi="Arial" w:cs="Arial"/>
+        </w:rPr>
+        <w:t>s</w:t>
+      </w:r>
+      <w:r>
+        <w:rPr>
+          <w:i w:val="0"/>
+          <w:b w:val="0"/>
+          <w:color w:val="1155CC"/>
+          <w:sz w:val="22"/>
+          <w:szCs w:val="22"/>
+          <w:u w:val="single" w:color="1155CC"/>
+          <w:shd w:val="clear" w:color="auto" w:fill="auto"/>
+          <w:rFonts w:ascii="Arial" w:eastAsia="Arial" w:hAnsi="Arial" w:cs="Arial"/>
+        </w:rPr>
+        <w:t>:</w:t>
+      </w:r>
+      <w:r>
+        <w:rPr>
+          <w:i w:val="0"/>
+          <w:b w:val="0"/>
+          <w:color w:val="1155CC"/>
+          <w:sz w:val="22"/>
+          <w:szCs w:val="22"/>
+          <w:u w:val="single" w:color="1155CC"/>
+          <w:shd w:val="clear" w:color="auto" w:fill="auto"/>
+          <w:rFonts w:ascii="Arial" w:eastAsia="Arial" w:hAnsi="Arial" w:cs="Arial"/>
+        </w:rPr>
+        <w:t>/</w:t>
+      </w:r>
+      <w:r>
+        <w:rPr>
+          <w:i w:val="0"/>
+          <w:b w:val="0"/>
+          <w:color w:val="1155CC"/>
+          <w:sz w:val="22"/>
+          <w:szCs w:val="22"/>
+          <w:u w:val="single" w:color="1155CC"/>
+          <w:shd w:val="clear" w:color="auto" w:fill="auto"/>
+          <w:rFonts w:ascii="Arial" w:eastAsia="Arial" w:hAnsi="Arial" w:cs="Arial"/>
+        </w:rPr>
+        <w:t>/</w:t>
+      </w:r>
+      <w:r>
+        <w:rPr>
+          <w:i w:val="0"/>
+          <w:b w:val="0"/>
+          <w:color w:val="1155CC"/>
+          <w:sz w:val="22"/>
+          <w:szCs w:val="22"/>
+          <w:u w:val="single" w:color="1155CC"/>
+          <w:shd w:val="clear" w:color="auto" w:fill="auto"/>
+          <w:rFonts w:ascii="Arial" w:eastAsia="Arial" w:hAnsi="Arial" w:cs="Arial"/>
+        </w:rPr>
+        <w:t>w</w:t>
+      </w:r>
+      <w:r>
+        <w:rPr>
+          <w:i w:val="0"/>
+          <w:b w:val="0"/>
+          <w:color w:val="1155CC"/>
+          <w:sz w:val="22"/>
+          <w:szCs w:val="22"/>
+          <w:u w:val="single" w:color="1155CC"/>
+          <w:shd w:val="clear" w:color="auto" w:fill="auto"/>
+          <w:rFonts w:ascii="Arial" w:eastAsia="Arial" w:hAnsi="Arial" w:cs="Arial"/>
+        </w:rPr>
+        <w:t>w</w:t>
+      </w:r>
+      <w:r>
+        <w:rPr>
+          <w:i w:val="0"/>
+          <w:b w:val="0"/>
+          <w:color w:val="1155CC"/>
+          <w:sz w:val="22"/>
+          <w:szCs w:val="22"/>
+          <w:u w:val="single" w:color="1155CC"/>
+          <w:shd w:val="clear" w:color="auto" w:fill="auto"/>
+          <w:rFonts w:ascii="Arial" w:eastAsia="Arial" w:hAnsi="Arial" w:cs="Arial"/>
+        </w:rPr>
+        <w:t>w</w:t>
+      </w:r>
+      <w:r>
+        <w:rPr>
+          <w:i w:val="0"/>
+          <w:b w:val="0"/>
+          <w:color w:val="1155CC"/>
+          <w:sz w:val="22"/>
+          <w:szCs w:val="22"/>
+          <w:u w:val="single" w:color="1155CC"/>
+          <w:shd w:val="clear" w:color="auto" w:fill="auto"/>
+          <w:rFonts w:ascii="Arial" w:eastAsia="Arial" w:hAnsi="Arial" w:cs="Arial"/>
+        </w:rPr>
+        <w:t>.</w:t>
+      </w:r>
+      <w:r>
+        <w:rPr>
+          <w:i w:val="0"/>
+          <w:b w:val="0"/>
+          <w:color w:val="1155CC"/>
+          <w:sz w:val="22"/>
+          <w:szCs w:val="22"/>
+          <w:u w:val="single" w:color="1155CC"/>
+          <w:shd w:val="clear" w:color="auto" w:fill="auto"/>
+          <w:rFonts w:ascii="Arial" w:eastAsia="Arial" w:hAnsi="Arial" w:cs="Arial"/>
+        </w:rPr>
+        <w:t>d</w:t>
+      </w:r>
+      <w:r>
+        <w:rPr>
+          <w:i w:val="0"/>
+          <w:b w:val="0"/>
+          <w:color w:val="1155CC"/>
+          <w:sz w:val="22"/>
+          <w:szCs w:val="22"/>
+          <w:u w:val="single" w:color="1155CC"/>
+          <w:shd w:val="clear" w:color="auto" w:fill="auto"/>
+          <w:rFonts w:ascii="Arial" w:eastAsia="Arial" w:hAnsi="Arial" w:cs="Arial"/>
+        </w:rPr>
+        <w:t>a</w:t>
+      </w:r>
+      <w:r>
+        <w:rPr>
+          <w:i w:val="0"/>
+          <w:b w:val="0"/>
+          <w:color w:val="1155CC"/>
+          <w:sz w:val="22"/>
+          <w:szCs w:val="22"/>
+          <w:u w:val="single" w:color="1155CC"/>
+          <w:shd w:val="clear" w:color="auto" w:fill="auto"/>
+          <w:rFonts w:ascii="Arial" w:eastAsia="Arial" w:hAnsi="Arial" w:cs="Arial"/>
+        </w:rPr>
+        <w:t>t</w:t>
+      </w:r>
+      <w:r>
+        <w:rPr>
+          <w:i w:val="0"/>
+          <w:b w:val="0"/>
+          <w:color w:val="1155CC"/>
+          <w:sz w:val="22"/>
+          <w:szCs w:val="22"/>
+          <w:u w:val="single" w:color="1155CC"/>
+          <w:shd w:val="clear" w:color="auto" w:fill="auto"/>
+          <w:rFonts w:ascii="Arial" w:eastAsia="Arial" w:hAnsi="Arial" w:cs="Arial"/>
+        </w:rPr>
+        <w:t>a</w:t>
+      </w:r>
+      <w:r>
+        <w:rPr>
+          <w:i w:val="0"/>
+          <w:b w:val="0"/>
+          <w:color w:val="1155CC"/>
+          <w:sz w:val="22"/>
+          <w:szCs w:val="22"/>
+          <w:u w:val="single" w:color="1155CC"/>
+          <w:shd w:val="clear" w:color="auto" w:fill="auto"/>
+          <w:rFonts w:ascii="Arial" w:eastAsia="Arial" w:hAnsi="Arial" w:cs="Arial"/>
+        </w:rPr>
+        <w:t>.</w:t>
+      </w:r>
+      <w:r>
+        <w:rPr>
+          <w:i w:val="0"/>
+          <w:b w:val="0"/>
+          <w:color w:val="1155CC"/>
+          <w:sz w:val="22"/>
+          <w:szCs w:val="22"/>
+          <w:u w:val="single" w:color="1155CC"/>
+          <w:shd w:val="clear" w:color="auto" w:fill="auto"/>
+          <w:rFonts w:ascii="Arial" w:eastAsia="Arial" w:hAnsi="Arial" w:cs="Arial"/>
+        </w:rPr>
+        <w:t>g</w:t>
+      </w:r>
+      <w:r>
+        <w:rPr>
+          <w:i w:val="0"/>
+          <w:b w:val="0"/>
+          <w:color w:val="1155CC"/>
+          <w:sz w:val="22"/>
+          <w:szCs w:val="22"/>
+          <w:u w:val="single" w:color="1155CC"/>
+          <w:shd w:val="clear" w:color="auto" w:fill="auto"/>
+          <w:rFonts w:ascii="Arial" w:eastAsia="Arial" w:hAnsi="Arial" w:cs="Arial"/>
+        </w:rPr>
+        <w:t>o</w:t>
+      </w:r>
+      <w:r>
+        <w:rPr>
+          <w:i w:val="0"/>
+          <w:b w:val="0"/>
+          <w:color w:val="1155CC"/>
+          <w:sz w:val="22"/>
+          <w:szCs w:val="22"/>
+          <w:u w:val="single" w:color="1155CC"/>
+          <w:shd w:val="clear" w:color="auto" w:fill="auto"/>
+          <w:rFonts w:ascii="Arial" w:eastAsia="Arial" w:hAnsi="Arial" w:cs="Arial"/>
+        </w:rPr>
+        <w:t>.</w:t>
+      </w:r>
+      <w:r>
+        <w:rPr>
+          <w:i w:val="0"/>
+          <w:b w:val="0"/>
+          <w:color w:val="1155CC"/>
+          <w:sz w:val="22"/>
+          <w:szCs w:val="22"/>
+          <w:u w:val="single" w:color="1155CC"/>
+          <w:shd w:val="clear" w:color="auto" w:fill="auto"/>
+          <w:rFonts w:ascii="Arial" w:eastAsia="Arial" w:hAnsi="Arial" w:cs="Arial"/>
+        </w:rPr>
+        <w:t>k</w:t>
+      </w:r>
+      <w:r>
+        <w:rPr>
+          <w:i w:val="0"/>
+          <w:b w:val="0"/>
+          <w:color w:val="1155CC"/>
+          <w:sz w:val="22"/>
+          <w:szCs w:val="22"/>
+          <w:u w:val="single" w:color="1155CC"/>
+          <w:shd w:val="clear" w:color="auto" w:fill="auto"/>
+          <w:rFonts w:ascii="Arial" w:eastAsia="Arial" w:hAnsi="Arial" w:cs="Arial"/>
+        </w:rPr>
+        <w:t>r</w:t>
+      </w:r>
+      <w:r>
+        <w:rPr>
+          <w:i w:val="0"/>
+          <w:b w:val="0"/>
+          <w:color w:val="1155CC"/>
+          <w:sz w:val="22"/>
+          <w:szCs w:val="22"/>
+          <w:u w:val="single" w:color="1155CC"/>
+          <w:shd w:val="clear" w:color="auto" w:fill="auto"/>
+          <w:rFonts w:ascii="Arial" w:eastAsia="Arial" w:hAnsi="Arial" w:cs="Arial"/>
+        </w:rPr>
+        <w:t>/</w:t>
+      </w:r>
+      <w:r>
+        <w:rPr>
+          <w:i w:val="0"/>
+          <w:b w:val="0"/>
+          <w:color w:val="1155CC"/>
+          <w:sz w:val="22"/>
+          <w:szCs w:val="22"/>
+          <w:u w:val="single" w:color="1155CC"/>
+          <w:shd w:val="clear" w:color="auto" w:fill="auto"/>
+          <w:rFonts w:ascii="Arial" w:eastAsia="Arial" w:hAnsi="Arial" w:cs="Arial"/>
+        </w:rPr>
+        <w:t>d</w:t>
+      </w:r>
+      <w:r>
+        <w:rPr>
+          <w:i w:val="0"/>
+          <w:b w:val="0"/>
+          <w:color w:val="1155CC"/>
+          <w:sz w:val="22"/>
+          <w:szCs w:val="22"/>
+          <w:u w:val="single" w:color="1155CC"/>
+          <w:shd w:val="clear" w:color="auto" w:fill="auto"/>
+          <w:rFonts w:ascii="Arial" w:eastAsia="Arial" w:hAnsi="Arial" w:cs="Arial"/>
+        </w:rPr>
+        <w:t>a</w:t>
+      </w:r>
+      <w:r>
+        <w:rPr>
+          <w:i w:val="0"/>
+          <w:b w:val="0"/>
+          <w:color w:val="1155CC"/>
+          <w:sz w:val="22"/>
+          <w:szCs w:val="22"/>
+          <w:u w:val="single" w:color="1155CC"/>
+          <w:shd w:val="clear" w:color="auto" w:fill="auto"/>
+          <w:rFonts w:ascii="Arial" w:eastAsia="Arial" w:hAnsi="Arial" w:cs="Arial"/>
+        </w:rPr>
+        <w:t>t</w:t>
+      </w:r>
+      <w:r>
+        <w:rPr>
+          <w:i w:val="0"/>
+          <w:b w:val="0"/>
+          <w:color w:val="1155CC"/>
+          <w:sz w:val="22"/>
+          <w:szCs w:val="22"/>
+          <w:u w:val="single" w:color="1155CC"/>
+          <w:shd w:val="clear" w:color="auto" w:fill="auto"/>
+          <w:rFonts w:ascii="Arial" w:eastAsia="Arial" w:hAnsi="Arial" w:cs="Arial"/>
+        </w:rPr>
+        <w:t>a</w:t>
+      </w:r>
+      <w:r>
+        <w:rPr>
+          <w:i w:val="0"/>
+          <w:b w:val="0"/>
+          <w:color w:val="1155CC"/>
+          <w:sz w:val="22"/>
+          <w:szCs w:val="22"/>
+          <w:u w:val="single" w:color="1155CC"/>
+          <w:shd w:val="clear" w:color="auto" w:fill="auto"/>
+          <w:rFonts w:ascii="Arial" w:eastAsia="Arial" w:hAnsi="Arial" w:cs="Arial"/>
+        </w:rPr>
+        <w:t>/</w:t>
+      </w:r>
+      <w:r>
+        <w:rPr>
+          <w:i w:val="0"/>
+          <w:b w:val="0"/>
+          <w:color w:val="1155CC"/>
+          <w:sz w:val="22"/>
+          <w:szCs w:val="22"/>
+          <w:u w:val="single" w:color="1155CC"/>
+          <w:shd w:val="clear" w:color="auto" w:fill="auto"/>
+          <w:rFonts w:ascii="Arial" w:eastAsia="Arial" w:hAnsi="Arial" w:cs="Arial"/>
+        </w:rPr>
+        <w:t>1</w:t>
+      </w:r>
+      <w:r>
+        <w:rPr>
+          <w:i w:val="0"/>
+          <w:b w:val="0"/>
+          <w:color w:val="1155CC"/>
+          <w:sz w:val="22"/>
+          <w:szCs w:val="22"/>
+          <w:u w:val="single" w:color="1155CC"/>
+          <w:shd w:val="clear" w:color="auto" w:fill="auto"/>
+          <w:rFonts w:ascii="Arial" w:eastAsia="Arial" w:hAnsi="Arial" w:cs="Arial"/>
+        </w:rPr>
+        <w:t>5</w:t>
+      </w:r>
+      <w:r>
+        <w:rPr>
+          <w:i w:val="0"/>
+          <w:b w:val="0"/>
+          <w:color w:val="1155CC"/>
+          <w:sz w:val="22"/>
+          <w:szCs w:val="22"/>
+          <w:u w:val="single" w:color="1155CC"/>
+          <w:shd w:val="clear" w:color="auto" w:fill="auto"/>
+          <w:rFonts w:ascii="Arial" w:eastAsia="Arial" w:hAnsi="Arial" w:cs="Arial"/>
+        </w:rPr>
+        <w:t>1</w:t>
+      </w:r>
+      <w:r>
+        <w:rPr>
+          <w:i w:val="0"/>
+          <w:b w:val="0"/>
+          <w:color w:val="1155CC"/>
+          <w:sz w:val="22"/>
+          <w:szCs w:val="22"/>
+          <w:u w:val="single" w:color="1155CC"/>
+          <w:shd w:val="clear" w:color="auto" w:fill="auto"/>
+          <w:rFonts w:ascii="Arial" w:eastAsia="Arial" w:hAnsi="Arial" w:cs="Arial"/>
+        </w:rPr>
+        <w:t>2</w:t>
+      </w:r>
+      <w:r>
+        <w:rPr>
+          <w:i w:val="0"/>
+          <w:b w:val="0"/>
+          <w:color w:val="1155CC"/>
+          <w:sz w:val="22"/>
+          <w:szCs w:val="22"/>
+          <w:u w:val="single" w:color="1155CC"/>
+          <w:shd w:val="clear" w:color="auto" w:fill="auto"/>
+          <w:rFonts w:ascii="Arial" w:eastAsia="Arial" w:hAnsi="Arial" w:cs="Arial"/>
+        </w:rPr>
+        <w:t>1</w:t>
+      </w:r>
+      <w:r>
+        <w:rPr>
+          <w:i w:val="0"/>
+          <w:b w:val="0"/>
+          <w:color w:val="1155CC"/>
+          <w:sz w:val="22"/>
+          <w:szCs w:val="22"/>
+          <w:u w:val="single" w:color="1155CC"/>
+          <w:shd w:val="clear" w:color="auto" w:fill="auto"/>
+          <w:rFonts w:ascii="Arial" w:eastAsia="Arial" w:hAnsi="Arial" w:cs="Arial"/>
+        </w:rPr>
+        <w:t>3</w:t>
+      </w:r>
+      <w:r>
+        <w:rPr>
+          <w:i w:val="0"/>
+          <w:b w:val="0"/>
+          <w:color w:val="1155CC"/>
+          <w:sz w:val="22"/>
+          <w:szCs w:val="22"/>
+          <w:u w:val="single" w:color="1155CC"/>
+          <w:shd w:val="clear" w:color="auto" w:fill="auto"/>
+          <w:rFonts w:ascii="Arial" w:eastAsia="Arial" w:hAnsi="Arial" w:cs="Arial"/>
+        </w:rPr>
+        <w:t>2</w:t>
+      </w:r>
+      <w:r>
+        <w:rPr>
+          <w:i w:val="0"/>
+          <w:b w:val="0"/>
+          <w:color w:val="1155CC"/>
+          <w:sz w:val="22"/>
+          <w:szCs w:val="22"/>
+          <w:u w:val="single" w:color="1155CC"/>
+          <w:shd w:val="clear" w:color="auto" w:fill="auto"/>
+          <w:rFonts w:ascii="Arial" w:eastAsia="Arial" w:hAnsi="Arial" w:cs="Arial"/>
+        </w:rPr>
+        <w:t>4</w:t>
+      </w:r>
+      <w:r>
+        <w:rPr>
+          <w:i w:val="0"/>
+          <w:b w:val="0"/>
+          <w:color w:val="1155CC"/>
+          <w:sz w:val="22"/>
+          <w:szCs w:val="22"/>
+          <w:u w:val="single" w:color="1155CC"/>
+          <w:shd w:val="clear" w:color="auto" w:fill="auto"/>
+          <w:rFonts w:ascii="Arial" w:eastAsia="Arial" w:hAnsi="Arial" w:cs="Arial"/>
+        </w:rPr>
+        <w:t>/</w:t>
+      </w:r>
+      <w:r>
+        <w:rPr>
+          <w:i w:val="0"/>
+          <w:b w:val="0"/>
+          <w:color w:val="1155CC"/>
+          <w:sz w:val="22"/>
+          <w:szCs w:val="22"/>
+          <w:u w:val="single" w:color="1155CC"/>
+          <w:shd w:val="clear" w:color="auto" w:fill="auto"/>
+          <w:rFonts w:ascii="Arial" w:eastAsia="Arial" w:hAnsi="Arial" w:cs="Arial"/>
+        </w:rPr>
+        <w:t>o</w:t>
+      </w:r>
+      <w:r>
+        <w:rPr>
+          <w:i w:val="0"/>
+          <w:b w:val="0"/>
+          <w:color w:val="1155CC"/>
+          <w:sz w:val="22"/>
+          <w:szCs w:val="22"/>
+          <w:u w:val="single" w:color="1155CC"/>
+          <w:shd w:val="clear" w:color="auto" w:fill="auto"/>
+          <w:rFonts w:ascii="Arial" w:eastAsia="Arial" w:hAnsi="Arial" w:cs="Arial"/>
+        </w:rPr>
+        <w:t>p</w:t>
+      </w:r>
+      <w:r>
+        <w:rPr>
+          <w:i w:val="0"/>
+          <w:b w:val="0"/>
+          <w:color w:val="1155CC"/>
+          <w:sz w:val="22"/>
+          <w:szCs w:val="22"/>
+          <w:u w:val="single" w:color="1155CC"/>
+          <w:shd w:val="clear" w:color="auto" w:fill="auto"/>
+          <w:rFonts w:ascii="Arial" w:eastAsia="Arial" w:hAnsi="Arial" w:cs="Arial"/>
+        </w:rPr>
+        <w:t>e</w:t>
+      </w:r>
+      <w:r>
+        <w:rPr>
+          <w:i w:val="0"/>
+          <w:b w:val="0"/>
+          <w:color w:val="1155CC"/>
+          <w:sz w:val="22"/>
+          <w:szCs w:val="22"/>
+          <w:u w:val="single" w:color="1155CC"/>
+          <w:shd w:val="clear" w:color="auto" w:fill="auto"/>
+          <w:rFonts w:ascii="Arial" w:eastAsia="Arial" w:hAnsi="Arial" w:cs="Arial"/>
+        </w:rPr>
+        <w:t>n</w:t>
+      </w:r>
+      <w:r>
+        <w:rPr>
+          <w:i w:val="0"/>
+          <w:b w:val="0"/>
+          <w:color w:val="1155CC"/>
+          <w:sz w:val="22"/>
+          <w:szCs w:val="22"/>
+          <w:u w:val="single" w:color="1155CC"/>
+          <w:shd w:val="clear" w:color="auto" w:fill="auto"/>
+          <w:rFonts w:ascii="Arial" w:eastAsia="Arial" w:hAnsi="Arial" w:cs="Arial"/>
+        </w:rPr>
+        <w:t>a</w:t>
+      </w:r>
+      <w:r>
+        <w:rPr>
+          <w:i w:val="0"/>
+          <w:b w:val="0"/>
+          <w:color w:val="1155CC"/>
+          <w:sz w:val="22"/>
+          <w:szCs w:val="22"/>
+          <w:u w:val="single" w:color="1155CC"/>
+          <w:shd w:val="clear" w:color="auto" w:fill="auto"/>
+          <w:rFonts w:ascii="Arial" w:eastAsia="Arial" w:hAnsi="Arial" w:cs="Arial"/>
+        </w:rPr>
+        <w:t>p</w:t>
+      </w:r>
+      <w:r>
+        <w:rPr>
+          <w:i w:val="0"/>
+          <w:b w:val="0"/>
+          <w:color w:val="1155CC"/>
+          <w:sz w:val="22"/>
+          <w:szCs w:val="22"/>
+          <w:u w:val="single" w:color="1155CC"/>
+          <w:shd w:val="clear" w:color="auto" w:fill="auto"/>
+          <w:rFonts w:ascii="Arial" w:eastAsia="Arial" w:hAnsi="Arial" w:cs="Arial"/>
+        </w:rPr>
+        <w:t>i</w:t>
+      </w:r>
+      <w:r>
+        <w:rPr>
+          <w:i w:val="0"/>
+          <w:b w:val="0"/>
+          <w:color w:val="1155CC"/>
+          <w:sz w:val="22"/>
+          <w:szCs w:val="22"/>
+          <w:u w:val="single" w:color="1155CC"/>
+          <w:shd w:val="clear" w:color="auto" w:fill="auto"/>
+          <w:rFonts w:ascii="Arial" w:eastAsia="Arial" w:hAnsi="Arial" w:cs="Arial"/>
+        </w:rPr>
+        <w:t>.</w:t>
+      </w:r>
+      <w:r>
+        <w:rPr>
+          <w:i w:val="0"/>
+          <w:b w:val="0"/>
+          <w:color w:val="1155CC"/>
+          <w:sz w:val="22"/>
+          <w:szCs w:val="22"/>
+          <w:u w:val="single" w:color="1155CC"/>
+          <w:shd w:val="clear" w:color="auto" w:fill="auto"/>
+          <w:rFonts w:ascii="Arial" w:eastAsia="Arial" w:hAnsi="Arial" w:cs="Arial"/>
+        </w:rPr>
+        <w:t>d</w:t>
+      </w:r>
+      <w:r>
+        <w:rPr>
+          <w:i w:val="0"/>
+          <w:b w:val="0"/>
+          <w:color w:val="1155CC"/>
+          <w:sz w:val="22"/>
+          <w:szCs w:val="22"/>
+          <w:u w:val="single" w:color="1155CC"/>
+          <w:shd w:val="clear" w:color="auto" w:fill="auto"/>
+          <w:rFonts w:ascii="Arial" w:eastAsia="Arial" w:hAnsi="Arial" w:cs="Arial"/>
+        </w:rPr>
+        <w:t>o</w:t>
+      </w:r>
+      <w:r>
+        <w:rPr>
+          <w:shd w:val="clear" w:color="auto" w:fill="auto"/>
+        </w:rPr>
+        <w:fldChar w:fldCharType="end"/>
       </w:r>
     </w:p>
     <w:p>
@@ -7732,7 +8610,7 @@
         <w:rPr>
           <w:i w:val="0"/>
           <w:b w:val="0"/>
-          <w:color w:val="000000"/>
+          <w:color w:val="auto"/>
           <w:sz w:val="22"/>
           <w:szCs w:val="22"/>
           <w:shd w:val="clear" w:color="auto" w:fill="auto"/>
@@ -7740,3100 +8618,6 @@
           <w:lang w:eastAsia="ko-KR"/>
         </w:rPr>
       </w:pPr>
-      <w:r>
-        <w:rPr>
-          <w:i w:val="0"/>
-          <w:b w:val="0"/>
-          <w:color w:val="000000"/>
-          <w:sz w:val="22"/>
-          <w:szCs w:val="22"/>
-          <w:shd w:val="clear" w:color="auto" w:fill="auto"/>
-          <w:rFonts w:ascii="Arial" w:eastAsia="Arial" w:hAnsi="Arial" w:cs="Arial"/>
-        </w:rPr>
-        <w:t xml:space="preserve">-&gt; 생산량을 늘리는것에 초점</w:t>
-      </w:r>
-      <w:r>
-        <w:rPr>
-          <w:i w:val="0"/>
-          <w:b w:val="0"/>
-          <w:color w:val="000000"/>
-          <w:sz w:val="22"/>
-          <w:szCs w:val="22"/>
-          <w:shd w:val="clear" w:color="auto" w:fill="auto"/>
-          <w:rFonts w:ascii="Arial" w:eastAsia="Arial" w:hAnsi="Arial" w:cs="Arial"/>
-          <w:lang w:eastAsia="ko-KR"/>
-        </w:rPr>
-        <w:t>으로?!!</w:t>
-      </w:r>
-    </w:p>
-    <w:p>
-      <w:pPr>
-        <w:spacing w:lineRule="auto" w:line="235" w:before="0" w:after="0"/>
-        <w:rPr>
-          <w:i w:val="0"/>
-          <w:b w:val="0"/>
-          <w:color w:val="000000"/>
-          <w:sz w:val="22"/>
-          <w:szCs w:val="22"/>
-          <w:shd w:val="clear" w:color="auto" w:fill="auto"/>
-          <w:rFonts w:ascii="Arial" w:eastAsia="Arial" w:hAnsi="Arial" w:cs="Arial"/>
-        </w:rPr>
-      </w:pPr>
-      <w:r>
-        <w:rPr>
-          <w:b w:val="0"/>
-          <w:shd w:val="clear" w:color="auto" w:fill="auto"/>
-        </w:rPr>
-        <w:br/>
-      </w:r>
-      <w:r>
-        <w:rPr>
-          <w:i w:val="0"/>
-          <w:b w:val="0"/>
-          <w:color w:val="000000"/>
-          <w:sz w:val="22"/>
-          <w:szCs w:val="22"/>
-          <w:shd w:val="clear" w:color="auto" w:fill="auto"/>
-          <w:rFonts w:ascii="Arial" w:eastAsia="Arial" w:hAnsi="Arial" w:cs="Arial"/>
-        </w:rPr>
-        <w:t>참고)</w:t>
-      </w:r>
-    </w:p>
-    <w:p>
-      <w:pPr>
-        <w:spacing w:lineRule="auto" w:line="235" w:before="0" w:after="0"/>
-        <w:rPr>
-          <w:i w:val="0"/>
-          <w:b w:val="0"/>
-          <w:color w:val="000000"/>
-          <w:sz w:val="22"/>
-          <w:szCs w:val="22"/>
-          <w:shd w:val="clear" w:color="auto" w:fill="auto"/>
-          <w:rFonts w:ascii="Arial" w:eastAsia="Arial" w:hAnsi="Arial" w:cs="Arial"/>
-        </w:rPr>
-      </w:pPr>
-      <w:r>
-        <w:rPr>
-          <w:i w:val="0"/>
-          <w:b w:val="0"/>
-          <w:color w:val="000000"/>
-          <w:sz w:val="22"/>
-          <w:szCs w:val="22"/>
-          <w:shd w:val="clear" w:color="auto" w:fill="auto"/>
-          <w:rFonts w:ascii="Arial" w:eastAsia="Arial" w:hAnsi="Arial" w:cs="Arial"/>
-        </w:rPr>
-        <w:t xml:space="preserve">스마트팜에서 쌓이는 데이터는 서버로 전송하기도 하지만, 로컬PC에 쌓이기도 한다. 즉, </w:t>
-      </w:r>
-      <w:r>
-        <w:rPr>
-          <w:i w:val="0"/>
-          <w:b w:val="0"/>
-          <w:color w:val="000000"/>
-          <w:sz w:val="22"/>
-          <w:szCs w:val="22"/>
-          <w:shd w:val="clear" w:color="auto" w:fill="auto"/>
-          <w:rFonts w:ascii="Arial" w:eastAsia="Arial" w:hAnsi="Arial" w:cs="Arial"/>
-        </w:rPr>
-        <w:t xml:space="preserve">스마트팜 업체가 무조건 가져가는게 아니라, 농가가 자체적으로 보유할수도 있음.</w:t>
-      </w:r>
-    </w:p>
-    <w:p>
-      <w:pPr>
-        <w:spacing w:lineRule="auto" w:line="235" w:before="0" w:after="0"/>
-        <w:rPr>
-          <w:i w:val="0"/>
-          <w:b w:val="0"/>
-          <w:color w:val="000000"/>
-          <w:sz w:val="22"/>
-          <w:szCs w:val="22"/>
-          <w:shd w:val="clear" w:color="auto" w:fill="auto"/>
-          <w:rFonts w:ascii="Arial" w:eastAsia="Arial" w:hAnsi="Arial" w:cs="Arial"/>
-        </w:rPr>
-      </w:pPr>
-      <w:r>
-        <w:rPr>
-          <w:i w:val="0"/>
-          <w:b w:val="0"/>
-          <w:color w:val="000000"/>
-          <w:sz w:val="22"/>
-          <w:szCs w:val="22"/>
-          <w:shd w:val="clear" w:color="auto" w:fill="auto"/>
-          <w:rFonts w:ascii="Arial" w:eastAsia="Arial" w:hAnsi="Arial" w:cs="Arial"/>
-        </w:rPr>
-        <w:t xml:space="preserve">-&gt; 데이터 분석만으로도 서비스 측면에서 의미가 있음</w:t>
-      </w:r>
-    </w:p>
-    <w:p>
-      <w:pPr>
-        <w:spacing w:lineRule="auto" w:line="163"/>
-        <w:rPr>
-          <w:i w:val="0"/>
-          <w:b w:val="0"/>
-          <w:color w:val="000000"/>
-          <w:sz w:val="22"/>
-          <w:szCs w:val="22"/>
-          <w:shd w:val="clear" w:color="auto" w:fill="auto"/>
-          <w:rFonts w:ascii="Arial" w:eastAsia="Arial" w:hAnsi="Arial" w:cs="Arial"/>
-        </w:rPr>
-      </w:pPr>
-      <w:r>
-        <w:rPr>
-          <w:b w:val="0"/>
-          <w:shd w:val="clear" w:color="auto" w:fill="auto"/>
-        </w:rPr>
-        <w:br/>
-      </w:r>
-      <w:r>
-        <w:rPr>
-          <w:b w:val="0"/>
-          <w:shd w:val="clear" w:color="auto" w:fill="auto"/>
-        </w:rPr>
-        <w:br/>
-      </w:r>
-      <w:r>
-        <w:rPr>
-          <w:i w:val="0"/>
-          <w:b w:val="0"/>
-          <w:color w:val="000000"/>
-          <w:sz w:val="22"/>
-          <w:szCs w:val="22"/>
-          <w:shd w:val="clear" w:color="auto" w:fill="auto"/>
-          <w:rFonts w:ascii="Arial" w:eastAsia="Arial" w:hAnsi="Arial" w:cs="Arial"/>
-        </w:rPr>
-        <w:t xml:space="preserve">대부분은 센서를 통해 정보를 수집하고 동작함</w:t>
-      </w:r>
-    </w:p>
-    <w:p>
-      <w:pPr>
-        <w:spacing w:lineRule="auto" w:line="235" w:before="0" w:after="0"/>
-        <w:rPr>
-          <w:i w:val="0"/>
-          <w:b w:val="0"/>
-          <w:color w:val="000000"/>
-          <w:sz w:val="22"/>
-          <w:szCs w:val="22"/>
-          <w:shd w:val="clear" w:color="auto" w:fill="auto"/>
-          <w:rFonts w:ascii="Arial" w:eastAsia="Arial" w:hAnsi="Arial" w:cs="Arial"/>
-        </w:rPr>
-      </w:pPr>
-      <w:r>
-        <w:rPr>
-          <w:i w:val="0"/>
-          <w:b w:val="0"/>
-          <w:color w:val="000000"/>
-          <w:sz w:val="22"/>
-          <w:szCs w:val="22"/>
-          <w:shd w:val="clear" w:color="auto" w:fill="auto"/>
-          <w:rFonts w:ascii="Arial" w:eastAsia="Arial" w:hAnsi="Arial" w:cs="Arial"/>
-        </w:rPr>
-        <w:t xml:space="preserve">-&gt; 센서가 고장나면 대처가 어려움</w:t>
-      </w:r>
-    </w:p>
-    <w:p>
-      <w:pPr>
-        <w:spacing w:lineRule="auto" w:line="235" w:before="0" w:after="0"/>
-        <w:rPr>
-          <w:i w:val="0"/>
-          <w:b w:val="0"/>
-          <w:color w:val="000000"/>
-          <w:sz w:val="22"/>
-          <w:szCs w:val="22"/>
-          <w:shd w:val="clear" w:color="auto" w:fill="auto"/>
-          <w:rFonts w:ascii="Arial" w:eastAsia="Arial" w:hAnsi="Arial" w:cs="Arial"/>
-          <w:lang w:eastAsia="ko-KR"/>
-        </w:rPr>
-      </w:pPr>
-      <w:r>
-        <w:rPr>
-          <w:i w:val="0"/>
-          <w:b w:val="0"/>
-          <w:color w:val="000000"/>
-          <w:sz w:val="22"/>
-          <w:szCs w:val="22"/>
-          <w:shd w:val="clear" w:color="auto" w:fill="auto"/>
-          <w:rFonts w:ascii="Arial" w:eastAsia="Arial" w:hAnsi="Arial" w:cs="Arial"/>
-        </w:rPr>
-        <w:t xml:space="preserve">-&gt; 이미지 분석을 통해 센서 고장을 파악하고 대처하는 식으로 프로젝트 발전 가능</w:t>
-      </w:r>
-      <w:r>
-        <w:rPr>
-          <w:i w:val="0"/>
-          <w:b w:val="0"/>
-          <w:color w:val="000000"/>
-          <w:sz w:val="22"/>
-          <w:szCs w:val="22"/>
-          <w:shd w:val="clear" w:color="auto" w:fill="auto"/>
-          <w:rFonts w:ascii="Arial" w:eastAsia="Arial" w:hAnsi="Arial" w:cs="Arial"/>
-          <w:lang w:eastAsia="ko-KR"/>
-        </w:rPr>
-        <w:t>!</w:t>
-      </w:r>
-    </w:p>
-    <w:p>
-      <w:pPr>
-        <w:spacing w:lineRule="auto" w:line="235" w:before="0" w:after="0"/>
-        <w:rPr>
-          <w:i w:val="0"/>
-          <w:b w:val="0"/>
-          <w:color w:val="000000"/>
-          <w:sz w:val="22"/>
-          <w:szCs w:val="22"/>
-          <w:shd w:val="clear" w:color="auto" w:fill="auto"/>
-          <w:rFonts w:ascii="Arial" w:eastAsia="Arial" w:hAnsi="Arial" w:cs="Arial"/>
-          <w:lang w:eastAsia="ko-KR"/>
-        </w:rPr>
-      </w:pPr>
-    </w:p>
-    <w:p>
-      <w:pPr>
-        <w:spacing w:lineRule="auto" w:line="235" w:before="0" w:after="0"/>
-        <w:rPr>
-          <w:i w:val="0"/>
-          <w:b w:val="1"/>
-          <w:color w:val="000000"/>
-          <w:sz w:val="24"/>
-          <w:szCs w:val="24"/>
-          <w:shd w:val="clear" w:color="auto" w:fill="auto"/>
-          <w:rFonts w:ascii="Arial" w:eastAsia="Arial" w:hAnsi="Arial" w:cs="Arial"/>
-          <w:lang w:eastAsia="ko-KR"/>
-        </w:rPr>
-      </w:pPr>
-      <w:r>
-        <w:rPr>
-          <w:i w:val="0"/>
-          <w:b w:val="1"/>
-          <w:color w:val="000000"/>
-          <w:sz w:val="24"/>
-          <w:szCs w:val="24"/>
-          <w:shd w:val="clear" w:color="auto" w:fill="auto"/>
-          <w:rFonts w:ascii="Arial" w:eastAsia="Arial" w:hAnsi="Arial" w:cs="Arial"/>
-          <w:lang w:eastAsia="ko-KR"/>
-        </w:rPr>
-        <w:t>*추가목표사항</w:t>
-      </w:r>
-    </w:p>
-    <w:p>
-      <w:pPr>
-        <w:spacing w:lineRule="auto" w:line="235" w:before="0" w:after="0"/>
-        <w:rPr>
-          <w:i w:val="0"/>
-          <w:b w:val="1"/>
-          <w:color w:val="000000"/>
-          <w:sz w:val="24"/>
-          <w:szCs w:val="24"/>
-          <w:shd w:val="clear" w:color="auto" w:fill="auto"/>
-          <w:rFonts w:ascii="Arial" w:eastAsia="Arial" w:hAnsi="Arial" w:cs="Arial"/>
-          <w:lang w:eastAsia="ko-KR"/>
-        </w:rPr>
-      </w:pPr>
-    </w:p>
-    <w:p>
-      <w:pPr>
-        <w:spacing w:lineRule="auto" w:line="331" w:before="0" w:after="0"/>
-        <w:rPr>
-          <w:i w:val="0"/>
-          <w:b w:val="0"/>
-          <w:color w:val="000000"/>
-          <w:sz w:val="22"/>
-          <w:szCs w:val="22"/>
-          <w:shd w:val="clear" w:color="auto" w:fill="auto"/>
-          <w:rFonts w:ascii="Arial" w:eastAsia="Arial" w:hAnsi="Arial" w:cs="Arial"/>
-        </w:rPr>
-      </w:pPr>
-      <w:r>
-        <w:rPr>
-          <w:i w:val="0"/>
-          <w:b w:val="0"/>
-          <w:color w:val="000000"/>
-          <w:sz w:val="22"/>
-          <w:szCs w:val="22"/>
-          <w:shd w:val="clear" w:color="auto" w:fill="auto"/>
-          <w:rFonts w:ascii="Arial" w:eastAsia="Arial" w:hAnsi="Arial" w:cs="Arial"/>
-        </w:rPr>
-        <w:t xml:space="preserve">해당지역의 날씨가 </w:t>
-      </w:r>
-      <w:r>
-        <w:rPr>
-          <w:i w:val="0"/>
-          <w:b w:val="0"/>
-          <w:color w:val="000000"/>
-          <w:sz w:val="22"/>
-          <w:szCs w:val="22"/>
-          <w:shd w:val="clear" w:color="auto" w:fill="auto"/>
-          <w:rFonts w:ascii="Arial" w:eastAsia="Arial" w:hAnsi="Arial" w:cs="Arial"/>
-          <w:lang w:eastAsia="ko-KR"/>
-        </w:rPr>
-        <w:t xml:space="preserve">영향을 줄 것이고,</w:t>
-      </w:r>
-    </w:p>
-    <w:p>
-      <w:pPr>
-        <w:spacing w:lineRule="auto" w:line="331" w:before="0" w:after="0"/>
-        <w:rPr>
-          <w:i w:val="0"/>
-          <w:b w:val="0"/>
-          <w:color w:val="000000"/>
-          <w:sz w:val="22"/>
-          <w:szCs w:val="22"/>
-          <w:shd w:val="clear" w:color="auto" w:fill="auto"/>
-          <w:rFonts w:ascii="Arial" w:eastAsia="Arial" w:hAnsi="Arial" w:cs="Arial"/>
-          <w:lang w:eastAsia="ko-KR"/>
-        </w:rPr>
-      </w:pPr>
-      <w:r>
-        <w:rPr>
-          <w:i w:val="0"/>
-          <w:b w:val="0"/>
-          <w:color w:val="000000"/>
-          <w:sz w:val="22"/>
-          <w:szCs w:val="22"/>
-          <w:shd w:val="clear" w:color="auto" w:fill="auto"/>
-          <w:rFonts w:ascii="Arial" w:eastAsia="Arial" w:hAnsi="Arial" w:cs="Arial"/>
-        </w:rPr>
-        <w:t>환경</w:t>
-      </w:r>
-      <w:r>
-        <w:rPr>
-          <w:i w:val="0"/>
-          <w:b w:val="0"/>
-          <w:color w:val="000000"/>
-          <w:sz w:val="22"/>
-          <w:szCs w:val="22"/>
-          <w:shd w:val="clear" w:color="auto" w:fill="auto"/>
-          <w:rFonts w:ascii="Arial" w:eastAsia="Arial" w:hAnsi="Arial" w:cs="Arial"/>
-          <w:lang w:eastAsia="ko-KR"/>
-        </w:rPr>
-        <w:t>/생산/생육/재배정보</w:t>
-      </w:r>
-      <w:r>
-        <w:rPr>
-          <w:i w:val="0"/>
-          <w:b w:val="0"/>
-          <w:color w:val="000000"/>
-          <w:sz w:val="22"/>
-          <w:szCs w:val="22"/>
-          <w:shd w:val="clear" w:color="auto" w:fill="auto"/>
-          <w:rFonts w:ascii="Arial" w:eastAsia="Arial" w:hAnsi="Arial" w:cs="Arial"/>
-        </w:rPr>
-        <w:t>값</w:t>
-      </w:r>
-      <w:r>
-        <w:rPr>
-          <w:i w:val="0"/>
-          <w:b w:val="0"/>
-          <w:color w:val="000000"/>
-          <w:sz w:val="22"/>
-          <w:szCs w:val="22"/>
-          <w:shd w:val="clear" w:color="auto" w:fill="auto"/>
-          <w:rFonts w:ascii="Arial" w:eastAsia="Arial" w:hAnsi="Arial" w:cs="Arial"/>
-          <w:lang w:eastAsia="ko-KR"/>
-        </w:rPr>
-        <w:t>들의</w:t>
-      </w:r>
-      <w:r>
-        <w:rPr>
-          <w:i w:val="0"/>
-          <w:b w:val="0"/>
-          <w:color w:val="000000"/>
-          <w:sz w:val="22"/>
-          <w:szCs w:val="22"/>
-          <w:shd w:val="clear" w:color="auto" w:fill="auto"/>
-          <w:rFonts w:ascii="Arial" w:eastAsia="Arial" w:hAnsi="Arial" w:cs="Arial"/>
-        </w:rPr>
-        <w:t xml:space="preserve"> 분</w:t>
-      </w:r>
-      <w:r>
-        <w:rPr>
-          <w:i w:val="0"/>
-          <w:b w:val="0"/>
-          <w:color w:val="000000"/>
-          <w:sz w:val="22"/>
-          <w:szCs w:val="22"/>
-          <w:shd w:val="clear" w:color="auto" w:fill="auto"/>
-          <w:rFonts w:ascii="Arial" w:eastAsia="Arial" w:hAnsi="Arial" w:cs="Arial"/>
-          <w:lang w:eastAsia="ko-KR"/>
-        </w:rPr>
-        <w:t xml:space="preserve">석이 잘 되야하며</w:t>
-      </w:r>
-      <w:r>
-        <w:rPr>
-          <w:i w:val="0"/>
-          <w:b w:val="0"/>
-          <w:color w:val="000000"/>
-          <w:sz w:val="22"/>
-          <w:szCs w:val="22"/>
-          <w:shd w:val="clear" w:color="auto" w:fill="auto"/>
-          <w:rFonts w:ascii="Arial" w:eastAsia="Arial" w:hAnsi="Arial" w:cs="Arial"/>
-        </w:rPr>
-        <w:t xml:space="preserve"> 정형데이터가 </w:t>
-      </w:r>
-      <w:r>
-        <w:rPr>
-          <w:i w:val="0"/>
-          <w:b w:val="0"/>
-          <w:color w:val="000000"/>
-          <w:sz w:val="22"/>
-          <w:szCs w:val="22"/>
-          <w:shd w:val="clear" w:color="auto" w:fill="auto"/>
-          <w:rFonts w:ascii="Arial" w:eastAsia="Arial" w:hAnsi="Arial" w:cs="Arial"/>
-          <w:lang w:eastAsia="ko-KR"/>
-        </w:rPr>
-        <w:t xml:space="preserve">나오게끔 하는게 </w:t>
-      </w:r>
-    </w:p>
-    <w:p>
-      <w:pPr>
-        <w:spacing w:lineRule="auto" w:line="331" w:before="0" w:after="0"/>
-        <w:rPr>
-          <w:i w:val="0"/>
-          <w:b w:val="0"/>
-          <w:color w:val="000000"/>
-          <w:sz w:val="22"/>
-          <w:szCs w:val="22"/>
-          <w:shd w:val="clear" w:color="auto" w:fill="auto"/>
-          <w:rFonts w:ascii="Arial" w:eastAsia="Arial" w:hAnsi="Arial" w:cs="Arial"/>
-          <w:lang w:eastAsia="ko-KR"/>
-        </w:rPr>
-      </w:pPr>
-      <w:r>
-        <w:rPr>
-          <w:i w:val="0"/>
-          <w:b w:val="0"/>
-          <w:color w:val="000000"/>
-          <w:sz w:val="22"/>
-          <w:szCs w:val="22"/>
-          <w:shd w:val="clear" w:color="auto" w:fill="auto"/>
-          <w:rFonts w:ascii="Arial" w:eastAsia="Arial" w:hAnsi="Arial" w:cs="Arial"/>
-          <w:lang w:eastAsia="ko-KR"/>
-        </w:rPr>
-        <w:t>중요함!</w:t>
-      </w:r>
-    </w:p>
-    <w:p>
-      <w:pPr>
-        <w:spacing w:lineRule="auto" w:line="331" w:before="0" w:after="0"/>
-        <w:rPr>
-          <w:i w:val="0"/>
-          <w:b w:val="0"/>
-          <w:color w:val="000000"/>
-          <w:sz w:val="22"/>
-          <w:szCs w:val="22"/>
-          <w:shd w:val="clear" w:color="auto" w:fill="auto"/>
-          <w:rFonts w:ascii="Arial" w:eastAsia="Arial" w:hAnsi="Arial" w:cs="Arial"/>
-        </w:rPr>
-      </w:pPr>
-      <w:r>
-        <w:rPr>
-          <w:i w:val="0"/>
-          <w:b w:val="0"/>
-          <w:color w:val="000000"/>
-          <w:sz w:val="22"/>
-          <w:szCs w:val="22"/>
-          <w:shd w:val="clear" w:color="auto" w:fill="auto"/>
-          <w:rFonts w:ascii="Arial" w:eastAsia="Arial" w:hAnsi="Arial" w:cs="Arial"/>
-          <w:lang w:eastAsia="ko-KR"/>
-        </w:rPr>
-        <w:t xml:space="preserve">데이터들의 여러 공공기관들의 openapikey나 url사이트들에서 모은 자료로 많은 분석이 </w:t>
-      </w:r>
-      <w:r>
-        <w:rPr>
-          <w:i w:val="0"/>
-          <w:b w:val="0"/>
-          <w:color w:val="000000"/>
-          <w:sz w:val="22"/>
-          <w:szCs w:val="22"/>
-          <w:shd w:val="clear" w:color="auto" w:fill="auto"/>
-          <w:rFonts w:ascii="Arial" w:eastAsia="Arial" w:hAnsi="Arial" w:cs="Arial"/>
-          <w:lang w:eastAsia="ko-KR"/>
-        </w:rPr>
-        <w:t>필요할듯함!</w:t>
-      </w:r>
-    </w:p>
-    <w:p>
-      <w:pPr>
-        <w:spacing w:lineRule="auto" w:line="331" w:before="0" w:after="0"/>
-        <w:rPr>
-          <w:i w:val="0"/>
-          <w:b w:val="0"/>
-          <w:color w:val="000000"/>
-          <w:sz w:val="22"/>
-          <w:szCs w:val="22"/>
-          <w:shd w:val="clear" w:color="auto" w:fill="auto"/>
-          <w:rFonts w:ascii="Arial" w:eastAsia="Arial" w:hAnsi="Arial" w:cs="Arial"/>
-        </w:rPr>
-      </w:pPr>
-      <w:r>
-        <w:rPr>
-          <w:i w:val="0"/>
-          <w:b w:val="0"/>
-          <w:color w:val="000000"/>
-          <w:sz w:val="22"/>
-          <w:szCs w:val="22"/>
-          <w:shd w:val="clear" w:color="auto" w:fill="auto"/>
-          <w:rFonts w:ascii="Arial" w:eastAsia="Arial" w:hAnsi="Arial" w:cs="Arial"/>
-          <w:lang w:eastAsia="ko-KR"/>
-        </w:rPr>
-        <w:t xml:space="preserve">그러기위해선 </w:t>
-      </w:r>
-      <w:r>
-        <w:rPr>
-          <w:i w:val="0"/>
-          <w:b w:val="0"/>
-          <w:color w:val="000000"/>
-          <w:sz w:val="22"/>
-          <w:szCs w:val="22"/>
-          <w:shd w:val="clear" w:color="auto" w:fill="auto"/>
-          <w:rFonts w:ascii="Arial" w:eastAsia="Arial" w:hAnsi="Arial" w:cs="Arial"/>
-        </w:rPr>
-        <w:t>생산량</w:t>
-      </w:r>
-      <w:r>
-        <w:rPr>
-          <w:i w:val="0"/>
-          <w:b w:val="0"/>
-          <w:color w:val="000000"/>
-          <w:sz w:val="22"/>
-          <w:szCs w:val="22"/>
-          <w:shd w:val="clear" w:color="auto" w:fill="auto"/>
-          <w:rFonts w:ascii="Arial" w:eastAsia="Arial" w:hAnsi="Arial" w:cs="Arial"/>
-          <w:lang w:eastAsia="ko-KR"/>
-        </w:rPr>
-        <w:t xml:space="preserve">이 일정하거나 잘 맞게끔 해야할 것 같고</w:t>
-      </w:r>
-      <w:r>
-        <w:rPr>
-          <w:i w:val="0"/>
-          <w:b w:val="0"/>
-          <w:color w:val="000000"/>
-          <w:sz w:val="22"/>
-          <w:szCs w:val="22"/>
-          <w:shd w:val="clear" w:color="auto" w:fill="auto"/>
-          <w:rFonts w:ascii="Arial" w:eastAsia="Arial" w:hAnsi="Arial" w:cs="Arial"/>
-        </w:rPr>
-        <w:t xml:space="preserve"> 다른쪽에</w:t>
-      </w:r>
-      <w:r>
-        <w:rPr>
-          <w:i w:val="0"/>
-          <w:b w:val="0"/>
-          <w:color w:val="000000"/>
-          <w:sz w:val="22"/>
-          <w:szCs w:val="22"/>
-          <w:shd w:val="clear" w:color="auto" w:fill="auto"/>
-          <w:rFonts w:ascii="Arial" w:eastAsia="Arial" w:hAnsi="Arial" w:cs="Arial"/>
-          <w:lang w:eastAsia="ko-KR"/>
-        </w:rPr>
-        <w:t xml:space="preserve"> </w:t>
-      </w:r>
-      <w:r>
-        <w:rPr>
-          <w:i w:val="0"/>
-          <w:b w:val="0"/>
-          <w:color w:val="000000"/>
-          <w:sz w:val="22"/>
-          <w:szCs w:val="22"/>
-          <w:shd w:val="clear" w:color="auto" w:fill="auto"/>
-          <w:rFonts w:ascii="Arial" w:eastAsia="Arial" w:hAnsi="Arial" w:cs="Arial"/>
-        </w:rPr>
-        <w:t xml:space="preserve">있는 토향도</w:t>
-      </w:r>
-      <w:r>
-        <w:rPr>
-          <w:i w:val="0"/>
-          <w:b w:val="0"/>
-          <w:color w:val="000000"/>
-          <w:sz w:val="22"/>
-          <w:szCs w:val="22"/>
-          <w:shd w:val="clear" w:color="auto" w:fill="auto"/>
-          <w:rFonts w:ascii="Arial" w:eastAsia="Arial" w:hAnsi="Arial" w:cs="Arial"/>
-          <w:lang w:eastAsia="ko-KR"/>
-        </w:rPr>
-        <w:t xml:space="preserve"> </w:t>
-      </w:r>
-      <w:r>
-        <w:rPr>
-          <w:i w:val="0"/>
-          <w:b w:val="0"/>
-          <w:color w:val="000000"/>
-          <w:sz w:val="22"/>
-          <w:szCs w:val="22"/>
-          <w:shd w:val="clear" w:color="auto" w:fill="auto"/>
-          <w:rFonts w:ascii="Arial" w:eastAsia="Arial" w:hAnsi="Arial" w:cs="Arial"/>
-          <w:lang w:eastAsia="ko-KR"/>
-        </w:rPr>
-        <w:t>고려해봐야한다.</w:t>
-      </w:r>
-    </w:p>
-    <w:p>
-      <w:pPr>
-        <w:spacing w:lineRule="auto" w:line="331" w:before="0" w:after="0"/>
-        <w:rPr>
-          <w:i w:val="0"/>
-          <w:b w:val="0"/>
-          <w:color w:val="000000"/>
-          <w:sz w:val="22"/>
-          <w:szCs w:val="22"/>
-          <w:shd w:val="clear" w:color="auto" w:fill="auto"/>
-          <w:rFonts w:ascii="Arial" w:eastAsia="Arial" w:hAnsi="Arial" w:cs="Arial"/>
-        </w:rPr>
-      </w:pPr>
-      <w:r>
-        <w:rPr>
-          <w:i w:val="0"/>
-          <w:b w:val="0"/>
-          <w:color w:val="000000"/>
-          <w:sz w:val="22"/>
-          <w:szCs w:val="22"/>
-          <w:shd w:val="clear" w:color="auto" w:fill="auto"/>
-          <w:rFonts w:ascii="Arial" w:eastAsia="Arial" w:hAnsi="Arial" w:cs="Arial"/>
-          <w:lang w:eastAsia="ko-KR"/>
-        </w:rPr>
-        <w:t xml:space="preserve">비정형데이터식으로 이미지나 영상쪽 데이터가 일단은 안나오게 하는게 중요함!</w:t>
-      </w:r>
-    </w:p>
-    <w:p>
-      <w:pPr>
-        <w:spacing w:lineRule="auto" w:line="331" w:before="0" w:after="0"/>
-        <w:rPr>
-          <w:i w:val="0"/>
-          <w:b w:val="0"/>
-          <w:color w:val="000000"/>
-          <w:sz w:val="22"/>
-          <w:szCs w:val="22"/>
-          <w:shd w:val="clear" w:color="auto" w:fill="auto"/>
-          <w:rFonts w:ascii="Arial" w:eastAsia="Arial" w:hAnsi="Arial" w:cs="Arial"/>
-        </w:rPr>
-      </w:pPr>
-      <w:r>
-        <w:rPr>
-          <w:i w:val="0"/>
-          <w:b w:val="0"/>
-          <w:color w:val="000000"/>
-          <w:sz w:val="22"/>
-          <w:szCs w:val="22"/>
-          <w:shd w:val="clear" w:color="auto" w:fill="auto"/>
-          <w:rFonts w:ascii="Arial" w:eastAsia="Arial" w:hAnsi="Arial" w:cs="Arial"/>
-        </w:rPr>
-        <w:t xml:space="preserve">→ 모델링</w:t>
-      </w:r>
-      <w:r>
-        <w:rPr>
-          <w:i w:val="0"/>
-          <w:b w:val="0"/>
-          <w:color w:val="000000"/>
-          <w:sz w:val="22"/>
-          <w:szCs w:val="22"/>
-          <w:shd w:val="clear" w:color="auto" w:fill="auto"/>
-          <w:rFonts w:ascii="Arial" w:eastAsia="Arial" w:hAnsi="Arial" w:cs="Arial"/>
-          <w:lang w:eastAsia="ko-KR"/>
-        </w:rPr>
-        <w:t xml:space="preserve">을 만들어주는데 중요한 요소!</w:t>
-      </w:r>
-    </w:p>
-    <w:p>
-      <w:pPr>
-        <w:spacing w:lineRule="auto" w:line="331" w:before="0" w:after="0"/>
-        <w:rPr>
-          <w:i w:val="0"/>
-          <w:b w:val="0"/>
-          <w:color w:val="000000"/>
-          <w:sz w:val="22"/>
-          <w:szCs w:val="22"/>
-          <w:shd w:val="clear" w:color="auto" w:fill="auto"/>
-          <w:rFonts w:ascii="Arial" w:eastAsia="Arial" w:hAnsi="Arial" w:cs="Arial"/>
-          <w:lang w:eastAsia="ko-KR"/>
-        </w:rPr>
-      </w:pPr>
-      <w:r>
-        <w:rPr>
-          <w:i w:val="0"/>
-          <w:b w:val="0"/>
-          <w:color w:val="000000"/>
-          <w:sz w:val="22"/>
-          <w:szCs w:val="22"/>
-          <w:shd w:val="clear" w:color="auto" w:fill="auto"/>
-          <w:rFonts w:ascii="Arial" w:eastAsia="Arial" w:hAnsi="Arial" w:cs="Arial"/>
-        </w:rPr>
-        <w:t xml:space="preserve">날씨가 선형귀수</w:t>
-      </w:r>
-      <w:r>
-        <w:rPr>
-          <w:i w:val="0"/>
-          <w:b w:val="0"/>
-          <w:color w:val="000000"/>
-          <w:sz w:val="22"/>
-          <w:szCs w:val="22"/>
-          <w:shd w:val="clear" w:color="auto" w:fill="auto"/>
-          <w:rFonts w:ascii="Arial" w:eastAsia="Arial" w:hAnsi="Arial" w:cs="Arial"/>
-          <w:lang w:eastAsia="ko-KR"/>
-        </w:rPr>
-        <w:t>(분류/회귀)</w:t>
-      </w:r>
-      <w:r>
-        <w:rPr>
-          <w:i w:val="0"/>
-          <w:b w:val="0"/>
-          <w:color w:val="000000"/>
-          <w:sz w:val="22"/>
-          <w:szCs w:val="22"/>
-          <w:shd w:val="clear" w:color="auto" w:fill="auto"/>
-          <w:rFonts w:ascii="Arial" w:eastAsia="Arial" w:hAnsi="Arial" w:cs="Arial"/>
-        </w:rPr>
-        <w:t xml:space="preserve">를 사용하게끔 만</w:t>
-      </w:r>
-      <w:r>
-        <w:rPr>
-          <w:i w:val="0"/>
-          <w:b w:val="0"/>
-          <w:color w:val="000000"/>
-          <w:sz w:val="22"/>
-          <w:szCs w:val="22"/>
-          <w:shd w:val="clear" w:color="auto" w:fill="auto"/>
-          <w:rFonts w:ascii="Arial" w:eastAsia="Arial" w:hAnsi="Arial" w:cs="Arial"/>
-          <w:lang w:eastAsia="ko-KR"/>
-        </w:rPr>
-        <w:t xml:space="preserve">들고 </w:t>
-      </w:r>
-      <w:r>
-        <w:rPr>
-          <w:i w:val="0"/>
-          <w:b w:val="0"/>
-          <w:color w:val="000000"/>
-          <w:sz w:val="22"/>
-          <w:szCs w:val="22"/>
-          <w:shd w:val="clear" w:color="auto" w:fill="auto"/>
-          <w:rFonts w:ascii="Arial" w:eastAsia="Arial" w:hAnsi="Arial" w:cs="Arial"/>
-        </w:rPr>
-        <w:t>생육속도</w:t>
-      </w:r>
-      <w:r>
-        <w:rPr>
-          <w:i w:val="0"/>
-          <w:b w:val="0"/>
-          <w:color w:val="000000"/>
-          <w:sz w:val="22"/>
-          <w:szCs w:val="22"/>
-          <w:shd w:val="clear" w:color="auto" w:fill="auto"/>
-          <w:rFonts w:ascii="Arial" w:eastAsia="Arial" w:hAnsi="Arial" w:cs="Arial"/>
-          <w:lang w:eastAsia="ko-KR"/>
-        </w:rPr>
-        <w:t xml:space="preserve">가 빨라지는 것도</w:t>
-      </w:r>
-    </w:p>
-    <w:p>
-      <w:pPr>
-        <w:spacing w:lineRule="auto" w:line="331" w:before="0" w:after="0"/>
-        <w:rPr>
-          <w:i w:val="0"/>
-          <w:b w:val="0"/>
-          <w:color w:val="000000"/>
-          <w:sz w:val="22"/>
-          <w:szCs w:val="22"/>
-          <w:shd w:val="clear" w:color="auto" w:fill="auto"/>
-          <w:rFonts w:ascii="Arial" w:eastAsia="Arial" w:hAnsi="Arial" w:cs="Arial"/>
-          <w:lang w:eastAsia="ko-KR"/>
-        </w:rPr>
-      </w:pPr>
-      <w:r>
-        <w:rPr>
-          <w:i w:val="0"/>
-          <w:b w:val="0"/>
-          <w:color w:val="000000"/>
-          <w:sz w:val="22"/>
-          <w:szCs w:val="22"/>
-          <w:shd w:val="clear" w:color="auto" w:fill="auto"/>
-          <w:rFonts w:ascii="Arial" w:eastAsia="Arial" w:hAnsi="Arial" w:cs="Arial"/>
-          <w:lang w:eastAsia="ko-KR"/>
-        </w:rPr>
-        <w:t xml:space="preserve">생각하는게 중요! 그리고 </w:t>
-      </w:r>
-      <w:r>
-        <w:rPr>
-          <w:i w:val="0"/>
-          <w:b w:val="0"/>
-          <w:color w:val="000000"/>
-          <w:sz w:val="22"/>
-          <w:szCs w:val="22"/>
-          <w:shd w:val="clear" w:color="auto" w:fill="auto"/>
-          <w:rFonts w:ascii="Arial" w:eastAsia="Arial" w:hAnsi="Arial" w:cs="Arial"/>
-        </w:rPr>
-        <w:t xml:space="preserve">정확한 출하시기를 맞추게끔</w:t>
-      </w:r>
-      <w:r>
-        <w:rPr>
-          <w:i w:val="0"/>
-          <w:b w:val="0"/>
-          <w:color w:val="000000"/>
-          <w:sz w:val="22"/>
-          <w:szCs w:val="22"/>
-          <w:shd w:val="clear" w:color="auto" w:fill="auto"/>
-          <w:rFonts w:ascii="Arial" w:eastAsia="Arial" w:hAnsi="Arial" w:cs="Arial"/>
-          <w:lang w:eastAsia="ko-KR"/>
-        </w:rPr>
-        <w:t xml:space="preserve"> ai개발해야할듯함!</w:t>
-      </w:r>
-    </w:p>
-    <w:p>
-      <w:pPr>
-        <w:spacing w:lineRule="auto" w:line="235" w:before="0" w:after="0"/>
-        <w:rPr>
-          <w:i w:val="0"/>
-          <w:b w:val="0"/>
-          <w:color w:val="000000"/>
-          <w:sz w:val="22"/>
-          <w:szCs w:val="22"/>
-          <w:shd w:val="clear" w:color="auto" w:fill="auto"/>
-          <w:rFonts w:ascii="Arial" w:eastAsia="Arial" w:hAnsi="Arial" w:cs="Arial"/>
-          <w:lang w:eastAsia="ko-KR"/>
-        </w:rPr>
-      </w:pPr>
-    </w:p>
-    <w:p>
-      <w:pPr>
-        <w:spacing w:lineRule="auto" w:line="235" w:before="0" w:after="0"/>
-        <w:rPr>
-          <w:shd w:val="clear" w:color="auto" w:fill="auto"/>
-        </w:rPr>
-      </w:pPr>
-      <w:r>
-        <w:rPr>
-          <w:shd w:val="clear" w:color="auto" w:fill="auto"/>
-        </w:rPr>
-        <w:t xml:space="preserve">오늘의 날씨</w:t>
-      </w:r>
-    </w:p>
-    <w:p>
-      <w:pPr>
-        <w:spacing w:lineRule="auto" w:line="235" w:before="0" w:after="0"/>
-        <w:rPr>
-          <w:i w:val="0"/>
-          <w:b w:val="0"/>
-          <w:color w:val="auto"/>
-          <w:sz w:val="22"/>
-          <w:szCs w:val="22"/>
-          <w:shd w:val="clear" w:color="auto" w:fill="auto"/>
-          <w:rFonts w:ascii="Arial" w:eastAsia="Arial" w:hAnsi="Arial" w:cs="Arial"/>
-          <w:lang w:eastAsia="ko-KR"/>
-        </w:rPr>
-      </w:pPr>
-      <w:r>
-        <w:fldChar w:fldCharType="begin"/>
-      </w:r>
-      <w:r>
-        <w:instrText xml:space="preserve">HYPERLINK "https://data.kma.go.kr/data/rmt/rmtList.do?code=420&amp;pgmNo=572"</w:instrText>
-      </w:r>
-      <w:r>
-        <w:fldChar w:fldCharType="separate"/>
-      </w:r>
-      <w:r>
-        <w:rPr>
-          <w:i w:val="0"/>
-          <w:b w:val="0"/>
-          <w:color w:val="1155CC"/>
-          <w:sz w:val="22"/>
-          <w:szCs w:val="22"/>
-          <w:u w:val="single" w:color="1155CC"/>
-          <w:shd w:val="clear" w:color="auto" w:fill="auto"/>
-          <w:rFonts w:ascii="Arial" w:eastAsia="Arial" w:hAnsi="Arial" w:cs="Arial"/>
-        </w:rPr>
-        <w:t>h</w:t>
-      </w:r>
-      <w:r>
-        <w:rPr>
-          <w:i w:val="0"/>
-          <w:b w:val="0"/>
-          <w:color w:val="1155CC"/>
-          <w:sz w:val="22"/>
-          <w:szCs w:val="22"/>
-          <w:u w:val="single" w:color="1155CC"/>
-          <w:shd w:val="clear" w:color="auto" w:fill="auto"/>
-          <w:rFonts w:ascii="Arial" w:eastAsia="Arial" w:hAnsi="Arial" w:cs="Arial"/>
-        </w:rPr>
-        <w:t>t</w:t>
-      </w:r>
-      <w:r>
-        <w:rPr>
-          <w:i w:val="0"/>
-          <w:b w:val="0"/>
-          <w:color w:val="1155CC"/>
-          <w:sz w:val="22"/>
-          <w:szCs w:val="22"/>
-          <w:u w:val="single" w:color="1155CC"/>
-          <w:shd w:val="clear" w:color="auto" w:fill="auto"/>
-          <w:rFonts w:ascii="Arial" w:eastAsia="Arial" w:hAnsi="Arial" w:cs="Arial"/>
-        </w:rPr>
-        <w:t>t</w:t>
-      </w:r>
-      <w:r>
-        <w:rPr>
-          <w:i w:val="0"/>
-          <w:b w:val="0"/>
-          <w:color w:val="1155CC"/>
-          <w:sz w:val="22"/>
-          <w:szCs w:val="22"/>
-          <w:u w:val="single" w:color="1155CC"/>
-          <w:shd w:val="clear" w:color="auto" w:fill="auto"/>
-          <w:rFonts w:ascii="Arial" w:eastAsia="Arial" w:hAnsi="Arial" w:cs="Arial"/>
-        </w:rPr>
-        <w:t>p</w:t>
-      </w:r>
-      <w:r>
-        <w:rPr>
-          <w:i w:val="0"/>
-          <w:b w:val="0"/>
-          <w:color w:val="1155CC"/>
-          <w:sz w:val="22"/>
-          <w:szCs w:val="22"/>
-          <w:u w:val="single" w:color="1155CC"/>
-          <w:shd w:val="clear" w:color="auto" w:fill="auto"/>
-          <w:rFonts w:ascii="Arial" w:eastAsia="Arial" w:hAnsi="Arial" w:cs="Arial"/>
-        </w:rPr>
-        <w:t>s</w:t>
-      </w:r>
-      <w:r>
-        <w:rPr>
-          <w:i w:val="0"/>
-          <w:b w:val="0"/>
-          <w:color w:val="1155CC"/>
-          <w:sz w:val="22"/>
-          <w:szCs w:val="22"/>
-          <w:u w:val="single" w:color="1155CC"/>
-          <w:shd w:val="clear" w:color="auto" w:fill="auto"/>
-          <w:rFonts w:ascii="Arial" w:eastAsia="Arial" w:hAnsi="Arial" w:cs="Arial"/>
-        </w:rPr>
-        <w:t>:</w:t>
-      </w:r>
-      <w:r>
-        <w:rPr>
-          <w:i w:val="0"/>
-          <w:b w:val="0"/>
-          <w:color w:val="1155CC"/>
-          <w:sz w:val="22"/>
-          <w:szCs w:val="22"/>
-          <w:u w:val="single" w:color="1155CC"/>
-          <w:shd w:val="clear" w:color="auto" w:fill="auto"/>
-          <w:rFonts w:ascii="Arial" w:eastAsia="Arial" w:hAnsi="Arial" w:cs="Arial"/>
-        </w:rPr>
-        <w:t>/</w:t>
-      </w:r>
-      <w:r>
-        <w:rPr>
-          <w:i w:val="0"/>
-          <w:b w:val="0"/>
-          <w:color w:val="1155CC"/>
-          <w:sz w:val="22"/>
-          <w:szCs w:val="22"/>
-          <w:u w:val="single" w:color="1155CC"/>
-          <w:shd w:val="clear" w:color="auto" w:fill="auto"/>
-          <w:rFonts w:ascii="Arial" w:eastAsia="Arial" w:hAnsi="Arial" w:cs="Arial"/>
-        </w:rPr>
-        <w:t>/</w:t>
-      </w:r>
-      <w:r>
-        <w:rPr>
-          <w:i w:val="0"/>
-          <w:b w:val="0"/>
-          <w:color w:val="1155CC"/>
-          <w:sz w:val="22"/>
-          <w:szCs w:val="22"/>
-          <w:u w:val="single" w:color="1155CC"/>
-          <w:shd w:val="clear" w:color="auto" w:fill="auto"/>
-          <w:rFonts w:ascii="Arial" w:eastAsia="Arial" w:hAnsi="Arial" w:cs="Arial"/>
-        </w:rPr>
-        <w:t>d</w:t>
-      </w:r>
-      <w:r>
-        <w:rPr>
-          <w:i w:val="0"/>
-          <w:b w:val="0"/>
-          <w:color w:val="1155CC"/>
-          <w:sz w:val="22"/>
-          <w:szCs w:val="22"/>
-          <w:u w:val="single" w:color="1155CC"/>
-          <w:shd w:val="clear" w:color="auto" w:fill="auto"/>
-          <w:rFonts w:ascii="Arial" w:eastAsia="Arial" w:hAnsi="Arial" w:cs="Arial"/>
-        </w:rPr>
-        <w:t>a</w:t>
-      </w:r>
-      <w:r>
-        <w:rPr>
-          <w:i w:val="0"/>
-          <w:b w:val="0"/>
-          <w:color w:val="1155CC"/>
-          <w:sz w:val="22"/>
-          <w:szCs w:val="22"/>
-          <w:u w:val="single" w:color="1155CC"/>
-          <w:shd w:val="clear" w:color="auto" w:fill="auto"/>
-          <w:rFonts w:ascii="Arial" w:eastAsia="Arial" w:hAnsi="Arial" w:cs="Arial"/>
-        </w:rPr>
-        <w:t>t</w:t>
-      </w:r>
-      <w:r>
-        <w:rPr>
-          <w:i w:val="0"/>
-          <w:b w:val="0"/>
-          <w:color w:val="1155CC"/>
-          <w:sz w:val="22"/>
-          <w:szCs w:val="22"/>
-          <w:u w:val="single" w:color="1155CC"/>
-          <w:shd w:val="clear" w:color="auto" w:fill="auto"/>
-          <w:rFonts w:ascii="Arial" w:eastAsia="Arial" w:hAnsi="Arial" w:cs="Arial"/>
-        </w:rPr>
-        <w:t>a</w:t>
-      </w:r>
-      <w:r>
-        <w:rPr>
-          <w:i w:val="0"/>
-          <w:b w:val="0"/>
-          <w:color w:val="1155CC"/>
-          <w:sz w:val="22"/>
-          <w:szCs w:val="22"/>
-          <w:u w:val="single" w:color="1155CC"/>
-          <w:shd w:val="clear" w:color="auto" w:fill="auto"/>
-          <w:rFonts w:ascii="Arial" w:eastAsia="Arial" w:hAnsi="Arial" w:cs="Arial"/>
-        </w:rPr>
-        <w:t>.</w:t>
-      </w:r>
-      <w:r>
-        <w:rPr>
-          <w:i w:val="0"/>
-          <w:b w:val="0"/>
-          <w:color w:val="1155CC"/>
-          <w:sz w:val="22"/>
-          <w:szCs w:val="22"/>
-          <w:u w:val="single" w:color="1155CC"/>
-          <w:shd w:val="clear" w:color="auto" w:fill="auto"/>
-          <w:rFonts w:ascii="Arial" w:eastAsia="Arial" w:hAnsi="Arial" w:cs="Arial"/>
-        </w:rPr>
-        <w:t>k</w:t>
-      </w:r>
-      <w:r>
-        <w:rPr>
-          <w:i w:val="0"/>
-          <w:b w:val="0"/>
-          <w:color w:val="1155CC"/>
-          <w:sz w:val="22"/>
-          <w:szCs w:val="22"/>
-          <w:u w:val="single" w:color="1155CC"/>
-          <w:shd w:val="clear" w:color="auto" w:fill="auto"/>
-          <w:rFonts w:ascii="Arial" w:eastAsia="Arial" w:hAnsi="Arial" w:cs="Arial"/>
-        </w:rPr>
-        <w:t>m</w:t>
-      </w:r>
-      <w:r>
-        <w:rPr>
-          <w:i w:val="0"/>
-          <w:b w:val="0"/>
-          <w:color w:val="1155CC"/>
-          <w:sz w:val="22"/>
-          <w:szCs w:val="22"/>
-          <w:u w:val="single" w:color="1155CC"/>
-          <w:shd w:val="clear" w:color="auto" w:fill="auto"/>
-          <w:rFonts w:ascii="Arial" w:eastAsia="Arial" w:hAnsi="Arial" w:cs="Arial"/>
-        </w:rPr>
-        <w:t>a</w:t>
-      </w:r>
-      <w:r>
-        <w:rPr>
-          <w:i w:val="0"/>
-          <w:b w:val="0"/>
-          <w:color w:val="1155CC"/>
-          <w:sz w:val="22"/>
-          <w:szCs w:val="22"/>
-          <w:u w:val="single" w:color="1155CC"/>
-          <w:shd w:val="clear" w:color="auto" w:fill="auto"/>
-          <w:rFonts w:ascii="Arial" w:eastAsia="Arial" w:hAnsi="Arial" w:cs="Arial"/>
-        </w:rPr>
-        <w:t>.</w:t>
-      </w:r>
-      <w:r>
-        <w:rPr>
-          <w:i w:val="0"/>
-          <w:b w:val="0"/>
-          <w:color w:val="1155CC"/>
-          <w:sz w:val="22"/>
-          <w:szCs w:val="22"/>
-          <w:u w:val="single" w:color="1155CC"/>
-          <w:shd w:val="clear" w:color="auto" w:fill="auto"/>
-          <w:rFonts w:ascii="Arial" w:eastAsia="Arial" w:hAnsi="Arial" w:cs="Arial"/>
-        </w:rPr>
-        <w:t>g</w:t>
-      </w:r>
-      <w:r>
-        <w:rPr>
-          <w:i w:val="0"/>
-          <w:b w:val="0"/>
-          <w:color w:val="1155CC"/>
-          <w:sz w:val="22"/>
-          <w:szCs w:val="22"/>
-          <w:u w:val="single" w:color="1155CC"/>
-          <w:shd w:val="clear" w:color="auto" w:fill="auto"/>
-          <w:rFonts w:ascii="Arial" w:eastAsia="Arial" w:hAnsi="Arial" w:cs="Arial"/>
-        </w:rPr>
-        <w:t>o</w:t>
-      </w:r>
-      <w:r>
-        <w:rPr>
-          <w:i w:val="0"/>
-          <w:b w:val="0"/>
-          <w:color w:val="1155CC"/>
-          <w:sz w:val="22"/>
-          <w:szCs w:val="22"/>
-          <w:u w:val="single" w:color="1155CC"/>
-          <w:shd w:val="clear" w:color="auto" w:fill="auto"/>
-          <w:rFonts w:ascii="Arial" w:eastAsia="Arial" w:hAnsi="Arial" w:cs="Arial"/>
-        </w:rPr>
-        <w:t>.</w:t>
-      </w:r>
-      <w:r>
-        <w:rPr>
-          <w:i w:val="0"/>
-          <w:b w:val="0"/>
-          <w:color w:val="1155CC"/>
-          <w:sz w:val="22"/>
-          <w:szCs w:val="22"/>
-          <w:u w:val="single" w:color="1155CC"/>
-          <w:shd w:val="clear" w:color="auto" w:fill="auto"/>
-          <w:rFonts w:ascii="Arial" w:eastAsia="Arial" w:hAnsi="Arial" w:cs="Arial"/>
-        </w:rPr>
-        <w:t>k</w:t>
-      </w:r>
-      <w:r>
-        <w:rPr>
-          <w:i w:val="0"/>
-          <w:b w:val="0"/>
-          <w:color w:val="1155CC"/>
-          <w:sz w:val="22"/>
-          <w:szCs w:val="22"/>
-          <w:u w:val="single" w:color="1155CC"/>
-          <w:shd w:val="clear" w:color="auto" w:fill="auto"/>
-          <w:rFonts w:ascii="Arial" w:eastAsia="Arial" w:hAnsi="Arial" w:cs="Arial"/>
-        </w:rPr>
-        <w:t>r</w:t>
-      </w:r>
-      <w:r>
-        <w:rPr>
-          <w:i w:val="0"/>
-          <w:b w:val="0"/>
-          <w:color w:val="1155CC"/>
-          <w:sz w:val="22"/>
-          <w:szCs w:val="22"/>
-          <w:u w:val="single" w:color="1155CC"/>
-          <w:shd w:val="clear" w:color="auto" w:fill="auto"/>
-          <w:rFonts w:ascii="Arial" w:eastAsia="Arial" w:hAnsi="Arial" w:cs="Arial"/>
-        </w:rPr>
-        <w:t>/</w:t>
-      </w:r>
-      <w:r>
-        <w:rPr>
-          <w:i w:val="0"/>
-          <w:b w:val="0"/>
-          <w:color w:val="1155CC"/>
-          <w:sz w:val="22"/>
-          <w:szCs w:val="22"/>
-          <w:u w:val="single" w:color="1155CC"/>
-          <w:shd w:val="clear" w:color="auto" w:fill="auto"/>
-          <w:rFonts w:ascii="Arial" w:eastAsia="Arial" w:hAnsi="Arial" w:cs="Arial"/>
-        </w:rPr>
-        <w:t>d</w:t>
-      </w:r>
-      <w:r>
-        <w:rPr>
-          <w:i w:val="0"/>
-          <w:b w:val="0"/>
-          <w:color w:val="1155CC"/>
-          <w:sz w:val="22"/>
-          <w:szCs w:val="22"/>
-          <w:u w:val="single" w:color="1155CC"/>
-          <w:shd w:val="clear" w:color="auto" w:fill="auto"/>
-          <w:rFonts w:ascii="Arial" w:eastAsia="Arial" w:hAnsi="Arial" w:cs="Arial"/>
-        </w:rPr>
-        <w:t>a</w:t>
-      </w:r>
-      <w:r>
-        <w:rPr>
-          <w:i w:val="0"/>
-          <w:b w:val="0"/>
-          <w:color w:val="1155CC"/>
-          <w:sz w:val="22"/>
-          <w:szCs w:val="22"/>
-          <w:u w:val="single" w:color="1155CC"/>
-          <w:shd w:val="clear" w:color="auto" w:fill="auto"/>
-          <w:rFonts w:ascii="Arial" w:eastAsia="Arial" w:hAnsi="Arial" w:cs="Arial"/>
-        </w:rPr>
-        <w:t>t</w:t>
-      </w:r>
-      <w:r>
-        <w:rPr>
-          <w:i w:val="0"/>
-          <w:b w:val="0"/>
-          <w:color w:val="1155CC"/>
-          <w:sz w:val="22"/>
-          <w:szCs w:val="22"/>
-          <w:u w:val="single" w:color="1155CC"/>
-          <w:shd w:val="clear" w:color="auto" w:fill="auto"/>
-          <w:rFonts w:ascii="Arial" w:eastAsia="Arial" w:hAnsi="Arial" w:cs="Arial"/>
-        </w:rPr>
-        <w:t>a</w:t>
-      </w:r>
-      <w:r>
-        <w:rPr>
-          <w:i w:val="0"/>
-          <w:b w:val="0"/>
-          <w:color w:val="1155CC"/>
-          <w:sz w:val="22"/>
-          <w:szCs w:val="22"/>
-          <w:u w:val="single" w:color="1155CC"/>
-          <w:shd w:val="clear" w:color="auto" w:fill="auto"/>
-          <w:rFonts w:ascii="Arial" w:eastAsia="Arial" w:hAnsi="Arial" w:cs="Arial"/>
-        </w:rPr>
-        <w:t>/</w:t>
-      </w:r>
-      <w:r>
-        <w:rPr>
-          <w:i w:val="0"/>
-          <w:b w:val="0"/>
-          <w:color w:val="1155CC"/>
-          <w:sz w:val="22"/>
-          <w:szCs w:val="22"/>
-          <w:u w:val="single" w:color="1155CC"/>
-          <w:shd w:val="clear" w:color="auto" w:fill="auto"/>
-          <w:rFonts w:ascii="Arial" w:eastAsia="Arial" w:hAnsi="Arial" w:cs="Arial"/>
-        </w:rPr>
-        <w:t>r</w:t>
-      </w:r>
-      <w:r>
-        <w:rPr>
-          <w:i w:val="0"/>
-          <w:b w:val="0"/>
-          <w:color w:val="1155CC"/>
-          <w:sz w:val="22"/>
-          <w:szCs w:val="22"/>
-          <w:u w:val="single" w:color="1155CC"/>
-          <w:shd w:val="clear" w:color="auto" w:fill="auto"/>
-          <w:rFonts w:ascii="Arial" w:eastAsia="Arial" w:hAnsi="Arial" w:cs="Arial"/>
-        </w:rPr>
-        <w:t>m</w:t>
-      </w:r>
-      <w:r>
-        <w:rPr>
-          <w:i w:val="0"/>
-          <w:b w:val="0"/>
-          <w:color w:val="1155CC"/>
-          <w:sz w:val="22"/>
-          <w:szCs w:val="22"/>
-          <w:u w:val="single" w:color="1155CC"/>
-          <w:shd w:val="clear" w:color="auto" w:fill="auto"/>
-          <w:rFonts w:ascii="Arial" w:eastAsia="Arial" w:hAnsi="Arial" w:cs="Arial"/>
-        </w:rPr>
-        <w:t>t</w:t>
-      </w:r>
-      <w:r>
-        <w:rPr>
-          <w:i w:val="0"/>
-          <w:b w:val="0"/>
-          <w:color w:val="1155CC"/>
-          <w:sz w:val="22"/>
-          <w:szCs w:val="22"/>
-          <w:u w:val="single" w:color="1155CC"/>
-          <w:shd w:val="clear" w:color="auto" w:fill="auto"/>
-          <w:rFonts w:ascii="Arial" w:eastAsia="Arial" w:hAnsi="Arial" w:cs="Arial"/>
-        </w:rPr>
-        <w:t>/</w:t>
-      </w:r>
-      <w:r>
-        <w:rPr>
-          <w:i w:val="0"/>
-          <w:b w:val="0"/>
-          <w:color w:val="1155CC"/>
-          <w:sz w:val="22"/>
-          <w:szCs w:val="22"/>
-          <w:u w:val="single" w:color="1155CC"/>
-          <w:shd w:val="clear" w:color="auto" w:fill="auto"/>
-          <w:rFonts w:ascii="Arial" w:eastAsia="Arial" w:hAnsi="Arial" w:cs="Arial"/>
-        </w:rPr>
-        <w:t>r</w:t>
-      </w:r>
-      <w:r>
-        <w:rPr>
-          <w:i w:val="0"/>
-          <w:b w:val="0"/>
-          <w:color w:val="1155CC"/>
-          <w:sz w:val="22"/>
-          <w:szCs w:val="22"/>
-          <w:u w:val="single" w:color="1155CC"/>
-          <w:shd w:val="clear" w:color="auto" w:fill="auto"/>
-          <w:rFonts w:ascii="Arial" w:eastAsia="Arial" w:hAnsi="Arial" w:cs="Arial"/>
-        </w:rPr>
-        <w:t>m</w:t>
-      </w:r>
-      <w:r>
-        <w:rPr>
-          <w:i w:val="0"/>
-          <w:b w:val="0"/>
-          <w:color w:val="1155CC"/>
-          <w:sz w:val="22"/>
-          <w:szCs w:val="22"/>
-          <w:u w:val="single" w:color="1155CC"/>
-          <w:shd w:val="clear" w:color="auto" w:fill="auto"/>
-          <w:rFonts w:ascii="Arial" w:eastAsia="Arial" w:hAnsi="Arial" w:cs="Arial"/>
-        </w:rPr>
-        <w:t>t</w:t>
-      </w:r>
-      <w:r>
-        <w:rPr>
-          <w:i w:val="0"/>
-          <w:b w:val="0"/>
-          <w:color w:val="1155CC"/>
-          <w:sz w:val="22"/>
-          <w:szCs w:val="22"/>
-          <w:u w:val="single" w:color="1155CC"/>
-          <w:shd w:val="clear" w:color="auto" w:fill="auto"/>
-          <w:rFonts w:ascii="Arial" w:eastAsia="Arial" w:hAnsi="Arial" w:cs="Arial"/>
-        </w:rPr>
-        <w:t>L</w:t>
-      </w:r>
-      <w:r>
-        <w:rPr>
-          <w:i w:val="0"/>
-          <w:b w:val="0"/>
-          <w:color w:val="1155CC"/>
-          <w:sz w:val="22"/>
-          <w:szCs w:val="22"/>
-          <w:u w:val="single" w:color="1155CC"/>
-          <w:shd w:val="clear" w:color="auto" w:fill="auto"/>
-          <w:rFonts w:ascii="Arial" w:eastAsia="Arial" w:hAnsi="Arial" w:cs="Arial"/>
-        </w:rPr>
-        <w:t>i</w:t>
-      </w:r>
-      <w:r>
-        <w:rPr>
-          <w:i w:val="0"/>
-          <w:b w:val="0"/>
-          <w:color w:val="1155CC"/>
-          <w:sz w:val="22"/>
-          <w:szCs w:val="22"/>
-          <w:u w:val="single" w:color="1155CC"/>
-          <w:shd w:val="clear" w:color="auto" w:fill="auto"/>
-          <w:rFonts w:ascii="Arial" w:eastAsia="Arial" w:hAnsi="Arial" w:cs="Arial"/>
-        </w:rPr>
-        <w:t>s</w:t>
-      </w:r>
-      <w:r>
-        <w:rPr>
-          <w:i w:val="0"/>
-          <w:b w:val="0"/>
-          <w:color w:val="1155CC"/>
-          <w:sz w:val="22"/>
-          <w:szCs w:val="22"/>
-          <w:u w:val="single" w:color="1155CC"/>
-          <w:shd w:val="clear" w:color="auto" w:fill="auto"/>
-          <w:rFonts w:ascii="Arial" w:eastAsia="Arial" w:hAnsi="Arial" w:cs="Arial"/>
-        </w:rPr>
-        <w:t>t</w:t>
-      </w:r>
-      <w:r>
-        <w:rPr>
-          <w:i w:val="0"/>
-          <w:b w:val="0"/>
-          <w:color w:val="1155CC"/>
-          <w:sz w:val="22"/>
-          <w:szCs w:val="22"/>
-          <w:u w:val="single" w:color="1155CC"/>
-          <w:shd w:val="clear" w:color="auto" w:fill="auto"/>
-          <w:rFonts w:ascii="Arial" w:eastAsia="Arial" w:hAnsi="Arial" w:cs="Arial"/>
-        </w:rPr>
-        <w:t>.</w:t>
-      </w:r>
-      <w:r>
-        <w:rPr>
-          <w:i w:val="0"/>
-          <w:b w:val="0"/>
-          <w:color w:val="1155CC"/>
-          <w:sz w:val="22"/>
-          <w:szCs w:val="22"/>
-          <w:u w:val="single" w:color="1155CC"/>
-          <w:shd w:val="clear" w:color="auto" w:fill="auto"/>
-          <w:rFonts w:ascii="Arial" w:eastAsia="Arial" w:hAnsi="Arial" w:cs="Arial"/>
-        </w:rPr>
-        <w:t>d</w:t>
-      </w:r>
-      <w:r>
-        <w:rPr>
-          <w:i w:val="0"/>
-          <w:b w:val="0"/>
-          <w:color w:val="1155CC"/>
-          <w:sz w:val="22"/>
-          <w:szCs w:val="22"/>
-          <w:u w:val="single" w:color="1155CC"/>
-          <w:shd w:val="clear" w:color="auto" w:fill="auto"/>
-          <w:rFonts w:ascii="Arial" w:eastAsia="Arial" w:hAnsi="Arial" w:cs="Arial"/>
-        </w:rPr>
-        <w:t>o</w:t>
-      </w:r>
-      <w:r>
-        <w:rPr>
-          <w:i w:val="0"/>
-          <w:b w:val="0"/>
-          <w:color w:val="1155CC"/>
-          <w:sz w:val="22"/>
-          <w:szCs w:val="22"/>
-          <w:u w:val="single" w:color="1155CC"/>
-          <w:shd w:val="clear" w:color="auto" w:fill="auto"/>
-          <w:rFonts w:ascii="Arial" w:eastAsia="Arial" w:hAnsi="Arial" w:cs="Arial"/>
-        </w:rPr>
-        <w:t>?</w:t>
-      </w:r>
-      <w:r>
-        <w:rPr>
-          <w:i w:val="0"/>
-          <w:b w:val="0"/>
-          <w:color w:val="1155CC"/>
-          <w:sz w:val="22"/>
-          <w:szCs w:val="22"/>
-          <w:u w:val="single" w:color="1155CC"/>
-          <w:shd w:val="clear" w:color="auto" w:fill="auto"/>
-          <w:rFonts w:ascii="Arial" w:eastAsia="Arial" w:hAnsi="Arial" w:cs="Arial"/>
-        </w:rPr>
-        <w:t>c</w:t>
-      </w:r>
-      <w:r>
-        <w:rPr>
-          <w:i w:val="0"/>
-          <w:b w:val="0"/>
-          <w:color w:val="1155CC"/>
-          <w:sz w:val="22"/>
-          <w:szCs w:val="22"/>
-          <w:u w:val="single" w:color="1155CC"/>
-          <w:shd w:val="clear" w:color="auto" w:fill="auto"/>
-          <w:rFonts w:ascii="Arial" w:eastAsia="Arial" w:hAnsi="Arial" w:cs="Arial"/>
-        </w:rPr>
-        <w:t>o</w:t>
-      </w:r>
-      <w:r>
-        <w:rPr>
-          <w:i w:val="0"/>
-          <w:b w:val="0"/>
-          <w:color w:val="1155CC"/>
-          <w:sz w:val="22"/>
-          <w:szCs w:val="22"/>
-          <w:u w:val="single" w:color="1155CC"/>
-          <w:shd w:val="clear" w:color="auto" w:fill="auto"/>
-          <w:rFonts w:ascii="Arial" w:eastAsia="Arial" w:hAnsi="Arial" w:cs="Arial"/>
-        </w:rPr>
-        <w:t>d</w:t>
-      </w:r>
-      <w:r>
-        <w:rPr>
-          <w:i w:val="0"/>
-          <w:b w:val="0"/>
-          <w:color w:val="1155CC"/>
-          <w:sz w:val="22"/>
-          <w:szCs w:val="22"/>
-          <w:u w:val="single" w:color="1155CC"/>
-          <w:shd w:val="clear" w:color="auto" w:fill="auto"/>
-          <w:rFonts w:ascii="Arial" w:eastAsia="Arial" w:hAnsi="Arial" w:cs="Arial"/>
-        </w:rPr>
-        <w:t>e</w:t>
-      </w:r>
-      <w:r>
-        <w:rPr>
-          <w:i w:val="0"/>
-          <w:b w:val="0"/>
-          <w:color w:val="1155CC"/>
-          <w:sz w:val="22"/>
-          <w:szCs w:val="22"/>
-          <w:u w:val="single" w:color="1155CC"/>
-          <w:shd w:val="clear" w:color="auto" w:fill="auto"/>
-          <w:rFonts w:ascii="Arial" w:eastAsia="Arial" w:hAnsi="Arial" w:cs="Arial"/>
-        </w:rPr>
-        <w:t>=</w:t>
-      </w:r>
-      <w:r>
-        <w:rPr>
-          <w:i w:val="0"/>
-          <w:b w:val="0"/>
-          <w:color w:val="1155CC"/>
-          <w:sz w:val="22"/>
-          <w:szCs w:val="22"/>
-          <w:u w:val="single" w:color="1155CC"/>
-          <w:shd w:val="clear" w:color="auto" w:fill="auto"/>
-          <w:rFonts w:ascii="Arial" w:eastAsia="Arial" w:hAnsi="Arial" w:cs="Arial"/>
-        </w:rPr>
-        <w:t>4</w:t>
-      </w:r>
-      <w:r>
-        <w:rPr>
-          <w:i w:val="0"/>
-          <w:b w:val="0"/>
-          <w:color w:val="1155CC"/>
-          <w:sz w:val="22"/>
-          <w:szCs w:val="22"/>
-          <w:u w:val="single" w:color="1155CC"/>
-          <w:shd w:val="clear" w:color="auto" w:fill="auto"/>
-          <w:rFonts w:ascii="Arial" w:eastAsia="Arial" w:hAnsi="Arial" w:cs="Arial"/>
-        </w:rPr>
-        <w:t>2</w:t>
-      </w:r>
-      <w:r>
-        <w:rPr>
-          <w:i w:val="0"/>
-          <w:b w:val="0"/>
-          <w:color w:val="1155CC"/>
-          <w:sz w:val="22"/>
-          <w:szCs w:val="22"/>
-          <w:u w:val="single" w:color="1155CC"/>
-          <w:shd w:val="clear" w:color="auto" w:fill="auto"/>
-          <w:rFonts w:ascii="Arial" w:eastAsia="Arial" w:hAnsi="Arial" w:cs="Arial"/>
-        </w:rPr>
-        <w:t>0</w:t>
-      </w:r>
-      <w:r>
-        <w:rPr>
-          <w:i w:val="0"/>
-          <w:b w:val="0"/>
-          <w:color w:val="1155CC"/>
-          <w:sz w:val="22"/>
-          <w:szCs w:val="22"/>
-          <w:u w:val="single" w:color="1155CC"/>
-          <w:shd w:val="clear" w:color="auto" w:fill="auto"/>
-          <w:rFonts w:ascii="Arial" w:eastAsia="Arial" w:hAnsi="Arial" w:cs="Arial"/>
-        </w:rPr>
-        <w:t>&amp;</w:t>
-      </w:r>
-      <w:r>
-        <w:rPr>
-          <w:i w:val="0"/>
-          <w:b w:val="0"/>
-          <w:color w:val="1155CC"/>
-          <w:sz w:val="22"/>
-          <w:szCs w:val="22"/>
-          <w:u w:val="single" w:color="1155CC"/>
-          <w:shd w:val="clear" w:color="auto" w:fill="auto"/>
-          <w:rFonts w:ascii="Arial" w:eastAsia="Arial" w:hAnsi="Arial" w:cs="Arial"/>
-        </w:rPr>
-        <w:t>p</w:t>
-      </w:r>
-      <w:r>
-        <w:rPr>
-          <w:i w:val="0"/>
-          <w:b w:val="0"/>
-          <w:color w:val="1155CC"/>
-          <w:sz w:val="22"/>
-          <w:szCs w:val="22"/>
-          <w:u w:val="single" w:color="1155CC"/>
-          <w:shd w:val="clear" w:color="auto" w:fill="auto"/>
-          <w:rFonts w:ascii="Arial" w:eastAsia="Arial" w:hAnsi="Arial" w:cs="Arial"/>
-        </w:rPr>
-        <w:t>g</w:t>
-      </w:r>
-      <w:r>
-        <w:rPr>
-          <w:i w:val="0"/>
-          <w:b w:val="0"/>
-          <w:color w:val="1155CC"/>
-          <w:sz w:val="22"/>
-          <w:szCs w:val="22"/>
-          <w:u w:val="single" w:color="1155CC"/>
-          <w:shd w:val="clear" w:color="auto" w:fill="auto"/>
-          <w:rFonts w:ascii="Arial" w:eastAsia="Arial" w:hAnsi="Arial" w:cs="Arial"/>
-        </w:rPr>
-        <w:t>m</w:t>
-      </w:r>
-      <w:r>
-        <w:rPr>
-          <w:i w:val="0"/>
-          <w:b w:val="0"/>
-          <w:color w:val="1155CC"/>
-          <w:sz w:val="22"/>
-          <w:szCs w:val="22"/>
-          <w:u w:val="single" w:color="1155CC"/>
-          <w:shd w:val="clear" w:color="auto" w:fill="auto"/>
-          <w:rFonts w:ascii="Arial" w:eastAsia="Arial" w:hAnsi="Arial" w:cs="Arial"/>
-        </w:rPr>
-        <w:t>N</w:t>
-      </w:r>
-      <w:r>
-        <w:rPr>
-          <w:i w:val="0"/>
-          <w:b w:val="0"/>
-          <w:color w:val="1155CC"/>
-          <w:sz w:val="22"/>
-          <w:szCs w:val="22"/>
-          <w:u w:val="single" w:color="1155CC"/>
-          <w:shd w:val="clear" w:color="auto" w:fill="auto"/>
-          <w:rFonts w:ascii="Arial" w:eastAsia="Arial" w:hAnsi="Arial" w:cs="Arial"/>
-        </w:rPr>
-        <w:t>o</w:t>
-      </w:r>
-      <w:r>
-        <w:rPr>
-          <w:i w:val="0"/>
-          <w:b w:val="0"/>
-          <w:color w:val="1155CC"/>
-          <w:sz w:val="22"/>
-          <w:szCs w:val="22"/>
-          <w:u w:val="single" w:color="1155CC"/>
-          <w:shd w:val="clear" w:color="auto" w:fill="auto"/>
-          <w:rFonts w:ascii="Arial" w:eastAsia="Arial" w:hAnsi="Arial" w:cs="Arial"/>
-        </w:rPr>
-        <w:t>=</w:t>
-      </w:r>
-      <w:r>
-        <w:rPr>
-          <w:i w:val="0"/>
-          <w:b w:val="0"/>
-          <w:color w:val="1155CC"/>
-          <w:sz w:val="22"/>
-          <w:szCs w:val="22"/>
-          <w:u w:val="single" w:color="1155CC"/>
-          <w:shd w:val="clear" w:color="auto" w:fill="auto"/>
-          <w:rFonts w:ascii="Arial" w:eastAsia="Arial" w:hAnsi="Arial" w:cs="Arial"/>
-        </w:rPr>
-        <w:t>5</w:t>
-      </w:r>
-      <w:r>
-        <w:rPr>
-          <w:i w:val="0"/>
-          <w:b w:val="0"/>
-          <w:color w:val="1155CC"/>
-          <w:sz w:val="22"/>
-          <w:szCs w:val="22"/>
-          <w:u w:val="single" w:color="1155CC"/>
-          <w:shd w:val="clear" w:color="auto" w:fill="auto"/>
-          <w:rFonts w:ascii="Arial" w:eastAsia="Arial" w:hAnsi="Arial" w:cs="Arial"/>
-        </w:rPr>
-        <w:t>7</w:t>
-      </w:r>
-      <w:r>
-        <w:rPr>
-          <w:i w:val="0"/>
-          <w:b w:val="0"/>
-          <w:color w:val="1155CC"/>
-          <w:sz w:val="22"/>
-          <w:szCs w:val="22"/>
-          <w:u w:val="single" w:color="1155CC"/>
-          <w:shd w:val="clear" w:color="auto" w:fill="auto"/>
-          <w:rFonts w:ascii="Arial" w:eastAsia="Arial" w:hAnsi="Arial" w:cs="Arial"/>
-        </w:rPr>
-        <w:t>2</w:t>
-      </w:r>
-      <w:r>
-        <w:rPr>
-          <w:shd w:val="clear" w:color="auto" w:fill="auto"/>
-        </w:rPr>
-        <w:fldChar w:fldCharType="end"/>
-      </w:r>
-    </w:p>
-    <w:p>
-      <w:pPr>
-        <w:spacing w:lineRule="auto" w:line="235" w:before="0" w:after="0"/>
-        <w:rPr>
-          <w:i w:val="0"/>
-          <w:b w:val="0"/>
-          <w:color w:val="auto"/>
-          <w:sz w:val="22"/>
-          <w:szCs w:val="22"/>
-          <w:shd w:val="clear" w:color="auto" w:fill="auto"/>
-          <w:rFonts w:ascii="Arial" w:eastAsia="Arial" w:hAnsi="Arial" w:cs="Arial"/>
-          <w:lang w:eastAsia="ko-KR"/>
-        </w:rPr>
-      </w:pPr>
-    </w:p>
-    <w:p>
-      <w:pPr>
-        <w:spacing w:lineRule="auto" w:line="235" w:before="0" w:after="0"/>
-        <w:rPr>
-          <w:i w:val="0"/>
-          <w:b w:val="0"/>
-          <w:color w:val="auto"/>
-          <w:sz w:val="22"/>
-          <w:szCs w:val="22"/>
-          <w:shd w:val="clear" w:color="auto" w:fill="auto"/>
-          <w:rFonts w:ascii="Arial" w:eastAsia="Arial" w:hAnsi="Arial" w:cs="Arial"/>
-          <w:lang w:eastAsia="ko-KR"/>
-        </w:rPr>
-      </w:pPr>
-      <w:r>
-        <w:rPr>
-          <w:i w:val="0"/>
-          <w:b w:val="0"/>
-          <w:color w:val="auto"/>
-          <w:sz w:val="22"/>
-          <w:szCs w:val="22"/>
-          <w:shd w:val="clear" w:color="auto" w:fill="auto"/>
-          <w:rFonts w:ascii="Arial" w:eastAsia="Arial" w:hAnsi="Arial" w:cs="Arial"/>
-          <w:lang w:eastAsia="ko-KR"/>
-        </w:rPr>
-        <w:t xml:space="preserve">가격 데이터 관련 내용출처</w:t>
-      </w:r>
-    </w:p>
-    <w:p>
-      <w:pPr>
-        <w:spacing w:lineRule="auto" w:line="235" w:before="0" w:after="0"/>
-        <w:rPr>
-          <w:i w:val="0"/>
-          <w:b w:val="0"/>
-          <w:color w:val="auto"/>
-          <w:sz w:val="22"/>
-          <w:szCs w:val="22"/>
-          <w:shd w:val="clear" w:color="auto" w:fill="auto"/>
-          <w:rFonts w:ascii="Arial" w:eastAsia="Arial" w:hAnsi="Arial" w:cs="Arial"/>
-          <w:lang w:eastAsia="ko-KR"/>
-        </w:rPr>
-      </w:pPr>
-      <w:r>
-        <w:fldChar w:fldCharType="begin"/>
-      </w:r>
-      <w:r>
-        <w:instrText xml:space="preserve">HYPERLINK "https://www.kamis.or.kr/customer/main/main.do"</w:instrText>
-      </w:r>
-      <w:r>
-        <w:fldChar w:fldCharType="separate"/>
-      </w:r>
-      <w:r>
-        <w:rPr>
-          <w:i w:val="0"/>
-          <w:b w:val="0"/>
-          <w:color w:val="1155CC"/>
-          <w:sz w:val="22"/>
-          <w:szCs w:val="22"/>
-          <w:u w:val="single" w:color="1155CC"/>
-          <w:shd w:val="clear" w:color="auto" w:fill="auto"/>
-          <w:rFonts w:ascii="Arial" w:eastAsia="Arial" w:hAnsi="Arial" w:cs="Arial"/>
-        </w:rPr>
-        <w:t>h</w:t>
-      </w:r>
-      <w:r>
-        <w:rPr>
-          <w:i w:val="0"/>
-          <w:b w:val="0"/>
-          <w:color w:val="1155CC"/>
-          <w:sz w:val="22"/>
-          <w:szCs w:val="22"/>
-          <w:u w:val="single" w:color="1155CC"/>
-          <w:shd w:val="clear" w:color="auto" w:fill="auto"/>
-          <w:rFonts w:ascii="Arial" w:eastAsia="Arial" w:hAnsi="Arial" w:cs="Arial"/>
-        </w:rPr>
-        <w:t>t</w:t>
-      </w:r>
-      <w:r>
-        <w:rPr>
-          <w:i w:val="0"/>
-          <w:b w:val="0"/>
-          <w:color w:val="1155CC"/>
-          <w:sz w:val="22"/>
-          <w:szCs w:val="22"/>
-          <w:u w:val="single" w:color="1155CC"/>
-          <w:shd w:val="clear" w:color="auto" w:fill="auto"/>
-          <w:rFonts w:ascii="Arial" w:eastAsia="Arial" w:hAnsi="Arial" w:cs="Arial"/>
-        </w:rPr>
-        <w:t>t</w:t>
-      </w:r>
-      <w:r>
-        <w:rPr>
-          <w:i w:val="0"/>
-          <w:b w:val="0"/>
-          <w:color w:val="1155CC"/>
-          <w:sz w:val="22"/>
-          <w:szCs w:val="22"/>
-          <w:u w:val="single" w:color="1155CC"/>
-          <w:shd w:val="clear" w:color="auto" w:fill="auto"/>
-          <w:rFonts w:ascii="Arial" w:eastAsia="Arial" w:hAnsi="Arial" w:cs="Arial"/>
-        </w:rPr>
-        <w:t>p</w:t>
-      </w:r>
-      <w:r>
-        <w:rPr>
-          <w:i w:val="0"/>
-          <w:b w:val="0"/>
-          <w:color w:val="1155CC"/>
-          <w:sz w:val="22"/>
-          <w:szCs w:val="22"/>
-          <w:u w:val="single" w:color="1155CC"/>
-          <w:shd w:val="clear" w:color="auto" w:fill="auto"/>
-          <w:rFonts w:ascii="Arial" w:eastAsia="Arial" w:hAnsi="Arial" w:cs="Arial"/>
-        </w:rPr>
-        <w:t>s</w:t>
-      </w:r>
-      <w:r>
-        <w:rPr>
-          <w:i w:val="0"/>
-          <w:b w:val="0"/>
-          <w:color w:val="1155CC"/>
-          <w:sz w:val="22"/>
-          <w:szCs w:val="22"/>
-          <w:u w:val="single" w:color="1155CC"/>
-          <w:shd w:val="clear" w:color="auto" w:fill="auto"/>
-          <w:rFonts w:ascii="Arial" w:eastAsia="Arial" w:hAnsi="Arial" w:cs="Arial"/>
-        </w:rPr>
-        <w:t>:</w:t>
-      </w:r>
-      <w:r>
-        <w:rPr>
-          <w:i w:val="0"/>
-          <w:b w:val="0"/>
-          <w:color w:val="1155CC"/>
-          <w:sz w:val="22"/>
-          <w:szCs w:val="22"/>
-          <w:u w:val="single" w:color="1155CC"/>
-          <w:shd w:val="clear" w:color="auto" w:fill="auto"/>
-          <w:rFonts w:ascii="Arial" w:eastAsia="Arial" w:hAnsi="Arial" w:cs="Arial"/>
-        </w:rPr>
-        <w:t>/</w:t>
-      </w:r>
-      <w:r>
-        <w:rPr>
-          <w:i w:val="0"/>
-          <w:b w:val="0"/>
-          <w:color w:val="1155CC"/>
-          <w:sz w:val="22"/>
-          <w:szCs w:val="22"/>
-          <w:u w:val="single" w:color="1155CC"/>
-          <w:shd w:val="clear" w:color="auto" w:fill="auto"/>
-          <w:rFonts w:ascii="Arial" w:eastAsia="Arial" w:hAnsi="Arial" w:cs="Arial"/>
-        </w:rPr>
-        <w:t>/</w:t>
-      </w:r>
-      <w:r>
-        <w:rPr>
-          <w:i w:val="0"/>
-          <w:b w:val="0"/>
-          <w:color w:val="1155CC"/>
-          <w:sz w:val="22"/>
-          <w:szCs w:val="22"/>
-          <w:u w:val="single" w:color="1155CC"/>
-          <w:shd w:val="clear" w:color="auto" w:fill="auto"/>
-          <w:rFonts w:ascii="Arial" w:eastAsia="Arial" w:hAnsi="Arial" w:cs="Arial"/>
-        </w:rPr>
-        <w:t>w</w:t>
-      </w:r>
-      <w:r>
-        <w:rPr>
-          <w:i w:val="0"/>
-          <w:b w:val="0"/>
-          <w:color w:val="1155CC"/>
-          <w:sz w:val="22"/>
-          <w:szCs w:val="22"/>
-          <w:u w:val="single" w:color="1155CC"/>
-          <w:shd w:val="clear" w:color="auto" w:fill="auto"/>
-          <w:rFonts w:ascii="Arial" w:eastAsia="Arial" w:hAnsi="Arial" w:cs="Arial"/>
-        </w:rPr>
-        <w:t>w</w:t>
-      </w:r>
-      <w:r>
-        <w:rPr>
-          <w:i w:val="0"/>
-          <w:b w:val="0"/>
-          <w:color w:val="1155CC"/>
-          <w:sz w:val="22"/>
-          <w:szCs w:val="22"/>
-          <w:u w:val="single" w:color="1155CC"/>
-          <w:shd w:val="clear" w:color="auto" w:fill="auto"/>
-          <w:rFonts w:ascii="Arial" w:eastAsia="Arial" w:hAnsi="Arial" w:cs="Arial"/>
-        </w:rPr>
-        <w:t>w</w:t>
-      </w:r>
-      <w:r>
-        <w:rPr>
-          <w:i w:val="0"/>
-          <w:b w:val="0"/>
-          <w:color w:val="1155CC"/>
-          <w:sz w:val="22"/>
-          <w:szCs w:val="22"/>
-          <w:u w:val="single" w:color="1155CC"/>
-          <w:shd w:val="clear" w:color="auto" w:fill="auto"/>
-          <w:rFonts w:ascii="Arial" w:eastAsia="Arial" w:hAnsi="Arial" w:cs="Arial"/>
-        </w:rPr>
-        <w:t>.</w:t>
-      </w:r>
-      <w:r>
-        <w:rPr>
-          <w:i w:val="0"/>
-          <w:b w:val="0"/>
-          <w:color w:val="1155CC"/>
-          <w:sz w:val="22"/>
-          <w:szCs w:val="22"/>
-          <w:u w:val="single" w:color="1155CC"/>
-          <w:shd w:val="clear" w:color="auto" w:fill="auto"/>
-          <w:rFonts w:ascii="Arial" w:eastAsia="Arial" w:hAnsi="Arial" w:cs="Arial"/>
-        </w:rPr>
-        <w:t>k</w:t>
-      </w:r>
-      <w:r>
-        <w:rPr>
-          <w:i w:val="0"/>
-          <w:b w:val="0"/>
-          <w:color w:val="1155CC"/>
-          <w:sz w:val="22"/>
-          <w:szCs w:val="22"/>
-          <w:u w:val="single" w:color="1155CC"/>
-          <w:shd w:val="clear" w:color="auto" w:fill="auto"/>
-          <w:rFonts w:ascii="Arial" w:eastAsia="Arial" w:hAnsi="Arial" w:cs="Arial"/>
-        </w:rPr>
-        <w:t>a</w:t>
-      </w:r>
-      <w:r>
-        <w:rPr>
-          <w:i w:val="0"/>
-          <w:b w:val="0"/>
-          <w:color w:val="1155CC"/>
-          <w:sz w:val="22"/>
-          <w:szCs w:val="22"/>
-          <w:u w:val="single" w:color="1155CC"/>
-          <w:shd w:val="clear" w:color="auto" w:fill="auto"/>
-          <w:rFonts w:ascii="Arial" w:eastAsia="Arial" w:hAnsi="Arial" w:cs="Arial"/>
-        </w:rPr>
-        <w:t>m</w:t>
-      </w:r>
-      <w:r>
-        <w:rPr>
-          <w:i w:val="0"/>
-          <w:b w:val="0"/>
-          <w:color w:val="1155CC"/>
-          <w:sz w:val="22"/>
-          <w:szCs w:val="22"/>
-          <w:u w:val="single" w:color="1155CC"/>
-          <w:shd w:val="clear" w:color="auto" w:fill="auto"/>
-          <w:rFonts w:ascii="Arial" w:eastAsia="Arial" w:hAnsi="Arial" w:cs="Arial"/>
-        </w:rPr>
-        <w:t>i</w:t>
-      </w:r>
-      <w:r>
-        <w:rPr>
-          <w:i w:val="0"/>
-          <w:b w:val="0"/>
-          <w:color w:val="1155CC"/>
-          <w:sz w:val="22"/>
-          <w:szCs w:val="22"/>
-          <w:u w:val="single" w:color="1155CC"/>
-          <w:shd w:val="clear" w:color="auto" w:fill="auto"/>
-          <w:rFonts w:ascii="Arial" w:eastAsia="Arial" w:hAnsi="Arial" w:cs="Arial"/>
-        </w:rPr>
-        <w:t>s</w:t>
-      </w:r>
-      <w:r>
-        <w:rPr>
-          <w:i w:val="0"/>
-          <w:b w:val="0"/>
-          <w:color w:val="1155CC"/>
-          <w:sz w:val="22"/>
-          <w:szCs w:val="22"/>
-          <w:u w:val="single" w:color="1155CC"/>
-          <w:shd w:val="clear" w:color="auto" w:fill="auto"/>
-          <w:rFonts w:ascii="Arial" w:eastAsia="Arial" w:hAnsi="Arial" w:cs="Arial"/>
-        </w:rPr>
-        <w:t>.</w:t>
-      </w:r>
-      <w:r>
-        <w:rPr>
-          <w:i w:val="0"/>
-          <w:b w:val="0"/>
-          <w:color w:val="1155CC"/>
-          <w:sz w:val="22"/>
-          <w:szCs w:val="22"/>
-          <w:u w:val="single" w:color="1155CC"/>
-          <w:shd w:val="clear" w:color="auto" w:fill="auto"/>
-          <w:rFonts w:ascii="Arial" w:eastAsia="Arial" w:hAnsi="Arial" w:cs="Arial"/>
-        </w:rPr>
-        <w:t>o</w:t>
-      </w:r>
-      <w:r>
-        <w:rPr>
-          <w:i w:val="0"/>
-          <w:b w:val="0"/>
-          <w:color w:val="1155CC"/>
-          <w:sz w:val="22"/>
-          <w:szCs w:val="22"/>
-          <w:u w:val="single" w:color="1155CC"/>
-          <w:shd w:val="clear" w:color="auto" w:fill="auto"/>
-          <w:rFonts w:ascii="Arial" w:eastAsia="Arial" w:hAnsi="Arial" w:cs="Arial"/>
-        </w:rPr>
-        <w:t>r</w:t>
-      </w:r>
-      <w:r>
-        <w:rPr>
-          <w:i w:val="0"/>
-          <w:b w:val="0"/>
-          <w:color w:val="1155CC"/>
-          <w:sz w:val="22"/>
-          <w:szCs w:val="22"/>
-          <w:u w:val="single" w:color="1155CC"/>
-          <w:shd w:val="clear" w:color="auto" w:fill="auto"/>
-          <w:rFonts w:ascii="Arial" w:eastAsia="Arial" w:hAnsi="Arial" w:cs="Arial"/>
-        </w:rPr>
-        <w:t>.</w:t>
-      </w:r>
-      <w:r>
-        <w:rPr>
-          <w:i w:val="0"/>
-          <w:b w:val="0"/>
-          <w:color w:val="1155CC"/>
-          <w:sz w:val="22"/>
-          <w:szCs w:val="22"/>
-          <w:u w:val="single" w:color="1155CC"/>
-          <w:shd w:val="clear" w:color="auto" w:fill="auto"/>
-          <w:rFonts w:ascii="Arial" w:eastAsia="Arial" w:hAnsi="Arial" w:cs="Arial"/>
-        </w:rPr>
-        <w:t>k</w:t>
-      </w:r>
-      <w:r>
-        <w:rPr>
-          <w:i w:val="0"/>
-          <w:b w:val="0"/>
-          <w:color w:val="1155CC"/>
-          <w:sz w:val="22"/>
-          <w:szCs w:val="22"/>
-          <w:u w:val="single" w:color="1155CC"/>
-          <w:shd w:val="clear" w:color="auto" w:fill="auto"/>
-          <w:rFonts w:ascii="Arial" w:eastAsia="Arial" w:hAnsi="Arial" w:cs="Arial"/>
-        </w:rPr>
-        <w:t>r</w:t>
-      </w:r>
-      <w:r>
-        <w:rPr>
-          <w:i w:val="0"/>
-          <w:b w:val="0"/>
-          <w:color w:val="1155CC"/>
-          <w:sz w:val="22"/>
-          <w:szCs w:val="22"/>
-          <w:u w:val="single" w:color="1155CC"/>
-          <w:shd w:val="clear" w:color="auto" w:fill="auto"/>
-          <w:rFonts w:ascii="Arial" w:eastAsia="Arial" w:hAnsi="Arial" w:cs="Arial"/>
-        </w:rPr>
-        <w:t>/</w:t>
-      </w:r>
-      <w:r>
-        <w:rPr>
-          <w:i w:val="0"/>
-          <w:b w:val="0"/>
-          <w:color w:val="1155CC"/>
-          <w:sz w:val="22"/>
-          <w:szCs w:val="22"/>
-          <w:u w:val="single" w:color="1155CC"/>
-          <w:shd w:val="clear" w:color="auto" w:fill="auto"/>
-          <w:rFonts w:ascii="Arial" w:eastAsia="Arial" w:hAnsi="Arial" w:cs="Arial"/>
-        </w:rPr>
-        <w:t>c</w:t>
-      </w:r>
-      <w:r>
-        <w:rPr>
-          <w:i w:val="0"/>
-          <w:b w:val="0"/>
-          <w:color w:val="1155CC"/>
-          <w:sz w:val="22"/>
-          <w:szCs w:val="22"/>
-          <w:u w:val="single" w:color="1155CC"/>
-          <w:shd w:val="clear" w:color="auto" w:fill="auto"/>
-          <w:rFonts w:ascii="Arial" w:eastAsia="Arial" w:hAnsi="Arial" w:cs="Arial"/>
-        </w:rPr>
-        <w:t>u</w:t>
-      </w:r>
-      <w:r>
-        <w:rPr>
-          <w:i w:val="0"/>
-          <w:b w:val="0"/>
-          <w:color w:val="1155CC"/>
-          <w:sz w:val="22"/>
-          <w:szCs w:val="22"/>
-          <w:u w:val="single" w:color="1155CC"/>
-          <w:shd w:val="clear" w:color="auto" w:fill="auto"/>
-          <w:rFonts w:ascii="Arial" w:eastAsia="Arial" w:hAnsi="Arial" w:cs="Arial"/>
-        </w:rPr>
-        <w:t>s</w:t>
-      </w:r>
-      <w:r>
-        <w:rPr>
-          <w:i w:val="0"/>
-          <w:b w:val="0"/>
-          <w:color w:val="1155CC"/>
-          <w:sz w:val="22"/>
-          <w:szCs w:val="22"/>
-          <w:u w:val="single" w:color="1155CC"/>
-          <w:shd w:val="clear" w:color="auto" w:fill="auto"/>
-          <w:rFonts w:ascii="Arial" w:eastAsia="Arial" w:hAnsi="Arial" w:cs="Arial"/>
-        </w:rPr>
-        <w:t>t</w:t>
-      </w:r>
-      <w:r>
-        <w:rPr>
-          <w:i w:val="0"/>
-          <w:b w:val="0"/>
-          <w:color w:val="1155CC"/>
-          <w:sz w:val="22"/>
-          <w:szCs w:val="22"/>
-          <w:u w:val="single" w:color="1155CC"/>
-          <w:shd w:val="clear" w:color="auto" w:fill="auto"/>
-          <w:rFonts w:ascii="Arial" w:eastAsia="Arial" w:hAnsi="Arial" w:cs="Arial"/>
-        </w:rPr>
-        <w:t>o</w:t>
-      </w:r>
-      <w:r>
-        <w:rPr>
-          <w:i w:val="0"/>
-          <w:b w:val="0"/>
-          <w:color w:val="1155CC"/>
-          <w:sz w:val="22"/>
-          <w:szCs w:val="22"/>
-          <w:u w:val="single" w:color="1155CC"/>
-          <w:shd w:val="clear" w:color="auto" w:fill="auto"/>
-          <w:rFonts w:ascii="Arial" w:eastAsia="Arial" w:hAnsi="Arial" w:cs="Arial"/>
-        </w:rPr>
-        <w:t>m</w:t>
-      </w:r>
-      <w:r>
-        <w:rPr>
-          <w:i w:val="0"/>
-          <w:b w:val="0"/>
-          <w:color w:val="1155CC"/>
-          <w:sz w:val="22"/>
-          <w:szCs w:val="22"/>
-          <w:u w:val="single" w:color="1155CC"/>
-          <w:shd w:val="clear" w:color="auto" w:fill="auto"/>
-          <w:rFonts w:ascii="Arial" w:eastAsia="Arial" w:hAnsi="Arial" w:cs="Arial"/>
-        </w:rPr>
-        <w:t>e</w:t>
-      </w:r>
-      <w:r>
-        <w:rPr>
-          <w:i w:val="0"/>
-          <w:b w:val="0"/>
-          <w:color w:val="1155CC"/>
-          <w:sz w:val="22"/>
-          <w:szCs w:val="22"/>
-          <w:u w:val="single" w:color="1155CC"/>
-          <w:shd w:val="clear" w:color="auto" w:fill="auto"/>
-          <w:rFonts w:ascii="Arial" w:eastAsia="Arial" w:hAnsi="Arial" w:cs="Arial"/>
-        </w:rPr>
-        <w:t>r</w:t>
-      </w:r>
-      <w:r>
-        <w:rPr>
-          <w:i w:val="0"/>
-          <w:b w:val="0"/>
-          <w:color w:val="1155CC"/>
-          <w:sz w:val="22"/>
-          <w:szCs w:val="22"/>
-          <w:u w:val="single" w:color="1155CC"/>
-          <w:shd w:val="clear" w:color="auto" w:fill="auto"/>
-          <w:rFonts w:ascii="Arial" w:eastAsia="Arial" w:hAnsi="Arial" w:cs="Arial"/>
-        </w:rPr>
-        <w:t>/</w:t>
-      </w:r>
-      <w:r>
-        <w:rPr>
-          <w:i w:val="0"/>
-          <w:b w:val="0"/>
-          <w:color w:val="1155CC"/>
-          <w:sz w:val="22"/>
-          <w:szCs w:val="22"/>
-          <w:u w:val="single" w:color="1155CC"/>
-          <w:shd w:val="clear" w:color="auto" w:fill="auto"/>
-          <w:rFonts w:ascii="Arial" w:eastAsia="Arial" w:hAnsi="Arial" w:cs="Arial"/>
-        </w:rPr>
-        <w:t>m</w:t>
-      </w:r>
-      <w:r>
-        <w:rPr>
-          <w:i w:val="0"/>
-          <w:b w:val="0"/>
-          <w:color w:val="1155CC"/>
-          <w:sz w:val="22"/>
-          <w:szCs w:val="22"/>
-          <w:u w:val="single" w:color="1155CC"/>
-          <w:shd w:val="clear" w:color="auto" w:fill="auto"/>
-          <w:rFonts w:ascii="Arial" w:eastAsia="Arial" w:hAnsi="Arial" w:cs="Arial"/>
-        </w:rPr>
-        <w:t>a</w:t>
-      </w:r>
-      <w:r>
-        <w:rPr>
-          <w:i w:val="0"/>
-          <w:b w:val="0"/>
-          <w:color w:val="1155CC"/>
-          <w:sz w:val="22"/>
-          <w:szCs w:val="22"/>
-          <w:u w:val="single" w:color="1155CC"/>
-          <w:shd w:val="clear" w:color="auto" w:fill="auto"/>
-          <w:rFonts w:ascii="Arial" w:eastAsia="Arial" w:hAnsi="Arial" w:cs="Arial"/>
-        </w:rPr>
-        <w:t>i</w:t>
-      </w:r>
-      <w:r>
-        <w:rPr>
-          <w:i w:val="0"/>
-          <w:b w:val="0"/>
-          <w:color w:val="1155CC"/>
-          <w:sz w:val="22"/>
-          <w:szCs w:val="22"/>
-          <w:u w:val="single" w:color="1155CC"/>
-          <w:shd w:val="clear" w:color="auto" w:fill="auto"/>
-          <w:rFonts w:ascii="Arial" w:eastAsia="Arial" w:hAnsi="Arial" w:cs="Arial"/>
-        </w:rPr>
-        <w:t>n</w:t>
-      </w:r>
-      <w:r>
-        <w:rPr>
-          <w:i w:val="0"/>
-          <w:b w:val="0"/>
-          <w:color w:val="1155CC"/>
-          <w:sz w:val="22"/>
-          <w:szCs w:val="22"/>
-          <w:u w:val="single" w:color="1155CC"/>
-          <w:shd w:val="clear" w:color="auto" w:fill="auto"/>
-          <w:rFonts w:ascii="Arial" w:eastAsia="Arial" w:hAnsi="Arial" w:cs="Arial"/>
-        </w:rPr>
-        <w:t>/</w:t>
-      </w:r>
-      <w:r>
-        <w:rPr>
-          <w:i w:val="0"/>
-          <w:b w:val="0"/>
-          <w:color w:val="1155CC"/>
-          <w:sz w:val="22"/>
-          <w:szCs w:val="22"/>
-          <w:u w:val="single" w:color="1155CC"/>
-          <w:shd w:val="clear" w:color="auto" w:fill="auto"/>
-          <w:rFonts w:ascii="Arial" w:eastAsia="Arial" w:hAnsi="Arial" w:cs="Arial"/>
-        </w:rPr>
-        <w:t>m</w:t>
-      </w:r>
-      <w:r>
-        <w:rPr>
-          <w:i w:val="0"/>
-          <w:b w:val="0"/>
-          <w:color w:val="1155CC"/>
-          <w:sz w:val="22"/>
-          <w:szCs w:val="22"/>
-          <w:u w:val="single" w:color="1155CC"/>
-          <w:shd w:val="clear" w:color="auto" w:fill="auto"/>
-          <w:rFonts w:ascii="Arial" w:eastAsia="Arial" w:hAnsi="Arial" w:cs="Arial"/>
-        </w:rPr>
-        <w:t>a</w:t>
-      </w:r>
-      <w:r>
-        <w:rPr>
-          <w:i w:val="0"/>
-          <w:b w:val="0"/>
-          <w:color w:val="1155CC"/>
-          <w:sz w:val="22"/>
-          <w:szCs w:val="22"/>
-          <w:u w:val="single" w:color="1155CC"/>
-          <w:shd w:val="clear" w:color="auto" w:fill="auto"/>
-          <w:rFonts w:ascii="Arial" w:eastAsia="Arial" w:hAnsi="Arial" w:cs="Arial"/>
-        </w:rPr>
-        <w:t>i</w:t>
-      </w:r>
-      <w:r>
-        <w:rPr>
-          <w:i w:val="0"/>
-          <w:b w:val="0"/>
-          <w:color w:val="1155CC"/>
-          <w:sz w:val="22"/>
-          <w:szCs w:val="22"/>
-          <w:u w:val="single" w:color="1155CC"/>
-          <w:shd w:val="clear" w:color="auto" w:fill="auto"/>
-          <w:rFonts w:ascii="Arial" w:eastAsia="Arial" w:hAnsi="Arial" w:cs="Arial"/>
-        </w:rPr>
-        <w:t>n</w:t>
-      </w:r>
-      <w:r>
-        <w:rPr>
-          <w:i w:val="0"/>
-          <w:b w:val="0"/>
-          <w:color w:val="1155CC"/>
-          <w:sz w:val="22"/>
-          <w:szCs w:val="22"/>
-          <w:u w:val="single" w:color="1155CC"/>
-          <w:shd w:val="clear" w:color="auto" w:fill="auto"/>
-          <w:rFonts w:ascii="Arial" w:eastAsia="Arial" w:hAnsi="Arial" w:cs="Arial"/>
-        </w:rPr>
-        <w:t>.</w:t>
-      </w:r>
-      <w:r>
-        <w:rPr>
-          <w:i w:val="0"/>
-          <w:b w:val="0"/>
-          <w:color w:val="1155CC"/>
-          <w:sz w:val="22"/>
-          <w:szCs w:val="22"/>
-          <w:u w:val="single" w:color="1155CC"/>
-          <w:shd w:val="clear" w:color="auto" w:fill="auto"/>
-          <w:rFonts w:ascii="Arial" w:eastAsia="Arial" w:hAnsi="Arial" w:cs="Arial"/>
-        </w:rPr>
-        <w:t>d</w:t>
-      </w:r>
-      <w:r>
-        <w:rPr>
-          <w:i w:val="0"/>
-          <w:b w:val="0"/>
-          <w:color w:val="1155CC"/>
-          <w:sz w:val="22"/>
-          <w:szCs w:val="22"/>
-          <w:u w:val="single" w:color="1155CC"/>
-          <w:shd w:val="clear" w:color="auto" w:fill="auto"/>
-          <w:rFonts w:ascii="Arial" w:eastAsia="Arial" w:hAnsi="Arial" w:cs="Arial"/>
-        </w:rPr>
-        <w:t>o</w:t>
-      </w:r>
-      <w:r>
-        <w:rPr>
-          <w:shd w:val="clear" w:color="auto" w:fill="auto"/>
-        </w:rPr>
-        <w:fldChar w:fldCharType="end"/>
-      </w:r>
-    </w:p>
-    <w:p>
-      <w:pPr>
-        <w:spacing w:lineRule="auto" w:line="235" w:before="0" w:after="0"/>
-        <w:rPr>
-          <w:i w:val="0"/>
-          <w:b w:val="0"/>
-          <w:color w:val="auto"/>
-          <w:sz w:val="22"/>
-          <w:szCs w:val="22"/>
-          <w:shd w:val="clear" w:color="auto" w:fill="auto"/>
-          <w:rFonts w:ascii="Arial" w:eastAsia="Arial" w:hAnsi="Arial" w:cs="Arial"/>
-          <w:lang w:eastAsia="ko-KR"/>
-        </w:rPr>
-      </w:pPr>
-    </w:p>
-    <w:p>
-      <w:pPr>
-        <w:spacing w:lineRule="auto" w:line="235" w:before="0" w:after="0"/>
-        <w:rPr>
-          <w:i w:val="0"/>
-          <w:b w:val="0"/>
-          <w:color w:val="auto"/>
-          <w:sz w:val="22"/>
-          <w:szCs w:val="22"/>
-          <w:shd w:val="clear" w:color="auto" w:fill="auto"/>
-          <w:rFonts w:ascii="Arial" w:eastAsia="Arial" w:hAnsi="Arial" w:cs="Arial"/>
-          <w:lang w:eastAsia="ko-KR"/>
-        </w:rPr>
-      </w:pPr>
-      <w:r>
-        <w:fldChar w:fldCharType="begin"/>
-      </w:r>
-      <w:r>
-        <w:instrText xml:space="preserve">HYPERLINK "https://www.data.go.kr/data/15121324/openapi.do"</w:instrText>
-      </w:r>
-      <w:r>
-        <w:fldChar w:fldCharType="separate"/>
-      </w:r>
-      <w:r>
-        <w:rPr>
-          <w:i w:val="0"/>
-          <w:b w:val="0"/>
-          <w:color w:val="1155CC"/>
-          <w:sz w:val="22"/>
-          <w:szCs w:val="22"/>
-          <w:u w:val="single" w:color="1155CC"/>
-          <w:shd w:val="clear" w:color="auto" w:fill="auto"/>
-          <w:rFonts w:ascii="Arial" w:eastAsia="Arial" w:hAnsi="Arial" w:cs="Arial"/>
-        </w:rPr>
-        <w:t>h</w:t>
-      </w:r>
-      <w:r>
-        <w:rPr>
-          <w:i w:val="0"/>
-          <w:b w:val="0"/>
-          <w:color w:val="1155CC"/>
-          <w:sz w:val="22"/>
-          <w:szCs w:val="22"/>
-          <w:u w:val="single" w:color="1155CC"/>
-          <w:shd w:val="clear" w:color="auto" w:fill="auto"/>
-          <w:rFonts w:ascii="Arial" w:eastAsia="Arial" w:hAnsi="Arial" w:cs="Arial"/>
-        </w:rPr>
-        <w:t>t</w:t>
-      </w:r>
-      <w:r>
-        <w:rPr>
-          <w:i w:val="0"/>
-          <w:b w:val="0"/>
-          <w:color w:val="1155CC"/>
-          <w:sz w:val="22"/>
-          <w:szCs w:val="22"/>
-          <w:u w:val="single" w:color="1155CC"/>
-          <w:shd w:val="clear" w:color="auto" w:fill="auto"/>
-          <w:rFonts w:ascii="Arial" w:eastAsia="Arial" w:hAnsi="Arial" w:cs="Arial"/>
-        </w:rPr>
-        <w:t>t</w:t>
-      </w:r>
-      <w:r>
-        <w:rPr>
-          <w:i w:val="0"/>
-          <w:b w:val="0"/>
-          <w:color w:val="1155CC"/>
-          <w:sz w:val="22"/>
-          <w:szCs w:val="22"/>
-          <w:u w:val="single" w:color="1155CC"/>
-          <w:shd w:val="clear" w:color="auto" w:fill="auto"/>
-          <w:rFonts w:ascii="Arial" w:eastAsia="Arial" w:hAnsi="Arial" w:cs="Arial"/>
-        </w:rPr>
-        <w:t>p</w:t>
-      </w:r>
-      <w:r>
-        <w:rPr>
-          <w:i w:val="0"/>
-          <w:b w:val="0"/>
-          <w:color w:val="1155CC"/>
-          <w:sz w:val="22"/>
-          <w:szCs w:val="22"/>
-          <w:u w:val="single" w:color="1155CC"/>
-          <w:shd w:val="clear" w:color="auto" w:fill="auto"/>
-          <w:rFonts w:ascii="Arial" w:eastAsia="Arial" w:hAnsi="Arial" w:cs="Arial"/>
-        </w:rPr>
-        <w:t>s</w:t>
-      </w:r>
-      <w:r>
-        <w:rPr>
-          <w:i w:val="0"/>
-          <w:b w:val="0"/>
-          <w:color w:val="1155CC"/>
-          <w:sz w:val="22"/>
-          <w:szCs w:val="22"/>
-          <w:u w:val="single" w:color="1155CC"/>
-          <w:shd w:val="clear" w:color="auto" w:fill="auto"/>
-          <w:rFonts w:ascii="Arial" w:eastAsia="Arial" w:hAnsi="Arial" w:cs="Arial"/>
-        </w:rPr>
-        <w:t>:</w:t>
-      </w:r>
-      <w:r>
-        <w:rPr>
-          <w:i w:val="0"/>
-          <w:b w:val="0"/>
-          <w:color w:val="1155CC"/>
-          <w:sz w:val="22"/>
-          <w:szCs w:val="22"/>
-          <w:u w:val="single" w:color="1155CC"/>
-          <w:shd w:val="clear" w:color="auto" w:fill="auto"/>
-          <w:rFonts w:ascii="Arial" w:eastAsia="Arial" w:hAnsi="Arial" w:cs="Arial"/>
-        </w:rPr>
-        <w:t>/</w:t>
-      </w:r>
-      <w:r>
-        <w:rPr>
-          <w:i w:val="0"/>
-          <w:b w:val="0"/>
-          <w:color w:val="1155CC"/>
-          <w:sz w:val="22"/>
-          <w:szCs w:val="22"/>
-          <w:u w:val="single" w:color="1155CC"/>
-          <w:shd w:val="clear" w:color="auto" w:fill="auto"/>
-          <w:rFonts w:ascii="Arial" w:eastAsia="Arial" w:hAnsi="Arial" w:cs="Arial"/>
-        </w:rPr>
-        <w:t>/</w:t>
-      </w:r>
-      <w:r>
-        <w:rPr>
-          <w:i w:val="0"/>
-          <w:b w:val="0"/>
-          <w:color w:val="1155CC"/>
-          <w:sz w:val="22"/>
-          <w:szCs w:val="22"/>
-          <w:u w:val="single" w:color="1155CC"/>
-          <w:shd w:val="clear" w:color="auto" w:fill="auto"/>
-          <w:rFonts w:ascii="Arial" w:eastAsia="Arial" w:hAnsi="Arial" w:cs="Arial"/>
-        </w:rPr>
-        <w:t>w</w:t>
-      </w:r>
-      <w:r>
-        <w:rPr>
-          <w:i w:val="0"/>
-          <w:b w:val="0"/>
-          <w:color w:val="1155CC"/>
-          <w:sz w:val="22"/>
-          <w:szCs w:val="22"/>
-          <w:u w:val="single" w:color="1155CC"/>
-          <w:shd w:val="clear" w:color="auto" w:fill="auto"/>
-          <w:rFonts w:ascii="Arial" w:eastAsia="Arial" w:hAnsi="Arial" w:cs="Arial"/>
-        </w:rPr>
-        <w:t>w</w:t>
-      </w:r>
-      <w:r>
-        <w:rPr>
-          <w:i w:val="0"/>
-          <w:b w:val="0"/>
-          <w:color w:val="1155CC"/>
-          <w:sz w:val="22"/>
-          <w:szCs w:val="22"/>
-          <w:u w:val="single" w:color="1155CC"/>
-          <w:shd w:val="clear" w:color="auto" w:fill="auto"/>
-          <w:rFonts w:ascii="Arial" w:eastAsia="Arial" w:hAnsi="Arial" w:cs="Arial"/>
-        </w:rPr>
-        <w:t>w</w:t>
-      </w:r>
-      <w:r>
-        <w:rPr>
-          <w:i w:val="0"/>
-          <w:b w:val="0"/>
-          <w:color w:val="1155CC"/>
-          <w:sz w:val="22"/>
-          <w:szCs w:val="22"/>
-          <w:u w:val="single" w:color="1155CC"/>
-          <w:shd w:val="clear" w:color="auto" w:fill="auto"/>
-          <w:rFonts w:ascii="Arial" w:eastAsia="Arial" w:hAnsi="Arial" w:cs="Arial"/>
-        </w:rPr>
-        <w:t>.</w:t>
-      </w:r>
-      <w:r>
-        <w:rPr>
-          <w:i w:val="0"/>
-          <w:b w:val="0"/>
-          <w:color w:val="1155CC"/>
-          <w:sz w:val="22"/>
-          <w:szCs w:val="22"/>
-          <w:u w:val="single" w:color="1155CC"/>
-          <w:shd w:val="clear" w:color="auto" w:fill="auto"/>
-          <w:rFonts w:ascii="Arial" w:eastAsia="Arial" w:hAnsi="Arial" w:cs="Arial"/>
-        </w:rPr>
-        <w:t>d</w:t>
-      </w:r>
-      <w:r>
-        <w:rPr>
-          <w:i w:val="0"/>
-          <w:b w:val="0"/>
-          <w:color w:val="1155CC"/>
-          <w:sz w:val="22"/>
-          <w:szCs w:val="22"/>
-          <w:u w:val="single" w:color="1155CC"/>
-          <w:shd w:val="clear" w:color="auto" w:fill="auto"/>
-          <w:rFonts w:ascii="Arial" w:eastAsia="Arial" w:hAnsi="Arial" w:cs="Arial"/>
-        </w:rPr>
-        <w:t>a</w:t>
-      </w:r>
-      <w:r>
-        <w:rPr>
-          <w:i w:val="0"/>
-          <w:b w:val="0"/>
-          <w:color w:val="1155CC"/>
-          <w:sz w:val="22"/>
-          <w:szCs w:val="22"/>
-          <w:u w:val="single" w:color="1155CC"/>
-          <w:shd w:val="clear" w:color="auto" w:fill="auto"/>
-          <w:rFonts w:ascii="Arial" w:eastAsia="Arial" w:hAnsi="Arial" w:cs="Arial"/>
-        </w:rPr>
-        <w:t>t</w:t>
-      </w:r>
-      <w:r>
-        <w:rPr>
-          <w:i w:val="0"/>
-          <w:b w:val="0"/>
-          <w:color w:val="1155CC"/>
-          <w:sz w:val="22"/>
-          <w:szCs w:val="22"/>
-          <w:u w:val="single" w:color="1155CC"/>
-          <w:shd w:val="clear" w:color="auto" w:fill="auto"/>
-          <w:rFonts w:ascii="Arial" w:eastAsia="Arial" w:hAnsi="Arial" w:cs="Arial"/>
-        </w:rPr>
-        <w:t>a</w:t>
-      </w:r>
-      <w:r>
-        <w:rPr>
-          <w:i w:val="0"/>
-          <w:b w:val="0"/>
-          <w:color w:val="1155CC"/>
-          <w:sz w:val="22"/>
-          <w:szCs w:val="22"/>
-          <w:u w:val="single" w:color="1155CC"/>
-          <w:shd w:val="clear" w:color="auto" w:fill="auto"/>
-          <w:rFonts w:ascii="Arial" w:eastAsia="Arial" w:hAnsi="Arial" w:cs="Arial"/>
-        </w:rPr>
-        <w:t>.</w:t>
-      </w:r>
-      <w:r>
-        <w:rPr>
-          <w:i w:val="0"/>
-          <w:b w:val="0"/>
-          <w:color w:val="1155CC"/>
-          <w:sz w:val="22"/>
-          <w:szCs w:val="22"/>
-          <w:u w:val="single" w:color="1155CC"/>
-          <w:shd w:val="clear" w:color="auto" w:fill="auto"/>
-          <w:rFonts w:ascii="Arial" w:eastAsia="Arial" w:hAnsi="Arial" w:cs="Arial"/>
-        </w:rPr>
-        <w:t>g</w:t>
-      </w:r>
-      <w:r>
-        <w:rPr>
-          <w:i w:val="0"/>
-          <w:b w:val="0"/>
-          <w:color w:val="1155CC"/>
-          <w:sz w:val="22"/>
-          <w:szCs w:val="22"/>
-          <w:u w:val="single" w:color="1155CC"/>
-          <w:shd w:val="clear" w:color="auto" w:fill="auto"/>
-          <w:rFonts w:ascii="Arial" w:eastAsia="Arial" w:hAnsi="Arial" w:cs="Arial"/>
-        </w:rPr>
-        <w:t>o</w:t>
-      </w:r>
-      <w:r>
-        <w:rPr>
-          <w:i w:val="0"/>
-          <w:b w:val="0"/>
-          <w:color w:val="1155CC"/>
-          <w:sz w:val="22"/>
-          <w:szCs w:val="22"/>
-          <w:u w:val="single" w:color="1155CC"/>
-          <w:shd w:val="clear" w:color="auto" w:fill="auto"/>
-          <w:rFonts w:ascii="Arial" w:eastAsia="Arial" w:hAnsi="Arial" w:cs="Arial"/>
-        </w:rPr>
-        <w:t>.</w:t>
-      </w:r>
-      <w:r>
-        <w:rPr>
-          <w:i w:val="0"/>
-          <w:b w:val="0"/>
-          <w:color w:val="1155CC"/>
-          <w:sz w:val="22"/>
-          <w:szCs w:val="22"/>
-          <w:u w:val="single" w:color="1155CC"/>
-          <w:shd w:val="clear" w:color="auto" w:fill="auto"/>
-          <w:rFonts w:ascii="Arial" w:eastAsia="Arial" w:hAnsi="Arial" w:cs="Arial"/>
-        </w:rPr>
-        <w:t>k</w:t>
-      </w:r>
-      <w:r>
-        <w:rPr>
-          <w:i w:val="0"/>
-          <w:b w:val="0"/>
-          <w:color w:val="1155CC"/>
-          <w:sz w:val="22"/>
-          <w:szCs w:val="22"/>
-          <w:u w:val="single" w:color="1155CC"/>
-          <w:shd w:val="clear" w:color="auto" w:fill="auto"/>
-          <w:rFonts w:ascii="Arial" w:eastAsia="Arial" w:hAnsi="Arial" w:cs="Arial"/>
-        </w:rPr>
-        <w:t>r</w:t>
-      </w:r>
-      <w:r>
-        <w:rPr>
-          <w:i w:val="0"/>
-          <w:b w:val="0"/>
-          <w:color w:val="1155CC"/>
-          <w:sz w:val="22"/>
-          <w:szCs w:val="22"/>
-          <w:u w:val="single" w:color="1155CC"/>
-          <w:shd w:val="clear" w:color="auto" w:fill="auto"/>
-          <w:rFonts w:ascii="Arial" w:eastAsia="Arial" w:hAnsi="Arial" w:cs="Arial"/>
-        </w:rPr>
-        <w:t>/</w:t>
-      </w:r>
-      <w:r>
-        <w:rPr>
-          <w:i w:val="0"/>
-          <w:b w:val="0"/>
-          <w:color w:val="1155CC"/>
-          <w:sz w:val="22"/>
-          <w:szCs w:val="22"/>
-          <w:u w:val="single" w:color="1155CC"/>
-          <w:shd w:val="clear" w:color="auto" w:fill="auto"/>
-          <w:rFonts w:ascii="Arial" w:eastAsia="Arial" w:hAnsi="Arial" w:cs="Arial"/>
-        </w:rPr>
-        <w:t>d</w:t>
-      </w:r>
-      <w:r>
-        <w:rPr>
-          <w:i w:val="0"/>
-          <w:b w:val="0"/>
-          <w:color w:val="1155CC"/>
-          <w:sz w:val="22"/>
-          <w:szCs w:val="22"/>
-          <w:u w:val="single" w:color="1155CC"/>
-          <w:shd w:val="clear" w:color="auto" w:fill="auto"/>
-          <w:rFonts w:ascii="Arial" w:eastAsia="Arial" w:hAnsi="Arial" w:cs="Arial"/>
-        </w:rPr>
-        <w:t>a</w:t>
-      </w:r>
-      <w:r>
-        <w:rPr>
-          <w:i w:val="0"/>
-          <w:b w:val="0"/>
-          <w:color w:val="1155CC"/>
-          <w:sz w:val="22"/>
-          <w:szCs w:val="22"/>
-          <w:u w:val="single" w:color="1155CC"/>
-          <w:shd w:val="clear" w:color="auto" w:fill="auto"/>
-          <w:rFonts w:ascii="Arial" w:eastAsia="Arial" w:hAnsi="Arial" w:cs="Arial"/>
-        </w:rPr>
-        <w:t>t</w:t>
-      </w:r>
-      <w:r>
-        <w:rPr>
-          <w:i w:val="0"/>
-          <w:b w:val="0"/>
-          <w:color w:val="1155CC"/>
-          <w:sz w:val="22"/>
-          <w:szCs w:val="22"/>
-          <w:u w:val="single" w:color="1155CC"/>
-          <w:shd w:val="clear" w:color="auto" w:fill="auto"/>
-          <w:rFonts w:ascii="Arial" w:eastAsia="Arial" w:hAnsi="Arial" w:cs="Arial"/>
-        </w:rPr>
-        <w:t>a</w:t>
-      </w:r>
-      <w:r>
-        <w:rPr>
-          <w:i w:val="0"/>
-          <w:b w:val="0"/>
-          <w:color w:val="1155CC"/>
-          <w:sz w:val="22"/>
-          <w:szCs w:val="22"/>
-          <w:u w:val="single" w:color="1155CC"/>
-          <w:shd w:val="clear" w:color="auto" w:fill="auto"/>
-          <w:rFonts w:ascii="Arial" w:eastAsia="Arial" w:hAnsi="Arial" w:cs="Arial"/>
-        </w:rPr>
-        <w:t>/</w:t>
-      </w:r>
-      <w:r>
-        <w:rPr>
-          <w:i w:val="0"/>
-          <w:b w:val="0"/>
-          <w:color w:val="1155CC"/>
-          <w:sz w:val="22"/>
-          <w:szCs w:val="22"/>
-          <w:u w:val="single" w:color="1155CC"/>
-          <w:shd w:val="clear" w:color="auto" w:fill="auto"/>
-          <w:rFonts w:ascii="Arial" w:eastAsia="Arial" w:hAnsi="Arial" w:cs="Arial"/>
-        </w:rPr>
-        <w:t>1</w:t>
-      </w:r>
-      <w:r>
-        <w:rPr>
-          <w:i w:val="0"/>
-          <w:b w:val="0"/>
-          <w:color w:val="1155CC"/>
-          <w:sz w:val="22"/>
-          <w:szCs w:val="22"/>
-          <w:u w:val="single" w:color="1155CC"/>
-          <w:shd w:val="clear" w:color="auto" w:fill="auto"/>
-          <w:rFonts w:ascii="Arial" w:eastAsia="Arial" w:hAnsi="Arial" w:cs="Arial"/>
-        </w:rPr>
-        <w:t>5</w:t>
-      </w:r>
-      <w:r>
-        <w:rPr>
-          <w:i w:val="0"/>
-          <w:b w:val="0"/>
-          <w:color w:val="1155CC"/>
-          <w:sz w:val="22"/>
-          <w:szCs w:val="22"/>
-          <w:u w:val="single" w:color="1155CC"/>
-          <w:shd w:val="clear" w:color="auto" w:fill="auto"/>
-          <w:rFonts w:ascii="Arial" w:eastAsia="Arial" w:hAnsi="Arial" w:cs="Arial"/>
-        </w:rPr>
-        <w:t>1</w:t>
-      </w:r>
-      <w:r>
-        <w:rPr>
-          <w:i w:val="0"/>
-          <w:b w:val="0"/>
-          <w:color w:val="1155CC"/>
-          <w:sz w:val="22"/>
-          <w:szCs w:val="22"/>
-          <w:u w:val="single" w:color="1155CC"/>
-          <w:shd w:val="clear" w:color="auto" w:fill="auto"/>
-          <w:rFonts w:ascii="Arial" w:eastAsia="Arial" w:hAnsi="Arial" w:cs="Arial"/>
-        </w:rPr>
-        <w:t>2</w:t>
-      </w:r>
-      <w:r>
-        <w:rPr>
-          <w:i w:val="0"/>
-          <w:b w:val="0"/>
-          <w:color w:val="1155CC"/>
-          <w:sz w:val="22"/>
-          <w:szCs w:val="22"/>
-          <w:u w:val="single" w:color="1155CC"/>
-          <w:shd w:val="clear" w:color="auto" w:fill="auto"/>
-          <w:rFonts w:ascii="Arial" w:eastAsia="Arial" w:hAnsi="Arial" w:cs="Arial"/>
-        </w:rPr>
-        <w:t>1</w:t>
-      </w:r>
-      <w:r>
-        <w:rPr>
-          <w:i w:val="0"/>
-          <w:b w:val="0"/>
-          <w:color w:val="1155CC"/>
-          <w:sz w:val="22"/>
-          <w:szCs w:val="22"/>
-          <w:u w:val="single" w:color="1155CC"/>
-          <w:shd w:val="clear" w:color="auto" w:fill="auto"/>
-          <w:rFonts w:ascii="Arial" w:eastAsia="Arial" w:hAnsi="Arial" w:cs="Arial"/>
-        </w:rPr>
-        <w:t>3</w:t>
-      </w:r>
-      <w:r>
-        <w:rPr>
-          <w:i w:val="0"/>
-          <w:b w:val="0"/>
-          <w:color w:val="1155CC"/>
-          <w:sz w:val="22"/>
-          <w:szCs w:val="22"/>
-          <w:u w:val="single" w:color="1155CC"/>
-          <w:shd w:val="clear" w:color="auto" w:fill="auto"/>
-          <w:rFonts w:ascii="Arial" w:eastAsia="Arial" w:hAnsi="Arial" w:cs="Arial"/>
-        </w:rPr>
-        <w:t>2</w:t>
-      </w:r>
-      <w:r>
-        <w:rPr>
-          <w:i w:val="0"/>
-          <w:b w:val="0"/>
-          <w:color w:val="1155CC"/>
-          <w:sz w:val="22"/>
-          <w:szCs w:val="22"/>
-          <w:u w:val="single" w:color="1155CC"/>
-          <w:shd w:val="clear" w:color="auto" w:fill="auto"/>
-          <w:rFonts w:ascii="Arial" w:eastAsia="Arial" w:hAnsi="Arial" w:cs="Arial"/>
-        </w:rPr>
-        <w:t>4</w:t>
-      </w:r>
-      <w:r>
-        <w:rPr>
-          <w:i w:val="0"/>
-          <w:b w:val="0"/>
-          <w:color w:val="1155CC"/>
-          <w:sz w:val="22"/>
-          <w:szCs w:val="22"/>
-          <w:u w:val="single" w:color="1155CC"/>
-          <w:shd w:val="clear" w:color="auto" w:fill="auto"/>
-          <w:rFonts w:ascii="Arial" w:eastAsia="Arial" w:hAnsi="Arial" w:cs="Arial"/>
-        </w:rPr>
-        <w:t>/</w:t>
-      </w:r>
-      <w:r>
-        <w:rPr>
-          <w:i w:val="0"/>
-          <w:b w:val="0"/>
-          <w:color w:val="1155CC"/>
-          <w:sz w:val="22"/>
-          <w:szCs w:val="22"/>
-          <w:u w:val="single" w:color="1155CC"/>
-          <w:shd w:val="clear" w:color="auto" w:fill="auto"/>
-          <w:rFonts w:ascii="Arial" w:eastAsia="Arial" w:hAnsi="Arial" w:cs="Arial"/>
-        </w:rPr>
-        <w:t>o</w:t>
-      </w:r>
-      <w:r>
-        <w:rPr>
-          <w:i w:val="0"/>
-          <w:b w:val="0"/>
-          <w:color w:val="1155CC"/>
-          <w:sz w:val="22"/>
-          <w:szCs w:val="22"/>
-          <w:u w:val="single" w:color="1155CC"/>
-          <w:shd w:val="clear" w:color="auto" w:fill="auto"/>
-          <w:rFonts w:ascii="Arial" w:eastAsia="Arial" w:hAnsi="Arial" w:cs="Arial"/>
-        </w:rPr>
-        <w:t>p</w:t>
-      </w:r>
-      <w:r>
-        <w:rPr>
-          <w:i w:val="0"/>
-          <w:b w:val="0"/>
-          <w:color w:val="1155CC"/>
-          <w:sz w:val="22"/>
-          <w:szCs w:val="22"/>
-          <w:u w:val="single" w:color="1155CC"/>
-          <w:shd w:val="clear" w:color="auto" w:fill="auto"/>
-          <w:rFonts w:ascii="Arial" w:eastAsia="Arial" w:hAnsi="Arial" w:cs="Arial"/>
-        </w:rPr>
-        <w:t>e</w:t>
-      </w:r>
-      <w:r>
-        <w:rPr>
-          <w:i w:val="0"/>
-          <w:b w:val="0"/>
-          <w:color w:val="1155CC"/>
-          <w:sz w:val="22"/>
-          <w:szCs w:val="22"/>
-          <w:u w:val="single" w:color="1155CC"/>
-          <w:shd w:val="clear" w:color="auto" w:fill="auto"/>
-          <w:rFonts w:ascii="Arial" w:eastAsia="Arial" w:hAnsi="Arial" w:cs="Arial"/>
-        </w:rPr>
-        <w:t>n</w:t>
-      </w:r>
-      <w:r>
-        <w:rPr>
-          <w:i w:val="0"/>
-          <w:b w:val="0"/>
-          <w:color w:val="1155CC"/>
-          <w:sz w:val="22"/>
-          <w:szCs w:val="22"/>
-          <w:u w:val="single" w:color="1155CC"/>
-          <w:shd w:val="clear" w:color="auto" w:fill="auto"/>
-          <w:rFonts w:ascii="Arial" w:eastAsia="Arial" w:hAnsi="Arial" w:cs="Arial"/>
-        </w:rPr>
-        <w:t>a</w:t>
-      </w:r>
-      <w:r>
-        <w:rPr>
-          <w:i w:val="0"/>
-          <w:b w:val="0"/>
-          <w:color w:val="1155CC"/>
-          <w:sz w:val="22"/>
-          <w:szCs w:val="22"/>
-          <w:u w:val="single" w:color="1155CC"/>
-          <w:shd w:val="clear" w:color="auto" w:fill="auto"/>
-          <w:rFonts w:ascii="Arial" w:eastAsia="Arial" w:hAnsi="Arial" w:cs="Arial"/>
-        </w:rPr>
-        <w:t>p</w:t>
-      </w:r>
-      <w:r>
-        <w:rPr>
-          <w:i w:val="0"/>
-          <w:b w:val="0"/>
-          <w:color w:val="1155CC"/>
-          <w:sz w:val="22"/>
-          <w:szCs w:val="22"/>
-          <w:u w:val="single" w:color="1155CC"/>
-          <w:shd w:val="clear" w:color="auto" w:fill="auto"/>
-          <w:rFonts w:ascii="Arial" w:eastAsia="Arial" w:hAnsi="Arial" w:cs="Arial"/>
-        </w:rPr>
-        <w:t>i</w:t>
-      </w:r>
-      <w:r>
-        <w:rPr>
-          <w:i w:val="0"/>
-          <w:b w:val="0"/>
-          <w:color w:val="1155CC"/>
-          <w:sz w:val="22"/>
-          <w:szCs w:val="22"/>
-          <w:u w:val="single" w:color="1155CC"/>
-          <w:shd w:val="clear" w:color="auto" w:fill="auto"/>
-          <w:rFonts w:ascii="Arial" w:eastAsia="Arial" w:hAnsi="Arial" w:cs="Arial"/>
-        </w:rPr>
-        <w:t>.</w:t>
-      </w:r>
-      <w:r>
-        <w:rPr>
-          <w:i w:val="0"/>
-          <w:b w:val="0"/>
-          <w:color w:val="1155CC"/>
-          <w:sz w:val="22"/>
-          <w:szCs w:val="22"/>
-          <w:u w:val="single" w:color="1155CC"/>
-          <w:shd w:val="clear" w:color="auto" w:fill="auto"/>
-          <w:rFonts w:ascii="Arial" w:eastAsia="Arial" w:hAnsi="Arial" w:cs="Arial"/>
-        </w:rPr>
-        <w:t>d</w:t>
-      </w:r>
-      <w:r>
-        <w:rPr>
-          <w:i w:val="0"/>
-          <w:b w:val="0"/>
-          <w:color w:val="1155CC"/>
-          <w:sz w:val="22"/>
-          <w:szCs w:val="22"/>
-          <w:u w:val="single" w:color="1155CC"/>
-          <w:shd w:val="clear" w:color="auto" w:fill="auto"/>
-          <w:rFonts w:ascii="Arial" w:eastAsia="Arial" w:hAnsi="Arial" w:cs="Arial"/>
-        </w:rPr>
-        <w:t>o</w:t>
-      </w:r>
-      <w:r>
-        <w:rPr>
-          <w:shd w:val="clear" w:color="auto" w:fill="auto"/>
-        </w:rPr>
-        <w:fldChar w:fldCharType="end"/>
-      </w:r>
-    </w:p>
-    <w:p>
-      <w:pPr>
-        <w:spacing w:lineRule="auto" w:line="235" w:before="0" w:after="0"/>
-        <w:rPr>
-          <w:i w:val="0"/>
-          <w:b w:val="0"/>
-          <w:color w:val="auto"/>
-          <w:sz w:val="22"/>
-          <w:szCs w:val="22"/>
-          <w:shd w:val="clear" w:color="auto" w:fill="auto"/>
-          <w:rFonts w:ascii="Arial" w:eastAsia="Arial" w:hAnsi="Arial" w:cs="Arial"/>
-          <w:lang w:eastAsia="ko-KR"/>
-        </w:rPr>
-      </w:pPr>
-    </w:p>
-    <w:p>
-      <w:pPr>
-        <w:spacing w:lineRule="auto" w:line="235" w:before="0" w:after="0"/>
-        <w:rPr>
-          <w:shd w:val="clear" w:color="auto" w:fill="auto"/>
-        </w:rPr>
-      </w:pPr>
-    </w:p>
-    <w:p>
-      <w:pPr>
-        <w:spacing w:lineRule="auto" w:line="235" w:before="0" w:after="0"/>
-        <w:rPr>
-          <w:b w:val="0"/>
-          <w:color w:val="auto"/>
-          <w:sz w:val="22"/>
-          <w:szCs w:val="22"/>
-          <w:shd w:val="clear" w:color="auto" w:fill="auto"/>
-          <w:rFonts w:ascii="맑은 고딕" w:eastAsia="맑은 고딕" w:hAnsi="맑은 고딕" w:cs="맑은 고딕"/>
-          <w:lang w:eastAsia="ko-KR"/>
-        </w:rPr>
-      </w:pPr>
-      <w:r>
-        <w:rPr>
-          <w:sz w:val="20"/>
-        </w:rPr>
-        <w:drawing>
-          <wp:inline distT="0" distB="0" distL="0" distR="0">
-            <wp:extent cx="5731510" cy="2783205"/>
-            <wp:effectExtent l="0" t="0" r="0" b="0"/>
-            <wp:docPr id="9" name="그림 2"/>
-            <wp:cNvGraphicFramePr>
-              <a:graphicFrameLocks xmlns:a="http://schemas.openxmlformats.org/drawingml/2006/main" noChangeAspect="1"/>
-            </wp:cNvGraphicFramePr>
-            <a:graphic xmlns:a="http://schemas.openxmlformats.org/drawingml/2006/main">
-              <a:graphicData uri="http://schemas.openxmlformats.org/drawingml/2006/picture">
-                <pic:pic xmlns:pic="http://schemas.openxmlformats.org/drawingml/2006/picture">
-                  <pic:nvPicPr>
-                    <pic:cNvPr id="1" name="Picture 1" descr="C:/Users/sky88/AppData/Roaming/PolarisOffice/ETemp/1312_18577992/fImage1204191341.png"/>
-                    <pic:cNvPicPr>
-                      <a:picLocks noChangeAspect="1" noChangeArrowheads="1"/>
-                    </pic:cNvPicPr>
-                  </pic:nvPicPr>
-                  <pic:blipFill>
-                    <a:blip r:embed="rId5">
-                      <a:extLst>
-                        <a:ext uri="{28A0092B-C50C-407E-A947-70E740481C1C}">
-                          <a14:useLocalDpi xmlns:a14="http://schemas.microsoft.com/office/drawing/2010/main" val="0"/>
-                        </a:ext>
-                      </a:extLst>
-                    </a:blip>
-                    <a:stretch>
-                      <a:fillRect/>
-                    </a:stretch>
-                  </pic:blipFill>
-                  <pic:spPr>
-                    <a:xfrm>
-                      <a:off x="0" y="0"/>
-                      <a:ext cx="5732145" cy="2783840"/>
-                    </a:xfrm>
-                    <a:prstGeom prst="rect"/>
-                    <a:ln cap="flat"/>
-                  </pic:spPr>
-                </pic:pic>
-              </a:graphicData>
-            </a:graphic>
-          </wp:inline>
-        </w:drawing>
-      </w:r>
-      <w:r>
-        <w:rPr>
-          <w:b w:val="0"/>
-          <w:color w:val="auto"/>
-          <w:sz w:val="22"/>
-          <w:szCs w:val="22"/>
-          <w:shd w:val="clear" w:color="auto" w:fill="auto"/>
-          <w:rFonts w:ascii="맑은 고딕" w:eastAsia="맑은 고딕" w:hAnsi="맑은 고딕" w:cs="맑은 고딕"/>
-          <w:lang w:eastAsia="ko-KR"/>
-        </w:rPr>
-        <w:t xml:space="preserve">-딸기, 토마토, 파프리카 적정온도맞춤데이터들!</w:t>
-      </w:r>
     </w:p>
     <w:p>
       <w:pPr>
@@ -12184,6 +9968,408 @@
       <w:lvlText w:val="%9."/>
     </w:lvl>
   </w:abstractNum>
+  <w:abstractNum w:abstractNumId="10">
+    <w:multiLevelType w:val="hybridMultilevel"/>
+    <w:nsid w:val="2F00000A"/>
+    <w:tmpl w:val="1F000B24"/>
+    <w:lvl w:ilvl="0">
+      <w:lvlJc w:val="left"/>
+      <w:numFmt w:val="bullet"/>
+      <w:start w:val="1"/>
+      <w:suff w:val="tab"/>
+      <w:pPr>
+        <w:ind w:left="800" w:hanging="400"/>
+        <w:rPr/>
+      </w:pPr>
+      <w:rPr>
+        <w:shd w:val="clear"/>
+        <w:rFonts w:ascii="Wingdings" w:eastAsia="Wingdings" w:hAnsi="Wingdings" w:cs="Wingdings"/>
+      </w:rPr>
+      <w:lvlText w:val="l"/>
+    </w:lvl>
+    <w:lvl w:ilvl="1">
+      <w:lvlJc w:val="left"/>
+      <w:numFmt w:val="bullet"/>
+      <w:start w:val="1"/>
+      <w:suff w:val="tab"/>
+      <w:pPr>
+        <w:ind w:left="1200" w:hanging="400"/>
+        <w:rPr/>
+      </w:pPr>
+      <w:rPr>
+        <w:shd w:val="clear"/>
+        <w:rFonts w:ascii="Wingdings" w:eastAsia="Wingdings" w:hAnsi="Wingdings" w:cs="Wingdings"/>
+      </w:rPr>
+      <w:lvlText w:val="n"/>
+    </w:lvl>
+    <w:lvl w:ilvl="2">
+      <w:lvlJc w:val="left"/>
+      <w:numFmt w:val="bullet"/>
+      <w:start w:val="1"/>
+      <w:suff w:val="tab"/>
+      <w:pPr>
+        <w:ind w:left="1600" w:hanging="400"/>
+        <w:rPr/>
+      </w:pPr>
+      <w:rPr>
+        <w:shd w:val="clear"/>
+        <w:rFonts w:ascii="Wingdings" w:eastAsia="Wingdings" w:hAnsi="Wingdings" w:cs="Wingdings"/>
+      </w:rPr>
+      <w:lvlText w:val="u"/>
+    </w:lvl>
+    <w:lvl w:ilvl="3">
+      <w:lvlJc w:val="left"/>
+      <w:numFmt w:val="bullet"/>
+      <w:start w:val="1"/>
+      <w:suff w:val="tab"/>
+      <w:pPr>
+        <w:ind w:left="2000" w:hanging="400"/>
+        <w:rPr/>
+      </w:pPr>
+      <w:rPr>
+        <w:shd w:val="clear"/>
+        <w:rFonts w:ascii="Wingdings" w:eastAsia="Wingdings" w:hAnsi="Wingdings" w:cs="Wingdings"/>
+      </w:rPr>
+      <w:lvlText w:val="l"/>
+    </w:lvl>
+    <w:lvl w:ilvl="4">
+      <w:lvlJc w:val="left"/>
+      <w:numFmt w:val="bullet"/>
+      <w:start w:val="1"/>
+      <w:suff w:val="tab"/>
+      <w:pPr>
+        <w:ind w:left="2400" w:hanging="400"/>
+        <w:rPr/>
+      </w:pPr>
+      <w:rPr>
+        <w:shd w:val="clear"/>
+        <w:rFonts w:ascii="Wingdings" w:eastAsia="Wingdings" w:hAnsi="Wingdings" w:cs="Wingdings"/>
+      </w:rPr>
+      <w:lvlText w:val="n"/>
+    </w:lvl>
+    <w:lvl w:ilvl="5">
+      <w:lvlJc w:val="left"/>
+      <w:numFmt w:val="bullet"/>
+      <w:start w:val="1"/>
+      <w:suff w:val="tab"/>
+      <w:pPr>
+        <w:ind w:left="2800" w:hanging="400"/>
+        <w:rPr/>
+      </w:pPr>
+      <w:rPr>
+        <w:shd w:val="clear"/>
+        <w:rFonts w:ascii="Wingdings" w:eastAsia="Wingdings" w:hAnsi="Wingdings" w:cs="Wingdings"/>
+      </w:rPr>
+      <w:lvlText w:val="u"/>
+    </w:lvl>
+    <w:lvl w:ilvl="6">
+      <w:lvlJc w:val="left"/>
+      <w:numFmt w:val="bullet"/>
+      <w:start w:val="1"/>
+      <w:suff w:val="tab"/>
+      <w:pPr>
+        <w:ind w:left="3200" w:hanging="400"/>
+        <w:rPr/>
+      </w:pPr>
+      <w:rPr>
+        <w:shd w:val="clear"/>
+        <w:rFonts w:ascii="Wingdings" w:eastAsia="Wingdings" w:hAnsi="Wingdings" w:cs="Wingdings"/>
+      </w:rPr>
+      <w:lvlText w:val="l"/>
+    </w:lvl>
+    <w:lvl w:ilvl="7">
+      <w:lvlJc w:val="left"/>
+      <w:numFmt w:val="bullet"/>
+      <w:start w:val="1"/>
+      <w:suff w:val="tab"/>
+      <w:pPr>
+        <w:ind w:left="3600" w:hanging="400"/>
+        <w:rPr/>
+      </w:pPr>
+      <w:rPr>
+        <w:shd w:val="clear"/>
+        <w:rFonts w:ascii="Wingdings" w:eastAsia="Wingdings" w:hAnsi="Wingdings" w:cs="Wingdings"/>
+      </w:rPr>
+      <w:lvlText w:val="n"/>
+    </w:lvl>
+    <w:lvl w:ilvl="8">
+      <w:lvlJc w:val="left"/>
+      <w:numFmt w:val="bullet"/>
+      <w:start w:val="1"/>
+      <w:suff w:val="tab"/>
+      <w:pPr>
+        <w:ind w:left="4000" w:hanging="400"/>
+        <w:rPr/>
+      </w:pPr>
+      <w:rPr>
+        <w:shd w:val="clear"/>
+        <w:rFonts w:ascii="Wingdings" w:eastAsia="Wingdings" w:hAnsi="Wingdings" w:cs="Wingdings"/>
+      </w:rPr>
+      <w:lvlText w:val="u"/>
+    </w:lvl>
+  </w:abstractNum>
+  <w:abstractNum w:abstractNumId="11">
+    <w:multiLevelType w:val="hybridMultilevel"/>
+    <w:nsid w:val="2F00000B"/>
+    <w:tmpl w:val="1F0036F8"/>
+    <w:lvl w:ilvl="0">
+      <w:lvlJc w:val="left"/>
+      <w:numFmt w:val="decimalHalfWidth"/>
+      <w:start w:val="1"/>
+      <w:suff w:val="tab"/>
+      <w:pPr>
+        <w:ind w:left="720" w:hanging="360"/>
+        <w:rPr/>
+      </w:pPr>
+      <w:rPr>
+        <w:shd w:val="clear" w:color="auto" w:fill="auto"/>
+      </w:rPr>
+      <w:lvlText w:val="%1."/>
+    </w:lvl>
+    <w:lvl w:ilvl="1">
+      <w:lvlJc w:val="left"/>
+      <w:numFmt w:val="decimalHalfWidth"/>
+      <w:start w:val="1"/>
+      <w:suff w:val="tab"/>
+      <w:pPr>
+        <w:ind w:left="1440" w:hanging="360"/>
+        <w:rPr/>
+      </w:pPr>
+      <w:rPr>
+        <w:shd w:val="clear" w:color="auto" w:fill="auto"/>
+      </w:rPr>
+      <w:lvlText w:val="%2."/>
+    </w:lvl>
+    <w:lvl w:ilvl="2">
+      <w:lvlJc w:val="left"/>
+      <w:numFmt w:val="decimalHalfWidth"/>
+      <w:start w:val="1"/>
+      <w:suff w:val="tab"/>
+      <w:pPr>
+        <w:ind w:left="2160" w:hanging="360"/>
+        <w:rPr/>
+      </w:pPr>
+      <w:rPr>
+        <w:shd w:val="clear" w:color="auto" w:fill="auto"/>
+      </w:rPr>
+      <w:lvlText w:val="%3."/>
+    </w:lvl>
+    <w:lvl w:ilvl="3">
+      <w:lvlJc w:val="left"/>
+      <w:numFmt w:val="decimalHalfWidth"/>
+      <w:start w:val="1"/>
+      <w:suff w:val="tab"/>
+      <w:pPr>
+        <w:ind w:left="2880" w:hanging="360"/>
+        <w:rPr/>
+      </w:pPr>
+      <w:rPr>
+        <w:shd w:val="clear" w:color="auto" w:fill="auto"/>
+      </w:rPr>
+      <w:lvlText w:val="%4."/>
+    </w:lvl>
+    <w:lvl w:ilvl="4">
+      <w:lvlJc w:val="left"/>
+      <w:numFmt w:val="decimalHalfWidth"/>
+      <w:start w:val="1"/>
+      <w:suff w:val="tab"/>
+      <w:pPr>
+        <w:ind w:left="3600" w:hanging="360"/>
+        <w:rPr/>
+      </w:pPr>
+      <w:rPr>
+        <w:shd w:val="clear" w:color="auto" w:fill="auto"/>
+      </w:rPr>
+      <w:lvlText w:val="%5."/>
+    </w:lvl>
+    <w:lvl w:ilvl="5">
+      <w:lvlJc w:val="left"/>
+      <w:numFmt w:val="decimalHalfWidth"/>
+      <w:start w:val="1"/>
+      <w:suff w:val="tab"/>
+      <w:pPr>
+        <w:ind w:left="4320" w:hanging="360"/>
+        <w:rPr/>
+      </w:pPr>
+      <w:rPr>
+        <w:shd w:val="clear" w:color="auto" w:fill="auto"/>
+      </w:rPr>
+      <w:lvlText w:val="%6."/>
+    </w:lvl>
+    <w:lvl w:ilvl="6">
+      <w:lvlJc w:val="left"/>
+      <w:numFmt w:val="decimalHalfWidth"/>
+      <w:start w:val="1"/>
+      <w:suff w:val="tab"/>
+      <w:pPr>
+        <w:ind w:left="5040" w:hanging="360"/>
+        <w:rPr/>
+      </w:pPr>
+      <w:rPr>
+        <w:shd w:val="clear" w:color="auto" w:fill="auto"/>
+      </w:rPr>
+      <w:lvlText w:val="%7."/>
+    </w:lvl>
+    <w:lvl w:ilvl="7">
+      <w:lvlJc w:val="left"/>
+      <w:numFmt w:val="decimalHalfWidth"/>
+      <w:start w:val="1"/>
+      <w:suff w:val="tab"/>
+      <w:pPr>
+        <w:ind w:left="5760" w:hanging="360"/>
+        <w:rPr/>
+      </w:pPr>
+      <w:rPr>
+        <w:shd w:val="clear" w:color="auto" w:fill="auto"/>
+      </w:rPr>
+      <w:lvlText w:val="%8."/>
+    </w:lvl>
+    <w:lvl w:ilvl="8">
+      <w:lvlJc w:val="left"/>
+      <w:numFmt w:val="decimalHalfWidth"/>
+      <w:start w:val="1"/>
+      <w:suff w:val="tab"/>
+      <w:pPr>
+        <w:ind w:left="6480" w:hanging="360"/>
+        <w:rPr/>
+      </w:pPr>
+      <w:rPr>
+        <w:shd w:val="clear" w:color="auto" w:fill="auto"/>
+      </w:rPr>
+      <w:lvlText w:val="%9."/>
+    </w:lvl>
+  </w:abstractNum>
+  <w:abstractNum w:abstractNumId="12">
+    <w:multiLevelType w:val="hybridMultilevel"/>
+    <w:nsid w:val="2F00000C"/>
+    <w:tmpl w:val="1F002D78"/>
+    <w:lvl w:ilvl="0">
+      <w:lvlJc w:val="left"/>
+      <w:numFmt w:val="decimalHalfWidth"/>
+      <w:start w:val="1"/>
+      <w:suff w:val="tab"/>
+      <w:pPr>
+        <w:ind w:left="720" w:hanging="360"/>
+        <w:rPr/>
+      </w:pPr>
+      <w:rPr>
+        <w:shd w:val="clear" w:color="auto" w:fill="auto"/>
+      </w:rPr>
+      <w:lvlText w:val="%1."/>
+    </w:lvl>
+    <w:lvl w:ilvl="1">
+      <w:lvlJc w:val="left"/>
+      <w:numFmt w:val="decimalHalfWidth"/>
+      <w:start w:val="1"/>
+      <w:suff w:val="tab"/>
+      <w:pPr>
+        <w:ind w:left="1440" w:hanging="360"/>
+        <w:rPr/>
+      </w:pPr>
+      <w:rPr>
+        <w:shd w:val="clear" w:color="auto" w:fill="auto"/>
+      </w:rPr>
+      <w:lvlText w:val="%2."/>
+    </w:lvl>
+    <w:lvl w:ilvl="2">
+      <w:lvlJc w:val="left"/>
+      <w:numFmt w:val="decimalHalfWidth"/>
+      <w:start w:val="1"/>
+      <w:suff w:val="tab"/>
+      <w:pPr>
+        <w:ind w:left="2160" w:hanging="360"/>
+        <w:rPr/>
+      </w:pPr>
+      <w:rPr>
+        <w:shd w:val="clear" w:color="auto" w:fill="auto"/>
+      </w:rPr>
+      <w:lvlText w:val="%3."/>
+    </w:lvl>
+    <w:lvl w:ilvl="3">
+      <w:lvlJc w:val="left"/>
+      <w:numFmt w:val="decimalHalfWidth"/>
+      <w:start w:val="1"/>
+      <w:suff w:val="tab"/>
+      <w:pPr>
+        <w:ind w:left="2880" w:hanging="360"/>
+        <w:rPr/>
+      </w:pPr>
+      <w:rPr>
+        <w:shd w:val="clear" w:color="auto" w:fill="auto"/>
+      </w:rPr>
+      <w:lvlText w:val="%4."/>
+    </w:lvl>
+    <w:lvl w:ilvl="4">
+      <w:lvlJc w:val="left"/>
+      <w:numFmt w:val="decimalHalfWidth"/>
+      <w:start w:val="1"/>
+      <w:suff w:val="tab"/>
+      <w:pPr>
+        <w:ind w:left="3600" w:hanging="360"/>
+        <w:rPr/>
+      </w:pPr>
+      <w:rPr>
+        <w:shd w:val="clear" w:color="auto" w:fill="auto"/>
+      </w:rPr>
+      <w:lvlText w:val="%5."/>
+    </w:lvl>
+    <w:lvl w:ilvl="5">
+      <w:lvlJc w:val="left"/>
+      <w:numFmt w:val="decimalHalfWidth"/>
+      <w:start w:val="1"/>
+      <w:suff w:val="tab"/>
+      <w:pPr>
+        <w:ind w:left="4320" w:hanging="360"/>
+        <w:rPr/>
+      </w:pPr>
+      <w:rPr>
+        <w:shd w:val="clear" w:color="auto" w:fill="auto"/>
+      </w:rPr>
+      <w:lvlText w:val="%6."/>
+    </w:lvl>
+    <w:lvl w:ilvl="6">
+      <w:lvlJc w:val="left"/>
+      <w:numFmt w:val="decimalHalfWidth"/>
+      <w:start w:val="1"/>
+      <w:suff w:val="tab"/>
+      <w:pPr>
+        <w:ind w:left="5040" w:hanging="360"/>
+        <w:rPr/>
+      </w:pPr>
+      <w:rPr>
+        <w:shd w:val="clear" w:color="auto" w:fill="auto"/>
+      </w:rPr>
+      <w:lvlText w:val="%7."/>
+    </w:lvl>
+    <w:lvl w:ilvl="7">
+      <w:lvlJc w:val="left"/>
+      <w:numFmt w:val="decimalHalfWidth"/>
+      <w:start w:val="1"/>
+      <w:suff w:val="tab"/>
+      <w:pPr>
+        <w:ind w:left="5760" w:hanging="360"/>
+        <w:rPr/>
+      </w:pPr>
+      <w:rPr>
+        <w:shd w:val="clear" w:color="auto" w:fill="auto"/>
+      </w:rPr>
+      <w:lvlText w:val="%8."/>
+    </w:lvl>
+    <w:lvl w:ilvl="8">
+      <w:lvlJc w:val="left"/>
+      <w:numFmt w:val="decimalHalfWidth"/>
+      <w:start w:val="1"/>
+      <w:suff w:val="tab"/>
+      <w:pPr>
+        <w:ind w:left="6480" w:hanging="360"/>
+        <w:rPr/>
+      </w:pPr>
+      <w:rPr>
+        <w:shd w:val="clear" w:color="auto" w:fill="auto"/>
+      </w:rPr>
+      <w:lvlText w:val="%9."/>
+    </w:lvl>
+  </w:abstractNum>
   <w:num w:numId="1">
     <w:abstractNumId w:val="1"/>
   </w:num>
@@ -12198,6 +10384,12 @@
   </w:num>
   <w:num w:numId="5">
     <w:abstractNumId w:val="9"/>
+  </w:num>
+  <w:num w:numId="6">
+    <w:abstractNumId w:val="10"/>
+  </w:num>
+  <w:num w:numId="7">
+    <w:abstractNumId w:val="12"/>
   </w:num>
 </w:numbering>
 </file>

--- a/1st_document/기획서.docx
+++ b/1st_document/기획서.docx
@@ -60,7 +60,7 @@
         <w:spacing w:lineRule="auto" w:line="211"/>
         <w:rPr>
           <w:i w:val="0"/>
-          <w:b w:val="0"/>
+          <w:b w:val="1"/>
           <w:color w:val="000000"/>
           <w:sz w:val="32"/>
           <w:szCs w:val="32"/>
@@ -71,7 +71,7 @@
       <w:r>
         <w:rPr>
           <w:i w:val="0"/>
-          <w:b w:val="0"/>
+          <w:b w:val="1"/>
           <w:color w:val="000000"/>
           <w:sz w:val="32"/>
           <w:szCs w:val="32"/>
@@ -181,7 +181,215 @@
           <w:shd w:val="clear" w:color="auto" w:fill="auto"/>
           <w:rFonts w:ascii="Arial" w:eastAsia="Arial" w:hAnsi="Arial" w:cs="Arial"/>
         </w:rPr>
-        <w:t xml:space="preserve">품질 상승을 위한 최적의 재배 환경을 제안하는 웹 서비스 개발을 목표로 한다.</w:t>
+        <w:t xml:space="preserve">품질 상승을 위한 최적의 재배 환경을 제안하는 웹 서비스 개발을 목표로 </w:t>
+      </w:r>
+      <w:r>
+        <w:rPr>
+          <w:i w:val="0"/>
+          <w:b w:val="0"/>
+          <w:color w:val="000000"/>
+          <w:sz w:val="22"/>
+          <w:szCs w:val="22"/>
+          <w:shd w:val="clear" w:color="auto" w:fill="auto"/>
+          <w:rFonts w:ascii="Arial" w:eastAsia="Arial" w:hAnsi="Arial" w:cs="Arial"/>
+          <w:lang w:eastAsia="ko-KR"/>
+        </w:rPr>
+        <w:t>하고,</w:t>
+      </w:r>
+      <w:r>
+        <w:rPr>
+          <w:i w:val="0"/>
+          <w:b w:val="0"/>
+          <w:color w:val="000000"/>
+          <w:sz w:val="22"/>
+          <w:szCs w:val="22"/>
+          <w:shd w:val="clear" w:color="auto" w:fill="auto"/>
+          <w:rFonts w:ascii="Arial" w:eastAsia="Arial" w:hAnsi="Arial" w:cs="Arial"/>
+          <w:lang w:eastAsia="ko-KR"/>
+        </w:rPr>
+        <w:t xml:space="preserve"> </w:t>
+      </w:r>
+      <w:r>
+        <w:rPr>
+          <w:i w:val="0"/>
+          <w:b w:val="0"/>
+          <w:color w:val="000000"/>
+          <w:sz w:val="22"/>
+          <w:szCs w:val="22"/>
+          <w:shd w:val="clear" w:color="auto" w:fill="auto"/>
+          <w:rFonts w:ascii="Arial" w:eastAsia="Arial" w:hAnsi="Arial" w:cs="Arial"/>
+          <w:lang w:eastAsia="ko-KR"/>
+        </w:rPr>
+        <w:t xml:space="preserve">좀 </w:t>
+      </w:r>
+      <w:r>
+        <w:rPr>
+          <w:i w:val="0"/>
+          <w:b w:val="0"/>
+          <w:color w:val="000000"/>
+          <w:sz w:val="22"/>
+          <w:szCs w:val="22"/>
+          <w:shd w:val="clear" w:color="auto" w:fill="auto"/>
+          <w:rFonts w:ascii="Arial" w:eastAsia="Arial" w:hAnsi="Arial" w:cs="Arial"/>
+          <w:lang w:eastAsia="ko-KR"/>
+        </w:rPr>
+        <w:t xml:space="preserve">더 </w:t>
+      </w:r>
+      <w:r>
+        <w:rPr>
+          <w:i w:val="0"/>
+          <w:b w:val="0"/>
+          <w:color w:val="000000"/>
+          <w:sz w:val="22"/>
+          <w:szCs w:val="22"/>
+          <w:shd w:val="clear" w:color="auto" w:fill="auto"/>
+          <w:rFonts w:ascii="Arial" w:eastAsia="Arial" w:hAnsi="Arial" w:cs="Arial"/>
+          <w:lang w:eastAsia="ko-KR"/>
+        </w:rPr>
+        <w:t xml:space="preserve">스마트팜 </w:t>
+      </w:r>
+      <w:r>
+        <w:rPr>
+          <w:i w:val="0"/>
+          <w:b w:val="0"/>
+          <w:color w:val="000000"/>
+          <w:sz w:val="22"/>
+          <w:szCs w:val="22"/>
+          <w:shd w:val="clear" w:color="auto" w:fill="auto"/>
+          <w:rFonts w:ascii="Arial" w:eastAsia="Arial" w:hAnsi="Arial" w:cs="Arial"/>
+          <w:lang w:eastAsia="ko-KR"/>
+        </w:rPr>
+        <w:t xml:space="preserve">서비스를 획기적으로 변화시키고 </w:t>
+      </w:r>
+      <w:r>
+        <w:rPr>
+          <w:i w:val="0"/>
+          <w:b w:val="0"/>
+          <w:color w:val="000000"/>
+          <w:sz w:val="22"/>
+          <w:szCs w:val="22"/>
+          <w:shd w:val="clear" w:color="auto" w:fill="auto"/>
+          <w:rFonts w:ascii="Arial" w:eastAsia="Arial" w:hAnsi="Arial" w:cs="Arial"/>
+          <w:lang w:eastAsia="ko-KR"/>
+        </w:rPr>
+        <w:t xml:space="preserve">실제 </w:t>
+      </w:r>
+      <w:r>
+        <w:rPr>
+          <w:i w:val="0"/>
+          <w:b w:val="0"/>
+          <w:color w:val="000000"/>
+          <w:sz w:val="22"/>
+          <w:szCs w:val="22"/>
+          <w:shd w:val="clear" w:color="auto" w:fill="auto"/>
+          <w:rFonts w:ascii="Arial" w:eastAsia="Arial" w:hAnsi="Arial" w:cs="Arial"/>
+          <w:lang w:eastAsia="ko-KR"/>
+        </w:rPr>
+        <w:t xml:space="preserve">db도 운영해서 </w:t>
+      </w:r>
+      <w:r>
+        <w:rPr>
+          <w:i w:val="0"/>
+          <w:b w:val="0"/>
+          <w:color w:val="000000"/>
+          <w:sz w:val="22"/>
+          <w:szCs w:val="22"/>
+          <w:shd w:val="clear" w:color="auto" w:fill="auto"/>
+          <w:rFonts w:ascii="Arial" w:eastAsia="Arial" w:hAnsi="Arial" w:cs="Arial"/>
+          <w:lang w:eastAsia="ko-KR"/>
+        </w:rPr>
+        <w:t xml:space="preserve">좀 </w:t>
+      </w:r>
+      <w:r>
+        <w:rPr>
+          <w:i w:val="0"/>
+          <w:b w:val="0"/>
+          <w:color w:val="000000"/>
+          <w:sz w:val="22"/>
+          <w:szCs w:val="22"/>
+          <w:shd w:val="clear" w:color="auto" w:fill="auto"/>
+          <w:rFonts w:ascii="Arial" w:eastAsia="Arial" w:hAnsi="Arial" w:cs="Arial"/>
+          <w:lang w:eastAsia="ko-KR"/>
+        </w:rPr>
+        <w:t xml:space="preserve">더 </w:t>
+      </w:r>
+      <w:r>
+        <w:rPr>
+          <w:i w:val="0"/>
+          <w:b w:val="0"/>
+          <w:color w:val="000000"/>
+          <w:sz w:val="22"/>
+          <w:szCs w:val="22"/>
+          <w:shd w:val="clear" w:color="auto" w:fill="auto"/>
+          <w:rFonts w:ascii="Arial" w:eastAsia="Arial" w:hAnsi="Arial" w:cs="Arial"/>
+          <w:lang w:eastAsia="ko-KR"/>
+        </w:rPr>
+        <w:t xml:space="preserve">사람들에게 </w:t>
+      </w:r>
+      <w:r>
+        <w:rPr>
+          <w:i w:val="0"/>
+          <w:b w:val="0"/>
+          <w:color w:val="000000"/>
+          <w:sz w:val="22"/>
+          <w:szCs w:val="22"/>
+          <w:shd w:val="clear" w:color="auto" w:fill="auto"/>
+          <w:rFonts w:ascii="Arial" w:eastAsia="Arial" w:hAnsi="Arial" w:cs="Arial"/>
+          <w:lang w:eastAsia="ko-KR"/>
+        </w:rPr>
+        <w:t xml:space="preserve">필요한 작물 </w:t>
+      </w:r>
+      <w:r>
+        <w:rPr>
+          <w:i w:val="0"/>
+          <w:b w:val="0"/>
+          <w:color w:val="000000"/>
+          <w:sz w:val="22"/>
+          <w:szCs w:val="22"/>
+          <w:shd w:val="clear" w:color="auto" w:fill="auto"/>
+          <w:rFonts w:ascii="Arial" w:eastAsia="Arial" w:hAnsi="Arial" w:cs="Arial"/>
+          <w:lang w:eastAsia="ko-KR"/>
+        </w:rPr>
+        <w:t>재배</w:t>
+      </w:r>
+      <w:r>
+        <w:rPr>
+          <w:i w:val="0"/>
+          <w:b w:val="0"/>
+          <w:color w:val="000000"/>
+          <w:sz w:val="22"/>
+          <w:szCs w:val="22"/>
+          <w:shd w:val="clear" w:color="auto" w:fill="auto"/>
+          <w:rFonts w:ascii="Arial" w:eastAsia="Arial" w:hAnsi="Arial" w:cs="Arial"/>
+          <w:lang w:eastAsia="ko-KR"/>
+        </w:rPr>
+        <w:t xml:space="preserve">정보들을 </w:t>
+      </w:r>
+      <w:r>
+        <w:rPr>
+          <w:i w:val="0"/>
+          <w:b w:val="0"/>
+          <w:color w:val="000000"/>
+          <w:sz w:val="22"/>
+          <w:szCs w:val="22"/>
+          <w:shd w:val="clear" w:color="auto" w:fill="auto"/>
+          <w:rFonts w:ascii="Arial" w:eastAsia="Arial" w:hAnsi="Arial" w:cs="Arial"/>
+          <w:lang w:eastAsia="ko-KR"/>
+        </w:rPr>
+        <w:t xml:space="preserve">제공했으면 좋</w:t>
+      </w:r>
+      <w:r>
+        <w:rPr>
+          <w:i w:val="0"/>
+          <w:b w:val="0"/>
+          <w:color w:val="000000"/>
+          <w:sz w:val="22"/>
+          <w:szCs w:val="22"/>
+          <w:shd w:val="clear" w:color="auto" w:fill="auto"/>
+          <w:rFonts w:ascii="Arial" w:eastAsia="Arial" w:hAnsi="Arial" w:cs="Arial"/>
+          <w:lang w:eastAsia="ko-KR"/>
+        </w:rPr>
+        <w:t>겠다.</w:t>
       </w:r>
     </w:p>
     <w:p>
@@ -238,7 +446,7 @@
       <w:r>
         <w:rPr>
           <w:i w:val="0"/>
-          <w:b w:val="0"/>
+          <w:b w:val="1"/>
           <w:color w:val="000000"/>
           <w:sz w:val="32"/>
           <w:szCs w:val="32"/>
@@ -840,7 +1048,33 @@
           <w:shd w:val="clear" w:color="auto" w:fill="auto"/>
           <w:rFonts w:ascii="Arial" w:eastAsia="Arial" w:hAnsi="Arial" w:cs="Arial"/>
         </w:rPr>
-        <w:t xml:space="preserve">그런데 품질도 나쁘면 안된다</w:t>
+        <w:t xml:space="preserve">그런데 품질도 나쁘면 안</w:t>
+      </w:r>
+      <w:r>
+        <w:rPr>
+          <w:i w:val="0"/>
+          <w:b w:val="0"/>
+          <w:color w:val="000000"/>
+          <w:sz w:val="22"/>
+          <w:szCs w:val="22"/>
+          <w:shd w:val="clear" w:color="auto" w:fill="auto"/>
+          <w:rFonts w:ascii="Arial" w:eastAsia="Arial" w:hAnsi="Arial" w:cs="Arial"/>
+          <w:lang w:eastAsia="ko-KR"/>
+        </w:rPr>
+        <w:t xml:space="preserve">될꺼 </w:t>
+      </w:r>
+      <w:r>
+        <w:rPr>
+          <w:i w:val="0"/>
+          <w:b w:val="0"/>
+          <w:color w:val="000000"/>
+          <w:sz w:val="22"/>
+          <w:szCs w:val="22"/>
+          <w:shd w:val="clear" w:color="auto" w:fill="auto"/>
+          <w:rFonts w:ascii="Arial" w:eastAsia="Arial" w:hAnsi="Arial" w:cs="Arial"/>
+          <w:lang w:eastAsia="ko-KR"/>
+        </w:rPr>
+        <w:t>같다.</w:t>
       </w:r>
     </w:p>
     <w:p>
@@ -854,6 +1088,7 @@
           <w:szCs w:val="22"/>
           <w:shd w:val="clear" w:color="auto" w:fill="auto"/>
           <w:rFonts w:ascii="Arial" w:eastAsia="Arial" w:hAnsi="Arial" w:cs="Arial"/>
+          <w:lang w:eastAsia="ko-KR"/>
         </w:rPr>
       </w:pPr>
       <w:r>
@@ -871,6 +1106,20 @@
     </w:p>
     <w:p>
       <w:pPr>
+        <w:spacing w:lineRule="auto" w:line="211" w:before="0" w:after="0"/>
+        <w:rPr>
+          <w:i w:val="0"/>
+          <w:b w:val="0"/>
+          <w:color w:val="000000"/>
+          <w:sz w:val="22"/>
+          <w:szCs w:val="22"/>
+          <w:shd w:val="clear" w:color="auto" w:fill="auto"/>
+          <w:rFonts w:ascii="Arial" w:eastAsia="Arial" w:hAnsi="Arial" w:cs="Arial"/>
+        </w:rPr>
+      </w:pPr>
+    </w:p>
+    <w:p>
+      <w:pPr>
         <w:spacing w:lineRule="auto" w:line="139"/>
         <w:rPr>
           <w:i w:val="0"/>
@@ -889,6 +1138,125 @@
           <w:shd w:val="clear" w:color="auto" w:fill="auto"/>
         </w:rPr>
         <w:br/>
+      </w:r>
+      <w:r>
+        <w:rPr>
+          <w:i w:val="0"/>
+          <w:b w:val="0"/>
+          <w:color w:val="000000"/>
+          <w:sz w:val="22"/>
+          <w:szCs w:val="22"/>
+          <w:shd w:val="clear" w:color="auto" w:fill="auto"/>
+          <w:rFonts w:ascii="Arial" w:eastAsia="Arial" w:hAnsi="Arial" w:cs="Arial"/>
+          <w:lang w:eastAsia="ko-KR"/>
+        </w:rPr>
+        <w:t xml:space="preserve">오라클에 </w:t>
+      </w:r>
+      <w:r>
+        <w:rPr>
+          <w:i w:val="0"/>
+          <w:b w:val="0"/>
+          <w:color w:val="000000"/>
+          <w:sz w:val="22"/>
+          <w:szCs w:val="22"/>
+          <w:shd w:val="clear" w:color="auto" w:fill="auto"/>
+          <w:rFonts w:ascii="Arial" w:eastAsia="Arial" w:hAnsi="Arial" w:cs="Arial"/>
+          <w:lang w:eastAsia="ko-KR"/>
+        </w:rPr>
+        <w:t xml:space="preserve">들어갈 d</w:t>
+      </w:r>
+      <w:r>
+        <w:rPr>
+          <w:i w:val="0"/>
+          <w:b w:val="0"/>
+          <w:color w:val="000000"/>
+          <w:sz w:val="22"/>
+          <w:szCs w:val="22"/>
+          <w:shd w:val="clear" w:color="auto" w:fill="auto"/>
+          <w:rFonts w:ascii="Arial" w:eastAsia="Arial" w:hAnsi="Arial" w:cs="Arial"/>
+          <w:lang w:eastAsia="ko-KR"/>
+        </w:rPr>
+        <w:t xml:space="preserve">b에서 </w:t>
+      </w:r>
+      <w:r>
+        <w:rPr>
+          <w:i w:val="0"/>
+          <w:b w:val="0"/>
+          <w:color w:val="000000"/>
+          <w:sz w:val="22"/>
+          <w:szCs w:val="22"/>
+          <w:shd w:val="clear" w:color="auto" w:fill="auto"/>
+          <w:rFonts w:ascii="Arial" w:eastAsia="Arial" w:hAnsi="Arial" w:cs="Arial"/>
+          <w:lang w:eastAsia="ko-KR"/>
+        </w:rPr>
+        <w:t xml:space="preserve">실제 데이터셋으로 환경데이터,</w:t>
+      </w:r>
+      <w:r>
+        <w:rPr>
+          <w:i w:val="0"/>
+          <w:b w:val="0"/>
+          <w:color w:val="000000"/>
+          <w:sz w:val="22"/>
+          <w:szCs w:val="22"/>
+          <w:shd w:val="clear" w:color="auto" w:fill="auto"/>
+          <w:rFonts w:ascii="Arial" w:eastAsia="Arial" w:hAnsi="Arial" w:cs="Arial"/>
+          <w:lang w:eastAsia="ko-KR"/>
+        </w:rPr>
+        <w:t xml:space="preserve"> </w:t>
+      </w:r>
+      <w:r>
+        <w:rPr>
+          <w:i w:val="0"/>
+          <w:b w:val="0"/>
+          <w:color w:val="000000"/>
+          <w:sz w:val="22"/>
+          <w:szCs w:val="22"/>
+          <w:shd w:val="clear" w:color="auto" w:fill="auto"/>
+          <w:rFonts w:ascii="Arial" w:eastAsia="Arial" w:hAnsi="Arial" w:cs="Arial"/>
+          <w:lang w:eastAsia="ko-KR"/>
+        </w:rPr>
+        <w:t>입력데이터,</w:t>
+      </w:r>
+      <w:r>
+        <w:rPr>
+          <w:i w:val="0"/>
+          <w:b w:val="0"/>
+          <w:color w:val="000000"/>
+          <w:sz w:val="22"/>
+          <w:szCs w:val="22"/>
+          <w:shd w:val="clear" w:color="auto" w:fill="auto"/>
+          <w:rFonts w:ascii="Arial" w:eastAsia="Arial" w:hAnsi="Arial" w:cs="Arial"/>
+          <w:lang w:eastAsia="ko-KR"/>
+        </w:rPr>
+        <w:t xml:space="preserve"> 출력데이터는 더 </w:t>
+      </w:r>
+    </w:p>
+    <w:p>
+      <w:pPr>
+        <w:spacing w:lineRule="auto" w:line="139"/>
+        <w:rPr>
+          <w:i w:val="0"/>
+          <w:b w:val="0"/>
+          <w:color w:val="000000"/>
+          <w:sz w:val="22"/>
+          <w:szCs w:val="22"/>
+          <w:shd w:val="clear" w:color="auto" w:fill="auto"/>
+          <w:rFonts w:ascii="Arial" w:eastAsia="Arial" w:hAnsi="Arial" w:cs="Arial"/>
+          <w:lang w:eastAsia="ko-KR"/>
+        </w:rPr>
+      </w:pPr>
+      <w:r>
+        <w:rPr>
+          <w:i w:val="0"/>
+          <w:b w:val="0"/>
+          <w:color w:val="000000"/>
+          <w:sz w:val="22"/>
+          <w:szCs w:val="22"/>
+          <w:shd w:val="clear" w:color="auto" w:fill="auto"/>
+          <w:rFonts w:ascii="Arial" w:eastAsia="Arial" w:hAnsi="Arial" w:cs="Arial"/>
+          <w:lang w:eastAsia="ko-KR"/>
+        </w:rPr>
+        <w:t xml:space="preserve">추가될 계획!</w:t>
       </w:r>
     </w:p>
     <w:p>
@@ -1389,7 +1757,7 @@
           <w:shd w:val="clear" w:color="auto" w:fill="auto"/>
           <w:rFonts w:ascii="Arial" w:eastAsia="Arial" w:hAnsi="Arial" w:cs="Arial"/>
         </w:rPr>
-        <w:t xml:space="preserve">딸기, 방울토마토, 파프리카, 토마토, 오이</w:t>
+        <w:t xml:space="preserve">딸기, 방울토마토, 파프리카</w:t>
       </w:r>
     </w:p>
     <w:p>
@@ -1432,33 +1800,33 @@
           <w:rFonts w:ascii="Arial" w:eastAsia="Arial" w:hAnsi="Arial" w:cs="Arial"/>
           <w:lang w:eastAsia="ko-KR"/>
         </w:rPr>
-        <w:t xml:space="preserve">생산량을 </w:t>
-      </w:r>
-      <w:r>
-        <w:rPr>
-          <w:i w:val="0"/>
-          <w:b w:val="0"/>
-          <w:color w:val="000000"/>
-          <w:sz w:val="22"/>
-          <w:szCs w:val="22"/>
-          <w:shd w:val="clear" w:color="auto" w:fill="auto"/>
-          <w:rFonts w:ascii="Arial" w:eastAsia="Arial" w:hAnsi="Arial" w:cs="Arial"/>
-          <w:lang w:eastAsia="ko-KR"/>
-        </w:rPr>
-        <w:t xml:space="preserve">늘려서 수</w:t>
-      </w:r>
-      <w:r>
-        <w:rPr>
-          <w:i w:val="0"/>
-          <w:b w:val="0"/>
-          <w:color w:val="000000"/>
-          <w:sz w:val="22"/>
-          <w:szCs w:val="22"/>
-          <w:shd w:val="clear" w:color="auto" w:fill="auto"/>
-          <w:rFonts w:ascii="Arial" w:eastAsia="Arial" w:hAnsi="Arial" w:cs="Arial"/>
-          <w:lang w:eastAsia="ko-KR"/>
-        </w:rPr>
-        <w:t xml:space="preserve">출하는게 초점!</w:t>
+        <w:t xml:space="preserve">생산량을 늘려서 수출하는게 </w:t>
+      </w:r>
+      <w:r>
+        <w:rPr>
+          <w:i w:val="0"/>
+          <w:b w:val="0"/>
+          <w:color w:val="000000"/>
+          <w:sz w:val="22"/>
+          <w:szCs w:val="22"/>
+          <w:shd w:val="clear" w:color="auto" w:fill="auto"/>
+          <w:rFonts w:ascii="Arial" w:eastAsia="Arial" w:hAnsi="Arial" w:cs="Arial"/>
+          <w:lang w:eastAsia="ko-KR"/>
+        </w:rPr>
+        <w:t xml:space="preserve">초점이면서 </w:t>
+      </w:r>
+      <w:r>
+        <w:rPr>
+          <w:i w:val="0"/>
+          <w:b w:val="0"/>
+          <w:color w:val="000000"/>
+          <w:sz w:val="22"/>
+          <w:szCs w:val="22"/>
+          <w:shd w:val="clear" w:color="auto" w:fill="auto"/>
+          <w:rFonts w:ascii="Arial" w:eastAsia="Arial" w:hAnsi="Arial" w:cs="Arial"/>
+          <w:lang w:eastAsia="ko-KR"/>
+        </w:rPr>
+        <w:t xml:space="preserve">중점적인 목표!</w:t>
       </w:r>
     </w:p>
     <w:p>
@@ -1491,36 +1859,29 @@
       </w:pPr>
       <w:r>
         <w:rPr>
-          <w:shd w:val="clear"/>
+          <w:shd w:val="clear" w:color="auto" w:fill="auto"/>
         </w:rPr>
         <w:t xml:space="preserve">스마트팜에서는 센서를 통해 데이터를 수집하지만 센서 고장 시 대응이 어려우므로, 이미지 </w:t>
       </w:r>
       <w:r>
         <w:rPr>
-          <w:shd w:val="clear"/>
+          <w:shd w:val="clear" w:color="auto" w:fill="auto"/>
         </w:rPr>
         <w:t xml:space="preserve">분석을 활용해 센서 이상을 감지하고 대처할 수 있는 방향으로 프로젝트를 발전시킬 수 있</w:t>
       </w:r>
       <w:r>
         <w:rPr>
-          <w:shd w:val="clear"/>
+          <w:shd w:val="clear" w:color="auto" w:fill="auto"/>
           <w:lang w:eastAsia="ko-KR"/>
         </w:rPr>
         <w:t xml:space="preserve">게끔 </w:t>
       </w:r>
       <w:r>
         <w:rPr>
-          <w:shd w:val="clear"/>
-          <w:lang w:eastAsia="ko-KR"/>
-        </w:rPr>
-        <w:t>개발</w:t>
-      </w:r>
-      <w:r>
-        <w:rPr>
-          <w:shd w:val="clear"/>
-          <w:lang w:eastAsia="ko-KR"/>
-        </w:rPr>
-        <w:t>해야함!</w:t>
+          <w:shd w:val="clear" w:color="auto" w:fill="auto"/>
+          <w:lang w:eastAsia="ko-KR"/>
+        </w:rPr>
+        <w:t>개발해야함!</w:t>
       </w:r>
     </w:p>
     <w:p>
@@ -2174,9 +2535,128 @@
           <w:lang w:eastAsia="ko-KR"/>
         </w:rPr>
       </w:pPr>
+      <w:r>
+        <w:rPr>
+          <w:i w:val="0"/>
+          <w:b w:val="0"/>
+          <w:color w:val="000000"/>
+          <w:sz w:val="22"/>
+          <w:szCs w:val="22"/>
+          <w:shd w:val="clear" w:color="auto" w:fill="auto"/>
+          <w:rFonts w:ascii="Arial" w:eastAsia="Arial" w:hAnsi="Arial" w:cs="Arial"/>
+          <w:lang w:eastAsia="ko-KR"/>
+        </w:rPr>
+        <w:t xml:space="preserve">그것도 </w:t>
+      </w:r>
+      <w:r>
+        <w:rPr>
+          <w:i w:val="0"/>
+          <w:b w:val="0"/>
+          <w:color w:val="000000"/>
+          <w:sz w:val="22"/>
+          <w:szCs w:val="22"/>
+          <w:shd w:val="clear" w:color="auto" w:fill="auto"/>
+          <w:rFonts w:ascii="Arial" w:eastAsia="Arial" w:hAnsi="Arial" w:cs="Arial"/>
+          <w:lang w:eastAsia="ko-KR"/>
+        </w:rPr>
+        <w:t xml:space="preserve">중요하지만 </w:t>
+      </w:r>
+      <w:r>
+        <w:rPr>
+          <w:i w:val="0"/>
+          <w:b w:val="0"/>
+          <w:color w:val="000000"/>
+          <w:sz w:val="22"/>
+          <w:szCs w:val="22"/>
+          <w:shd w:val="clear" w:color="auto" w:fill="auto"/>
+          <w:rFonts w:ascii="Arial" w:eastAsia="Arial" w:hAnsi="Arial" w:cs="Arial"/>
+          <w:lang w:eastAsia="ko-KR"/>
+        </w:rPr>
+        <w:t xml:space="preserve">생산정보 d</w:t>
+      </w:r>
+      <w:r>
+        <w:rPr>
+          <w:i w:val="0"/>
+          <w:b w:val="0"/>
+          <w:color w:val="000000"/>
+          <w:sz w:val="22"/>
+          <w:szCs w:val="22"/>
+          <w:shd w:val="clear" w:color="auto" w:fill="auto"/>
+          <w:rFonts w:ascii="Arial" w:eastAsia="Arial" w:hAnsi="Arial" w:cs="Arial"/>
+          <w:lang w:eastAsia="ko-KR"/>
+        </w:rPr>
+        <w:t xml:space="preserve">b테이블을 </w:t>
+      </w:r>
+      <w:r>
+        <w:rPr>
+          <w:i w:val="0"/>
+          <w:b w:val="0"/>
+          <w:color w:val="000000"/>
+          <w:sz w:val="22"/>
+          <w:szCs w:val="22"/>
+          <w:shd w:val="clear" w:color="auto" w:fill="auto"/>
+          <w:rFonts w:ascii="Arial" w:eastAsia="Arial" w:hAnsi="Arial" w:cs="Arial"/>
+          <w:lang w:eastAsia="ko-KR"/>
+        </w:rPr>
+        <w:t xml:space="preserve">정규화로 </w:t>
+      </w:r>
+      <w:r>
+        <w:rPr>
+          <w:i w:val="0"/>
+          <w:b w:val="0"/>
+          <w:color w:val="000000"/>
+          <w:sz w:val="22"/>
+          <w:szCs w:val="22"/>
+          <w:shd w:val="clear" w:color="auto" w:fill="auto"/>
+          <w:rFonts w:ascii="Arial" w:eastAsia="Arial" w:hAnsi="Arial" w:cs="Arial"/>
+          <w:lang w:eastAsia="ko-KR"/>
+        </w:rPr>
+        <w:t xml:space="preserve">하는 것</w:t>
+      </w:r>
+      <w:r>
+        <w:rPr>
+          <w:i w:val="0"/>
+          <w:b w:val="0"/>
+          <w:color w:val="000000"/>
+          <w:sz w:val="22"/>
+          <w:szCs w:val="22"/>
+          <w:shd w:val="clear" w:color="auto" w:fill="auto"/>
+          <w:rFonts w:ascii="Arial" w:eastAsia="Arial" w:hAnsi="Arial" w:cs="Arial"/>
+          <w:lang w:eastAsia="ko-KR"/>
+        </w:rPr>
+        <w:t xml:space="preserve">보다는 </w:t>
+      </w:r>
+      <w:r>
+        <w:rPr>
+          <w:i w:val="0"/>
+          <w:b w:val="0"/>
+          <w:color w:val="000000"/>
+          <w:sz w:val="22"/>
+          <w:szCs w:val="22"/>
+          <w:shd w:val="clear" w:color="auto" w:fill="auto"/>
+          <w:rFonts w:ascii="Arial" w:eastAsia="Arial" w:hAnsi="Arial" w:cs="Arial"/>
+          <w:lang w:eastAsia="ko-KR"/>
+        </w:rPr>
+        <w:t xml:space="preserve">시간별로 넣는걸로</w:t>
+      </w:r>
     </w:p>
     <w:p>
       <w:pPr>
+        <w:spacing w:lineRule="auto" w:line="235" w:before="0" w:after="0"/>
+        <w:rPr>
+          <w:i w:val="0"/>
+          <w:b w:val="0"/>
+          <w:color w:val="000000"/>
+          <w:sz w:val="22"/>
+          <w:szCs w:val="22"/>
+          <w:shd w:val="clear" w:color="auto" w:fill="auto"/>
+          <w:rFonts w:ascii="Arial" w:eastAsia="Arial" w:hAnsi="Arial" w:cs="Arial"/>
+          <w:lang w:eastAsia="ko-KR"/>
+        </w:rPr>
+      </w:pPr>
+    </w:p>
+    <w:p>
+      <w:pPr>
         <w:spacing w:lineRule="auto" w:line="139"/>
         <w:rPr>
           <w:i w:val="0"/>
@@ -2188,6 +2668,71 @@
           <w:rFonts w:ascii="Arial" w:eastAsia="Arial" w:hAnsi="Arial" w:cs="Arial"/>
         </w:rPr>
       </w:pPr>
+      <w:r>
+        <w:rPr>
+          <w:i w:val="0"/>
+          <w:b w:val="0"/>
+          <w:color w:val="000000"/>
+          <w:sz w:val="22"/>
+          <w:szCs w:val="22"/>
+          <w:shd w:val="clear" w:color="auto" w:fill="auto"/>
+          <w:rFonts w:ascii="Arial" w:eastAsia="Arial" w:hAnsi="Arial" w:cs="Arial"/>
+          <w:lang w:eastAsia="ko-KR"/>
+        </w:rPr>
+        <w:t>해서</w:t>
+      </w:r>
+      <w:r>
+        <w:rPr>
+          <w:i w:val="0"/>
+          <w:b w:val="0"/>
+          <w:color w:val="000000"/>
+          <w:sz w:val="32"/>
+          <w:szCs w:val="32"/>
+          <w:shd w:val="clear" w:color="auto" w:fill="auto"/>
+          <w:rFonts w:ascii="Arial" w:eastAsia="Arial" w:hAnsi="Arial" w:cs="Arial"/>
+          <w:lang w:eastAsia="ko-KR"/>
+        </w:rPr>
+        <w:t xml:space="preserve"> </w:t>
+      </w:r>
+      <w:r>
+        <w:rPr>
+          <w:i w:val="0"/>
+          <w:b w:val="0"/>
+          <w:color w:val="000000"/>
+          <w:sz w:val="22"/>
+          <w:szCs w:val="22"/>
+          <w:shd w:val="clear" w:color="auto" w:fill="auto"/>
+          <w:rFonts w:ascii="Arial" w:eastAsia="Arial" w:hAnsi="Arial" w:cs="Arial"/>
+          <w:lang w:eastAsia="ko-KR"/>
+        </w:rPr>
+        <w:t xml:space="preserve">사용하려고 </w:t>
+      </w:r>
+      <w:r>
+        <w:rPr>
+          <w:i w:val="0"/>
+          <w:b w:val="0"/>
+          <w:color w:val="000000"/>
+          <w:sz w:val="22"/>
+          <w:szCs w:val="22"/>
+          <w:shd w:val="clear" w:color="auto" w:fill="auto"/>
+          <w:rFonts w:ascii="Arial" w:eastAsia="Arial" w:hAnsi="Arial" w:cs="Arial"/>
+          <w:lang w:eastAsia="ko-KR"/>
+        </w:rPr>
+        <w:t>한다</w:t>
+      </w:r>
+      <w:r>
+        <w:rPr>
+          <w:i w:val="0"/>
+          <w:b w:val="0"/>
+          <w:color w:val="000000"/>
+          <w:sz w:val="22"/>
+          <w:szCs w:val="22"/>
+          <w:shd w:val="clear" w:color="auto" w:fill="auto"/>
+          <w:rFonts w:ascii="Arial" w:eastAsia="Arial" w:hAnsi="Arial" w:cs="Arial"/>
+          <w:lang w:eastAsia="ko-KR"/>
+        </w:rPr>
+        <w:t>.</w:t>
+      </w:r>
     </w:p>
     <w:p>
       <w:pPr>
@@ -2236,7 +2781,7 @@
         <w:spacing w:lineRule="auto" w:line="139"/>
         <w:rPr>
           <w:i w:val="0"/>
-          <w:b w:val="0"/>
+          <w:b w:val="1"/>
           <w:color w:val="000000"/>
           <w:sz w:val="32"/>
           <w:szCs w:val="32"/>
@@ -2248,7 +2793,7 @@
       <w:r>
         <w:rPr>
           <w:i w:val="0"/>
-          <w:b w:val="0"/>
+          <w:b w:val="1"/>
           <w:color w:val="000000"/>
           <w:sz w:val="32"/>
           <w:szCs w:val="32"/>
@@ -8618,6 +9163,1316 @@
           <w:lang w:eastAsia="ko-KR"/>
         </w:rPr>
       </w:pPr>
+    </w:p>
+    <w:p>
+      <w:pPr>
+        <w:spacing w:lineRule="auto" w:line="235" w:before="0" w:after="0"/>
+        <w:rPr>
+          <w:b w:val="0"/>
+          <w:color w:val="auto"/>
+          <w:sz w:val="22"/>
+          <w:szCs w:val="22"/>
+          <w:shd w:val="clear" w:color="auto" w:fill="auto"/>
+          <w:rFonts w:ascii="맑은 고딕" w:eastAsia="맑은 고딕" w:hAnsi="맑은 고딕" w:cs="맑은 고딕"/>
+          <w:lang w:eastAsia="ko-KR"/>
+        </w:rPr>
+      </w:pPr>
+      <w:r>
+        <w:fldChar w:fldCharType="begin"/>
+      </w:r>
+      <w:r>
+        <w:instrText xml:space="preserve">HYPERLINK "https://drive.google.com/file/d/1RZrvrqdl1CA5Tlo7AgRLuz5V6aRWmRiu/view?usp=drive_link"</w:instrText>
+      </w:r>
+      <w:r>
+        <w:fldChar w:fldCharType="separate"/>
+      </w:r>
+      <w:r>
+        <w:rPr>
+          <w:b w:val="0"/>
+          <w:color w:val="0563C1" w:themeColor="hyperlink"/>
+          <w:sz w:val="22"/>
+          <w:szCs w:val="22"/>
+          <w:u w:val="single"/>
+          <w:shd w:val="clear" w:color="auto" w:fill="auto"/>
+          <w:rFonts w:ascii="맑은 고딕" w:eastAsia="맑은 고딕" w:hAnsi="맑은 고딕" w:cs="맑은 고딕"/>
+          <w:lang w:eastAsia="ko-KR"/>
+        </w:rPr>
+        <w:t>h</w:t>
+      </w:r>
+      <w:r>
+        <w:rPr>
+          <w:b w:val="0"/>
+          <w:color w:val="0563C1" w:themeColor="hyperlink"/>
+          <w:sz w:val="22"/>
+          <w:szCs w:val="22"/>
+          <w:u w:val="single"/>
+          <w:shd w:val="clear" w:color="auto" w:fill="auto"/>
+          <w:rFonts w:ascii="맑은 고딕" w:eastAsia="맑은 고딕" w:hAnsi="맑은 고딕" w:cs="맑은 고딕"/>
+          <w:lang w:eastAsia="ko-KR"/>
+        </w:rPr>
+        <w:t>t</w:t>
+      </w:r>
+      <w:r>
+        <w:rPr>
+          <w:b w:val="0"/>
+          <w:color w:val="0563C1" w:themeColor="hyperlink"/>
+          <w:sz w:val="22"/>
+          <w:szCs w:val="22"/>
+          <w:u w:val="single"/>
+          <w:shd w:val="clear" w:color="auto" w:fill="auto"/>
+          <w:rFonts w:ascii="맑은 고딕" w:eastAsia="맑은 고딕" w:hAnsi="맑은 고딕" w:cs="맑은 고딕"/>
+          <w:lang w:eastAsia="ko-KR"/>
+        </w:rPr>
+        <w:t>t</w:t>
+      </w:r>
+      <w:r>
+        <w:rPr>
+          <w:b w:val="0"/>
+          <w:color w:val="0563C1" w:themeColor="hyperlink"/>
+          <w:sz w:val="22"/>
+          <w:szCs w:val="22"/>
+          <w:u w:val="single"/>
+          <w:shd w:val="clear" w:color="auto" w:fill="auto"/>
+          <w:rFonts w:ascii="맑은 고딕" w:eastAsia="맑은 고딕" w:hAnsi="맑은 고딕" w:cs="맑은 고딕"/>
+          <w:lang w:eastAsia="ko-KR"/>
+        </w:rPr>
+        <w:t>p</w:t>
+      </w:r>
+      <w:r>
+        <w:rPr>
+          <w:b w:val="0"/>
+          <w:color w:val="0563C1" w:themeColor="hyperlink"/>
+          <w:sz w:val="22"/>
+          <w:szCs w:val="22"/>
+          <w:u w:val="single"/>
+          <w:shd w:val="clear" w:color="auto" w:fill="auto"/>
+          <w:rFonts w:ascii="맑은 고딕" w:eastAsia="맑은 고딕" w:hAnsi="맑은 고딕" w:cs="맑은 고딕"/>
+          <w:lang w:eastAsia="ko-KR"/>
+        </w:rPr>
+        <w:t>s</w:t>
+      </w:r>
+      <w:r>
+        <w:rPr>
+          <w:b w:val="0"/>
+          <w:color w:val="0563C1" w:themeColor="hyperlink"/>
+          <w:sz w:val="22"/>
+          <w:szCs w:val="22"/>
+          <w:u w:val="single"/>
+          <w:shd w:val="clear" w:color="auto" w:fill="auto"/>
+          <w:rFonts w:ascii="맑은 고딕" w:eastAsia="맑은 고딕" w:hAnsi="맑은 고딕" w:cs="맑은 고딕"/>
+          <w:lang w:eastAsia="ko-KR"/>
+        </w:rPr>
+        <w:t>:</w:t>
+      </w:r>
+      <w:r>
+        <w:rPr>
+          <w:b w:val="0"/>
+          <w:color w:val="0563C1" w:themeColor="hyperlink"/>
+          <w:sz w:val="22"/>
+          <w:szCs w:val="22"/>
+          <w:u w:val="single"/>
+          <w:shd w:val="clear" w:color="auto" w:fill="auto"/>
+          <w:rFonts w:ascii="맑은 고딕" w:eastAsia="맑은 고딕" w:hAnsi="맑은 고딕" w:cs="맑은 고딕"/>
+          <w:lang w:eastAsia="ko-KR"/>
+        </w:rPr>
+        <w:t>/</w:t>
+      </w:r>
+      <w:r>
+        <w:rPr>
+          <w:b w:val="0"/>
+          <w:color w:val="0563C1" w:themeColor="hyperlink"/>
+          <w:sz w:val="22"/>
+          <w:szCs w:val="22"/>
+          <w:u w:val="single"/>
+          <w:shd w:val="clear" w:color="auto" w:fill="auto"/>
+          <w:rFonts w:ascii="맑은 고딕" w:eastAsia="맑은 고딕" w:hAnsi="맑은 고딕" w:cs="맑은 고딕"/>
+          <w:lang w:eastAsia="ko-KR"/>
+        </w:rPr>
+        <w:t>/</w:t>
+      </w:r>
+      <w:r>
+        <w:rPr>
+          <w:b w:val="0"/>
+          <w:color w:val="0563C1" w:themeColor="hyperlink"/>
+          <w:sz w:val="22"/>
+          <w:szCs w:val="22"/>
+          <w:u w:val="single"/>
+          <w:shd w:val="clear" w:color="auto" w:fill="auto"/>
+          <w:rFonts w:ascii="맑은 고딕" w:eastAsia="맑은 고딕" w:hAnsi="맑은 고딕" w:cs="맑은 고딕"/>
+          <w:lang w:eastAsia="ko-KR"/>
+        </w:rPr>
+        <w:t>d</w:t>
+      </w:r>
+      <w:r>
+        <w:rPr>
+          <w:b w:val="0"/>
+          <w:color w:val="0563C1" w:themeColor="hyperlink"/>
+          <w:sz w:val="22"/>
+          <w:szCs w:val="22"/>
+          <w:u w:val="single"/>
+          <w:shd w:val="clear" w:color="auto" w:fill="auto"/>
+          <w:rFonts w:ascii="맑은 고딕" w:eastAsia="맑은 고딕" w:hAnsi="맑은 고딕" w:cs="맑은 고딕"/>
+          <w:lang w:eastAsia="ko-KR"/>
+        </w:rPr>
+        <w:t>r</w:t>
+      </w:r>
+      <w:r>
+        <w:rPr>
+          <w:b w:val="0"/>
+          <w:color w:val="0563C1" w:themeColor="hyperlink"/>
+          <w:sz w:val="22"/>
+          <w:szCs w:val="22"/>
+          <w:u w:val="single"/>
+          <w:shd w:val="clear" w:color="auto" w:fill="auto"/>
+          <w:rFonts w:ascii="맑은 고딕" w:eastAsia="맑은 고딕" w:hAnsi="맑은 고딕" w:cs="맑은 고딕"/>
+          <w:lang w:eastAsia="ko-KR"/>
+        </w:rPr>
+        <w:t>i</w:t>
+      </w:r>
+      <w:r>
+        <w:rPr>
+          <w:b w:val="0"/>
+          <w:color w:val="0563C1" w:themeColor="hyperlink"/>
+          <w:sz w:val="22"/>
+          <w:szCs w:val="22"/>
+          <w:u w:val="single"/>
+          <w:shd w:val="clear" w:color="auto" w:fill="auto"/>
+          <w:rFonts w:ascii="맑은 고딕" w:eastAsia="맑은 고딕" w:hAnsi="맑은 고딕" w:cs="맑은 고딕"/>
+          <w:lang w:eastAsia="ko-KR"/>
+        </w:rPr>
+        <w:t>v</w:t>
+      </w:r>
+      <w:r>
+        <w:rPr>
+          <w:b w:val="0"/>
+          <w:color w:val="0563C1" w:themeColor="hyperlink"/>
+          <w:sz w:val="22"/>
+          <w:szCs w:val="22"/>
+          <w:u w:val="single"/>
+          <w:shd w:val="clear" w:color="auto" w:fill="auto"/>
+          <w:rFonts w:ascii="맑은 고딕" w:eastAsia="맑은 고딕" w:hAnsi="맑은 고딕" w:cs="맑은 고딕"/>
+          <w:lang w:eastAsia="ko-KR"/>
+        </w:rPr>
+        <w:t>e</w:t>
+      </w:r>
+      <w:r>
+        <w:rPr>
+          <w:b w:val="0"/>
+          <w:color w:val="0563C1" w:themeColor="hyperlink"/>
+          <w:sz w:val="22"/>
+          <w:szCs w:val="22"/>
+          <w:u w:val="single"/>
+          <w:shd w:val="clear" w:color="auto" w:fill="auto"/>
+          <w:rFonts w:ascii="맑은 고딕" w:eastAsia="맑은 고딕" w:hAnsi="맑은 고딕" w:cs="맑은 고딕"/>
+          <w:lang w:eastAsia="ko-KR"/>
+        </w:rPr>
+        <w:t>.</w:t>
+      </w:r>
+      <w:r>
+        <w:rPr>
+          <w:b w:val="0"/>
+          <w:color w:val="0563C1" w:themeColor="hyperlink"/>
+          <w:sz w:val="22"/>
+          <w:szCs w:val="22"/>
+          <w:u w:val="single"/>
+          <w:shd w:val="clear" w:color="auto" w:fill="auto"/>
+          <w:rFonts w:ascii="맑은 고딕" w:eastAsia="맑은 고딕" w:hAnsi="맑은 고딕" w:cs="맑은 고딕"/>
+          <w:lang w:eastAsia="ko-KR"/>
+        </w:rPr>
+        <w:t>g</w:t>
+      </w:r>
+      <w:r>
+        <w:rPr>
+          <w:b w:val="0"/>
+          <w:color w:val="0563C1" w:themeColor="hyperlink"/>
+          <w:sz w:val="22"/>
+          <w:szCs w:val="22"/>
+          <w:u w:val="single"/>
+          <w:shd w:val="clear" w:color="auto" w:fill="auto"/>
+          <w:rFonts w:ascii="맑은 고딕" w:eastAsia="맑은 고딕" w:hAnsi="맑은 고딕" w:cs="맑은 고딕"/>
+          <w:lang w:eastAsia="ko-KR"/>
+        </w:rPr>
+        <w:t>o</w:t>
+      </w:r>
+      <w:r>
+        <w:rPr>
+          <w:b w:val="0"/>
+          <w:color w:val="0563C1" w:themeColor="hyperlink"/>
+          <w:sz w:val="22"/>
+          <w:szCs w:val="22"/>
+          <w:u w:val="single"/>
+          <w:shd w:val="clear" w:color="auto" w:fill="auto"/>
+          <w:rFonts w:ascii="맑은 고딕" w:eastAsia="맑은 고딕" w:hAnsi="맑은 고딕" w:cs="맑은 고딕"/>
+          <w:lang w:eastAsia="ko-KR"/>
+        </w:rPr>
+        <w:t>o</w:t>
+      </w:r>
+      <w:r>
+        <w:rPr>
+          <w:b w:val="0"/>
+          <w:color w:val="0563C1" w:themeColor="hyperlink"/>
+          <w:sz w:val="22"/>
+          <w:szCs w:val="22"/>
+          <w:u w:val="single"/>
+          <w:shd w:val="clear" w:color="auto" w:fill="auto"/>
+          <w:rFonts w:ascii="맑은 고딕" w:eastAsia="맑은 고딕" w:hAnsi="맑은 고딕" w:cs="맑은 고딕"/>
+          <w:lang w:eastAsia="ko-KR"/>
+        </w:rPr>
+        <w:t>g</w:t>
+      </w:r>
+      <w:r>
+        <w:rPr>
+          <w:b w:val="0"/>
+          <w:color w:val="0563C1" w:themeColor="hyperlink"/>
+          <w:sz w:val="22"/>
+          <w:szCs w:val="22"/>
+          <w:u w:val="single"/>
+          <w:shd w:val="clear" w:color="auto" w:fill="auto"/>
+          <w:rFonts w:ascii="맑은 고딕" w:eastAsia="맑은 고딕" w:hAnsi="맑은 고딕" w:cs="맑은 고딕"/>
+          <w:lang w:eastAsia="ko-KR"/>
+        </w:rPr>
+        <w:t>l</w:t>
+      </w:r>
+      <w:r>
+        <w:rPr>
+          <w:b w:val="0"/>
+          <w:color w:val="0563C1" w:themeColor="hyperlink"/>
+          <w:sz w:val="22"/>
+          <w:szCs w:val="22"/>
+          <w:u w:val="single"/>
+          <w:shd w:val="clear" w:color="auto" w:fill="auto"/>
+          <w:rFonts w:ascii="맑은 고딕" w:eastAsia="맑은 고딕" w:hAnsi="맑은 고딕" w:cs="맑은 고딕"/>
+          <w:lang w:eastAsia="ko-KR"/>
+        </w:rPr>
+        <w:t>e</w:t>
+      </w:r>
+      <w:r>
+        <w:rPr>
+          <w:b w:val="0"/>
+          <w:color w:val="0563C1" w:themeColor="hyperlink"/>
+          <w:sz w:val="22"/>
+          <w:szCs w:val="22"/>
+          <w:u w:val="single"/>
+          <w:shd w:val="clear" w:color="auto" w:fill="auto"/>
+          <w:rFonts w:ascii="맑은 고딕" w:eastAsia="맑은 고딕" w:hAnsi="맑은 고딕" w:cs="맑은 고딕"/>
+          <w:lang w:eastAsia="ko-KR"/>
+        </w:rPr>
+        <w:t>.</w:t>
+      </w:r>
+      <w:r>
+        <w:rPr>
+          <w:b w:val="0"/>
+          <w:color w:val="0563C1" w:themeColor="hyperlink"/>
+          <w:sz w:val="22"/>
+          <w:szCs w:val="22"/>
+          <w:u w:val="single"/>
+          <w:shd w:val="clear" w:color="auto" w:fill="auto"/>
+          <w:rFonts w:ascii="맑은 고딕" w:eastAsia="맑은 고딕" w:hAnsi="맑은 고딕" w:cs="맑은 고딕"/>
+          <w:lang w:eastAsia="ko-KR"/>
+        </w:rPr>
+        <w:t>c</w:t>
+      </w:r>
+      <w:r>
+        <w:rPr>
+          <w:b w:val="0"/>
+          <w:color w:val="0563C1" w:themeColor="hyperlink"/>
+          <w:sz w:val="22"/>
+          <w:szCs w:val="22"/>
+          <w:u w:val="single"/>
+          <w:shd w:val="clear" w:color="auto" w:fill="auto"/>
+          <w:rFonts w:ascii="맑은 고딕" w:eastAsia="맑은 고딕" w:hAnsi="맑은 고딕" w:cs="맑은 고딕"/>
+          <w:lang w:eastAsia="ko-KR"/>
+        </w:rPr>
+        <w:t>o</w:t>
+      </w:r>
+      <w:r>
+        <w:rPr>
+          <w:b w:val="0"/>
+          <w:color w:val="0563C1" w:themeColor="hyperlink"/>
+          <w:sz w:val="22"/>
+          <w:szCs w:val="22"/>
+          <w:u w:val="single"/>
+          <w:shd w:val="clear" w:color="auto" w:fill="auto"/>
+          <w:rFonts w:ascii="맑은 고딕" w:eastAsia="맑은 고딕" w:hAnsi="맑은 고딕" w:cs="맑은 고딕"/>
+          <w:lang w:eastAsia="ko-KR"/>
+        </w:rPr>
+        <w:t>m</w:t>
+      </w:r>
+      <w:r>
+        <w:rPr>
+          <w:b w:val="0"/>
+          <w:color w:val="0563C1" w:themeColor="hyperlink"/>
+          <w:sz w:val="22"/>
+          <w:szCs w:val="22"/>
+          <w:u w:val="single"/>
+          <w:shd w:val="clear" w:color="auto" w:fill="auto"/>
+          <w:rFonts w:ascii="맑은 고딕" w:eastAsia="맑은 고딕" w:hAnsi="맑은 고딕" w:cs="맑은 고딕"/>
+          <w:lang w:eastAsia="ko-KR"/>
+        </w:rPr>
+        <w:t>/</w:t>
+      </w:r>
+      <w:r>
+        <w:rPr>
+          <w:b w:val="0"/>
+          <w:color w:val="0563C1" w:themeColor="hyperlink"/>
+          <w:sz w:val="22"/>
+          <w:szCs w:val="22"/>
+          <w:u w:val="single"/>
+          <w:shd w:val="clear" w:color="auto" w:fill="auto"/>
+          <w:rFonts w:ascii="맑은 고딕" w:eastAsia="맑은 고딕" w:hAnsi="맑은 고딕" w:cs="맑은 고딕"/>
+          <w:lang w:eastAsia="ko-KR"/>
+        </w:rPr>
+        <w:t>f</w:t>
+      </w:r>
+      <w:r>
+        <w:rPr>
+          <w:b w:val="0"/>
+          <w:color w:val="0563C1" w:themeColor="hyperlink"/>
+          <w:sz w:val="22"/>
+          <w:szCs w:val="22"/>
+          <w:u w:val="single"/>
+          <w:shd w:val="clear" w:color="auto" w:fill="auto"/>
+          <w:rFonts w:ascii="맑은 고딕" w:eastAsia="맑은 고딕" w:hAnsi="맑은 고딕" w:cs="맑은 고딕"/>
+          <w:lang w:eastAsia="ko-KR"/>
+        </w:rPr>
+        <w:t>i</w:t>
+      </w:r>
+      <w:r>
+        <w:rPr>
+          <w:b w:val="0"/>
+          <w:color w:val="0563C1" w:themeColor="hyperlink"/>
+          <w:sz w:val="22"/>
+          <w:szCs w:val="22"/>
+          <w:u w:val="single"/>
+          <w:shd w:val="clear" w:color="auto" w:fill="auto"/>
+          <w:rFonts w:ascii="맑은 고딕" w:eastAsia="맑은 고딕" w:hAnsi="맑은 고딕" w:cs="맑은 고딕"/>
+          <w:lang w:eastAsia="ko-KR"/>
+        </w:rPr>
+        <w:t>l</w:t>
+      </w:r>
+      <w:r>
+        <w:rPr>
+          <w:b w:val="0"/>
+          <w:color w:val="0563C1" w:themeColor="hyperlink"/>
+          <w:sz w:val="22"/>
+          <w:szCs w:val="22"/>
+          <w:u w:val="single"/>
+          <w:shd w:val="clear" w:color="auto" w:fill="auto"/>
+          <w:rFonts w:ascii="맑은 고딕" w:eastAsia="맑은 고딕" w:hAnsi="맑은 고딕" w:cs="맑은 고딕"/>
+          <w:lang w:eastAsia="ko-KR"/>
+        </w:rPr>
+        <w:t>e</w:t>
+      </w:r>
+      <w:r>
+        <w:rPr>
+          <w:b w:val="0"/>
+          <w:color w:val="0563C1" w:themeColor="hyperlink"/>
+          <w:sz w:val="22"/>
+          <w:szCs w:val="22"/>
+          <w:u w:val="single"/>
+          <w:shd w:val="clear" w:color="auto" w:fill="auto"/>
+          <w:rFonts w:ascii="맑은 고딕" w:eastAsia="맑은 고딕" w:hAnsi="맑은 고딕" w:cs="맑은 고딕"/>
+          <w:lang w:eastAsia="ko-KR"/>
+        </w:rPr>
+        <w:t>/</w:t>
+      </w:r>
+      <w:r>
+        <w:rPr>
+          <w:b w:val="0"/>
+          <w:color w:val="0563C1" w:themeColor="hyperlink"/>
+          <w:sz w:val="22"/>
+          <w:szCs w:val="22"/>
+          <w:u w:val="single"/>
+          <w:shd w:val="clear" w:color="auto" w:fill="auto"/>
+          <w:rFonts w:ascii="맑은 고딕" w:eastAsia="맑은 고딕" w:hAnsi="맑은 고딕" w:cs="맑은 고딕"/>
+          <w:lang w:eastAsia="ko-KR"/>
+        </w:rPr>
+        <w:t>d</w:t>
+      </w:r>
+      <w:r>
+        <w:rPr>
+          <w:b w:val="0"/>
+          <w:color w:val="0563C1" w:themeColor="hyperlink"/>
+          <w:sz w:val="22"/>
+          <w:szCs w:val="22"/>
+          <w:u w:val="single"/>
+          <w:shd w:val="clear" w:color="auto" w:fill="auto"/>
+          <w:rFonts w:ascii="맑은 고딕" w:eastAsia="맑은 고딕" w:hAnsi="맑은 고딕" w:cs="맑은 고딕"/>
+          <w:lang w:eastAsia="ko-KR"/>
+        </w:rPr>
+        <w:t>/</w:t>
+      </w:r>
+      <w:r>
+        <w:rPr>
+          <w:b w:val="0"/>
+          <w:color w:val="0563C1" w:themeColor="hyperlink"/>
+          <w:sz w:val="22"/>
+          <w:szCs w:val="22"/>
+          <w:u w:val="single"/>
+          <w:shd w:val="clear" w:color="auto" w:fill="auto"/>
+          <w:rFonts w:ascii="맑은 고딕" w:eastAsia="맑은 고딕" w:hAnsi="맑은 고딕" w:cs="맑은 고딕"/>
+          <w:lang w:eastAsia="ko-KR"/>
+        </w:rPr>
+        <w:t>1</w:t>
+      </w:r>
+      <w:r>
+        <w:rPr>
+          <w:b w:val="0"/>
+          <w:color w:val="0563C1" w:themeColor="hyperlink"/>
+          <w:sz w:val="22"/>
+          <w:szCs w:val="22"/>
+          <w:u w:val="single"/>
+          <w:shd w:val="clear" w:color="auto" w:fill="auto"/>
+          <w:rFonts w:ascii="맑은 고딕" w:eastAsia="맑은 고딕" w:hAnsi="맑은 고딕" w:cs="맑은 고딕"/>
+          <w:lang w:eastAsia="ko-KR"/>
+        </w:rPr>
+        <w:t>R</w:t>
+      </w:r>
+      <w:r>
+        <w:rPr>
+          <w:b w:val="0"/>
+          <w:color w:val="0563C1" w:themeColor="hyperlink"/>
+          <w:sz w:val="22"/>
+          <w:szCs w:val="22"/>
+          <w:u w:val="single"/>
+          <w:shd w:val="clear" w:color="auto" w:fill="auto"/>
+          <w:rFonts w:ascii="맑은 고딕" w:eastAsia="맑은 고딕" w:hAnsi="맑은 고딕" w:cs="맑은 고딕"/>
+          <w:lang w:eastAsia="ko-KR"/>
+        </w:rPr>
+        <w:t>Z</w:t>
+      </w:r>
+      <w:r>
+        <w:rPr>
+          <w:b w:val="0"/>
+          <w:color w:val="0563C1" w:themeColor="hyperlink"/>
+          <w:sz w:val="22"/>
+          <w:szCs w:val="22"/>
+          <w:u w:val="single"/>
+          <w:shd w:val="clear" w:color="auto" w:fill="auto"/>
+          <w:rFonts w:ascii="맑은 고딕" w:eastAsia="맑은 고딕" w:hAnsi="맑은 고딕" w:cs="맑은 고딕"/>
+          <w:lang w:eastAsia="ko-KR"/>
+        </w:rPr>
+        <w:t>r</w:t>
+      </w:r>
+      <w:r>
+        <w:rPr>
+          <w:b w:val="0"/>
+          <w:color w:val="0563C1" w:themeColor="hyperlink"/>
+          <w:sz w:val="22"/>
+          <w:szCs w:val="22"/>
+          <w:u w:val="single"/>
+          <w:shd w:val="clear" w:color="auto" w:fill="auto"/>
+          <w:rFonts w:ascii="맑은 고딕" w:eastAsia="맑은 고딕" w:hAnsi="맑은 고딕" w:cs="맑은 고딕"/>
+          <w:lang w:eastAsia="ko-KR"/>
+        </w:rPr>
+        <w:t>v</w:t>
+      </w:r>
+      <w:r>
+        <w:rPr>
+          <w:b w:val="0"/>
+          <w:color w:val="0563C1" w:themeColor="hyperlink"/>
+          <w:sz w:val="22"/>
+          <w:szCs w:val="22"/>
+          <w:u w:val="single"/>
+          <w:shd w:val="clear" w:color="auto" w:fill="auto"/>
+          <w:rFonts w:ascii="맑은 고딕" w:eastAsia="맑은 고딕" w:hAnsi="맑은 고딕" w:cs="맑은 고딕"/>
+          <w:lang w:eastAsia="ko-KR"/>
+        </w:rPr>
+        <w:t>r</w:t>
+      </w:r>
+      <w:r>
+        <w:rPr>
+          <w:b w:val="0"/>
+          <w:color w:val="0563C1" w:themeColor="hyperlink"/>
+          <w:sz w:val="22"/>
+          <w:szCs w:val="22"/>
+          <w:u w:val="single"/>
+          <w:shd w:val="clear" w:color="auto" w:fill="auto"/>
+          <w:rFonts w:ascii="맑은 고딕" w:eastAsia="맑은 고딕" w:hAnsi="맑은 고딕" w:cs="맑은 고딕"/>
+          <w:lang w:eastAsia="ko-KR"/>
+        </w:rPr>
+        <w:t>q</w:t>
+      </w:r>
+      <w:r>
+        <w:rPr>
+          <w:b w:val="0"/>
+          <w:color w:val="0563C1" w:themeColor="hyperlink"/>
+          <w:sz w:val="22"/>
+          <w:szCs w:val="22"/>
+          <w:u w:val="single"/>
+          <w:shd w:val="clear" w:color="auto" w:fill="auto"/>
+          <w:rFonts w:ascii="맑은 고딕" w:eastAsia="맑은 고딕" w:hAnsi="맑은 고딕" w:cs="맑은 고딕"/>
+          <w:lang w:eastAsia="ko-KR"/>
+        </w:rPr>
+        <w:t>d</w:t>
+      </w:r>
+      <w:r>
+        <w:rPr>
+          <w:b w:val="0"/>
+          <w:color w:val="0563C1" w:themeColor="hyperlink"/>
+          <w:sz w:val="22"/>
+          <w:szCs w:val="22"/>
+          <w:u w:val="single"/>
+          <w:shd w:val="clear" w:color="auto" w:fill="auto"/>
+          <w:rFonts w:ascii="맑은 고딕" w:eastAsia="맑은 고딕" w:hAnsi="맑은 고딕" w:cs="맑은 고딕"/>
+          <w:lang w:eastAsia="ko-KR"/>
+        </w:rPr>
+        <w:t>l</w:t>
+      </w:r>
+      <w:r>
+        <w:rPr>
+          <w:b w:val="0"/>
+          <w:color w:val="0563C1" w:themeColor="hyperlink"/>
+          <w:sz w:val="22"/>
+          <w:szCs w:val="22"/>
+          <w:u w:val="single"/>
+          <w:shd w:val="clear" w:color="auto" w:fill="auto"/>
+          <w:rFonts w:ascii="맑은 고딕" w:eastAsia="맑은 고딕" w:hAnsi="맑은 고딕" w:cs="맑은 고딕"/>
+          <w:lang w:eastAsia="ko-KR"/>
+        </w:rPr>
+        <w:t>1</w:t>
+      </w:r>
+      <w:r>
+        <w:rPr>
+          <w:b w:val="0"/>
+          <w:color w:val="0563C1" w:themeColor="hyperlink"/>
+          <w:sz w:val="22"/>
+          <w:szCs w:val="22"/>
+          <w:u w:val="single"/>
+          <w:shd w:val="clear" w:color="auto" w:fill="auto"/>
+          <w:rFonts w:ascii="맑은 고딕" w:eastAsia="맑은 고딕" w:hAnsi="맑은 고딕" w:cs="맑은 고딕"/>
+          <w:lang w:eastAsia="ko-KR"/>
+        </w:rPr>
+        <w:t>C</w:t>
+      </w:r>
+      <w:r>
+        <w:rPr>
+          <w:b w:val="0"/>
+          <w:color w:val="0563C1" w:themeColor="hyperlink"/>
+          <w:sz w:val="22"/>
+          <w:szCs w:val="22"/>
+          <w:u w:val="single"/>
+          <w:shd w:val="clear" w:color="auto" w:fill="auto"/>
+          <w:rFonts w:ascii="맑은 고딕" w:eastAsia="맑은 고딕" w:hAnsi="맑은 고딕" w:cs="맑은 고딕"/>
+          <w:lang w:eastAsia="ko-KR"/>
+        </w:rPr>
+        <w:t>A</w:t>
+      </w:r>
+      <w:r>
+        <w:rPr>
+          <w:b w:val="0"/>
+          <w:color w:val="0563C1" w:themeColor="hyperlink"/>
+          <w:sz w:val="22"/>
+          <w:szCs w:val="22"/>
+          <w:u w:val="single"/>
+          <w:shd w:val="clear" w:color="auto" w:fill="auto"/>
+          <w:rFonts w:ascii="맑은 고딕" w:eastAsia="맑은 고딕" w:hAnsi="맑은 고딕" w:cs="맑은 고딕"/>
+          <w:lang w:eastAsia="ko-KR"/>
+        </w:rPr>
+        <w:t>5</w:t>
+      </w:r>
+      <w:r>
+        <w:rPr>
+          <w:b w:val="0"/>
+          <w:color w:val="0563C1" w:themeColor="hyperlink"/>
+          <w:sz w:val="22"/>
+          <w:szCs w:val="22"/>
+          <w:u w:val="single"/>
+          <w:shd w:val="clear" w:color="auto" w:fill="auto"/>
+          <w:rFonts w:ascii="맑은 고딕" w:eastAsia="맑은 고딕" w:hAnsi="맑은 고딕" w:cs="맑은 고딕"/>
+          <w:lang w:eastAsia="ko-KR"/>
+        </w:rPr>
+        <w:t>T</w:t>
+      </w:r>
+      <w:r>
+        <w:rPr>
+          <w:b w:val="0"/>
+          <w:color w:val="0563C1" w:themeColor="hyperlink"/>
+          <w:sz w:val="22"/>
+          <w:szCs w:val="22"/>
+          <w:u w:val="single"/>
+          <w:shd w:val="clear" w:color="auto" w:fill="auto"/>
+          <w:rFonts w:ascii="맑은 고딕" w:eastAsia="맑은 고딕" w:hAnsi="맑은 고딕" w:cs="맑은 고딕"/>
+          <w:lang w:eastAsia="ko-KR"/>
+        </w:rPr>
+        <w:t>l</w:t>
+      </w:r>
+      <w:r>
+        <w:rPr>
+          <w:b w:val="0"/>
+          <w:color w:val="0563C1" w:themeColor="hyperlink"/>
+          <w:sz w:val="22"/>
+          <w:szCs w:val="22"/>
+          <w:u w:val="single"/>
+          <w:shd w:val="clear" w:color="auto" w:fill="auto"/>
+          <w:rFonts w:ascii="맑은 고딕" w:eastAsia="맑은 고딕" w:hAnsi="맑은 고딕" w:cs="맑은 고딕"/>
+          <w:lang w:eastAsia="ko-KR"/>
+        </w:rPr>
+        <w:t>o</w:t>
+      </w:r>
+      <w:r>
+        <w:rPr>
+          <w:b w:val="0"/>
+          <w:color w:val="0563C1" w:themeColor="hyperlink"/>
+          <w:sz w:val="22"/>
+          <w:szCs w:val="22"/>
+          <w:u w:val="single"/>
+          <w:shd w:val="clear" w:color="auto" w:fill="auto"/>
+          <w:rFonts w:ascii="맑은 고딕" w:eastAsia="맑은 고딕" w:hAnsi="맑은 고딕" w:cs="맑은 고딕"/>
+          <w:lang w:eastAsia="ko-KR"/>
+        </w:rPr>
+        <w:t>7</w:t>
+      </w:r>
+      <w:r>
+        <w:rPr>
+          <w:b w:val="0"/>
+          <w:color w:val="0563C1" w:themeColor="hyperlink"/>
+          <w:sz w:val="22"/>
+          <w:szCs w:val="22"/>
+          <w:u w:val="single"/>
+          <w:shd w:val="clear" w:color="auto" w:fill="auto"/>
+          <w:rFonts w:ascii="맑은 고딕" w:eastAsia="맑은 고딕" w:hAnsi="맑은 고딕" w:cs="맑은 고딕"/>
+          <w:lang w:eastAsia="ko-KR"/>
+        </w:rPr>
+        <w:t>A</w:t>
+      </w:r>
+      <w:r>
+        <w:rPr>
+          <w:b w:val="0"/>
+          <w:color w:val="0563C1" w:themeColor="hyperlink"/>
+          <w:sz w:val="22"/>
+          <w:szCs w:val="22"/>
+          <w:u w:val="single"/>
+          <w:shd w:val="clear" w:color="auto" w:fill="auto"/>
+          <w:rFonts w:ascii="맑은 고딕" w:eastAsia="맑은 고딕" w:hAnsi="맑은 고딕" w:cs="맑은 고딕"/>
+          <w:lang w:eastAsia="ko-KR"/>
+        </w:rPr>
+        <w:t>g</w:t>
+      </w:r>
+      <w:r>
+        <w:rPr>
+          <w:b w:val="0"/>
+          <w:color w:val="0563C1" w:themeColor="hyperlink"/>
+          <w:sz w:val="22"/>
+          <w:szCs w:val="22"/>
+          <w:u w:val="single"/>
+          <w:shd w:val="clear" w:color="auto" w:fill="auto"/>
+          <w:rFonts w:ascii="맑은 고딕" w:eastAsia="맑은 고딕" w:hAnsi="맑은 고딕" w:cs="맑은 고딕"/>
+          <w:lang w:eastAsia="ko-KR"/>
+        </w:rPr>
+        <w:t>R</w:t>
+      </w:r>
+      <w:r>
+        <w:rPr>
+          <w:b w:val="0"/>
+          <w:color w:val="0563C1" w:themeColor="hyperlink"/>
+          <w:sz w:val="22"/>
+          <w:szCs w:val="22"/>
+          <w:u w:val="single"/>
+          <w:shd w:val="clear" w:color="auto" w:fill="auto"/>
+          <w:rFonts w:ascii="맑은 고딕" w:eastAsia="맑은 고딕" w:hAnsi="맑은 고딕" w:cs="맑은 고딕"/>
+          <w:lang w:eastAsia="ko-KR"/>
+        </w:rPr>
+        <w:t>L</w:t>
+      </w:r>
+      <w:r>
+        <w:rPr>
+          <w:b w:val="0"/>
+          <w:color w:val="0563C1" w:themeColor="hyperlink"/>
+          <w:sz w:val="22"/>
+          <w:szCs w:val="22"/>
+          <w:u w:val="single"/>
+          <w:shd w:val="clear" w:color="auto" w:fill="auto"/>
+          <w:rFonts w:ascii="맑은 고딕" w:eastAsia="맑은 고딕" w:hAnsi="맑은 고딕" w:cs="맑은 고딕"/>
+          <w:lang w:eastAsia="ko-KR"/>
+        </w:rPr>
+        <w:t>u</w:t>
+      </w:r>
+      <w:r>
+        <w:rPr>
+          <w:b w:val="0"/>
+          <w:color w:val="0563C1" w:themeColor="hyperlink"/>
+          <w:sz w:val="22"/>
+          <w:szCs w:val="22"/>
+          <w:u w:val="single"/>
+          <w:shd w:val="clear" w:color="auto" w:fill="auto"/>
+          <w:rFonts w:ascii="맑은 고딕" w:eastAsia="맑은 고딕" w:hAnsi="맑은 고딕" w:cs="맑은 고딕"/>
+          <w:lang w:eastAsia="ko-KR"/>
+        </w:rPr>
+        <w:t>z</w:t>
+      </w:r>
+      <w:r>
+        <w:rPr>
+          <w:b w:val="0"/>
+          <w:color w:val="0563C1" w:themeColor="hyperlink"/>
+          <w:sz w:val="22"/>
+          <w:szCs w:val="22"/>
+          <w:u w:val="single"/>
+          <w:shd w:val="clear" w:color="auto" w:fill="auto"/>
+          <w:rFonts w:ascii="맑은 고딕" w:eastAsia="맑은 고딕" w:hAnsi="맑은 고딕" w:cs="맑은 고딕"/>
+          <w:lang w:eastAsia="ko-KR"/>
+        </w:rPr>
+        <w:t>5</w:t>
+      </w:r>
+      <w:r>
+        <w:rPr>
+          <w:b w:val="0"/>
+          <w:color w:val="0563C1" w:themeColor="hyperlink"/>
+          <w:sz w:val="22"/>
+          <w:szCs w:val="22"/>
+          <w:u w:val="single"/>
+          <w:shd w:val="clear" w:color="auto" w:fill="auto"/>
+          <w:rFonts w:ascii="맑은 고딕" w:eastAsia="맑은 고딕" w:hAnsi="맑은 고딕" w:cs="맑은 고딕"/>
+          <w:lang w:eastAsia="ko-KR"/>
+        </w:rPr>
+        <w:t>V</w:t>
+      </w:r>
+      <w:r>
+        <w:rPr>
+          <w:b w:val="0"/>
+          <w:color w:val="0563C1" w:themeColor="hyperlink"/>
+          <w:sz w:val="22"/>
+          <w:szCs w:val="22"/>
+          <w:u w:val="single"/>
+          <w:shd w:val="clear" w:color="auto" w:fill="auto"/>
+          <w:rFonts w:ascii="맑은 고딕" w:eastAsia="맑은 고딕" w:hAnsi="맑은 고딕" w:cs="맑은 고딕"/>
+          <w:lang w:eastAsia="ko-KR"/>
+        </w:rPr>
+        <w:t>6</w:t>
+      </w:r>
+      <w:r>
+        <w:rPr>
+          <w:b w:val="0"/>
+          <w:color w:val="0563C1" w:themeColor="hyperlink"/>
+          <w:sz w:val="22"/>
+          <w:szCs w:val="22"/>
+          <w:u w:val="single"/>
+          <w:shd w:val="clear" w:color="auto" w:fill="auto"/>
+          <w:rFonts w:ascii="맑은 고딕" w:eastAsia="맑은 고딕" w:hAnsi="맑은 고딕" w:cs="맑은 고딕"/>
+          <w:lang w:eastAsia="ko-KR"/>
+        </w:rPr>
+        <w:t>a</w:t>
+      </w:r>
+      <w:r>
+        <w:rPr>
+          <w:b w:val="0"/>
+          <w:color w:val="0563C1" w:themeColor="hyperlink"/>
+          <w:sz w:val="22"/>
+          <w:szCs w:val="22"/>
+          <w:u w:val="single"/>
+          <w:shd w:val="clear" w:color="auto" w:fill="auto"/>
+          <w:rFonts w:ascii="맑은 고딕" w:eastAsia="맑은 고딕" w:hAnsi="맑은 고딕" w:cs="맑은 고딕"/>
+          <w:lang w:eastAsia="ko-KR"/>
+        </w:rPr>
+        <w:t>R</w:t>
+      </w:r>
+      <w:r>
+        <w:rPr>
+          <w:b w:val="0"/>
+          <w:color w:val="0563C1" w:themeColor="hyperlink"/>
+          <w:sz w:val="22"/>
+          <w:szCs w:val="22"/>
+          <w:u w:val="single"/>
+          <w:shd w:val="clear" w:color="auto" w:fill="auto"/>
+          <w:rFonts w:ascii="맑은 고딕" w:eastAsia="맑은 고딕" w:hAnsi="맑은 고딕" w:cs="맑은 고딕"/>
+          <w:lang w:eastAsia="ko-KR"/>
+        </w:rPr>
+        <w:t>W</w:t>
+      </w:r>
+      <w:r>
+        <w:rPr>
+          <w:b w:val="0"/>
+          <w:color w:val="0563C1" w:themeColor="hyperlink"/>
+          <w:sz w:val="22"/>
+          <w:szCs w:val="22"/>
+          <w:u w:val="single"/>
+          <w:shd w:val="clear" w:color="auto" w:fill="auto"/>
+          <w:rFonts w:ascii="맑은 고딕" w:eastAsia="맑은 고딕" w:hAnsi="맑은 고딕" w:cs="맑은 고딕"/>
+          <w:lang w:eastAsia="ko-KR"/>
+        </w:rPr>
+        <w:t>m</w:t>
+      </w:r>
+      <w:r>
+        <w:rPr>
+          <w:b w:val="0"/>
+          <w:color w:val="0563C1" w:themeColor="hyperlink"/>
+          <w:sz w:val="22"/>
+          <w:szCs w:val="22"/>
+          <w:u w:val="single"/>
+          <w:shd w:val="clear" w:color="auto" w:fill="auto"/>
+          <w:rFonts w:ascii="맑은 고딕" w:eastAsia="맑은 고딕" w:hAnsi="맑은 고딕" w:cs="맑은 고딕"/>
+          <w:lang w:eastAsia="ko-KR"/>
+        </w:rPr>
+        <w:t>R</w:t>
+      </w:r>
+      <w:r>
+        <w:rPr>
+          <w:b w:val="0"/>
+          <w:color w:val="0563C1" w:themeColor="hyperlink"/>
+          <w:sz w:val="22"/>
+          <w:szCs w:val="22"/>
+          <w:u w:val="single"/>
+          <w:shd w:val="clear" w:color="auto" w:fill="auto"/>
+          <w:rFonts w:ascii="맑은 고딕" w:eastAsia="맑은 고딕" w:hAnsi="맑은 고딕" w:cs="맑은 고딕"/>
+          <w:lang w:eastAsia="ko-KR"/>
+        </w:rPr>
+        <w:t>i</w:t>
+      </w:r>
+      <w:r>
+        <w:rPr>
+          <w:b w:val="0"/>
+          <w:color w:val="0563C1" w:themeColor="hyperlink"/>
+          <w:sz w:val="22"/>
+          <w:szCs w:val="22"/>
+          <w:u w:val="single"/>
+          <w:shd w:val="clear" w:color="auto" w:fill="auto"/>
+          <w:rFonts w:ascii="맑은 고딕" w:eastAsia="맑은 고딕" w:hAnsi="맑은 고딕" w:cs="맑은 고딕"/>
+          <w:lang w:eastAsia="ko-KR"/>
+        </w:rPr>
+        <w:t>u</w:t>
+      </w:r>
+      <w:r>
+        <w:rPr>
+          <w:b w:val="0"/>
+          <w:color w:val="0563C1" w:themeColor="hyperlink"/>
+          <w:sz w:val="22"/>
+          <w:szCs w:val="22"/>
+          <w:u w:val="single"/>
+          <w:shd w:val="clear" w:color="auto" w:fill="auto"/>
+          <w:rFonts w:ascii="맑은 고딕" w:eastAsia="맑은 고딕" w:hAnsi="맑은 고딕" w:cs="맑은 고딕"/>
+          <w:lang w:eastAsia="ko-KR"/>
+        </w:rPr>
+        <w:t>/</w:t>
+      </w:r>
+      <w:r>
+        <w:rPr>
+          <w:b w:val="0"/>
+          <w:color w:val="0563C1" w:themeColor="hyperlink"/>
+          <w:sz w:val="22"/>
+          <w:szCs w:val="22"/>
+          <w:u w:val="single"/>
+          <w:shd w:val="clear" w:color="auto" w:fill="auto"/>
+          <w:rFonts w:ascii="맑은 고딕" w:eastAsia="맑은 고딕" w:hAnsi="맑은 고딕" w:cs="맑은 고딕"/>
+          <w:lang w:eastAsia="ko-KR"/>
+        </w:rPr>
+        <w:t>v</w:t>
+      </w:r>
+      <w:r>
+        <w:rPr>
+          <w:b w:val="0"/>
+          <w:color w:val="0563C1" w:themeColor="hyperlink"/>
+          <w:sz w:val="22"/>
+          <w:szCs w:val="22"/>
+          <w:u w:val="single"/>
+          <w:shd w:val="clear" w:color="auto" w:fill="auto"/>
+          <w:rFonts w:ascii="맑은 고딕" w:eastAsia="맑은 고딕" w:hAnsi="맑은 고딕" w:cs="맑은 고딕"/>
+          <w:lang w:eastAsia="ko-KR"/>
+        </w:rPr>
+        <w:t>i</w:t>
+      </w:r>
+      <w:r>
+        <w:rPr>
+          <w:b w:val="0"/>
+          <w:color w:val="0563C1" w:themeColor="hyperlink"/>
+          <w:sz w:val="22"/>
+          <w:szCs w:val="22"/>
+          <w:u w:val="single"/>
+          <w:shd w:val="clear" w:color="auto" w:fill="auto"/>
+          <w:rFonts w:ascii="맑은 고딕" w:eastAsia="맑은 고딕" w:hAnsi="맑은 고딕" w:cs="맑은 고딕"/>
+          <w:lang w:eastAsia="ko-KR"/>
+        </w:rPr>
+        <w:t>e</w:t>
+      </w:r>
+      <w:r>
+        <w:rPr>
+          <w:b w:val="0"/>
+          <w:color w:val="0563C1" w:themeColor="hyperlink"/>
+          <w:sz w:val="22"/>
+          <w:szCs w:val="22"/>
+          <w:u w:val="single"/>
+          <w:shd w:val="clear" w:color="auto" w:fill="auto"/>
+          <w:rFonts w:ascii="맑은 고딕" w:eastAsia="맑은 고딕" w:hAnsi="맑은 고딕" w:cs="맑은 고딕"/>
+          <w:lang w:eastAsia="ko-KR"/>
+        </w:rPr>
+        <w:t>w</w:t>
+      </w:r>
+      <w:r>
+        <w:rPr>
+          <w:b w:val="0"/>
+          <w:color w:val="0563C1" w:themeColor="hyperlink"/>
+          <w:sz w:val="22"/>
+          <w:szCs w:val="22"/>
+          <w:u w:val="single"/>
+          <w:shd w:val="clear" w:color="auto" w:fill="auto"/>
+          <w:rFonts w:ascii="맑은 고딕" w:eastAsia="맑은 고딕" w:hAnsi="맑은 고딕" w:cs="맑은 고딕"/>
+          <w:lang w:eastAsia="ko-KR"/>
+        </w:rPr>
+        <w:t>?</w:t>
+      </w:r>
+      <w:r>
+        <w:rPr>
+          <w:b w:val="0"/>
+          <w:color w:val="0563C1" w:themeColor="hyperlink"/>
+          <w:sz w:val="22"/>
+          <w:szCs w:val="22"/>
+          <w:u w:val="single"/>
+          <w:shd w:val="clear" w:color="auto" w:fill="auto"/>
+          <w:rFonts w:ascii="맑은 고딕" w:eastAsia="맑은 고딕" w:hAnsi="맑은 고딕" w:cs="맑은 고딕"/>
+          <w:lang w:eastAsia="ko-KR"/>
+        </w:rPr>
+        <w:t>u</w:t>
+      </w:r>
+      <w:r>
+        <w:rPr>
+          <w:b w:val="0"/>
+          <w:color w:val="0563C1" w:themeColor="hyperlink"/>
+          <w:sz w:val="22"/>
+          <w:szCs w:val="22"/>
+          <w:u w:val="single"/>
+          <w:shd w:val="clear" w:color="auto" w:fill="auto"/>
+          <w:rFonts w:ascii="맑은 고딕" w:eastAsia="맑은 고딕" w:hAnsi="맑은 고딕" w:cs="맑은 고딕"/>
+          <w:lang w:eastAsia="ko-KR"/>
+        </w:rPr>
+        <w:t>s</w:t>
+      </w:r>
+      <w:r>
+        <w:rPr>
+          <w:b w:val="0"/>
+          <w:color w:val="0563C1" w:themeColor="hyperlink"/>
+          <w:sz w:val="22"/>
+          <w:szCs w:val="22"/>
+          <w:u w:val="single"/>
+          <w:shd w:val="clear" w:color="auto" w:fill="auto"/>
+          <w:rFonts w:ascii="맑은 고딕" w:eastAsia="맑은 고딕" w:hAnsi="맑은 고딕" w:cs="맑은 고딕"/>
+          <w:lang w:eastAsia="ko-KR"/>
+        </w:rPr>
+        <w:t>p</w:t>
+      </w:r>
+      <w:r>
+        <w:rPr>
+          <w:b w:val="0"/>
+          <w:color w:val="0563C1" w:themeColor="hyperlink"/>
+          <w:sz w:val="22"/>
+          <w:szCs w:val="22"/>
+          <w:u w:val="single"/>
+          <w:shd w:val="clear" w:color="auto" w:fill="auto"/>
+          <w:rFonts w:ascii="맑은 고딕" w:eastAsia="맑은 고딕" w:hAnsi="맑은 고딕" w:cs="맑은 고딕"/>
+          <w:lang w:eastAsia="ko-KR"/>
+        </w:rPr>
+        <w:t>=</w:t>
+      </w:r>
+      <w:r>
+        <w:rPr>
+          <w:b w:val="0"/>
+          <w:color w:val="0563C1" w:themeColor="hyperlink"/>
+          <w:sz w:val="22"/>
+          <w:szCs w:val="22"/>
+          <w:u w:val="single"/>
+          <w:shd w:val="clear" w:color="auto" w:fill="auto"/>
+          <w:rFonts w:ascii="맑은 고딕" w:eastAsia="맑은 고딕" w:hAnsi="맑은 고딕" w:cs="맑은 고딕"/>
+          <w:lang w:eastAsia="ko-KR"/>
+        </w:rPr>
+        <w:t>d</w:t>
+      </w:r>
+      <w:r>
+        <w:rPr>
+          <w:b w:val="0"/>
+          <w:color w:val="0563C1" w:themeColor="hyperlink"/>
+          <w:sz w:val="22"/>
+          <w:szCs w:val="22"/>
+          <w:u w:val="single"/>
+          <w:shd w:val="clear" w:color="auto" w:fill="auto"/>
+          <w:rFonts w:ascii="맑은 고딕" w:eastAsia="맑은 고딕" w:hAnsi="맑은 고딕" w:cs="맑은 고딕"/>
+          <w:lang w:eastAsia="ko-KR"/>
+        </w:rPr>
+        <w:t>r</w:t>
+      </w:r>
+      <w:r>
+        <w:rPr>
+          <w:b w:val="0"/>
+          <w:color w:val="0563C1" w:themeColor="hyperlink"/>
+          <w:sz w:val="22"/>
+          <w:szCs w:val="22"/>
+          <w:u w:val="single"/>
+          <w:shd w:val="clear" w:color="auto" w:fill="auto"/>
+          <w:rFonts w:ascii="맑은 고딕" w:eastAsia="맑은 고딕" w:hAnsi="맑은 고딕" w:cs="맑은 고딕"/>
+          <w:lang w:eastAsia="ko-KR"/>
+        </w:rPr>
+        <w:t>i</w:t>
+      </w:r>
+      <w:r>
+        <w:rPr>
+          <w:b w:val="0"/>
+          <w:color w:val="0563C1" w:themeColor="hyperlink"/>
+          <w:sz w:val="22"/>
+          <w:szCs w:val="22"/>
+          <w:u w:val="single"/>
+          <w:shd w:val="clear" w:color="auto" w:fill="auto"/>
+          <w:rFonts w:ascii="맑은 고딕" w:eastAsia="맑은 고딕" w:hAnsi="맑은 고딕" w:cs="맑은 고딕"/>
+          <w:lang w:eastAsia="ko-KR"/>
+        </w:rPr>
+        <w:t>v</w:t>
+      </w:r>
+      <w:r>
+        <w:rPr>
+          <w:b w:val="0"/>
+          <w:color w:val="0563C1" w:themeColor="hyperlink"/>
+          <w:sz w:val="22"/>
+          <w:szCs w:val="22"/>
+          <w:u w:val="single"/>
+          <w:shd w:val="clear" w:color="auto" w:fill="auto"/>
+          <w:rFonts w:ascii="맑은 고딕" w:eastAsia="맑은 고딕" w:hAnsi="맑은 고딕" w:cs="맑은 고딕"/>
+          <w:lang w:eastAsia="ko-KR"/>
+        </w:rPr>
+        <w:t>e</w:t>
+      </w:r>
+      <w:r>
+        <w:rPr>
+          <w:b w:val="0"/>
+          <w:color w:val="0563C1" w:themeColor="hyperlink"/>
+          <w:sz w:val="22"/>
+          <w:szCs w:val="22"/>
+          <w:u w:val="single"/>
+          <w:shd w:val="clear" w:color="auto" w:fill="auto"/>
+          <w:rFonts w:ascii="맑은 고딕" w:eastAsia="맑은 고딕" w:hAnsi="맑은 고딕" w:cs="맑은 고딕"/>
+          <w:lang w:eastAsia="ko-KR"/>
+        </w:rPr>
+        <w:t>_</w:t>
+      </w:r>
+      <w:r>
+        <w:rPr>
+          <w:b w:val="0"/>
+          <w:color w:val="0563C1" w:themeColor="hyperlink"/>
+          <w:sz w:val="22"/>
+          <w:szCs w:val="22"/>
+          <w:u w:val="single"/>
+          <w:shd w:val="clear" w:color="auto" w:fill="auto"/>
+          <w:rFonts w:ascii="맑은 고딕" w:eastAsia="맑은 고딕" w:hAnsi="맑은 고딕" w:cs="맑은 고딕"/>
+          <w:lang w:eastAsia="ko-KR"/>
+        </w:rPr>
+        <w:t>l</w:t>
+      </w:r>
+      <w:r>
+        <w:rPr>
+          <w:b w:val="0"/>
+          <w:color w:val="0563C1" w:themeColor="hyperlink"/>
+          <w:sz w:val="22"/>
+          <w:szCs w:val="22"/>
+          <w:u w:val="single"/>
+          <w:shd w:val="clear" w:color="auto" w:fill="auto"/>
+          <w:rFonts w:ascii="맑은 고딕" w:eastAsia="맑은 고딕" w:hAnsi="맑은 고딕" w:cs="맑은 고딕"/>
+          <w:lang w:eastAsia="ko-KR"/>
+        </w:rPr>
+        <w:t>i</w:t>
+      </w:r>
+      <w:r>
+        <w:rPr>
+          <w:b w:val="0"/>
+          <w:color w:val="0563C1" w:themeColor="hyperlink"/>
+          <w:sz w:val="22"/>
+          <w:szCs w:val="22"/>
+          <w:u w:val="single"/>
+          <w:shd w:val="clear" w:color="auto" w:fill="auto"/>
+          <w:rFonts w:ascii="맑은 고딕" w:eastAsia="맑은 고딕" w:hAnsi="맑은 고딕" w:cs="맑은 고딕"/>
+          <w:lang w:eastAsia="ko-KR"/>
+        </w:rPr>
+        <w:t>n</w:t>
+      </w:r>
+      <w:r>
+        <w:rPr>
+          <w:b w:val="0"/>
+          <w:color w:val="0563C1" w:themeColor="hyperlink"/>
+          <w:sz w:val="22"/>
+          <w:szCs w:val="22"/>
+          <w:u w:val="single"/>
+          <w:shd w:val="clear" w:color="auto" w:fill="auto"/>
+          <w:rFonts w:ascii="맑은 고딕" w:eastAsia="맑은 고딕" w:hAnsi="맑은 고딕" w:cs="맑은 고딕"/>
+          <w:lang w:eastAsia="ko-KR"/>
+        </w:rPr>
+        <w:t>k</w:t>
+      </w:r>
+      <w:r>
+        <w:rPr>
+          <w:b w:val="0"/>
+          <w:color w:val="auto"/>
+          <w:sz w:val="22"/>
+          <w:szCs w:val="22"/>
+          <w:shd w:val="clear" w:color="auto" w:fill="auto"/>
+          <w:rFonts w:ascii="맑은 고딕" w:eastAsia="맑은 고딕" w:hAnsi="맑은 고딕" w:cs="맑은 고딕"/>
+          <w:lang w:eastAsia="ko-KR"/>
+        </w:rPr>
+        <w:fldChar w:fldCharType="end"/>
+      </w:r>
+    </w:p>
+    <w:p>
+      <w:pPr>
+        <w:spacing w:lineRule="auto" w:line="235" w:before="0" w:after="0"/>
+        <w:rPr>
+          <w:b w:val="0"/>
+          <w:color w:val="auto"/>
+          <w:sz w:val="22"/>
+          <w:szCs w:val="22"/>
+          <w:shd w:val="clear" w:color="auto" w:fill="auto"/>
+          <w:rFonts w:ascii="맑은 고딕" w:eastAsia="맑은 고딕" w:hAnsi="맑은 고딕" w:cs="맑은 고딕"/>
+          <w:lang w:eastAsia="ko-KR"/>
+        </w:rPr>
+      </w:pPr>
+      <w:r>
+        <w:rPr>
+          <w:b w:val="0"/>
+          <w:color w:val="auto"/>
+          <w:sz w:val="22"/>
+          <w:szCs w:val="22"/>
+          <w:shd w:val="clear" w:color="auto" w:fill="auto"/>
+          <w:rFonts w:ascii="맑은 고딕" w:eastAsia="맑은 고딕" w:hAnsi="맑은 고딕" w:cs="맑은 고딕"/>
+          <w:lang w:eastAsia="ko-KR"/>
+        </w:rPr>
+        <w:t xml:space="preserve">이런식으로 </w:t>
+      </w:r>
+      <w:r>
+        <w:rPr>
+          <w:b w:val="0"/>
+          <w:color w:val="auto"/>
+          <w:sz w:val="22"/>
+          <w:szCs w:val="22"/>
+          <w:shd w:val="clear" w:color="auto" w:fill="auto"/>
+          <w:rFonts w:ascii="맑은 고딕" w:eastAsia="맑은 고딕" w:hAnsi="맑은 고딕" w:cs="맑은 고딕"/>
+          <w:lang w:eastAsia="ko-KR"/>
+        </w:rPr>
+        <w:t>db</w:t>
+      </w:r>
+      <w:r>
+        <w:rPr>
+          <w:b w:val="0"/>
+          <w:color w:val="auto"/>
+          <w:sz w:val="22"/>
+          <w:szCs w:val="22"/>
+          <w:shd w:val="clear" w:color="auto" w:fill="auto"/>
+          <w:rFonts w:ascii="맑은 고딕" w:eastAsia="맑은 고딕" w:hAnsi="맑은 고딕" w:cs="맑은 고딕"/>
+          <w:lang w:eastAsia="ko-KR"/>
+        </w:rPr>
+        <w:t xml:space="preserve">를 </w:t>
+      </w:r>
+      <w:r>
+        <w:rPr>
+          <w:b w:val="0"/>
+          <w:color w:val="auto"/>
+          <w:sz w:val="22"/>
+          <w:szCs w:val="22"/>
+          <w:shd w:val="clear" w:color="auto" w:fill="auto"/>
+          <w:rFonts w:ascii="맑은 고딕" w:eastAsia="맑은 고딕" w:hAnsi="맑은 고딕" w:cs="맑은 고딕"/>
+          <w:lang w:eastAsia="ko-KR"/>
+        </w:rPr>
+        <w:t xml:space="preserve">쓸 계획</w:t>
+      </w:r>
+      <w:r>
+        <w:rPr>
+          <w:b w:val="0"/>
+          <w:color w:val="auto"/>
+          <w:sz w:val="22"/>
+          <w:szCs w:val="22"/>
+          <w:shd w:val="clear" w:color="auto" w:fill="auto"/>
+          <w:rFonts w:ascii="맑은 고딕" w:eastAsia="맑은 고딕" w:hAnsi="맑은 고딕" w:cs="맑은 고딕"/>
+          <w:lang w:eastAsia="ko-KR"/>
+        </w:rPr>
+        <w:t xml:space="preserve"> </w:t>
+      </w:r>
+      <w:r>
+        <w:rPr>
+          <w:b w:val="0"/>
+          <w:color w:val="auto"/>
+          <w:sz w:val="22"/>
+          <w:szCs w:val="22"/>
+          <w:shd w:val="clear" w:color="auto" w:fill="auto"/>
+          <w:rFonts w:ascii="맑은 고딕" w:eastAsia="맑은 고딕" w:hAnsi="맑은 고딕" w:cs="맑은 고딕"/>
+          <w:lang w:eastAsia="ko-KR"/>
+        </w:rPr>
+        <w:t xml:space="preserve">그리고 </w:t>
+      </w:r>
+      <w:r>
+        <w:rPr>
+          <w:b w:val="0"/>
+          <w:color w:val="auto"/>
+          <w:sz w:val="22"/>
+          <w:szCs w:val="22"/>
+          <w:shd w:val="clear" w:color="auto" w:fill="auto"/>
+          <w:rFonts w:ascii="맑은 고딕" w:eastAsia="맑은 고딕" w:hAnsi="맑은 고딕" w:cs="맑은 고딕"/>
+          <w:lang w:eastAsia="ko-KR"/>
+        </w:rPr>
+        <w:t xml:space="preserve">조금 </w:t>
+      </w:r>
+      <w:r>
+        <w:rPr>
+          <w:b w:val="0"/>
+          <w:color w:val="auto"/>
+          <w:sz w:val="22"/>
+          <w:szCs w:val="22"/>
+          <w:shd w:val="clear" w:color="auto" w:fill="auto"/>
+          <w:rFonts w:ascii="맑은 고딕" w:eastAsia="맑은 고딕" w:hAnsi="맑은 고딕" w:cs="맑은 고딕"/>
+          <w:lang w:eastAsia="ko-KR"/>
+        </w:rPr>
+        <w:t>빠</w:t>
+      </w:r>
+      <w:r>
+        <w:rPr>
+          <w:b w:val="0"/>
+          <w:color w:val="auto"/>
+          <w:sz w:val="22"/>
+          <w:szCs w:val="22"/>
+          <w:shd w:val="clear" w:color="auto" w:fill="auto"/>
+          <w:rFonts w:ascii="맑은 고딕" w:eastAsia="맑은 고딕" w:hAnsi="맑은 고딕" w:cs="맑은 고딕"/>
+          <w:lang w:eastAsia="ko-KR"/>
+        </w:rPr>
+        <w:t xml:space="preserve">진 d</w:t>
+      </w:r>
+      <w:r>
+        <w:rPr>
+          <w:b w:val="0"/>
+          <w:color w:val="auto"/>
+          <w:sz w:val="22"/>
+          <w:szCs w:val="22"/>
+          <w:shd w:val="clear" w:color="auto" w:fill="auto"/>
+          <w:rFonts w:ascii="맑은 고딕" w:eastAsia="맑은 고딕" w:hAnsi="맑은 고딕" w:cs="맑은 고딕"/>
+          <w:lang w:eastAsia="ko-KR"/>
+        </w:rPr>
+        <w:t xml:space="preserve">b는 </w:t>
+      </w:r>
+      <w:r>
+        <w:rPr>
+          <w:b w:val="0"/>
+          <w:color w:val="auto"/>
+          <w:sz w:val="22"/>
+          <w:szCs w:val="22"/>
+          <w:shd w:val="clear" w:color="auto" w:fill="auto"/>
+          <w:rFonts w:ascii="맑은 고딕" w:eastAsia="맑은 고딕" w:hAnsi="맑은 고딕" w:cs="맑은 고딕"/>
+          <w:lang w:eastAsia="ko-KR"/>
+        </w:rPr>
+        <w:t xml:space="preserve">좀 </w:t>
+      </w:r>
+      <w:r>
+        <w:rPr>
+          <w:b w:val="0"/>
+          <w:color w:val="auto"/>
+          <w:sz w:val="22"/>
+          <w:szCs w:val="22"/>
+          <w:shd w:val="clear" w:color="auto" w:fill="auto"/>
+          <w:rFonts w:ascii="맑은 고딕" w:eastAsia="맑은 고딕" w:hAnsi="맑은 고딕" w:cs="맑은 고딕"/>
+          <w:lang w:eastAsia="ko-KR"/>
+        </w:rPr>
+        <w:t xml:space="preserve">더 </w:t>
+      </w:r>
+      <w:r>
+        <w:rPr>
+          <w:b w:val="0"/>
+          <w:color w:val="auto"/>
+          <w:sz w:val="22"/>
+          <w:szCs w:val="22"/>
+          <w:shd w:val="clear" w:color="auto" w:fill="auto"/>
+          <w:rFonts w:ascii="맑은 고딕" w:eastAsia="맑은 고딕" w:hAnsi="맑은 고딕" w:cs="맑은 고딕"/>
+          <w:lang w:eastAsia="ko-KR"/>
+        </w:rPr>
+        <w:t xml:space="preserve">보충할 계획!</w:t>
+      </w:r>
     </w:p>
     <w:p>
       <w:pPr>
@@ -9982,7 +11837,7 @@
         <w:rPr/>
       </w:pPr>
       <w:rPr>
-        <w:shd w:val="clear"/>
+        <w:shd w:val="clear" w:color="auto" w:fill="auto"/>
         <w:rFonts w:ascii="Wingdings" w:eastAsia="Wingdings" w:hAnsi="Wingdings" w:cs="Wingdings"/>
       </w:rPr>
       <w:lvlText w:val="l"/>
@@ -9997,7 +11852,7 @@
         <w:rPr/>
       </w:pPr>
       <w:rPr>
-        <w:shd w:val="clear"/>
+        <w:shd w:val="clear" w:color="auto" w:fill="auto"/>
         <w:rFonts w:ascii="Wingdings" w:eastAsia="Wingdings" w:hAnsi="Wingdings" w:cs="Wingdings"/>
       </w:rPr>
       <w:lvlText w:val="n"/>
@@ -10012,7 +11867,7 @@
         <w:rPr/>
       </w:pPr>
       <w:rPr>
-        <w:shd w:val="clear"/>
+        <w:shd w:val="clear" w:color="auto" w:fill="auto"/>
         <w:rFonts w:ascii="Wingdings" w:eastAsia="Wingdings" w:hAnsi="Wingdings" w:cs="Wingdings"/>
       </w:rPr>
       <w:lvlText w:val="u"/>
@@ -10027,7 +11882,7 @@
         <w:rPr/>
       </w:pPr>
       <w:rPr>
-        <w:shd w:val="clear"/>
+        <w:shd w:val="clear" w:color="auto" w:fill="auto"/>
         <w:rFonts w:ascii="Wingdings" w:eastAsia="Wingdings" w:hAnsi="Wingdings" w:cs="Wingdings"/>
       </w:rPr>
       <w:lvlText w:val="l"/>
@@ -10042,7 +11897,7 @@
         <w:rPr/>
       </w:pPr>
       <w:rPr>
-        <w:shd w:val="clear"/>
+        <w:shd w:val="clear" w:color="auto" w:fill="auto"/>
         <w:rFonts w:ascii="Wingdings" w:eastAsia="Wingdings" w:hAnsi="Wingdings" w:cs="Wingdings"/>
       </w:rPr>
       <w:lvlText w:val="n"/>
@@ -10057,7 +11912,7 @@
         <w:rPr/>
       </w:pPr>
       <w:rPr>
-        <w:shd w:val="clear"/>
+        <w:shd w:val="clear" w:color="auto" w:fill="auto"/>
         <w:rFonts w:ascii="Wingdings" w:eastAsia="Wingdings" w:hAnsi="Wingdings" w:cs="Wingdings"/>
       </w:rPr>
       <w:lvlText w:val="u"/>
@@ -10072,7 +11927,7 @@
         <w:rPr/>
       </w:pPr>
       <w:rPr>
-        <w:shd w:val="clear"/>
+        <w:shd w:val="clear" w:color="auto" w:fill="auto"/>
         <w:rFonts w:ascii="Wingdings" w:eastAsia="Wingdings" w:hAnsi="Wingdings" w:cs="Wingdings"/>
       </w:rPr>
       <w:lvlText w:val="l"/>
@@ -10087,7 +11942,7 @@
         <w:rPr/>
       </w:pPr>
       <w:rPr>
-        <w:shd w:val="clear"/>
+        <w:shd w:val="clear" w:color="auto" w:fill="auto"/>
         <w:rFonts w:ascii="Wingdings" w:eastAsia="Wingdings" w:hAnsi="Wingdings" w:cs="Wingdings"/>
       </w:rPr>
       <w:lvlText w:val="n"/>
@@ -10102,7 +11957,7 @@
         <w:rPr/>
       </w:pPr>
       <w:rPr>
-        <w:shd w:val="clear"/>
+        <w:shd w:val="clear" w:color="auto" w:fill="auto"/>
         <w:rFonts w:ascii="Wingdings" w:eastAsia="Wingdings" w:hAnsi="Wingdings" w:cs="Wingdings"/>
       </w:rPr>
       <w:lvlText w:val="u"/>
